--- a/2022/Drafts/Compliance Documents/LMCI-HERS/2022-LMCI-MCH-22d-H-FanEfficacy-EveryZonalControlMode-WithCFVCS.docx
+++ b/2022/Drafts/Compliance Documents/LMCI-HERS/2022-LMCI-MCH-22d-H-FanEfficacy-EveryZonalControlMode-WithCFVCS.docx
@@ -1,7 +1,238 @@
 
 <file path=word/document.xml><?xml version="1.0" encoding="utf-8"?>
-<w:document xmlns:wpc="http://schemas.microsoft.com/office/word/2010/wordprocessingCanvas" xmlns:cx="http://schemas.microsoft.com/office/drawing/2014/chartex" xmlns:cx1="http://schemas.microsoft.com/office/drawing/2015/9/8/chartex" xmlns:cx2="http://schemas.microsoft.com/office/drawing/2015/10/21/chartex" xmlns:cx3="http://schemas.microsoft.com/office/drawing/2016/5/9/chartex" xmlns:cx4="http://schemas.microsoft.com/office/drawing/2016/5/10/chartex" xmlns:cx5="http://schemas.microsoft.com/office/drawing/2016/5/11/chartex" xmlns:cx6="http://schemas.microsoft.com/office/drawing/2016/5/12/chartex" xmlns:cx7="http://schemas.microsoft.com/office/drawing/2016/5/13/chartex" xmlns:cx8="http://schemas.microsoft.com/office/drawing/2016/5/14/chartex" xmlns:mc="http://schemas.openxmlformats.org/markup-compatibility/2006" xmlns:aink="http://schemas.microsoft.com/office/drawing/2016/ink" xmlns:am3d="http://schemas.microsoft.com/office/drawing/2017/model3d" xmlns:o="urn:schemas-microsoft-com:office:office" xmlns:r="http://schemas.openxmlformats.org/officeDocument/2006/relationships" xmlns:m="http://schemas.openxmlformats.org/officeDocument/2006/math" xmlns:v="urn:schemas-microsoft-com:vml" xmlns:wp14="http://schemas.microsoft.com/office/word/2010/wordprocessingDrawing" xmlns:wp="http://schemas.openxmlformats.org/drawingml/2006/wordprocessingDrawing" xmlns:w10="urn:schemas-microsoft-com:office:word" xmlns:w="http://schemas.openxmlformats.org/wordprocessingml/2006/main" xmlns:w14="http://schemas.microsoft.com/office/word/2010/wordml" xmlns:w15="http://schemas.microsoft.com/office/word/2012/wordml" xmlns:w16cex="http://schemas.microsoft.com/office/word/2018/wordml/cex" xmlns:w16cid="http://schemas.microsoft.com/office/word/2016/wordml/cid" xmlns:w16="http://schemas.microsoft.com/office/word/2018/wordml" xmlns:w16sdtdh="http://schemas.microsoft.com/office/word/2020/wordml/sdtdatahash" xmlns:w16se="http://schemas.microsoft.com/office/word/2015/wordml/symex" xmlns:wpg="http://schemas.microsoft.com/office/word/2010/wordprocessingGroup" xmlns:wpi="http://schemas.microsoft.com/office/word/2010/wordprocessingInk" xmlns:wne="http://schemas.microsoft.com/office/word/2006/wordml" xmlns:wps="http://schemas.microsoft.com/office/word/2010/wordprocessingShape" mc:Ignorable="w14 w15 w16se w16cid w16 w16cex w16sdtdh wp14">
+<w:document xmlns:wpc="http://schemas.microsoft.com/office/word/2010/wordprocessingCanvas" xmlns:cx="http://schemas.microsoft.com/office/drawing/2014/chartex" xmlns:cx1="http://schemas.microsoft.com/office/drawing/2015/9/8/chartex" xmlns:cx2="http://schemas.microsoft.com/office/drawing/2015/10/21/chartex" xmlns:cx3="http://schemas.microsoft.com/office/drawing/2016/5/9/chartex" xmlns:cx4="http://schemas.microsoft.com/office/drawing/2016/5/10/chartex" xmlns:cx5="http://schemas.microsoft.com/office/drawing/2016/5/11/chartex" xmlns:cx6="http://schemas.microsoft.com/office/drawing/2016/5/12/chartex" xmlns:cx7="http://schemas.microsoft.com/office/drawing/2016/5/13/chartex" xmlns:cx8="http://schemas.microsoft.com/office/drawing/2016/5/14/chartex" xmlns:mc="http://schemas.openxmlformats.org/markup-compatibility/2006" xmlns:aink="http://schemas.microsoft.com/office/drawing/2016/ink" xmlns:am3d="http://schemas.microsoft.com/office/drawing/2017/model3d" xmlns:o="urn:schemas-microsoft-com:office:office" xmlns:oel="http://schemas.microsoft.com/office/2019/extlst" xmlns:r="http://schemas.openxmlformats.org/officeDocument/2006/relationships" xmlns:m="http://schemas.openxmlformats.org/officeDocument/2006/math" xmlns:v="urn:schemas-microsoft-com:vml" xmlns:wp14="http://schemas.microsoft.com/office/word/2010/wordprocessingDrawing" xmlns:wp="http://schemas.openxmlformats.org/drawingml/2006/wordprocessingDrawing" xmlns:w10="urn:schemas-microsoft-com:office:word" xmlns:w="http://schemas.openxmlformats.org/wordprocessingml/2006/main" xmlns:w14="http://schemas.microsoft.com/office/word/2010/wordml" xmlns:w15="http://schemas.microsoft.com/office/word/2012/wordml" xmlns:w16cex="http://schemas.microsoft.com/office/word/2018/wordml/cex" xmlns:w16cid="http://schemas.microsoft.com/office/word/2016/wordml/cid" xmlns:w16="http://schemas.microsoft.com/office/word/2018/wordml" xmlns:w16sdtdh="http://schemas.microsoft.com/office/word/2020/wordml/sdtdatahash" xmlns:w16se="http://schemas.microsoft.com/office/word/2015/wordml/symex" xmlns:wpg="http://schemas.microsoft.com/office/word/2010/wordprocessingGroup" xmlns:wpi="http://schemas.microsoft.com/office/word/2010/wordprocessingInk" xmlns:wne="http://schemas.microsoft.com/office/word/2006/wordml" xmlns:wps="http://schemas.microsoft.com/office/word/2010/wordprocessingShape" mc:Ignorable="w14 w15 w16se w16cid w16 w16cex w16sdtdh wp14">
   <w:body>
+    <w:p>
+      <w:pPr>
+        <w:spacing w:line="259" w:lineRule="auto"/>
+        <w:ind w:left="-90"/>
+        <w:rPr>
+          <w:rFonts w:asciiTheme="minorHAnsi" w:eastAsia="Calibri" w:hAnsiTheme="minorHAnsi" w:cstheme="minorBidi"/>
+          <w:sz w:val="24"/>
+          <w:szCs w:val="24"/>
+        </w:rPr>
+      </w:pPr>
+      <w:r>
+        <w:rPr>
+          <w:rFonts w:asciiTheme="minorHAnsi" w:eastAsia="Calibri" w:hAnsiTheme="minorHAnsi" w:cstheme="minorBidi"/>
+          <w:b/>
+          <w:bCs/>
+          <w:sz w:val="24"/>
+          <w:szCs w:val="24"/>
+        </w:rPr>
+        <w:t xml:space="preserve">CERTIFICATE OF </w:t>
+      </w:r>
+      <w:r>
+        <w:rPr>
+          <w:rFonts w:ascii="Calibri" w:eastAsia="Calibri" w:hAnsi="Calibri" w:cs="Calibri"/>
+          <w:b/>
+          <w:bCs/>
+          <w:sz w:val="24"/>
+          <w:szCs w:val="24"/>
+        </w:rPr>
+        <w:t>INSTALLATION</w:t>
+      </w:r>
+      <w:r>
+        <w:br/>
+      </w:r>
+      <w:r>
+        <w:rPr>
+          <w:rFonts w:asciiTheme="minorHAnsi" w:eastAsia="Calibri" w:hAnsiTheme="minorHAnsi" w:cstheme="minorBidi"/>
+          <w:b/>
+          <w:bCs/>
+          <w:sz w:val="24"/>
+          <w:szCs w:val="24"/>
+        </w:rPr>
+        <w:t>Note:</w:t>
+      </w:r>
+      <w:r>
+        <w:rPr>
+          <w:rFonts w:asciiTheme="minorHAnsi" w:eastAsia="Calibri" w:hAnsiTheme="minorHAnsi" w:cstheme="minorBidi"/>
+          <w:sz w:val="24"/>
+          <w:szCs w:val="24"/>
+        </w:rPr>
+        <w:t xml:space="preserve"> This table completed by HERS Registry</w:t>
+      </w:r>
+      <w:r>
+        <w:rPr>
+          <w:rFonts w:asciiTheme="minorHAnsi" w:eastAsia="Calibri" w:hAnsiTheme="minorHAnsi" w:cstheme="minorBidi"/>
+          <w:sz w:val="24"/>
+          <w:szCs w:val="24"/>
+        </w:rPr>
+        <w:t>.</w:t>
+      </w:r>
+    </w:p>
+    <w:tbl>
+      <w:tblPr>
+        <w:tblStyle w:val="TableGrid1"/>
+        <w:tblW w:w="5000" w:type="pct"/>
+        <w:tblInd w:w="18" w:type="dxa"/>
+        <w:tblLook w:val="0020" w:firstRow="1" w:lastRow="0" w:firstColumn="0" w:lastColumn="0" w:noHBand="0" w:noVBand="0"/>
+      </w:tblPr>
+      <w:tblGrid>
+        <w:gridCol w:w="5520"/>
+        <w:gridCol w:w="5496"/>
+      </w:tblGrid>
+      <w:tr>
+        <w:trPr>
+          <w:trHeight w:val="284"/>
+        </w:trPr>
+        <w:tc>
+          <w:tcPr>
+            <w:tcW w:w="5548" w:type="dxa"/>
+          </w:tcPr>
+          <w:p>
+            <w:pPr>
+              <w:rPr>
+                <w:rFonts w:asciiTheme="minorHAnsi" w:hAnsiTheme="minorHAnsi" w:cstheme="minorHAnsi"/>
+                <w:sz w:val="24"/>
+                <w:szCs w:val="24"/>
+              </w:rPr>
+            </w:pPr>
+            <w:r>
+              <w:rPr>
+                <w:rFonts w:asciiTheme="minorHAnsi" w:hAnsiTheme="minorHAnsi" w:cstheme="minorHAnsi"/>
+                <w:sz w:val="24"/>
+                <w:szCs w:val="24"/>
+              </w:rPr>
+              <w:t>Project Name:</w:t>
+            </w:r>
+          </w:p>
+        </w:tc>
+        <w:tc>
+          <w:tcPr>
+            <w:tcW w:w="5522" w:type="dxa"/>
+          </w:tcPr>
+          <w:p>
+            <w:pPr>
+              <w:rPr>
+                <w:rFonts w:asciiTheme="minorHAnsi" w:hAnsiTheme="minorHAnsi" w:cstheme="minorHAnsi"/>
+                <w:sz w:val="24"/>
+                <w:szCs w:val="24"/>
+              </w:rPr>
+            </w:pPr>
+            <w:r>
+              <w:rPr>
+                <w:rFonts w:asciiTheme="minorHAnsi" w:hAnsiTheme="minorHAnsi" w:cstheme="minorHAnsi"/>
+                <w:sz w:val="24"/>
+                <w:szCs w:val="24"/>
+              </w:rPr>
+              <w:t>Enforcement Agency:</w:t>
+            </w:r>
+          </w:p>
+        </w:tc>
+      </w:tr>
+      <w:tr>
+        <w:trPr>
+          <w:trHeight w:val="284"/>
+        </w:trPr>
+        <w:tc>
+          <w:tcPr>
+            <w:tcW w:w="5548" w:type="dxa"/>
+          </w:tcPr>
+          <w:p>
+            <w:pPr>
+              <w:rPr>
+                <w:rFonts w:asciiTheme="minorHAnsi" w:hAnsiTheme="minorHAnsi" w:cstheme="minorHAnsi"/>
+                <w:sz w:val="24"/>
+                <w:szCs w:val="24"/>
+                <w:vertAlign w:val="superscript"/>
+              </w:rPr>
+            </w:pPr>
+            <w:r>
+              <w:rPr>
+                <w:rFonts w:asciiTheme="minorHAnsi" w:hAnsiTheme="minorHAnsi" w:cstheme="minorHAnsi"/>
+                <w:sz w:val="24"/>
+                <w:szCs w:val="24"/>
+              </w:rPr>
+              <w:t>Dwelling Address:</w:t>
+            </w:r>
+          </w:p>
+        </w:tc>
+        <w:tc>
+          <w:tcPr>
+            <w:tcW w:w="5522" w:type="dxa"/>
+          </w:tcPr>
+          <w:p>
+            <w:pPr>
+              <w:rPr>
+                <w:rFonts w:asciiTheme="minorHAnsi" w:hAnsiTheme="minorHAnsi" w:cstheme="minorHAnsi"/>
+                <w:sz w:val="24"/>
+                <w:szCs w:val="24"/>
+                <w:vertAlign w:val="superscript"/>
+              </w:rPr>
+            </w:pPr>
+            <w:r>
+              <w:rPr>
+                <w:rFonts w:asciiTheme="minorHAnsi" w:hAnsiTheme="minorHAnsi" w:cstheme="minorHAnsi"/>
+                <w:sz w:val="24"/>
+                <w:szCs w:val="24"/>
+              </w:rPr>
+              <w:t>Permit Number:</w:t>
+            </w:r>
+          </w:p>
+        </w:tc>
+      </w:tr>
+      <w:tr>
+        <w:trPr>
+          <w:trHeight w:val="284"/>
+        </w:trPr>
+        <w:tc>
+          <w:tcPr>
+            <w:tcW w:w="5548" w:type="dxa"/>
+          </w:tcPr>
+          <w:p>
+            <w:pPr>
+              <w:rPr>
+                <w:rFonts w:asciiTheme="minorHAnsi" w:hAnsiTheme="minorHAnsi" w:cstheme="minorHAnsi"/>
+                <w:sz w:val="24"/>
+                <w:szCs w:val="24"/>
+              </w:rPr>
+            </w:pPr>
+            <w:r>
+              <w:rPr>
+                <w:rFonts w:asciiTheme="minorHAnsi" w:hAnsiTheme="minorHAnsi" w:cstheme="minorHAnsi"/>
+                <w:sz w:val="24"/>
+                <w:szCs w:val="24"/>
+              </w:rPr>
+              <w:t>City and Zip Code:</w:t>
+            </w:r>
+          </w:p>
+        </w:tc>
+        <w:tc>
+          <w:tcPr>
+            <w:tcW w:w="5522" w:type="dxa"/>
+          </w:tcPr>
+          <w:p>
+            <w:pPr>
+              <w:rPr>
+                <w:rFonts w:asciiTheme="minorHAnsi" w:hAnsiTheme="minorHAnsi" w:cstheme="minorBidi"/>
+                <w:sz w:val="24"/>
+                <w:szCs w:val="24"/>
+              </w:rPr>
+            </w:pPr>
+            <w:r>
+              <w:rPr>
+                <w:rFonts w:ascii="Calibri" w:eastAsia="Calibri" w:hAnsi="Calibri" w:cs="Calibri"/>
+                <w:color w:val="000000" w:themeColor="text1"/>
+                <w:sz w:val="24"/>
+                <w:szCs w:val="24"/>
+              </w:rPr>
+              <w:t>Permit Application Date</w:t>
+            </w:r>
+            <w:r>
+              <w:rPr>
+                <w:rFonts w:asciiTheme="minorHAnsi" w:hAnsiTheme="minorHAnsi" w:cstheme="minorBidi"/>
+                <w:sz w:val="24"/>
+                <w:szCs w:val="24"/>
+              </w:rPr>
+              <w:t>:</w:t>
+            </w:r>
+          </w:p>
+        </w:tc>
+      </w:tr>
+    </w:tbl>
+    <w:p/>
     <w:tbl>
       <w:tblPr>
         <w:tblW w:w="5000" w:type="pct"/>
@@ -952,6 +1183,7 @@
         <w:trPr>
           <w:cantSplit/>
           <w:trHeight w:val="144"/>
+          <w:del w:id="0" w:author="Alhabibi, Haider@Energy" w:date="2023-11-09T16:05:00Z"/>
         </w:trPr>
         <w:tc>
           <w:tcPr>
@@ -963,19 +1195,22 @@
               <w:pStyle w:val="FootnoteText"/>
               <w:jc w:val="center"/>
               <w:rPr>
-                <w:rFonts w:asciiTheme="minorHAnsi" w:hAnsiTheme="minorHAnsi"/>
-                <w:sz w:val="18"/>
-                <w:szCs w:val="18"/>
-              </w:rPr>
-            </w:pPr>
-            <w:r>
-              <w:rPr>
-                <w:rFonts w:asciiTheme="minorHAnsi" w:hAnsiTheme="minorHAnsi"/>
-                <w:sz w:val="18"/>
-                <w:szCs w:val="18"/>
-              </w:rPr>
-              <w:t>12</w:t>
-            </w:r>
+                <w:del w:id="1" w:author="Alhabibi, Haider@Energy" w:date="2023-11-09T16:05:00Z"/>
+                <w:rFonts w:asciiTheme="minorHAnsi" w:hAnsiTheme="minorHAnsi"/>
+                <w:sz w:val="18"/>
+                <w:szCs w:val="18"/>
+              </w:rPr>
+            </w:pPr>
+            <w:del w:id="2" w:author="Alhabibi, Haider@Energy" w:date="2023-11-09T16:05:00Z">
+              <w:r>
+                <w:rPr>
+                  <w:rFonts w:asciiTheme="minorHAnsi" w:hAnsiTheme="minorHAnsi"/>
+                  <w:sz w:val="18"/>
+                  <w:szCs w:val="18"/>
+                </w:rPr>
+                <w:delText>12</w:delText>
+              </w:r>
+            </w:del>
           </w:p>
         </w:tc>
         <w:tc>
@@ -987,19 +1222,22 @@
             <w:pPr>
               <w:keepNext/>
               <w:rPr>
-                <w:rFonts w:asciiTheme="minorHAnsi" w:hAnsiTheme="minorHAnsi"/>
-                <w:sz w:val="18"/>
-                <w:szCs w:val="18"/>
-              </w:rPr>
-            </w:pPr>
-            <w:r>
-              <w:rPr>
-                <w:rFonts w:asciiTheme="minorHAnsi" w:hAnsiTheme="minorHAnsi"/>
-                <w:sz w:val="18"/>
-                <w:szCs w:val="18"/>
-              </w:rPr>
-              <w:t>Central Fan Ventilation Cooling System Status</w:t>
-            </w:r>
+                <w:del w:id="3" w:author="Alhabibi, Haider@Energy" w:date="2023-11-09T16:05:00Z"/>
+                <w:rFonts w:asciiTheme="minorHAnsi" w:hAnsiTheme="minorHAnsi"/>
+                <w:sz w:val="18"/>
+                <w:szCs w:val="18"/>
+              </w:rPr>
+            </w:pPr>
+            <w:del w:id="4" w:author="Alhabibi, Haider@Energy" w:date="2023-11-09T16:05:00Z">
+              <w:r>
+                <w:rPr>
+                  <w:rFonts w:asciiTheme="minorHAnsi" w:hAnsiTheme="minorHAnsi"/>
+                  <w:sz w:val="18"/>
+                  <w:szCs w:val="18"/>
+                </w:rPr>
+                <w:delText>Central Fan Ventilation Cooling System Status</w:delText>
+              </w:r>
+            </w:del>
           </w:p>
         </w:tc>
         <w:tc>
@@ -1011,6 +1249,7 @@
             <w:pPr>
               <w:keepNext/>
               <w:rPr>
+                <w:del w:id="5" w:author="Alhabibi, Haider@Energy" w:date="2023-11-09T16:05:00Z"/>
                 <w:rFonts w:asciiTheme="minorHAnsi" w:hAnsiTheme="minorHAnsi"/>
                 <w:sz w:val="18"/>
                 <w:szCs w:val="18"/>
@@ -4127,8 +4366,7 @@
     </w:p>
     <w:tbl>
       <w:tblPr>
-        <w:tblW w:w="4990" w:type="pct"/>
-        <w:tblInd w:w="-1" w:type="dxa"/>
+        <w:tblW w:w="5000" w:type="pct"/>
         <w:tblBorders>
           <w:top w:val="single" w:sz="4" w:space="0" w:color="auto"/>
           <w:left w:val="single" w:sz="4" w:space="0" w:color="auto"/>
@@ -4144,18 +4382,18 @@
         <w:tblLook w:val="0000" w:firstRow="0" w:lastRow="0" w:firstColumn="0" w:lastColumn="0" w:noHBand="0" w:noVBand="0"/>
       </w:tblPr>
       <w:tblGrid>
-        <w:gridCol w:w="5307"/>
-        <w:gridCol w:w="270"/>
-        <w:gridCol w:w="2551"/>
-        <w:gridCol w:w="2822"/>
+        <w:gridCol w:w="5256"/>
+        <w:gridCol w:w="268"/>
+        <w:gridCol w:w="2528"/>
+        <w:gridCol w:w="2920"/>
       </w:tblGrid>
       <w:tr>
         <w:trPr>
-          <w:trHeight w:val="305"/>
+          <w:trHeight w:val="206"/>
         </w:trPr>
         <w:tc>
           <w:tcPr>
-            <w:tcW w:w="10950" w:type="dxa"/>
+            <w:tcW w:w="10885" w:type="dxa"/>
             <w:gridSpan w:val="4"/>
             <w:vAlign w:val="center"/>
           </w:tcPr>
@@ -4187,27 +4425,17 @@
               </w:tabs>
               <w:suppressAutoHyphens/>
               <w:rPr>
-                <w:rFonts w:asciiTheme="minorHAnsi" w:hAnsiTheme="minorHAnsi" w:cs="Arial"/>
+                <w:rFonts w:cs="Arial"/>
                 <w:b/>
               </w:rPr>
             </w:pPr>
             <w:r>
               <w:rPr>
-                <w:rFonts w:asciiTheme="minorHAnsi" w:hAnsiTheme="minorHAnsi"/>
-                <w:sz w:val="18"/>
-                <w:szCs w:val="18"/>
-              </w:rPr>
-              <w:lastRenderedPageBreak/>
-              <w:br w:type="page"/>
-            </w:r>
-            <w:r>
-              <w:rPr>
-                <w:rFonts w:asciiTheme="minorHAnsi" w:hAnsiTheme="minorHAnsi" w:cs="Arial"/>
+                <w:rFonts w:ascii="Calibri" w:hAnsi="Calibri" w:cs="Arial"/>
                 <w:b/>
                 <w:caps/>
-                <w:sz w:val="18"/>
-                <w:szCs w:val="18"/>
-              </w:rPr>
+              </w:rPr>
+              <w:lastRenderedPageBreak/>
               <w:t>Documentation Author's Declaration Statement</w:t>
             </w:r>
           </w:p>
@@ -4219,7 +4447,7 @@
         </w:trPr>
         <w:tc>
           <w:tcPr>
-            <w:tcW w:w="10950" w:type="dxa"/>
+            <w:tcW w:w="10885" w:type="dxa"/>
             <w:gridSpan w:val="4"/>
             <w:vAlign w:val="center"/>
           </w:tcPr>
@@ -4230,18 +4458,14 @@
                 <w:ilvl w:val="0"/>
                 <w:numId w:val="33"/>
               </w:numPr>
-              <w:ind w:left="271" w:hanging="270"/>
-              <w:rPr>
-                <w:rFonts w:asciiTheme="minorHAnsi" w:hAnsiTheme="minorHAnsi"/>
-                <w:sz w:val="18"/>
-                <w:szCs w:val="18"/>
-              </w:rPr>
-            </w:pPr>
-            <w:r>
-              <w:rPr>
-                <w:rFonts w:asciiTheme="minorHAnsi" w:hAnsiTheme="minorHAnsi"/>
-                <w:sz w:val="18"/>
-                <w:szCs w:val="18"/>
+              <w:ind w:left="360" w:hanging="270"/>
+              <w:rPr>
+                <w:rFonts w:ascii="Calibri" w:hAnsi="Calibri"/>
+              </w:rPr>
+            </w:pPr>
+            <w:r>
+              <w:rPr>
+                <w:rFonts w:ascii="Calibri" w:hAnsi="Calibri"/>
               </w:rPr>
               <w:t>I certify that this Certificate of Installation documentation is accurate and complete.</w:t>
             </w:r>
@@ -4254,23 +4478,19 @@
         </w:trPr>
         <w:tc>
           <w:tcPr>
-            <w:tcW w:w="5577" w:type="dxa"/>
+            <w:tcW w:w="5480" w:type="dxa"/>
             <w:gridSpan w:val="2"/>
           </w:tcPr>
           <w:p>
             <w:pPr>
               <w:keepNext/>
               <w:rPr>
-                <w:rFonts w:asciiTheme="minorHAnsi" w:hAnsiTheme="minorHAnsi"/>
-                <w:sz w:val="14"/>
-                <w:szCs w:val="14"/>
-              </w:rPr>
-            </w:pPr>
-            <w:r>
-              <w:rPr>
-                <w:rFonts w:asciiTheme="minorHAnsi" w:hAnsiTheme="minorHAnsi"/>
-                <w:sz w:val="14"/>
-                <w:szCs w:val="14"/>
+                <w:rFonts w:ascii="Calibri" w:hAnsi="Calibri"/>
+              </w:rPr>
+            </w:pPr>
+            <w:r>
+              <w:rPr>
+                <w:rFonts w:ascii="Calibri" w:hAnsi="Calibri"/>
               </w:rPr>
               <w:t>Documentation Author Name:</w:t>
             </w:r>
@@ -4278,23 +4498,19 @@
         </w:tc>
         <w:tc>
           <w:tcPr>
-            <w:tcW w:w="5373" w:type="dxa"/>
+            <w:tcW w:w="5405" w:type="dxa"/>
             <w:gridSpan w:val="2"/>
           </w:tcPr>
           <w:p>
             <w:pPr>
               <w:keepNext/>
               <w:rPr>
-                <w:rFonts w:asciiTheme="minorHAnsi" w:hAnsiTheme="minorHAnsi"/>
-                <w:sz w:val="14"/>
-                <w:szCs w:val="14"/>
-              </w:rPr>
-            </w:pPr>
-            <w:r>
-              <w:rPr>
-                <w:rFonts w:asciiTheme="minorHAnsi" w:hAnsiTheme="minorHAnsi"/>
-                <w:sz w:val="14"/>
-                <w:szCs w:val="14"/>
+                <w:rFonts w:ascii="Calibri" w:hAnsi="Calibri"/>
+              </w:rPr>
+            </w:pPr>
+            <w:r>
+              <w:rPr>
+                <w:rFonts w:ascii="Calibri" w:hAnsi="Calibri"/>
               </w:rPr>
               <w:t>Documentation Author Signature:</w:t>
             </w:r>
@@ -4307,23 +4523,19 @@
         </w:trPr>
         <w:tc>
           <w:tcPr>
-            <w:tcW w:w="5577" w:type="dxa"/>
+            <w:tcW w:w="5480" w:type="dxa"/>
             <w:gridSpan w:val="2"/>
           </w:tcPr>
           <w:p>
             <w:pPr>
               <w:keepNext/>
               <w:rPr>
-                <w:rFonts w:asciiTheme="minorHAnsi" w:hAnsiTheme="minorHAnsi"/>
-                <w:sz w:val="14"/>
-                <w:szCs w:val="14"/>
-              </w:rPr>
-            </w:pPr>
-            <w:r>
-              <w:rPr>
-                <w:rFonts w:asciiTheme="minorHAnsi" w:hAnsiTheme="minorHAnsi"/>
-                <w:sz w:val="14"/>
-                <w:szCs w:val="14"/>
+                <w:rFonts w:ascii="Calibri" w:hAnsi="Calibri"/>
+              </w:rPr>
+            </w:pPr>
+            <w:r>
+              <w:rPr>
+                <w:rFonts w:ascii="Calibri" w:hAnsi="Calibri"/>
               </w:rPr>
               <w:t>Documentation Author Company Name:</w:t>
             </w:r>
@@ -4331,23 +4543,19 @@
         </w:tc>
         <w:tc>
           <w:tcPr>
-            <w:tcW w:w="5373" w:type="dxa"/>
+            <w:tcW w:w="5405" w:type="dxa"/>
             <w:gridSpan w:val="2"/>
           </w:tcPr>
           <w:p>
             <w:pPr>
               <w:keepNext/>
               <w:rPr>
-                <w:rFonts w:asciiTheme="minorHAnsi" w:hAnsiTheme="minorHAnsi"/>
-                <w:sz w:val="14"/>
-                <w:szCs w:val="14"/>
-              </w:rPr>
-            </w:pPr>
-            <w:r>
-              <w:rPr>
-                <w:rFonts w:asciiTheme="minorHAnsi" w:hAnsiTheme="minorHAnsi"/>
-                <w:sz w:val="14"/>
-                <w:szCs w:val="14"/>
+                <w:rFonts w:ascii="Calibri" w:hAnsi="Calibri"/>
+              </w:rPr>
+            </w:pPr>
+            <w:r>
+              <w:rPr>
+                <w:rFonts w:ascii="Calibri" w:hAnsi="Calibri"/>
               </w:rPr>
               <w:t>Date Signed:</w:t>
             </w:r>
@@ -4360,23 +4568,19 @@
         </w:trPr>
         <w:tc>
           <w:tcPr>
-            <w:tcW w:w="5577" w:type="dxa"/>
+            <w:tcW w:w="5480" w:type="dxa"/>
             <w:gridSpan w:val="2"/>
           </w:tcPr>
           <w:p>
             <w:pPr>
               <w:keepNext/>
               <w:rPr>
-                <w:rFonts w:asciiTheme="minorHAnsi" w:hAnsiTheme="minorHAnsi"/>
-                <w:sz w:val="14"/>
-                <w:szCs w:val="14"/>
-              </w:rPr>
-            </w:pPr>
-            <w:r>
-              <w:rPr>
-                <w:rFonts w:asciiTheme="minorHAnsi" w:hAnsiTheme="minorHAnsi"/>
-                <w:sz w:val="14"/>
-                <w:szCs w:val="14"/>
+                <w:rFonts w:ascii="Calibri" w:hAnsi="Calibri"/>
+              </w:rPr>
+            </w:pPr>
+            <w:r>
+              <w:rPr>
+                <w:rFonts w:ascii="Calibri" w:hAnsi="Calibri"/>
               </w:rPr>
               <w:t>Address:</w:t>
             </w:r>
@@ -4384,41 +4588,21 @@
         </w:tc>
         <w:tc>
           <w:tcPr>
-            <w:tcW w:w="5373" w:type="dxa"/>
+            <w:tcW w:w="5405" w:type="dxa"/>
             <w:gridSpan w:val="2"/>
           </w:tcPr>
           <w:p>
             <w:pPr>
               <w:keepNext/>
               <w:rPr>
-                <w:rFonts w:asciiTheme="minorHAnsi" w:hAnsiTheme="minorHAnsi"/>
-                <w:sz w:val="14"/>
-                <w:szCs w:val="14"/>
-              </w:rPr>
-            </w:pPr>
-            <w:r>
-              <w:rPr>
-                <w:rFonts w:asciiTheme="minorHAnsi" w:hAnsiTheme="minorHAnsi"/>
-                <w:sz w:val="14"/>
-                <w:szCs w:val="14"/>
-              </w:rPr>
-              <w:t>CEA/HERS Certification Identification (</w:t>
-            </w:r>
-            <w:r>
-              <w:rPr>
-                <w:rFonts w:asciiTheme="minorHAnsi" w:hAnsiTheme="minorHAnsi"/>
-                <w:sz w:val="14"/>
-                <w:szCs w:val="14"/>
-              </w:rPr>
-              <w:t>i</w:t>
-            </w:r>
-            <w:r>
-              <w:rPr>
-                <w:rFonts w:asciiTheme="minorHAnsi" w:hAnsiTheme="minorHAnsi"/>
-                <w:sz w:val="14"/>
-                <w:szCs w:val="14"/>
-              </w:rPr>
-              <w:t>f applicable):</w:t>
+                <w:rFonts w:ascii="Calibri" w:hAnsi="Calibri"/>
+              </w:rPr>
+            </w:pPr>
+            <w:r>
+              <w:rPr>
+                <w:rFonts w:ascii="Calibri" w:hAnsi="Calibri"/>
+              </w:rPr>
+              <w:t>CEA/HERS Certification Identification (If applicable):</w:t>
             </w:r>
           </w:p>
         </w:tc>
@@ -4429,23 +4613,19 @@
         </w:trPr>
         <w:tc>
           <w:tcPr>
-            <w:tcW w:w="5577" w:type="dxa"/>
+            <w:tcW w:w="5480" w:type="dxa"/>
             <w:gridSpan w:val="2"/>
           </w:tcPr>
           <w:p>
             <w:pPr>
               <w:keepNext/>
               <w:rPr>
-                <w:rFonts w:asciiTheme="minorHAnsi" w:hAnsiTheme="minorHAnsi"/>
-                <w:sz w:val="14"/>
-                <w:szCs w:val="14"/>
-              </w:rPr>
-            </w:pPr>
-            <w:r>
-              <w:rPr>
-                <w:rFonts w:asciiTheme="minorHAnsi" w:hAnsiTheme="minorHAnsi"/>
-                <w:sz w:val="14"/>
-                <w:szCs w:val="14"/>
+                <w:rFonts w:ascii="Calibri" w:hAnsi="Calibri"/>
+              </w:rPr>
+            </w:pPr>
+            <w:r>
+              <w:rPr>
+                <w:rFonts w:ascii="Calibri" w:hAnsi="Calibri"/>
               </w:rPr>
               <w:t>City/State/Zip:</w:t>
             </w:r>
@@ -4453,23 +4633,19 @@
         </w:tc>
         <w:tc>
           <w:tcPr>
-            <w:tcW w:w="5373" w:type="dxa"/>
+            <w:tcW w:w="5405" w:type="dxa"/>
             <w:gridSpan w:val="2"/>
           </w:tcPr>
           <w:p>
             <w:pPr>
               <w:keepNext/>
               <w:rPr>
-                <w:rFonts w:asciiTheme="minorHAnsi" w:hAnsiTheme="minorHAnsi"/>
-                <w:sz w:val="14"/>
-                <w:szCs w:val="14"/>
-              </w:rPr>
-            </w:pPr>
-            <w:r>
-              <w:rPr>
-                <w:rFonts w:asciiTheme="minorHAnsi" w:hAnsiTheme="minorHAnsi"/>
-                <w:sz w:val="14"/>
-                <w:szCs w:val="14"/>
+                <w:rFonts w:ascii="Calibri" w:hAnsi="Calibri"/>
+              </w:rPr>
+            </w:pPr>
+            <w:r>
+              <w:rPr>
+                <w:rFonts w:ascii="Calibri" w:hAnsi="Calibri"/>
               </w:rPr>
               <w:t>Phone:</w:t>
             </w:r>
@@ -4488,7 +4664,7 @@
         </w:trPr>
         <w:tc>
           <w:tcPr>
-            <w:tcW w:w="10950" w:type="dxa"/>
+            <w:tcW w:w="10885" w:type="dxa"/>
             <w:gridSpan w:val="4"/>
             <w:vAlign w:val="center"/>
           </w:tcPr>
@@ -4520,18 +4696,14 @@
               </w:tabs>
               <w:suppressAutoHyphens/>
               <w:rPr>
-                <w:rFonts w:asciiTheme="minorHAnsi" w:hAnsiTheme="minorHAnsi"/>
-                <w:sz w:val="18"/>
-                <w:szCs w:val="18"/>
-              </w:rPr>
-            </w:pPr>
-            <w:r>
-              <w:rPr>
-                <w:rFonts w:asciiTheme="minorHAnsi" w:hAnsiTheme="minorHAnsi" w:cs="Arial"/>
+                <w:rFonts w:ascii="Calibri" w:hAnsi="Calibri"/>
+              </w:rPr>
+            </w:pPr>
+            <w:r>
+              <w:rPr>
+                <w:rFonts w:ascii="Calibri" w:hAnsi="Calibri" w:cs="Arial"/>
                 <w:b/>
                 <w:caps/>
-                <w:sz w:val="18"/>
-                <w:szCs w:val="18"/>
               </w:rPr>
               <w:t xml:space="preserve">Responsible Person's Declaration statement  </w:t>
             </w:r>
@@ -4550,211 +4722,141 @@
         </w:trPr>
         <w:tc>
           <w:tcPr>
-            <w:tcW w:w="10950" w:type="dxa"/>
+            <w:tcW w:w="10885" w:type="dxa"/>
             <w:gridSpan w:val="4"/>
           </w:tcPr>
           <w:p>
             <w:pPr>
               <w:keepNext/>
-              <w:tabs>
-                <w:tab w:val="left" w:pos="-2600"/>
-              </w:tabs>
-              <w:ind w:right="86"/>
-              <w:outlineLvl w:val="2"/>
-              <w:rPr>
-                <w:rFonts w:asciiTheme="minorHAnsi" w:hAnsiTheme="minorHAnsi"/>
-                <w:sz w:val="18"/>
-                <w:szCs w:val="18"/>
-              </w:rPr>
-            </w:pPr>
-            <w:r>
-              <w:rPr>
-                <w:rFonts w:asciiTheme="minorHAnsi" w:hAnsiTheme="minorHAnsi"/>
-                <w:sz w:val="18"/>
-                <w:szCs w:val="18"/>
-              </w:rPr>
-              <w:t xml:space="preserve">I certify the following under penalty of perjury, under the laws of the State of California: </w:t>
-            </w:r>
-          </w:p>
-          <w:p>
-            <w:pPr>
-              <w:pStyle w:val="Heading3"/>
+              <w:rPr>
+                <w:rFonts w:ascii="Calibri" w:hAnsi="Calibri"/>
+              </w:rPr>
+            </w:pPr>
+            <w:r>
+              <w:rPr>
+                <w:rFonts w:ascii="Calibri" w:hAnsi="Calibri"/>
+              </w:rPr>
+              <w:t>I certify the following under penalty of perjury, under the laws of the State of California:</w:t>
+            </w:r>
+          </w:p>
+          <w:p>
+            <w:pPr>
               <w:numPr>
                 <w:ilvl w:val="0"/>
-                <w:numId w:val="38"/>
+                <w:numId w:val="49"/>
               </w:numPr>
-              <w:spacing w:before="0"/>
-              <w:ind w:right="90"/>
-              <w:rPr>
-                <w:rFonts w:asciiTheme="minorHAnsi" w:hAnsiTheme="minorHAnsi"/>
-                <w:b/>
+              <w:ind w:left="865" w:hanging="360"/>
+              <w:contextualSpacing/>
+              <w:rPr>
+                <w:rFonts w:asciiTheme="minorHAnsi" w:hAnsiTheme="minorHAnsi" w:cstheme="minorBidi"/>
                 <w:caps/>
-                <w:sz w:val="18"/>
-                <w:szCs w:val="18"/>
-              </w:rPr>
-            </w:pPr>
-            <w:r>
-              <w:rPr>
-                <w:rFonts w:asciiTheme="minorHAnsi" w:hAnsiTheme="minorHAnsi"/>
-                <w:sz w:val="18"/>
-                <w:szCs w:val="18"/>
-              </w:rPr>
-              <w:t xml:space="preserve">The information provided on this Certificate of Installation is true and correct. </w:t>
-            </w:r>
-          </w:p>
-          <w:p>
-            <w:pPr>
-              <w:pStyle w:val="Heading3"/>
+              </w:rPr>
+            </w:pPr>
+            <w:r>
+              <w:rPr>
+                <w:rFonts w:asciiTheme="minorHAnsi" w:hAnsiTheme="minorHAnsi" w:cstheme="minorBidi"/>
+              </w:rPr>
+              <w:t xml:space="preserve">The information provided on this certificate of installation is true and correct. </w:t>
+            </w:r>
+          </w:p>
+          <w:p>
+            <w:pPr>
               <w:numPr>
                 <w:ilvl w:val="0"/>
-                <w:numId w:val="38"/>
+                <w:numId w:val="49"/>
               </w:numPr>
-              <w:spacing w:before="0"/>
-              <w:ind w:right="90"/>
-              <w:rPr>
-                <w:rFonts w:asciiTheme="minorHAnsi" w:hAnsiTheme="minorHAnsi"/>
-                <w:b/>
+              <w:ind w:left="865" w:hanging="360"/>
+              <w:contextualSpacing/>
+              <w:rPr>
+                <w:rFonts w:asciiTheme="minorHAnsi" w:hAnsiTheme="minorHAnsi" w:cstheme="minorHAnsi"/>
                 <w:caps/>
-                <w:sz w:val="18"/>
-              </w:rPr>
-            </w:pPr>
-            <w:r>
-              <w:rPr>
-                <w:rFonts w:asciiTheme="minorHAnsi" w:hAnsiTheme="minorHAnsi"/>
-                <w:snapToGrid w:val="0"/>
-                <w:sz w:val="18"/>
-                <w:szCs w:val="18"/>
-              </w:rPr>
-              <w:t xml:space="preserve">I am either: a) a responsible person eligible under Division 3 of the Business and Professions Code </w:t>
-            </w:r>
-            <w:r>
-              <w:rPr>
-                <w:rFonts w:asciiTheme="minorHAnsi" w:hAnsiTheme="minorHAnsi"/>
-                <w:sz w:val="18"/>
-                <w:szCs w:val="18"/>
-              </w:rPr>
-              <w:t xml:space="preserve">in the applicable classification to accept responsibility for the system design, construction, or installation </w:t>
-            </w:r>
-            <w:r>
-              <w:rPr>
-                <w:rFonts w:asciiTheme="minorHAnsi" w:hAnsiTheme="minorHAnsi"/>
-                <w:snapToGrid w:val="0"/>
-                <w:sz w:val="18"/>
-                <w:szCs w:val="18"/>
-              </w:rPr>
-              <w:t xml:space="preserve">of features, materials, components, or manufactured devices </w:t>
-            </w:r>
-            <w:r>
-              <w:rPr>
-                <w:rFonts w:asciiTheme="minorHAnsi" w:hAnsiTheme="minorHAnsi"/>
-                <w:sz w:val="18"/>
-                <w:szCs w:val="18"/>
-              </w:rPr>
-              <w:t xml:space="preserve">for the scope of work identified on this Certificate of Installation </w:t>
-            </w:r>
-            <w:r>
-              <w:rPr>
-                <w:rFonts w:asciiTheme="minorHAnsi" w:hAnsiTheme="minorHAnsi"/>
-                <w:snapToGrid w:val="0"/>
-                <w:sz w:val="18"/>
-                <w:szCs w:val="18"/>
-              </w:rPr>
-              <w:t>and attest to the declarations in this statement</w:t>
-            </w:r>
-            <w:r>
-              <w:rPr>
-                <w:rFonts w:asciiTheme="minorHAnsi" w:hAnsiTheme="minorHAnsi"/>
-                <w:sz w:val="18"/>
-                <w:szCs w:val="18"/>
-              </w:rPr>
-              <w:t>, or b) I am an authorized representative of the responsible person and attest to the declarations in this statement on the responsible person’s behalf</w:t>
-            </w:r>
-            <w:r>
-              <w:rPr>
-                <w:rFonts w:asciiTheme="minorHAnsi" w:eastAsia="Calibri" w:hAnsiTheme="minorHAnsi"/>
-                <w:sz w:val="18"/>
-                <w:szCs w:val="18"/>
-              </w:rPr>
-              <w:t>.</w:t>
-            </w:r>
-          </w:p>
-          <w:p>
-            <w:pPr>
-              <w:keepNext/>
+              </w:rPr>
+            </w:pPr>
+            <w:r>
+              <w:rPr>
+                <w:rFonts w:asciiTheme="minorHAnsi" w:hAnsiTheme="minorHAnsi" w:cstheme="minorHAnsi"/>
+              </w:rPr>
+              <w:t>I am either: a) a responsible person eligible under division 3 of the business and professions code in the applicable classification to accept responsibility for the system design, construction, or installation of features, materials, components, or manufactured devices for the scope of work identified on this certificate of installation, and attest to the declarations in this statement, or b) I am an authorized representative of the responsible person and attest to the declarations in this statement on the responsible person’s behalf.</w:t>
+            </w:r>
+          </w:p>
+          <w:p>
+            <w:pPr>
               <w:numPr>
                 <w:ilvl w:val="0"/>
-                <w:numId w:val="38"/>
+                <w:numId w:val="49"/>
               </w:numPr>
-              <w:autoSpaceDE w:val="0"/>
-              <w:autoSpaceDN w:val="0"/>
-              <w:adjustRightInd w:val="0"/>
-              <w:ind w:right="90"/>
-              <w:rPr>
-                <w:rFonts w:asciiTheme="minorHAnsi" w:hAnsiTheme="minorHAnsi"/>
-                <w:sz w:val="18"/>
-                <w:szCs w:val="18"/>
-              </w:rPr>
-            </w:pPr>
-            <w:r>
-              <w:rPr>
-                <w:rFonts w:asciiTheme="minorHAnsi" w:hAnsiTheme="minorHAnsi"/>
-                <w:sz w:val="18"/>
-                <w:szCs w:val="18"/>
-              </w:rPr>
-              <w:t>The constructed or installed features, materials, components or manufactured devices (the installation) identified on this Certificate of Installation conforms to all applicable codes and regulations and the installation conforms to the requirements given on the Certificate of Compliance, plans, and specifications approved by the enforcement agency</w:t>
-            </w:r>
-            <w:r>
-              <w:rPr>
-                <w:rFonts w:asciiTheme="minorHAnsi" w:eastAsia="Calibri" w:hAnsiTheme="minorHAnsi" w:cs="TimesNewRomanPSMT"/>
-                <w:sz w:val="18"/>
-                <w:szCs w:val="18"/>
-              </w:rPr>
-              <w:t>.</w:t>
-            </w:r>
-          </w:p>
-          <w:p>
-            <w:pPr>
-              <w:pStyle w:val="ListParagraph"/>
-              <w:keepNext/>
+              <w:ind w:left="865" w:hanging="360"/>
+              <w:contextualSpacing/>
+              <w:rPr>
+                <w:rFonts w:asciiTheme="minorHAnsi" w:hAnsiTheme="minorHAnsi" w:cstheme="minorHAnsi"/>
+                <w:caps/>
+              </w:rPr>
+            </w:pPr>
+            <w:r>
+              <w:rPr>
+                <w:rFonts w:asciiTheme="minorHAnsi" w:hAnsiTheme="minorHAnsi" w:cstheme="minorHAnsi"/>
+              </w:rPr>
+              <w:t>The constructed or installed features, materials, components or manufactured devices (the installation) identified on this certificate of installation conforms to all applicable codes and regulations and the installation conforms to the requirements given on the certificate of compliance, plans, and specifications approved by the enforcement agency.</w:t>
+            </w:r>
+          </w:p>
+          <w:p>
+            <w:pPr>
               <w:numPr>
                 <w:ilvl w:val="0"/>
-                <w:numId w:val="38"/>
+                <w:numId w:val="49"/>
               </w:numPr>
-              <w:autoSpaceDE w:val="0"/>
-              <w:autoSpaceDN w:val="0"/>
-              <w:adjustRightInd w:val="0"/>
-              <w:rPr>
-                <w:rFonts w:asciiTheme="minorHAnsi" w:hAnsiTheme="minorHAnsi"/>
-                <w:sz w:val="18"/>
-              </w:rPr>
-            </w:pPr>
-            <w:r>
-              <w:rPr>
-                <w:rFonts w:asciiTheme="minorHAnsi" w:hAnsiTheme="minorHAnsi"/>
-                <w:sz w:val="18"/>
-                <w:szCs w:val="18"/>
+              <w:ind w:left="865" w:hanging="360"/>
+              <w:contextualSpacing/>
+              <w:rPr>
+                <w:rFonts w:asciiTheme="minorHAnsi" w:hAnsiTheme="minorHAnsi" w:cstheme="minorHAnsi"/>
+                <w:caps/>
+              </w:rPr>
+            </w:pPr>
+            <w:r>
+              <w:rPr>
+                <w:rFonts w:asciiTheme="minorHAnsi" w:hAnsiTheme="minorHAnsi" w:cstheme="minorHAnsi"/>
               </w:rPr>
               <w:t xml:space="preserve">I understand that a HERS rater will check the installation to verify compliance and if such checking determines the installation fails to comply, I am required to offer any necessary corrective action at no charge to the building owner.  </w:t>
             </w:r>
           </w:p>
           <w:p>
             <w:pPr>
-              <w:pStyle w:val="ListParagraph"/>
               <w:numPr>
                 <w:ilvl w:val="0"/>
-                <w:numId w:val="38"/>
+                <w:numId w:val="49"/>
               </w:numPr>
-              <w:rPr>
+              <w:ind w:left="865" w:hanging="360"/>
+              <w:contextualSpacing/>
+              <w:rPr>
+                <w:rFonts w:asciiTheme="minorHAnsi" w:hAnsiTheme="minorHAnsi" w:cstheme="minorBidi"/>
+                <w:caps/>
+              </w:rPr>
+            </w:pPr>
+            <w:r>
+              <w:rPr>
+                <w:rFonts w:asciiTheme="minorHAnsi" w:hAnsiTheme="minorHAnsi" w:cstheme="minorBidi"/>
+              </w:rPr>
+              <w:t xml:space="preserve">I understand that a registered copy of this certificate of installation shall be posted or made available with the building permit(s) issued for the building and made available to the enforcement agency for all applicable inspections, and I will take the necessary steps to ensure this requirement is accomplished. </w:t>
+            </w:r>
+          </w:p>
+          <w:p>
+            <w:pPr>
+              <w:numPr>
+                <w:ilvl w:val="0"/>
+                <w:numId w:val="49"/>
+              </w:numPr>
+              <w:ind w:left="865" w:hanging="360"/>
+              <w:contextualSpacing/>
+              <w:rPr>
+                <w:rFonts w:ascii="Calibri" w:hAnsi="Calibri"/>
                 <w:b/>
               </w:rPr>
             </w:pPr>
             <w:r>
               <w:rPr>
-                <w:rFonts w:asciiTheme="minorHAnsi" w:hAnsiTheme="minorHAnsi"/>
-                <w:sz w:val="18"/>
-                <w:szCs w:val="18"/>
-              </w:rPr>
-              <w:t>I will ensure that a registered copy of this Certificate of Installation shall be posted, or made available with the building permit(s) issued for the building, and made available to the enforcement agency for all applicable inspections. I understand that a registered copy of this Certificate of Installation is required to be included with the documentation the builder provides to the building owner at occupancy.</w:t>
+                <w:rFonts w:asciiTheme="minorHAnsi" w:hAnsiTheme="minorHAnsi" w:cstheme="minorBidi"/>
+              </w:rPr>
+              <w:t>I understand that a registered copy of this certificate of installation is required to be included with the documentation the builder provides to the building owner at occupancy, and I will take the necessary steps to ensure this requirement is accomplished.</w:t>
             </w:r>
           </w:p>
         </w:tc>
@@ -4771,7 +4873,7 @@
         </w:trPr>
         <w:tc>
           <w:tcPr>
-            <w:tcW w:w="5307" w:type="dxa"/>
+            <w:tcW w:w="5214" w:type="dxa"/>
           </w:tcPr>
           <w:p>
             <w:pPr>
@@ -4803,16 +4905,12 @@
               <w:spacing w:after="60"/>
               <w:ind w:right="90"/>
               <w:rPr>
-                <w:rFonts w:asciiTheme="minorHAnsi" w:hAnsiTheme="minorHAnsi"/>
-                <w:sz w:val="14"/>
-                <w:szCs w:val="14"/>
-              </w:rPr>
-            </w:pPr>
-            <w:r>
-              <w:rPr>
-                <w:rFonts w:asciiTheme="minorHAnsi" w:hAnsiTheme="minorHAnsi"/>
-                <w:sz w:val="14"/>
-                <w:szCs w:val="14"/>
+                <w:rFonts w:ascii="Calibri" w:hAnsi="Calibri"/>
+              </w:rPr>
+            </w:pPr>
+            <w:r>
+              <w:rPr>
+                <w:rFonts w:ascii="Calibri" w:hAnsi="Calibri"/>
               </w:rPr>
               <w:t>Responsible Builder/Installer Name:</w:t>
             </w:r>
@@ -4820,7 +4918,7 @@
         </w:tc>
         <w:tc>
           <w:tcPr>
-            <w:tcW w:w="5643" w:type="dxa"/>
+            <w:tcW w:w="5671" w:type="dxa"/>
             <w:gridSpan w:val="3"/>
           </w:tcPr>
           <w:p>
@@ -4853,16 +4951,12 @@
               <w:spacing w:after="60"/>
               <w:ind w:right="90"/>
               <w:rPr>
-                <w:rFonts w:asciiTheme="minorHAnsi" w:hAnsiTheme="minorHAnsi"/>
-                <w:sz w:val="14"/>
-                <w:szCs w:val="14"/>
-              </w:rPr>
-            </w:pPr>
-            <w:r>
-              <w:rPr>
-                <w:rFonts w:asciiTheme="minorHAnsi" w:hAnsiTheme="minorHAnsi"/>
-                <w:sz w:val="14"/>
-                <w:szCs w:val="14"/>
+                <w:rFonts w:ascii="Calibri" w:hAnsi="Calibri"/>
+              </w:rPr>
+            </w:pPr>
+            <w:r>
+              <w:rPr>
+                <w:rFonts w:ascii="Calibri" w:hAnsi="Calibri"/>
               </w:rPr>
               <w:t>Responsible Builder/Installer Signature:</w:t>
             </w:r>
@@ -4881,13 +4975,7 @@
         </w:trPr>
         <w:tc>
           <w:tcPr>
-            <w:tcW w:w="5307" w:type="dxa"/>
-            <w:tcBorders>
-              <w:top w:val="single" w:sz="4" w:space="0" w:color="auto"/>
-              <w:left w:val="single" w:sz="4" w:space="0" w:color="auto"/>
-              <w:bottom w:val="single" w:sz="4" w:space="0" w:color="auto"/>
-              <w:right w:val="single" w:sz="4" w:space="0" w:color="auto"/>
-            </w:tcBorders>
+            <w:tcW w:w="5214" w:type="dxa"/>
           </w:tcPr>
           <w:p>
             <w:pPr>
@@ -4919,31 +5007,21 @@
               <w:spacing w:after="60"/>
               <w:ind w:right="90"/>
               <w:rPr>
-                <w:rFonts w:asciiTheme="minorHAnsi" w:hAnsiTheme="minorHAnsi"/>
-                <w:sz w:val="14"/>
-                <w:szCs w:val="14"/>
-              </w:rPr>
-            </w:pPr>
-            <w:r>
-              <w:rPr>
-                <w:rFonts w:asciiTheme="minorHAnsi" w:hAnsiTheme="minorHAnsi"/>
-                <w:sz w:val="14"/>
-                <w:szCs w:val="14"/>
-              </w:rPr>
-              <w:t>Company Name: (Installing Subcontractor or General Contractor or Builder/Owner)</w:t>
-            </w:r>
-          </w:p>
-        </w:tc>
-        <w:tc>
-          <w:tcPr>
-            <w:tcW w:w="5643" w:type="dxa"/>
+                <w:rFonts w:ascii="Calibri" w:hAnsi="Calibri"/>
+              </w:rPr>
+            </w:pPr>
+            <w:r>
+              <w:rPr>
+                <w:rFonts w:ascii="Calibri" w:hAnsi="Calibri"/>
+              </w:rPr>
+              <w:t>Company Name:  (Installing Subcontractor or General Contractor or Builder/Owner)</w:t>
+            </w:r>
+          </w:p>
+        </w:tc>
+        <w:tc>
+          <w:tcPr>
+            <w:tcW w:w="5671" w:type="dxa"/>
             <w:gridSpan w:val="3"/>
-            <w:tcBorders>
-              <w:top w:val="single" w:sz="4" w:space="0" w:color="auto"/>
-              <w:left w:val="single" w:sz="4" w:space="0" w:color="auto"/>
-              <w:bottom w:val="single" w:sz="4" w:space="0" w:color="auto"/>
-              <w:right w:val="single" w:sz="4" w:space="0" w:color="auto"/>
-            </w:tcBorders>
           </w:tcPr>
           <w:p>
             <w:pPr>
@@ -4975,16 +5053,12 @@
               <w:spacing w:after="60"/>
               <w:ind w:right="90"/>
               <w:rPr>
-                <w:rFonts w:asciiTheme="minorHAnsi" w:hAnsiTheme="minorHAnsi"/>
-                <w:sz w:val="14"/>
-                <w:szCs w:val="14"/>
-              </w:rPr>
-            </w:pPr>
-            <w:r>
-              <w:rPr>
-                <w:rFonts w:asciiTheme="minorHAnsi" w:hAnsiTheme="minorHAnsi"/>
-                <w:sz w:val="14"/>
-                <w:szCs w:val="14"/>
+                <w:rFonts w:ascii="Calibri" w:hAnsi="Calibri"/>
+              </w:rPr>
+            </w:pPr>
+            <w:r>
+              <w:rPr>
+                <w:rFonts w:ascii="Calibri" w:hAnsi="Calibri"/>
               </w:rPr>
               <w:t>Position With Company (Title):</w:t>
             </w:r>
@@ -5003,13 +5077,7 @@
         </w:trPr>
         <w:tc>
           <w:tcPr>
-            <w:tcW w:w="5307" w:type="dxa"/>
-            <w:tcBorders>
-              <w:top w:val="single" w:sz="4" w:space="0" w:color="auto"/>
-              <w:left w:val="single" w:sz="4" w:space="0" w:color="auto"/>
-              <w:bottom w:val="single" w:sz="4" w:space="0" w:color="auto"/>
-              <w:right w:val="single" w:sz="4" w:space="0" w:color="auto"/>
-            </w:tcBorders>
+            <w:tcW w:w="5214" w:type="dxa"/>
           </w:tcPr>
           <w:p>
             <w:pPr>
@@ -5041,16 +5109,12 @@
               <w:spacing w:after="60"/>
               <w:ind w:right="90"/>
               <w:rPr>
-                <w:rFonts w:asciiTheme="minorHAnsi" w:hAnsiTheme="minorHAnsi"/>
-                <w:sz w:val="14"/>
-                <w:szCs w:val="14"/>
-              </w:rPr>
-            </w:pPr>
-            <w:r>
-              <w:rPr>
-                <w:rFonts w:asciiTheme="minorHAnsi" w:hAnsiTheme="minorHAnsi"/>
-                <w:sz w:val="14"/>
-                <w:szCs w:val="14"/>
+                <w:rFonts w:ascii="Calibri" w:hAnsi="Calibri"/>
+              </w:rPr>
+            </w:pPr>
+            <w:r>
+              <w:rPr>
+                <w:rFonts w:ascii="Calibri" w:hAnsi="Calibri"/>
               </w:rPr>
               <w:t>Address:</w:t>
             </w:r>
@@ -5058,14 +5122,8 @@
         </w:tc>
         <w:tc>
           <w:tcPr>
-            <w:tcW w:w="5643" w:type="dxa"/>
+            <w:tcW w:w="5671" w:type="dxa"/>
             <w:gridSpan w:val="3"/>
-            <w:tcBorders>
-              <w:top w:val="single" w:sz="4" w:space="0" w:color="auto"/>
-              <w:left w:val="single" w:sz="4" w:space="0" w:color="auto"/>
-              <w:bottom w:val="single" w:sz="4" w:space="0" w:color="auto"/>
-              <w:right w:val="single" w:sz="4" w:space="0" w:color="auto"/>
-            </w:tcBorders>
           </w:tcPr>
           <w:p>
             <w:pPr>
@@ -5097,16 +5155,12 @@
               <w:spacing w:after="60"/>
               <w:ind w:right="90"/>
               <w:rPr>
-                <w:rFonts w:asciiTheme="minorHAnsi" w:hAnsiTheme="minorHAnsi"/>
-                <w:sz w:val="14"/>
-                <w:szCs w:val="14"/>
-              </w:rPr>
-            </w:pPr>
-            <w:r>
-              <w:rPr>
-                <w:rFonts w:asciiTheme="minorHAnsi" w:hAnsiTheme="minorHAnsi"/>
-                <w:sz w:val="14"/>
-                <w:szCs w:val="14"/>
+                <w:rFonts w:ascii="Calibri" w:hAnsi="Calibri"/>
+              </w:rPr>
+            </w:pPr>
+            <w:r>
+              <w:rPr>
+                <w:rFonts w:ascii="Calibri" w:hAnsi="Calibri"/>
               </w:rPr>
               <w:t>CSLB License:</w:t>
             </w:r>
@@ -5125,13 +5179,7 @@
         </w:trPr>
         <w:tc>
           <w:tcPr>
-            <w:tcW w:w="5307" w:type="dxa"/>
-            <w:tcBorders>
-              <w:top w:val="single" w:sz="4" w:space="0" w:color="auto"/>
-              <w:left w:val="single" w:sz="4" w:space="0" w:color="auto"/>
-              <w:bottom w:val="single" w:sz="4" w:space="0" w:color="auto"/>
-              <w:right w:val="single" w:sz="4" w:space="0" w:color="auto"/>
-            </w:tcBorders>
+            <w:tcW w:w="5214" w:type="dxa"/>
           </w:tcPr>
           <w:p>
             <w:pPr>
@@ -5163,16 +5211,12 @@
               <w:spacing w:after="60"/>
               <w:ind w:right="90"/>
               <w:rPr>
-                <w:rFonts w:asciiTheme="minorHAnsi" w:hAnsiTheme="minorHAnsi"/>
-                <w:sz w:val="14"/>
-                <w:szCs w:val="14"/>
-              </w:rPr>
-            </w:pPr>
-            <w:r>
-              <w:rPr>
-                <w:rFonts w:asciiTheme="minorHAnsi" w:hAnsiTheme="minorHAnsi"/>
-                <w:sz w:val="14"/>
-                <w:szCs w:val="14"/>
+                <w:rFonts w:ascii="Calibri" w:hAnsi="Calibri"/>
+              </w:rPr>
+            </w:pPr>
+            <w:r>
+              <w:rPr>
+                <w:rFonts w:ascii="Calibri" w:hAnsi="Calibri"/>
               </w:rPr>
               <w:t>City/State/Zip:</w:t>
             </w:r>
@@ -5180,14 +5224,8 @@
         </w:tc>
         <w:tc>
           <w:tcPr>
-            <w:tcW w:w="2821" w:type="dxa"/>
+            <w:tcW w:w="2774" w:type="dxa"/>
             <w:gridSpan w:val="2"/>
-            <w:tcBorders>
-              <w:top w:val="single" w:sz="4" w:space="0" w:color="auto"/>
-              <w:left w:val="single" w:sz="4" w:space="0" w:color="auto"/>
-              <w:bottom w:val="single" w:sz="4" w:space="0" w:color="auto"/>
-              <w:right w:val="single" w:sz="4" w:space="0" w:color="auto"/>
-            </w:tcBorders>
           </w:tcPr>
           <w:p>
             <w:pPr>
@@ -5219,38 +5257,20 @@
               <w:spacing w:after="60"/>
               <w:ind w:right="90"/>
               <w:rPr>
-                <w:rFonts w:asciiTheme="minorHAnsi" w:hAnsiTheme="minorHAnsi"/>
-                <w:sz w:val="14"/>
-                <w:szCs w:val="14"/>
-              </w:rPr>
-            </w:pPr>
-            <w:r>
-              <w:rPr>
-                <w:rFonts w:asciiTheme="minorHAnsi" w:hAnsiTheme="minorHAnsi"/>
-                <w:sz w:val="14"/>
-                <w:szCs w:val="14"/>
-              </w:rPr>
-              <w:t>Phone</w:t>
-            </w:r>
-            <w:r>
-              <w:rPr>
-                <w:rFonts w:asciiTheme="minorHAnsi" w:hAnsiTheme="minorHAnsi"/>
-                <w:sz w:val="14"/>
-                <w:szCs w:val="14"/>
-              </w:rPr>
-              <w:t>:</w:t>
-            </w:r>
-          </w:p>
-        </w:tc>
-        <w:tc>
-          <w:tcPr>
-            <w:tcW w:w="2822" w:type="dxa"/>
-            <w:tcBorders>
-              <w:top w:val="single" w:sz="4" w:space="0" w:color="auto"/>
-              <w:left w:val="single" w:sz="4" w:space="0" w:color="auto"/>
-              <w:bottom w:val="single" w:sz="4" w:space="0" w:color="auto"/>
-              <w:right w:val="single" w:sz="4" w:space="0" w:color="auto"/>
-            </w:tcBorders>
+                <w:rFonts w:ascii="Calibri" w:hAnsi="Calibri"/>
+              </w:rPr>
+            </w:pPr>
+            <w:r>
+              <w:rPr>
+                <w:rFonts w:ascii="Calibri" w:hAnsi="Calibri"/>
+              </w:rPr>
+              <w:t>Phone:</w:t>
+            </w:r>
+          </w:p>
+        </w:tc>
+        <w:tc>
+          <w:tcPr>
+            <w:tcW w:w="2897" w:type="dxa"/>
           </w:tcPr>
           <w:p>
             <w:pPr>
@@ -5282,16 +5302,12 @@
               <w:spacing w:after="60"/>
               <w:ind w:right="90"/>
               <w:rPr>
-                <w:rFonts w:asciiTheme="minorHAnsi" w:hAnsiTheme="minorHAnsi"/>
-                <w:sz w:val="14"/>
-                <w:szCs w:val="14"/>
-              </w:rPr>
-            </w:pPr>
-            <w:r>
-              <w:rPr>
-                <w:rFonts w:asciiTheme="minorHAnsi" w:hAnsiTheme="minorHAnsi"/>
-                <w:sz w:val="14"/>
-                <w:szCs w:val="14"/>
+                <w:rFonts w:ascii="Calibri" w:hAnsi="Calibri"/>
+              </w:rPr>
+            </w:pPr>
+            <w:r>
+              <w:rPr>
+                <w:rFonts w:ascii="Calibri" w:hAnsi="Calibri"/>
               </w:rPr>
               <w:t>Date Signed:</w:t>
             </w:r>
@@ -5310,13 +5326,7 @@
         </w:trPr>
         <w:tc>
           <w:tcPr>
-            <w:tcW w:w="5307" w:type="dxa"/>
-            <w:tcBorders>
-              <w:top w:val="single" w:sz="4" w:space="0" w:color="auto"/>
-              <w:left w:val="single" w:sz="4" w:space="0" w:color="auto"/>
-              <w:bottom w:val="single" w:sz="4" w:space="0" w:color="auto"/>
-              <w:right w:val="single" w:sz="4" w:space="0" w:color="auto"/>
-            </w:tcBorders>
+            <w:tcW w:w="5214" w:type="dxa"/>
           </w:tcPr>
           <w:p>
             <w:pPr>
@@ -5348,16 +5358,12 @@
               <w:spacing w:after="60"/>
               <w:ind w:right="90"/>
               <w:rPr>
-                <w:rFonts w:asciiTheme="minorHAnsi" w:hAnsiTheme="minorHAnsi"/>
-                <w:sz w:val="14"/>
-                <w:szCs w:val="14"/>
-              </w:rPr>
-            </w:pPr>
-            <w:r>
-              <w:rPr>
-                <w:rFonts w:asciiTheme="minorHAnsi" w:hAnsiTheme="minorHAnsi"/>
-                <w:sz w:val="14"/>
-                <w:szCs w:val="14"/>
+                <w:rFonts w:ascii="Calibri" w:hAnsi="Calibri"/>
+              </w:rPr>
+            </w:pPr>
+            <w:r>
+              <w:rPr>
+                <w:rFonts w:ascii="Calibri" w:hAnsi="Calibri"/>
               </w:rPr>
               <w:t>Third Party Quality Control Program (TPQCP) Status:</w:t>
             </w:r>
@@ -5365,14 +5371,8 @@
         </w:tc>
         <w:tc>
           <w:tcPr>
-            <w:tcW w:w="5643" w:type="dxa"/>
+            <w:tcW w:w="5671" w:type="dxa"/>
             <w:gridSpan w:val="3"/>
-            <w:tcBorders>
-              <w:top w:val="single" w:sz="4" w:space="0" w:color="auto"/>
-              <w:left w:val="single" w:sz="4" w:space="0" w:color="auto"/>
-              <w:bottom w:val="single" w:sz="4" w:space="0" w:color="auto"/>
-              <w:right w:val="single" w:sz="4" w:space="0" w:color="auto"/>
-            </w:tcBorders>
           </w:tcPr>
           <w:p>
             <w:pPr>
@@ -5404,16 +5404,12 @@
               <w:spacing w:after="60"/>
               <w:ind w:right="90"/>
               <w:rPr>
-                <w:rFonts w:asciiTheme="minorHAnsi" w:hAnsiTheme="minorHAnsi"/>
-                <w:sz w:val="14"/>
-                <w:szCs w:val="14"/>
-              </w:rPr>
-            </w:pPr>
-            <w:r>
-              <w:rPr>
-                <w:rFonts w:asciiTheme="minorHAnsi" w:hAnsiTheme="minorHAnsi"/>
-                <w:sz w:val="14"/>
-                <w:szCs w:val="14"/>
+                <w:rFonts w:ascii="Calibri" w:hAnsi="Calibri"/>
+              </w:rPr>
+            </w:pPr>
+            <w:r>
+              <w:rPr>
+                <w:rFonts w:ascii="Calibri" w:hAnsi="Calibri"/>
               </w:rPr>
               <w:t xml:space="preserve">Name of TPQCP (if applicable): </w:t>
             </w:r>
@@ -5466,25 +5462,14 @@
           <w:b/>
         </w:rPr>
       </w:pPr>
-      <w:del w:id="14" w:author="Alhabibi, Haider@Energy" w:date="2022-02-24T08:57:00Z">
-        <w:r>
-          <w:rPr>
-            <w:rFonts w:ascii="Calibri" w:hAnsi="Calibri"/>
-            <w:b/>
-          </w:rPr>
-          <w:lastRenderedPageBreak/>
-          <w:delText>CF2R</w:delText>
-        </w:r>
-      </w:del>
-      <w:ins w:id="15" w:author="Alhabibi, Haider@Energy" w:date="2022-02-24T08:57:00Z">
-        <w:r>
-          <w:rPr>
-            <w:rFonts w:ascii="Calibri" w:hAnsi="Calibri"/>
-            <w:b/>
-          </w:rPr>
-          <w:t>LMCI</w:t>
-        </w:r>
-      </w:ins>
+      <w:r>
+        <w:rPr>
+          <w:rFonts w:ascii="Calibri" w:hAnsi="Calibri"/>
+          <w:b/>
+        </w:rPr>
+        <w:lastRenderedPageBreak/>
+        <w:t>LMCI</w:t>
+      </w:r>
       <w:r>
         <w:rPr>
           <w:rFonts w:ascii="Calibri" w:hAnsi="Calibri"/>
@@ -5555,22 +5540,12 @@
         </w:rPr>
         <w:t xml:space="preserve">This field is filled out automatically. It is referenced from the </w:t>
       </w:r>
-      <w:del w:id="16" w:author="Alhabibi, Haider@Energy" w:date="2022-02-24T08:57:00Z">
-        <w:r>
-          <w:rPr>
-            <w:rFonts w:ascii="Calibri" w:hAnsi="Calibri"/>
-          </w:rPr>
-          <w:delText>CF2R</w:delText>
-        </w:r>
-      </w:del>
-      <w:ins w:id="17" w:author="Alhabibi, Haider@Energy" w:date="2022-02-24T08:57:00Z">
-        <w:r>
-          <w:rPr>
-            <w:rFonts w:ascii="Calibri" w:hAnsi="Calibri"/>
-          </w:rPr>
-          <w:t>LMCI</w:t>
-        </w:r>
-      </w:ins>
+      <w:r>
+        <w:rPr>
+          <w:rFonts w:ascii="Calibri" w:hAnsi="Calibri"/>
+        </w:rPr>
+        <w:t>LMCI</w:t>
+      </w:r>
       <w:r>
         <w:rPr>
           <w:rFonts w:ascii="Calibri" w:hAnsi="Calibri"/>
@@ -5604,22 +5579,12 @@
         </w:rPr>
         <w:t xml:space="preserve"> This field is filled out automatically. It is referenced from the </w:t>
       </w:r>
-      <w:del w:id="18" w:author="Alhabibi, Haider@Energy" w:date="2022-02-24T08:57:00Z">
-        <w:r>
-          <w:rPr>
-            <w:rFonts w:ascii="Calibri" w:hAnsi="Calibri"/>
-          </w:rPr>
-          <w:delText>CF2R</w:delText>
-        </w:r>
-      </w:del>
-      <w:ins w:id="19" w:author="Alhabibi, Haider@Energy" w:date="2022-02-24T08:57:00Z">
-        <w:r>
-          <w:rPr>
-            <w:rFonts w:ascii="Calibri" w:hAnsi="Calibri"/>
-          </w:rPr>
-          <w:t>LMCI</w:t>
-        </w:r>
-      </w:ins>
+      <w:r>
+        <w:rPr>
+          <w:rFonts w:ascii="Calibri" w:hAnsi="Calibri"/>
+        </w:rPr>
+        <w:t>LMCI</w:t>
+      </w:r>
       <w:r>
         <w:rPr>
           <w:rFonts w:ascii="Calibri" w:hAnsi="Calibri"/>
@@ -5654,22 +5619,12 @@
         </w:rPr>
         <w:t xml:space="preserve">This field is filled out automatically. It is referenced from the </w:t>
       </w:r>
-      <w:del w:id="20" w:author="Alhabibi, Haider@Energy" w:date="2022-02-24T08:57:00Z">
-        <w:r>
-          <w:rPr>
-            <w:rFonts w:ascii="Calibri" w:hAnsi="Calibri"/>
-          </w:rPr>
-          <w:delText>CF2R</w:delText>
-        </w:r>
-      </w:del>
-      <w:ins w:id="21" w:author="Alhabibi, Haider@Energy" w:date="2022-02-24T08:57:00Z">
-        <w:r>
-          <w:rPr>
-            <w:rFonts w:ascii="Calibri" w:hAnsi="Calibri"/>
-          </w:rPr>
-          <w:t>LMCI</w:t>
-        </w:r>
-      </w:ins>
+      <w:r>
+        <w:rPr>
+          <w:rFonts w:ascii="Calibri" w:hAnsi="Calibri"/>
+        </w:rPr>
+        <w:t>LMCI</w:t>
+      </w:r>
       <w:r>
         <w:rPr>
           <w:rFonts w:ascii="Calibri" w:hAnsi="Calibri"/>
@@ -5703,22 +5658,12 @@
         </w:rPr>
         <w:t xml:space="preserve"> This field is filled out automatically. It is referenced from the </w:t>
       </w:r>
-      <w:del w:id="22" w:author="Alhabibi, Haider@Energy" w:date="2022-02-24T08:57:00Z">
-        <w:r>
-          <w:rPr>
-            <w:rFonts w:ascii="Calibri" w:hAnsi="Calibri"/>
-          </w:rPr>
-          <w:delText>CF2R</w:delText>
-        </w:r>
-      </w:del>
-      <w:ins w:id="23" w:author="Alhabibi, Haider@Energy" w:date="2022-02-24T08:57:00Z">
-        <w:r>
-          <w:rPr>
-            <w:rFonts w:ascii="Calibri" w:hAnsi="Calibri"/>
-          </w:rPr>
-          <w:t>LMCI</w:t>
-        </w:r>
-      </w:ins>
+      <w:r>
+        <w:rPr>
+          <w:rFonts w:ascii="Calibri" w:hAnsi="Calibri"/>
+        </w:rPr>
+        <w:t>LMCI</w:t>
+      </w:r>
       <w:r>
         <w:rPr>
           <w:rFonts w:ascii="Calibri" w:hAnsi="Calibri"/>
@@ -5752,22 +5697,12 @@
         </w:rPr>
         <w:t xml:space="preserve"> This field is filled out automatically. It is referenced from the </w:t>
       </w:r>
-      <w:del w:id="24" w:author="Alhabibi, Haider@Energy" w:date="2022-02-24T08:57:00Z">
-        <w:r>
-          <w:rPr>
-            <w:rFonts w:ascii="Calibri" w:hAnsi="Calibri"/>
-          </w:rPr>
-          <w:delText>CF2R</w:delText>
-        </w:r>
-      </w:del>
-      <w:ins w:id="25" w:author="Alhabibi, Haider@Energy" w:date="2022-02-24T08:57:00Z">
-        <w:r>
-          <w:rPr>
-            <w:rFonts w:ascii="Calibri" w:hAnsi="Calibri"/>
-          </w:rPr>
-          <w:t>LMCI</w:t>
-        </w:r>
-      </w:ins>
+      <w:r>
+        <w:rPr>
+          <w:rFonts w:ascii="Calibri" w:hAnsi="Calibri"/>
+        </w:rPr>
+        <w:t>LMCI</w:t>
+      </w:r>
       <w:r>
         <w:rPr>
           <w:rFonts w:ascii="Calibri" w:hAnsi="Calibri"/>
@@ -5801,22 +5736,12 @@
         </w:rPr>
         <w:t xml:space="preserve"> This field is filled out automatically. It is referenced from the </w:t>
       </w:r>
-      <w:del w:id="26" w:author="Alhabibi, Haider@Energy" w:date="2022-02-24T08:57:00Z">
-        <w:r>
-          <w:rPr>
-            <w:rFonts w:ascii="Calibri" w:hAnsi="Calibri"/>
-          </w:rPr>
-          <w:delText>CF2R</w:delText>
-        </w:r>
-      </w:del>
-      <w:ins w:id="27" w:author="Alhabibi, Haider@Energy" w:date="2022-02-24T08:57:00Z">
-        <w:r>
-          <w:rPr>
-            <w:rFonts w:ascii="Calibri" w:hAnsi="Calibri"/>
-          </w:rPr>
-          <w:t>LMCI</w:t>
-        </w:r>
-      </w:ins>
+      <w:r>
+        <w:rPr>
+          <w:rFonts w:ascii="Calibri" w:hAnsi="Calibri"/>
+        </w:rPr>
+        <w:t>LMCI</w:t>
+      </w:r>
       <w:r>
         <w:rPr>
           <w:rFonts w:ascii="Calibri" w:hAnsi="Calibri"/>
@@ -5850,22 +5775,12 @@
         </w:rPr>
         <w:t xml:space="preserve"> This field is filled out automatically. It is referenced from the </w:t>
       </w:r>
-      <w:del w:id="28" w:author="Alhabibi, Haider@Energy" w:date="2022-02-24T08:57:00Z">
-        <w:r>
-          <w:rPr>
-            <w:rFonts w:ascii="Calibri" w:hAnsi="Calibri"/>
-          </w:rPr>
-          <w:delText>CF2R</w:delText>
-        </w:r>
-      </w:del>
-      <w:ins w:id="29" w:author="Alhabibi, Haider@Energy" w:date="2022-02-24T08:57:00Z">
-        <w:r>
-          <w:rPr>
-            <w:rFonts w:ascii="Calibri" w:hAnsi="Calibri"/>
-          </w:rPr>
-          <w:t>LMCI</w:t>
-        </w:r>
-      </w:ins>
+      <w:r>
+        <w:rPr>
+          <w:rFonts w:ascii="Calibri" w:hAnsi="Calibri"/>
+        </w:rPr>
+        <w:t>LMCI</w:t>
+      </w:r>
       <w:r>
         <w:rPr>
           <w:rFonts w:ascii="Calibri" w:hAnsi="Calibri"/>
@@ -5899,22 +5814,12 @@
         </w:rPr>
         <w:t xml:space="preserve"> This field is filled out automatically. It is referenced from the </w:t>
       </w:r>
-      <w:del w:id="30" w:author="Alhabibi, Haider@Energy" w:date="2022-02-24T08:57:00Z">
-        <w:r>
-          <w:rPr>
-            <w:rFonts w:ascii="Calibri" w:hAnsi="Calibri"/>
-          </w:rPr>
-          <w:delText>CF2R</w:delText>
-        </w:r>
-      </w:del>
-      <w:ins w:id="31" w:author="Alhabibi, Haider@Energy" w:date="2022-02-24T08:57:00Z">
-        <w:r>
-          <w:rPr>
-            <w:rFonts w:ascii="Calibri" w:hAnsi="Calibri"/>
-          </w:rPr>
-          <w:t>LMCI</w:t>
-        </w:r>
-      </w:ins>
+      <w:r>
+        <w:rPr>
+          <w:rFonts w:ascii="Calibri" w:hAnsi="Calibri"/>
+        </w:rPr>
+        <w:t>LMCI</w:t>
+      </w:r>
       <w:r>
         <w:rPr>
           <w:rFonts w:ascii="Calibri" w:hAnsi="Calibri"/>
@@ -5948,22 +5853,12 @@
         </w:rPr>
         <w:t xml:space="preserve"> This field is filled out automatically. It is referenced from the </w:t>
       </w:r>
-      <w:del w:id="32" w:author="Alhabibi, Haider@Energy" w:date="2022-02-24T08:57:00Z">
-        <w:r>
-          <w:rPr>
-            <w:rFonts w:ascii="Calibri" w:hAnsi="Calibri"/>
-          </w:rPr>
-          <w:delText>CF2R</w:delText>
-        </w:r>
-      </w:del>
-      <w:ins w:id="33" w:author="Alhabibi, Haider@Energy" w:date="2022-02-24T08:57:00Z">
-        <w:r>
-          <w:rPr>
-            <w:rFonts w:ascii="Calibri" w:hAnsi="Calibri"/>
-          </w:rPr>
-          <w:t>LMCI</w:t>
-        </w:r>
-      </w:ins>
+      <w:r>
+        <w:rPr>
+          <w:rFonts w:ascii="Calibri" w:hAnsi="Calibri"/>
+        </w:rPr>
+        <w:t>LMCI</w:t>
+      </w:r>
       <w:r>
         <w:rPr>
           <w:rFonts w:ascii="Calibri" w:hAnsi="Calibri"/>
@@ -5997,22 +5892,12 @@
         </w:rPr>
         <w:t xml:space="preserve"> This field is filled out automatically. It is referenced from the </w:t>
       </w:r>
-      <w:del w:id="34" w:author="Alhabibi, Haider@Energy" w:date="2022-02-24T08:57:00Z">
-        <w:r>
-          <w:rPr>
-            <w:rFonts w:ascii="Calibri" w:hAnsi="Calibri"/>
-          </w:rPr>
-          <w:delText>CF2R</w:delText>
-        </w:r>
-      </w:del>
-      <w:ins w:id="35" w:author="Alhabibi, Haider@Energy" w:date="2022-02-24T08:57:00Z">
-        <w:r>
-          <w:rPr>
-            <w:rFonts w:ascii="Calibri" w:hAnsi="Calibri"/>
-          </w:rPr>
-          <w:t>LMCI</w:t>
-        </w:r>
-      </w:ins>
+      <w:r>
+        <w:rPr>
+          <w:rFonts w:ascii="Calibri" w:hAnsi="Calibri"/>
+        </w:rPr>
+        <w:t>LMCI</w:t>
+      </w:r>
       <w:r>
         <w:rPr>
           <w:rFonts w:ascii="Calibri" w:hAnsi="Calibri"/>
@@ -6046,22 +5931,12 @@
         </w:rPr>
         <w:t xml:space="preserve"> This field is filled out automatically. It is referenced from the </w:t>
       </w:r>
-      <w:del w:id="36" w:author="Alhabibi, Haider@Energy" w:date="2022-02-24T08:57:00Z">
-        <w:r>
-          <w:rPr>
-            <w:rFonts w:ascii="Calibri" w:hAnsi="Calibri"/>
-          </w:rPr>
-          <w:delText>CF2R</w:delText>
-        </w:r>
-      </w:del>
-      <w:ins w:id="37" w:author="Alhabibi, Haider@Energy" w:date="2022-02-24T08:57:00Z">
-        <w:r>
-          <w:rPr>
-            <w:rFonts w:ascii="Calibri" w:hAnsi="Calibri"/>
-          </w:rPr>
-          <w:t>LMCI</w:t>
-        </w:r>
-      </w:ins>
+      <w:r>
+        <w:rPr>
+          <w:rFonts w:ascii="Calibri" w:hAnsi="Calibri"/>
+        </w:rPr>
+        <w:t>LMCI</w:t>
+      </w:r>
       <w:r>
         <w:rPr>
           <w:rFonts w:ascii="Calibri" w:hAnsi="Calibri"/>
@@ -6078,64 +5953,56 @@
         <w:ind w:left="360" w:hanging="360"/>
         <w:contextualSpacing/>
         <w:rPr>
+          <w:del w:id="6" w:author="Alhabibi, Haider@Energy" w:date="2023-11-09T16:05:00Z"/>
           <w:rFonts w:ascii="Calibri" w:hAnsi="Calibri"/>
           <w:i/>
         </w:rPr>
       </w:pPr>
-      <w:r>
-        <w:rPr>
-          <w:rFonts w:asciiTheme="minorHAnsi" w:hAnsiTheme="minorHAnsi"/>
-          <w:i/>
-          <w:szCs w:val="18"/>
-        </w:rPr>
-        <w:t xml:space="preserve">Central Fan Ventilation Cooling System Status: </w:t>
-      </w:r>
-      <w:r>
-        <w:rPr>
-          <w:rFonts w:asciiTheme="minorHAnsi" w:hAnsiTheme="minorHAnsi"/>
-          <w:szCs w:val="18"/>
-        </w:rPr>
-        <w:t>This field is filled out automatically. It is reference</w:t>
-      </w:r>
-      <w:r>
-        <w:rPr>
-          <w:rFonts w:asciiTheme="minorHAnsi" w:hAnsiTheme="minorHAnsi"/>
-          <w:szCs w:val="18"/>
-        </w:rPr>
-        <w:t>d</w:t>
-      </w:r>
-      <w:r>
-        <w:rPr>
-          <w:rFonts w:asciiTheme="minorHAnsi" w:hAnsiTheme="minorHAnsi"/>
-          <w:szCs w:val="18"/>
-        </w:rPr>
-        <w:t xml:space="preserve"> from the </w:t>
-      </w:r>
-      <w:del w:id="38" w:author="Alhabibi, Haider@Energy" w:date="2022-02-24T08:57:00Z">
+      <w:del w:id="7" w:author="Alhabibi, Haider@Energy" w:date="2023-11-09T16:05:00Z">
+        <w:r>
+          <w:rPr>
+            <w:rFonts w:asciiTheme="minorHAnsi" w:hAnsiTheme="minorHAnsi"/>
+            <w:i/>
+            <w:szCs w:val="18"/>
+          </w:rPr>
+          <w:delText xml:space="preserve">Central Fan Ventilation Cooling System Status: </w:delText>
+        </w:r>
         <w:r>
           <w:rPr>
             <w:rFonts w:asciiTheme="minorHAnsi" w:hAnsiTheme="minorHAnsi"/>
             <w:szCs w:val="18"/>
           </w:rPr>
-          <w:delText>CF2R</w:delText>
+          <w:delText>This field is filled out automatically. It is reference</w:delText>
         </w:r>
-      </w:del>
-      <w:ins w:id="39" w:author="Alhabibi, Haider@Energy" w:date="2022-02-24T08:57:00Z">
         <w:r>
           <w:rPr>
             <w:rFonts w:asciiTheme="minorHAnsi" w:hAnsiTheme="minorHAnsi"/>
             <w:szCs w:val="18"/>
           </w:rPr>
-          <w:t>LMCI</w:t>
+          <w:delText>d</w:delText>
         </w:r>
-      </w:ins>
-      <w:r>
-        <w:rPr>
-          <w:rFonts w:asciiTheme="minorHAnsi" w:hAnsiTheme="minorHAnsi"/>
-          <w:szCs w:val="18"/>
-        </w:rPr>
-        <w:t>-MCH-23, which must be completed prior to this document.</w:t>
-      </w:r>
+        <w:r>
+          <w:rPr>
+            <w:rFonts w:asciiTheme="minorHAnsi" w:hAnsiTheme="minorHAnsi"/>
+            <w:szCs w:val="18"/>
+          </w:rPr>
+          <w:delText xml:space="preserve"> from the </w:delText>
+        </w:r>
+        <w:r>
+          <w:rPr>
+            <w:rFonts w:asciiTheme="minorHAnsi" w:hAnsiTheme="minorHAnsi"/>
+            <w:szCs w:val="18"/>
+          </w:rPr>
+          <w:delText>LMCI</w:delText>
+        </w:r>
+        <w:r>
+          <w:rPr>
+            <w:rFonts w:asciiTheme="minorHAnsi" w:hAnsiTheme="minorHAnsi"/>
+            <w:szCs w:val="18"/>
+          </w:rPr>
+          <w:delText>-MCH-23, which must be completed prior to this document.</w:delText>
+        </w:r>
+      </w:del>
     </w:p>
     <w:p>
       <w:pPr>
@@ -6289,22 +6156,12 @@
         </w:rPr>
         <w:t xml:space="preserve">This field is filled out automatically. It is referenced from the </w:t>
       </w:r>
-      <w:del w:id="40" w:author="Alhabibi, Haider@Energy" w:date="2022-02-24T08:57:00Z">
-        <w:r>
-          <w:rPr>
-            <w:rFonts w:ascii="Calibri" w:hAnsi="Calibri"/>
-          </w:rPr>
-          <w:delText>CF2R</w:delText>
-        </w:r>
-      </w:del>
-      <w:ins w:id="41" w:author="Alhabibi, Haider@Energy" w:date="2022-02-24T08:57:00Z">
-        <w:r>
-          <w:rPr>
-            <w:rFonts w:ascii="Calibri" w:hAnsi="Calibri"/>
-          </w:rPr>
-          <w:t>LMCI</w:t>
-        </w:r>
-      </w:ins>
+      <w:r>
+        <w:rPr>
+          <w:rFonts w:ascii="Calibri" w:hAnsi="Calibri"/>
+        </w:rPr>
+        <w:t>LMCI</w:t>
+      </w:r>
       <w:r>
         <w:rPr>
           <w:rFonts w:ascii="Calibri" w:hAnsi="Calibri"/>
@@ -6363,22 +6220,12 @@
         </w:rPr>
         <w:t xml:space="preserve"> on the </w:t>
       </w:r>
-      <w:del w:id="42" w:author="Alhabibi, Haider@Energy" w:date="2022-02-24T08:57:00Z">
-        <w:r>
-          <w:rPr>
-            <w:rFonts w:ascii="Calibri" w:hAnsi="Calibri"/>
-          </w:rPr>
-          <w:delText>CF1R</w:delText>
-        </w:r>
-      </w:del>
-      <w:ins w:id="43" w:author="Alhabibi, Haider@Energy" w:date="2022-02-24T08:57:00Z">
-        <w:r>
-          <w:rPr>
-            <w:rFonts w:ascii="Calibri" w:hAnsi="Calibri"/>
-          </w:rPr>
-          <w:t>LMCC</w:t>
-        </w:r>
-      </w:ins>
+      <w:r>
+        <w:rPr>
+          <w:rFonts w:ascii="Calibri" w:hAnsi="Calibri"/>
+        </w:rPr>
+        <w:t>LMCC</w:t>
+      </w:r>
       <w:r>
         <w:rPr>
           <w:rFonts w:ascii="Calibri" w:hAnsi="Calibri"/>
@@ -6678,22 +6525,12 @@
         </w:rPr>
         <w:t xml:space="preserve"> on the </w:t>
       </w:r>
-      <w:del w:id="44" w:author="Alhabibi, Haider@Energy" w:date="2022-02-24T08:57:00Z">
-        <w:r>
-          <w:rPr>
-            <w:rFonts w:ascii="Calibri" w:hAnsi="Calibri"/>
-          </w:rPr>
-          <w:delText>CF1R</w:delText>
-        </w:r>
-      </w:del>
-      <w:ins w:id="45" w:author="Alhabibi, Haider@Energy" w:date="2022-02-24T08:57:00Z">
-        <w:r>
-          <w:rPr>
-            <w:rFonts w:ascii="Calibri" w:hAnsi="Calibri"/>
-          </w:rPr>
-          <w:t>LMCC</w:t>
-        </w:r>
-      </w:ins>
+      <w:r>
+        <w:rPr>
+          <w:rFonts w:ascii="Calibri" w:hAnsi="Calibri"/>
+        </w:rPr>
+        <w:t>LMCC</w:t>
+      </w:r>
       <w:r>
         <w:rPr>
           <w:rFonts w:ascii="Calibri" w:hAnsi="Calibri"/>
@@ -6928,22 +6765,12 @@
         </w:rPr>
         <w:t xml:space="preserve"> This field is filled out automatically. It is referenced from the </w:t>
       </w:r>
-      <w:del w:id="46" w:author="Alhabibi, Haider@Energy" w:date="2022-02-24T08:57:00Z">
-        <w:r>
-          <w:rPr>
-            <w:rFonts w:ascii="Calibri" w:hAnsi="Calibri"/>
-          </w:rPr>
-          <w:delText>CF2R</w:delText>
-        </w:r>
-      </w:del>
-      <w:ins w:id="47" w:author="Alhabibi, Haider@Energy" w:date="2022-02-24T08:57:00Z">
-        <w:r>
-          <w:rPr>
-            <w:rFonts w:ascii="Calibri" w:hAnsi="Calibri"/>
-          </w:rPr>
-          <w:t>LMCI</w:t>
-        </w:r>
-      </w:ins>
+      <w:r>
+        <w:rPr>
+          <w:rFonts w:ascii="Calibri" w:hAnsi="Calibri"/>
+        </w:rPr>
+        <w:t>LMCI</w:t>
+      </w:r>
       <w:r>
         <w:rPr>
           <w:rFonts w:ascii="Calibri" w:hAnsi="Calibri"/>
@@ -7201,22 +7028,12 @@
         </w:rPr>
         <w:t xml:space="preserve">This field is filled out automatically. It is referenced from the </w:t>
       </w:r>
-      <w:del w:id="48" w:author="Alhabibi, Haider@Energy" w:date="2022-02-24T08:57:00Z">
-        <w:r>
-          <w:rPr>
-            <w:rFonts w:ascii="Calibri" w:hAnsi="Calibri"/>
-          </w:rPr>
-          <w:delText>CF2R</w:delText>
-        </w:r>
-      </w:del>
-      <w:ins w:id="49" w:author="Alhabibi, Haider@Energy" w:date="2022-02-24T08:57:00Z">
-        <w:r>
-          <w:rPr>
-            <w:rFonts w:ascii="Calibri" w:hAnsi="Calibri"/>
-          </w:rPr>
-          <w:t>LMCI</w:t>
-        </w:r>
-      </w:ins>
+      <w:r>
+        <w:rPr>
+          <w:rFonts w:ascii="Calibri" w:hAnsi="Calibri"/>
+        </w:rPr>
+        <w:t>LMCI</w:t>
+      </w:r>
       <w:r>
         <w:rPr>
           <w:rFonts w:ascii="Calibri" w:hAnsi="Calibri"/>
@@ -7259,22 +7076,12 @@
         </w:rPr>
         <w:t xml:space="preserve">Values below are used unless higher efficacy values are listed on the </w:t>
       </w:r>
-      <w:del w:id="50" w:author="Alhabibi, Haider@Energy" w:date="2022-02-24T08:57:00Z">
-        <w:r>
-          <w:rPr>
-            <w:rFonts w:ascii="Calibri" w:hAnsi="Calibri"/>
-          </w:rPr>
-          <w:delText>CF1R</w:delText>
-        </w:r>
-      </w:del>
-      <w:ins w:id="51" w:author="Alhabibi, Haider@Energy" w:date="2022-02-24T08:57:00Z">
-        <w:r>
-          <w:rPr>
-            <w:rFonts w:ascii="Calibri" w:hAnsi="Calibri"/>
-          </w:rPr>
-          <w:t>LMCC</w:t>
-        </w:r>
-      </w:ins>
+      <w:r>
+        <w:rPr>
+          <w:rFonts w:ascii="Calibri" w:hAnsi="Calibri"/>
+        </w:rPr>
+        <w:t>LMCC</w:t>
+      </w:r>
       <w:r>
         <w:rPr>
           <w:rFonts w:ascii="Calibri" w:hAnsi="Calibri"/>
@@ -7766,26 +7573,14 @@
               </w:rPr>
               <w:t xml:space="preserve">&lt;&lt;auto filled text: referenced from </w:t>
             </w:r>
-            <w:del w:id="62" w:author="Alhabibi, Haider@Energy" w:date="2022-02-24T08:57:00Z">
-              <w:r>
-                <w:rPr>
-                  <w:rFonts w:asciiTheme="minorHAnsi" w:hAnsiTheme="minorHAnsi"/>
-                  <w:sz w:val="18"/>
-                  <w:szCs w:val="18"/>
-                </w:rPr>
-                <w:delText>CF2R</w:delText>
-              </w:r>
-            </w:del>
-            <w:ins w:id="63" w:author="Alhabibi, Haider@Energy" w:date="2022-02-24T08:57:00Z">
-              <w:r>
-                <w:rPr>
-                  <w:rFonts w:asciiTheme="minorHAnsi" w:hAnsiTheme="minorHAnsi"/>
-                  <w:sz w:val="18"/>
-                  <w:szCs w:val="18"/>
-                </w:rPr>
-                <w:t>LMCI</w:t>
-              </w:r>
-            </w:ins>
+            <w:r>
+              <w:rPr>
+                <w:rFonts w:asciiTheme="minorHAnsi" w:hAnsiTheme="minorHAnsi"/>
+                <w:sz w:val="18"/>
+                <w:szCs w:val="18"/>
+              </w:rPr>
+              <w:t>LMCI</w:t>
+            </w:r>
             <w:r>
               <w:rPr>
                 <w:rFonts w:asciiTheme="minorHAnsi" w:hAnsiTheme="minorHAnsi"/>
@@ -7894,26 +7689,14 @@
               </w:rPr>
               <w:t xml:space="preserve">&lt;&lt;auto filled text: referenced from </w:t>
             </w:r>
-            <w:del w:id="64" w:author="Alhabibi, Haider@Energy" w:date="2022-02-24T08:57:00Z">
-              <w:r>
-                <w:rPr>
-                  <w:rFonts w:asciiTheme="minorHAnsi" w:hAnsiTheme="minorHAnsi"/>
-                  <w:sz w:val="18"/>
-                  <w:szCs w:val="18"/>
-                </w:rPr>
-                <w:delText>CF2R</w:delText>
-              </w:r>
-            </w:del>
-            <w:ins w:id="65" w:author="Alhabibi, Haider@Energy" w:date="2022-02-24T08:57:00Z">
-              <w:r>
-                <w:rPr>
-                  <w:rFonts w:asciiTheme="minorHAnsi" w:hAnsiTheme="minorHAnsi"/>
-                  <w:sz w:val="18"/>
-                  <w:szCs w:val="18"/>
-                </w:rPr>
-                <w:t>LMCI</w:t>
-              </w:r>
-            </w:ins>
+            <w:r>
+              <w:rPr>
+                <w:rFonts w:asciiTheme="minorHAnsi" w:hAnsiTheme="minorHAnsi"/>
+                <w:sz w:val="18"/>
+                <w:szCs w:val="18"/>
+              </w:rPr>
+              <w:t>LMCI</w:t>
+            </w:r>
             <w:r>
               <w:rPr>
                 <w:rFonts w:asciiTheme="minorHAnsi" w:hAnsiTheme="minorHAnsi"/>
@@ -8053,119 +7836,976 @@
               </w:rPr>
               <w:t xml:space="preserve">&lt;&lt;auto filled text: referenced from </w:t>
             </w:r>
-            <w:del w:id="66" w:author="Alhabibi, Haider@Energy" w:date="2022-02-24T08:57:00Z">
+            <w:r>
+              <w:rPr>
+                <w:rFonts w:asciiTheme="minorHAnsi" w:hAnsiTheme="minorHAnsi"/>
+                <w:sz w:val="18"/>
+                <w:szCs w:val="18"/>
+              </w:rPr>
+              <w:t>LMCI</w:t>
+            </w:r>
+            <w:r>
+              <w:rPr>
+                <w:rFonts w:asciiTheme="minorHAnsi" w:hAnsiTheme="minorHAnsi"/>
+                <w:sz w:val="18"/>
+                <w:szCs w:val="18"/>
+              </w:rPr>
+              <w:t>-</w:t>
+            </w:r>
+            <w:r>
+              <w:rPr>
+                <w:rFonts w:asciiTheme="minorHAnsi" w:hAnsiTheme="minorHAnsi"/>
+                <w:sz w:val="18"/>
+                <w:szCs w:val="18"/>
+              </w:rPr>
+              <w:t>MCH</w:t>
+            </w:r>
+            <w:r>
+              <w:rPr>
+                <w:rFonts w:asciiTheme="minorHAnsi" w:hAnsiTheme="minorHAnsi"/>
+                <w:sz w:val="18"/>
+                <w:szCs w:val="18"/>
+              </w:rPr>
+              <w:t>23</w:t>
+            </w:r>
+            <w:r>
+              <w:rPr>
+                <w:rFonts w:asciiTheme="minorHAnsi" w:hAnsiTheme="minorHAnsi"/>
+                <w:sz w:val="18"/>
+                <w:szCs w:val="18"/>
+              </w:rPr>
+              <w:t>&gt;&gt;</w:t>
+            </w:r>
+          </w:p>
+        </w:tc>
+      </w:tr>
+      <w:tr>
+        <w:trPr>
+          <w:cantSplit/>
+          <w:trHeight w:val="144"/>
+        </w:trPr>
+        <w:tc>
+          <w:tcPr>
+            <w:tcW w:w="475" w:type="dxa"/>
+            <w:vAlign w:val="center"/>
+          </w:tcPr>
+          <w:p>
+            <w:pPr>
+              <w:jc w:val="center"/>
+              <w:rPr>
+                <w:rFonts w:asciiTheme="minorHAnsi" w:hAnsiTheme="minorHAnsi"/>
+                <w:sz w:val="18"/>
+                <w:szCs w:val="18"/>
+              </w:rPr>
+            </w:pPr>
+            <w:r>
+              <w:rPr>
+                <w:rFonts w:asciiTheme="minorHAnsi" w:hAnsiTheme="minorHAnsi"/>
+                <w:sz w:val="18"/>
+                <w:szCs w:val="18"/>
+              </w:rPr>
+              <w:t>0</w:t>
+            </w:r>
+            <w:r>
+              <w:rPr>
+                <w:rFonts w:asciiTheme="minorHAnsi" w:hAnsiTheme="minorHAnsi"/>
+                <w:sz w:val="18"/>
+                <w:szCs w:val="18"/>
+              </w:rPr>
+              <w:t>4</w:t>
+            </w:r>
+          </w:p>
+        </w:tc>
+        <w:tc>
+          <w:tcPr>
+            <w:tcW w:w="4950" w:type="dxa"/>
+            <w:vAlign w:val="center"/>
+          </w:tcPr>
+          <w:p>
+            <w:pPr>
+              <w:rPr>
+                <w:rFonts w:asciiTheme="minorHAnsi" w:hAnsiTheme="minorHAnsi"/>
+                <w:sz w:val="18"/>
+                <w:szCs w:val="18"/>
+              </w:rPr>
+            </w:pPr>
+            <w:r>
+              <w:rPr>
+                <w:rFonts w:asciiTheme="minorHAnsi" w:hAnsiTheme="minorHAnsi"/>
+                <w:sz w:val="18"/>
+                <w:szCs w:val="18"/>
+              </w:rPr>
+              <w:t>System Installation Type</w:t>
+            </w:r>
+          </w:p>
+        </w:tc>
+        <w:tc>
+          <w:tcPr>
+            <w:tcW w:w="5605" w:type="dxa"/>
+            <w:vAlign w:val="center"/>
+          </w:tcPr>
+          <w:p>
+            <w:pPr>
+              <w:rPr>
+                <w:rFonts w:asciiTheme="minorHAnsi" w:hAnsiTheme="minorHAnsi"/>
+                <w:sz w:val="18"/>
+                <w:szCs w:val="18"/>
+              </w:rPr>
+            </w:pPr>
+            <w:r>
+              <w:rPr>
+                <w:rFonts w:asciiTheme="minorHAnsi" w:hAnsiTheme="minorHAnsi"/>
+                <w:sz w:val="18"/>
+                <w:szCs w:val="18"/>
+              </w:rPr>
+              <w:t>&lt;&lt;</w:t>
+            </w:r>
+            <w:r>
+              <w:rPr>
+                <w:rFonts w:asciiTheme="minorHAnsi" w:hAnsiTheme="minorHAnsi"/>
+                <w:sz w:val="18"/>
+                <w:szCs w:val="18"/>
+              </w:rPr>
+              <w:t xml:space="preserve"> auto filled text: referenced from </w:t>
+            </w:r>
+            <w:r>
+              <w:rPr>
+                <w:rFonts w:asciiTheme="minorHAnsi" w:hAnsiTheme="minorHAnsi"/>
+                <w:sz w:val="18"/>
+                <w:szCs w:val="18"/>
+              </w:rPr>
+              <w:t>LMCI</w:t>
+            </w:r>
+            <w:r>
+              <w:rPr>
+                <w:rFonts w:asciiTheme="minorHAnsi" w:hAnsiTheme="minorHAnsi"/>
+                <w:sz w:val="18"/>
+                <w:szCs w:val="18"/>
+              </w:rPr>
+              <w:t>-MCH23&gt;&gt;</w:t>
+            </w:r>
+            <w:r>
+              <w:rPr>
+                <w:rFonts w:asciiTheme="minorHAnsi" w:hAnsiTheme="minorHAnsi"/>
+                <w:sz w:val="18"/>
+                <w:szCs w:val="18"/>
+              </w:rPr>
+              <w:t xml:space="preserve"> </w:t>
+            </w:r>
+          </w:p>
+        </w:tc>
+      </w:tr>
+      <w:tr>
+        <w:trPr>
+          <w:cantSplit/>
+          <w:trHeight w:val="144"/>
+        </w:trPr>
+        <w:tc>
+          <w:tcPr>
+            <w:tcW w:w="475" w:type="dxa"/>
+            <w:vAlign w:val="center"/>
+          </w:tcPr>
+          <w:p>
+            <w:pPr>
+              <w:jc w:val="center"/>
+              <w:rPr>
+                <w:rFonts w:asciiTheme="minorHAnsi" w:hAnsiTheme="minorHAnsi"/>
+                <w:sz w:val="18"/>
+                <w:szCs w:val="18"/>
+              </w:rPr>
+            </w:pPr>
+            <w:r>
+              <w:rPr>
+                <w:rFonts w:asciiTheme="minorHAnsi" w:hAnsiTheme="minorHAnsi"/>
+                <w:sz w:val="18"/>
+                <w:szCs w:val="18"/>
+              </w:rPr>
+              <w:t>0</w:t>
+            </w:r>
+            <w:r>
+              <w:rPr>
+                <w:rFonts w:asciiTheme="minorHAnsi" w:hAnsiTheme="minorHAnsi"/>
+                <w:sz w:val="18"/>
+                <w:szCs w:val="18"/>
+              </w:rPr>
+              <w:t>5</w:t>
+            </w:r>
+          </w:p>
+        </w:tc>
+        <w:tc>
+          <w:tcPr>
+            <w:tcW w:w="4950" w:type="dxa"/>
+          </w:tcPr>
+          <w:p>
+            <w:pPr>
+              <w:rPr>
+                <w:rFonts w:asciiTheme="minorHAnsi" w:hAnsiTheme="minorHAnsi"/>
+                <w:sz w:val="18"/>
+                <w:szCs w:val="18"/>
+              </w:rPr>
+            </w:pPr>
+            <w:r>
+              <w:rPr>
+                <w:rFonts w:asciiTheme="minorHAnsi" w:hAnsiTheme="minorHAnsi"/>
+                <w:sz w:val="18"/>
+                <w:szCs w:val="18"/>
+              </w:rPr>
+              <w:t>Nominal Cooling Capacity (tons) of Condenser</w:t>
+            </w:r>
+          </w:p>
+        </w:tc>
+        <w:tc>
+          <w:tcPr>
+            <w:tcW w:w="5605" w:type="dxa"/>
+            <w:vAlign w:val="center"/>
+          </w:tcPr>
+          <w:p>
+            <w:pPr>
+              <w:rPr>
+                <w:rFonts w:asciiTheme="minorHAnsi" w:hAnsiTheme="minorHAnsi"/>
+                <w:sz w:val="18"/>
+                <w:szCs w:val="18"/>
+              </w:rPr>
+            </w:pPr>
+            <w:r>
+              <w:rPr>
+                <w:rFonts w:asciiTheme="minorHAnsi" w:hAnsiTheme="minorHAnsi"/>
+                <w:sz w:val="18"/>
+                <w:szCs w:val="18"/>
+              </w:rPr>
+              <w:t xml:space="preserve">&lt;&lt; auto filled text: referenced from </w:t>
+            </w:r>
+            <w:r>
+              <w:rPr>
+                <w:rFonts w:asciiTheme="minorHAnsi" w:hAnsiTheme="minorHAnsi"/>
+                <w:sz w:val="18"/>
+                <w:szCs w:val="18"/>
+              </w:rPr>
+              <w:t>LMCI</w:t>
+            </w:r>
+            <w:r>
+              <w:rPr>
+                <w:rFonts w:asciiTheme="minorHAnsi" w:hAnsiTheme="minorHAnsi"/>
+                <w:sz w:val="18"/>
+                <w:szCs w:val="18"/>
+              </w:rPr>
+              <w:t>-MCH23</w:t>
+            </w:r>
+            <w:r>
+              <w:rPr>
+                <w:rFonts w:asciiTheme="minorHAnsi" w:hAnsiTheme="minorHAnsi"/>
+                <w:sz w:val="18"/>
+                <w:szCs w:val="18"/>
+              </w:rPr>
+              <w:t>&gt;&gt;</w:t>
+            </w:r>
+          </w:p>
+        </w:tc>
+      </w:tr>
+      <w:tr>
+        <w:trPr>
+          <w:cantSplit/>
+          <w:trHeight w:val="144"/>
+        </w:trPr>
+        <w:tc>
+          <w:tcPr>
+            <w:tcW w:w="475" w:type="dxa"/>
+            <w:vAlign w:val="center"/>
+          </w:tcPr>
+          <w:p>
+            <w:pPr>
+              <w:jc w:val="center"/>
+              <w:rPr>
+                <w:rFonts w:asciiTheme="minorHAnsi" w:hAnsiTheme="minorHAnsi"/>
+                <w:sz w:val="18"/>
+                <w:szCs w:val="18"/>
+              </w:rPr>
+            </w:pPr>
+            <w:r>
+              <w:rPr>
+                <w:rFonts w:asciiTheme="minorHAnsi" w:hAnsiTheme="minorHAnsi"/>
+                <w:sz w:val="18"/>
+                <w:szCs w:val="18"/>
+              </w:rPr>
+              <w:t>0</w:t>
+            </w:r>
+            <w:r>
+              <w:rPr>
+                <w:rFonts w:asciiTheme="minorHAnsi" w:hAnsiTheme="minorHAnsi"/>
+                <w:sz w:val="18"/>
+                <w:szCs w:val="18"/>
+              </w:rPr>
+              <w:t>6</w:t>
+            </w:r>
+          </w:p>
+        </w:tc>
+        <w:tc>
+          <w:tcPr>
+            <w:tcW w:w="4950" w:type="dxa"/>
+            <w:vAlign w:val="center"/>
+          </w:tcPr>
+          <w:p>
+            <w:pPr>
+              <w:rPr>
+                <w:rFonts w:asciiTheme="minorHAnsi" w:hAnsiTheme="minorHAnsi"/>
+                <w:sz w:val="18"/>
+                <w:szCs w:val="18"/>
+              </w:rPr>
+            </w:pPr>
+            <w:r>
+              <w:rPr>
+                <w:rFonts w:asciiTheme="minorHAnsi" w:hAnsiTheme="minorHAnsi"/>
+                <w:sz w:val="18"/>
+                <w:szCs w:val="18"/>
+              </w:rPr>
+              <w:t>Condenser Speed Type</w:t>
+            </w:r>
+          </w:p>
+        </w:tc>
+        <w:tc>
+          <w:tcPr>
+            <w:tcW w:w="5605" w:type="dxa"/>
+            <w:vAlign w:val="center"/>
+          </w:tcPr>
+          <w:p>
+            <w:pPr>
+              <w:rPr>
+                <w:rFonts w:asciiTheme="minorHAnsi" w:hAnsiTheme="minorHAnsi"/>
+                <w:sz w:val="18"/>
+                <w:szCs w:val="18"/>
+              </w:rPr>
+            </w:pPr>
+            <w:r>
+              <w:rPr>
+                <w:rFonts w:asciiTheme="minorHAnsi" w:hAnsiTheme="minorHAnsi"/>
+                <w:sz w:val="18"/>
+                <w:szCs w:val="18"/>
+              </w:rPr>
+              <w:t xml:space="preserve">&lt;&lt; auto filled text: referenced from </w:t>
+            </w:r>
+            <w:r>
+              <w:rPr>
+                <w:rFonts w:asciiTheme="minorHAnsi" w:hAnsiTheme="minorHAnsi"/>
+                <w:sz w:val="18"/>
+                <w:szCs w:val="18"/>
+              </w:rPr>
+              <w:t>LMCI</w:t>
+            </w:r>
+            <w:r>
+              <w:rPr>
+                <w:rFonts w:asciiTheme="minorHAnsi" w:hAnsiTheme="minorHAnsi"/>
+                <w:sz w:val="18"/>
+                <w:szCs w:val="18"/>
+              </w:rPr>
+              <w:t>-MCH23&gt;&gt;</w:t>
+            </w:r>
+          </w:p>
+        </w:tc>
+      </w:tr>
+      <w:tr>
+        <w:trPr>
+          <w:cantSplit/>
+          <w:trHeight w:val="144"/>
+        </w:trPr>
+        <w:tc>
+          <w:tcPr>
+            <w:tcW w:w="475" w:type="dxa"/>
+            <w:vAlign w:val="center"/>
+          </w:tcPr>
+          <w:p>
+            <w:pPr>
+              <w:jc w:val="center"/>
+              <w:rPr>
+                <w:rFonts w:asciiTheme="minorHAnsi" w:hAnsiTheme="minorHAnsi"/>
+                <w:sz w:val="18"/>
+                <w:szCs w:val="18"/>
+              </w:rPr>
+            </w:pPr>
+            <w:r>
+              <w:rPr>
+                <w:rFonts w:asciiTheme="minorHAnsi" w:hAnsiTheme="minorHAnsi"/>
+                <w:sz w:val="18"/>
+                <w:szCs w:val="18"/>
+              </w:rPr>
+              <w:t>0</w:t>
+            </w:r>
+            <w:r>
+              <w:rPr>
+                <w:rFonts w:asciiTheme="minorHAnsi" w:hAnsiTheme="minorHAnsi"/>
+                <w:sz w:val="18"/>
+                <w:szCs w:val="18"/>
+              </w:rPr>
+              <w:t>7</w:t>
+            </w:r>
+          </w:p>
+        </w:tc>
+        <w:tc>
+          <w:tcPr>
+            <w:tcW w:w="4950" w:type="dxa"/>
+            <w:vAlign w:val="center"/>
+          </w:tcPr>
+          <w:p>
+            <w:pPr>
+              <w:rPr>
+                <w:rFonts w:asciiTheme="minorHAnsi" w:hAnsiTheme="minorHAnsi"/>
+                <w:sz w:val="18"/>
+                <w:szCs w:val="18"/>
+              </w:rPr>
+            </w:pPr>
+            <w:r>
+              <w:rPr>
+                <w:rFonts w:asciiTheme="minorHAnsi" w:hAnsiTheme="minorHAnsi"/>
+                <w:sz w:val="18"/>
+                <w:szCs w:val="18"/>
+              </w:rPr>
+              <w:t>Cooling System Zonal Control Type</w:t>
+            </w:r>
+          </w:p>
+        </w:tc>
+        <w:tc>
+          <w:tcPr>
+            <w:tcW w:w="5605" w:type="dxa"/>
+            <w:vAlign w:val="center"/>
+          </w:tcPr>
+          <w:p>
+            <w:pPr>
+              <w:rPr>
+                <w:rFonts w:asciiTheme="minorHAnsi" w:hAnsiTheme="minorHAnsi"/>
+                <w:sz w:val="18"/>
+                <w:szCs w:val="18"/>
+              </w:rPr>
+            </w:pPr>
+            <w:r>
+              <w:rPr>
+                <w:rFonts w:asciiTheme="minorHAnsi" w:hAnsiTheme="minorHAnsi"/>
+                <w:sz w:val="18"/>
+                <w:szCs w:val="18"/>
+              </w:rPr>
+              <w:t xml:space="preserve">&lt;&lt; auto filled text: referenced from </w:t>
+            </w:r>
+            <w:r>
+              <w:rPr>
+                <w:rFonts w:asciiTheme="minorHAnsi" w:hAnsiTheme="minorHAnsi"/>
+                <w:sz w:val="18"/>
+                <w:szCs w:val="18"/>
+              </w:rPr>
+              <w:t>LMCI</w:t>
+            </w:r>
+            <w:r>
+              <w:rPr>
+                <w:rFonts w:asciiTheme="minorHAnsi" w:hAnsiTheme="minorHAnsi"/>
+                <w:sz w:val="18"/>
+                <w:szCs w:val="18"/>
+              </w:rPr>
+              <w:t>-MCH-23&gt;&gt;</w:t>
+            </w:r>
+          </w:p>
+        </w:tc>
+      </w:tr>
+      <w:tr>
+        <w:trPr>
+          <w:cantSplit/>
+          <w:trHeight w:val="144"/>
+        </w:trPr>
+        <w:tc>
+          <w:tcPr>
+            <w:tcW w:w="475" w:type="dxa"/>
+            <w:vAlign w:val="center"/>
+          </w:tcPr>
+          <w:p>
+            <w:pPr>
+              <w:jc w:val="center"/>
+              <w:rPr>
+                <w:rFonts w:asciiTheme="minorHAnsi" w:hAnsiTheme="minorHAnsi"/>
+                <w:sz w:val="18"/>
+                <w:szCs w:val="18"/>
+              </w:rPr>
+            </w:pPr>
+            <w:r>
+              <w:rPr>
+                <w:rFonts w:asciiTheme="minorHAnsi" w:hAnsiTheme="minorHAnsi"/>
+                <w:sz w:val="18"/>
+                <w:szCs w:val="18"/>
+              </w:rPr>
+              <w:t>0</w:t>
+            </w:r>
+            <w:r>
+              <w:rPr>
+                <w:rFonts w:asciiTheme="minorHAnsi" w:hAnsiTheme="minorHAnsi"/>
+                <w:sz w:val="18"/>
+                <w:szCs w:val="18"/>
+              </w:rPr>
+              <w:t>8</w:t>
+            </w:r>
+          </w:p>
+        </w:tc>
+        <w:tc>
+          <w:tcPr>
+            <w:tcW w:w="4950" w:type="dxa"/>
+            <w:vAlign w:val="center"/>
+          </w:tcPr>
+          <w:p>
+            <w:pPr>
+              <w:keepNext/>
+              <w:rPr>
+                <w:rFonts w:asciiTheme="minorHAnsi" w:hAnsiTheme="minorHAnsi"/>
+                <w:sz w:val="18"/>
+                <w:szCs w:val="18"/>
+              </w:rPr>
+            </w:pPr>
+            <w:r>
+              <w:rPr>
+                <w:rFonts w:asciiTheme="minorHAnsi" w:hAnsiTheme="minorHAnsi"/>
+                <w:sz w:val="18"/>
+                <w:szCs w:val="18"/>
+              </w:rPr>
+              <w:t>Central Fan Integrated (CFI) Ventilation System Status</w:t>
+            </w:r>
+          </w:p>
+        </w:tc>
+        <w:tc>
+          <w:tcPr>
+            <w:tcW w:w="5605" w:type="dxa"/>
+            <w:vAlign w:val="center"/>
+          </w:tcPr>
+          <w:p>
+            <w:pPr>
+              <w:rPr>
+                <w:rFonts w:asciiTheme="minorHAnsi" w:hAnsiTheme="minorHAnsi"/>
+                <w:sz w:val="18"/>
+                <w:szCs w:val="18"/>
+              </w:rPr>
+            </w:pPr>
+            <w:r>
+              <w:rPr>
+                <w:rFonts w:asciiTheme="minorHAnsi" w:hAnsiTheme="minorHAnsi"/>
+                <w:sz w:val="18"/>
+                <w:szCs w:val="18"/>
+              </w:rPr>
+              <w:t>&lt;&lt; auto filled text: reference</w:t>
+            </w:r>
+            <w:r>
+              <w:rPr>
+                <w:rFonts w:asciiTheme="minorHAnsi" w:hAnsiTheme="minorHAnsi"/>
+                <w:sz w:val="18"/>
+                <w:szCs w:val="18"/>
+              </w:rPr>
+              <w:t xml:space="preserve">d from </w:t>
+            </w:r>
+            <w:r>
+              <w:rPr>
+                <w:rFonts w:asciiTheme="minorHAnsi" w:hAnsiTheme="minorHAnsi"/>
+                <w:sz w:val="18"/>
+                <w:szCs w:val="18"/>
+              </w:rPr>
+              <w:t>LMCI</w:t>
+            </w:r>
+            <w:r>
+              <w:rPr>
+                <w:rFonts w:asciiTheme="minorHAnsi" w:hAnsiTheme="minorHAnsi"/>
+                <w:sz w:val="18"/>
+                <w:szCs w:val="18"/>
+              </w:rPr>
+              <w:t>-MCH-23</w:t>
+            </w:r>
+            <w:r>
+              <w:rPr>
+                <w:rFonts w:asciiTheme="minorHAnsi" w:hAnsiTheme="minorHAnsi"/>
+                <w:sz w:val="18"/>
+                <w:szCs w:val="18"/>
+              </w:rPr>
+              <w:t>&gt;&gt;</w:t>
+            </w:r>
+          </w:p>
+        </w:tc>
+      </w:tr>
+      <w:tr>
+        <w:trPr>
+          <w:cantSplit/>
+          <w:trHeight w:val="144"/>
+        </w:trPr>
+        <w:tc>
+          <w:tcPr>
+            <w:tcW w:w="475" w:type="dxa"/>
+            <w:vAlign w:val="center"/>
+          </w:tcPr>
+          <w:p>
+            <w:pPr>
+              <w:jc w:val="center"/>
+              <w:rPr>
+                <w:rFonts w:asciiTheme="minorHAnsi" w:hAnsiTheme="minorHAnsi"/>
+                <w:sz w:val="18"/>
+                <w:szCs w:val="18"/>
+              </w:rPr>
+            </w:pPr>
+            <w:r>
+              <w:rPr>
+                <w:rFonts w:asciiTheme="minorHAnsi" w:hAnsiTheme="minorHAnsi"/>
+                <w:sz w:val="18"/>
+                <w:szCs w:val="18"/>
+              </w:rPr>
+              <w:t>0</w:t>
+            </w:r>
+            <w:r>
+              <w:rPr>
+                <w:rFonts w:asciiTheme="minorHAnsi" w:hAnsiTheme="minorHAnsi"/>
+                <w:sz w:val="18"/>
+                <w:szCs w:val="18"/>
+              </w:rPr>
+              <w:t>9</w:t>
+            </w:r>
+          </w:p>
+        </w:tc>
+        <w:tc>
+          <w:tcPr>
+            <w:tcW w:w="4950" w:type="dxa"/>
+            <w:vAlign w:val="center"/>
+          </w:tcPr>
+          <w:p>
+            <w:pPr>
+              <w:keepNext/>
+              <w:rPr>
+                <w:rFonts w:asciiTheme="minorHAnsi" w:hAnsiTheme="minorHAnsi"/>
+                <w:sz w:val="18"/>
+                <w:szCs w:val="18"/>
+              </w:rPr>
+            </w:pPr>
+            <w:r>
+              <w:rPr>
+                <w:rFonts w:asciiTheme="minorHAnsi" w:hAnsiTheme="minorHAnsi"/>
+                <w:sz w:val="18"/>
+                <w:szCs w:val="18"/>
+              </w:rPr>
+              <w:t>System Bypass Duct Status</w:t>
+            </w:r>
+          </w:p>
+        </w:tc>
+        <w:tc>
+          <w:tcPr>
+            <w:tcW w:w="5605" w:type="dxa"/>
+            <w:vAlign w:val="center"/>
+          </w:tcPr>
+          <w:p>
+            <w:pPr>
+              <w:rPr>
+                <w:rFonts w:asciiTheme="minorHAnsi" w:hAnsiTheme="minorHAnsi"/>
+                <w:sz w:val="18"/>
+                <w:szCs w:val="18"/>
+              </w:rPr>
+            </w:pPr>
+            <w:r>
+              <w:rPr>
+                <w:rFonts w:asciiTheme="minorHAnsi" w:hAnsiTheme="minorHAnsi"/>
+                <w:sz w:val="18"/>
+                <w:szCs w:val="18"/>
+              </w:rPr>
+              <w:t xml:space="preserve">&lt;&lt; auto filled text: referenced from </w:t>
+            </w:r>
+            <w:r>
+              <w:rPr>
+                <w:rFonts w:asciiTheme="minorHAnsi" w:hAnsiTheme="minorHAnsi"/>
+                <w:sz w:val="18"/>
+                <w:szCs w:val="18"/>
+              </w:rPr>
+              <w:t>LMCI</w:t>
+            </w:r>
+            <w:r>
+              <w:rPr>
+                <w:rFonts w:asciiTheme="minorHAnsi" w:hAnsiTheme="minorHAnsi"/>
+                <w:sz w:val="18"/>
+                <w:szCs w:val="18"/>
+              </w:rPr>
+              <w:t>-MCH23&gt;&gt;</w:t>
+            </w:r>
+          </w:p>
+        </w:tc>
+      </w:tr>
+      <w:tr>
+        <w:trPr>
+          <w:cantSplit/>
+          <w:trHeight w:val="144"/>
+        </w:trPr>
+        <w:tc>
+          <w:tcPr>
+            <w:tcW w:w="475" w:type="dxa"/>
+            <w:vAlign w:val="center"/>
+          </w:tcPr>
+          <w:p>
+            <w:pPr>
+              <w:jc w:val="center"/>
+              <w:rPr>
+                <w:rFonts w:asciiTheme="minorHAnsi" w:hAnsiTheme="minorHAnsi"/>
+                <w:sz w:val="18"/>
+                <w:szCs w:val="18"/>
+              </w:rPr>
+            </w:pPr>
+            <w:r>
+              <w:rPr>
+                <w:rFonts w:asciiTheme="minorHAnsi" w:hAnsiTheme="minorHAnsi"/>
+                <w:sz w:val="18"/>
+                <w:szCs w:val="18"/>
+              </w:rPr>
+              <w:t>10</w:t>
+            </w:r>
+          </w:p>
+        </w:tc>
+        <w:tc>
+          <w:tcPr>
+            <w:tcW w:w="4950" w:type="dxa"/>
+            <w:vAlign w:val="center"/>
+          </w:tcPr>
+          <w:p>
+            <w:pPr>
+              <w:keepNext/>
+              <w:rPr>
+                <w:rFonts w:asciiTheme="minorHAnsi" w:hAnsiTheme="minorHAnsi"/>
+                <w:sz w:val="18"/>
+                <w:szCs w:val="18"/>
+              </w:rPr>
+            </w:pPr>
+            <w:r>
+              <w:rPr>
+                <w:rFonts w:asciiTheme="minorHAnsi" w:hAnsiTheme="minorHAnsi"/>
+                <w:sz w:val="18"/>
+                <w:szCs w:val="18"/>
+              </w:rPr>
+              <w:t>Date of System Airflow Rate Measurement</w:t>
+            </w:r>
+          </w:p>
+        </w:tc>
+        <w:tc>
+          <w:tcPr>
+            <w:tcW w:w="5605" w:type="dxa"/>
+            <w:vAlign w:val="center"/>
+          </w:tcPr>
+          <w:p>
+            <w:pPr>
+              <w:keepNext/>
+              <w:rPr>
+                <w:rFonts w:asciiTheme="minorHAnsi" w:hAnsiTheme="minorHAnsi"/>
+                <w:sz w:val="18"/>
+                <w:szCs w:val="18"/>
+              </w:rPr>
+            </w:pPr>
+            <w:r>
+              <w:rPr>
+                <w:rFonts w:asciiTheme="minorHAnsi" w:hAnsiTheme="minorHAnsi"/>
+                <w:sz w:val="18"/>
+                <w:szCs w:val="18"/>
+              </w:rPr>
+              <w:t xml:space="preserve">&lt;&lt; auto filled text: referenced from </w:t>
+            </w:r>
+            <w:r>
+              <w:rPr>
+                <w:rFonts w:asciiTheme="minorHAnsi" w:hAnsiTheme="minorHAnsi"/>
+                <w:sz w:val="18"/>
+                <w:szCs w:val="18"/>
+              </w:rPr>
+              <w:t>LMCI</w:t>
+            </w:r>
+            <w:r>
+              <w:rPr>
+                <w:rFonts w:asciiTheme="minorHAnsi" w:hAnsiTheme="minorHAnsi"/>
+                <w:sz w:val="18"/>
+                <w:szCs w:val="18"/>
+              </w:rPr>
+              <w:t>-MCH23</w:t>
+            </w:r>
+            <w:r>
+              <w:rPr>
+                <w:rFonts w:asciiTheme="minorHAnsi" w:hAnsiTheme="minorHAnsi"/>
+                <w:sz w:val="18"/>
+                <w:szCs w:val="18"/>
+              </w:rPr>
+              <w:t>&gt;&gt;</w:t>
+            </w:r>
+          </w:p>
+        </w:tc>
+      </w:tr>
+      <w:tr>
+        <w:trPr>
+          <w:cantSplit/>
+          <w:trHeight w:val="144"/>
+        </w:trPr>
+        <w:tc>
+          <w:tcPr>
+            <w:tcW w:w="475" w:type="dxa"/>
+            <w:vAlign w:val="center"/>
+          </w:tcPr>
+          <w:p>
+            <w:pPr>
+              <w:jc w:val="center"/>
+              <w:rPr>
+                <w:rFonts w:asciiTheme="minorHAnsi" w:hAnsiTheme="minorHAnsi"/>
+                <w:sz w:val="18"/>
+                <w:szCs w:val="18"/>
+              </w:rPr>
+            </w:pPr>
+            <w:r>
+              <w:rPr>
+                <w:rFonts w:asciiTheme="minorHAnsi" w:hAnsiTheme="minorHAnsi"/>
+                <w:sz w:val="18"/>
+                <w:szCs w:val="18"/>
+              </w:rPr>
+              <w:t>1</w:t>
+            </w:r>
+            <w:r>
+              <w:rPr>
+                <w:rFonts w:asciiTheme="minorHAnsi" w:hAnsiTheme="minorHAnsi"/>
+                <w:sz w:val="18"/>
+                <w:szCs w:val="18"/>
+              </w:rPr>
+              <w:t>1</w:t>
+            </w:r>
+          </w:p>
+        </w:tc>
+        <w:tc>
+          <w:tcPr>
+            <w:tcW w:w="4950" w:type="dxa"/>
+            <w:vAlign w:val="center"/>
+          </w:tcPr>
+          <w:p>
+            <w:pPr>
+              <w:keepNext/>
+              <w:rPr>
+                <w:rFonts w:asciiTheme="minorHAnsi" w:hAnsiTheme="minorHAnsi"/>
+                <w:sz w:val="18"/>
+                <w:szCs w:val="18"/>
+              </w:rPr>
+            </w:pPr>
+            <w:r>
+              <w:rPr>
+                <w:rFonts w:asciiTheme="minorHAnsi" w:hAnsiTheme="minorHAnsi"/>
+                <w:sz w:val="18"/>
+                <w:szCs w:val="18"/>
+              </w:rPr>
+              <w:t xml:space="preserve">Airflow Rate Protocol </w:t>
+            </w:r>
+            <w:r>
+              <w:rPr>
+                <w:rFonts w:asciiTheme="minorHAnsi" w:hAnsiTheme="minorHAnsi"/>
+                <w:sz w:val="18"/>
+                <w:szCs w:val="18"/>
+              </w:rPr>
+              <w:t>U</w:t>
+            </w:r>
+            <w:r>
+              <w:rPr>
+                <w:rFonts w:asciiTheme="minorHAnsi" w:hAnsiTheme="minorHAnsi"/>
+                <w:sz w:val="18"/>
+                <w:szCs w:val="18"/>
+              </w:rPr>
+              <w:t>tilized</w:t>
+            </w:r>
+          </w:p>
+        </w:tc>
+        <w:tc>
+          <w:tcPr>
+            <w:tcW w:w="5605" w:type="dxa"/>
+            <w:vAlign w:val="center"/>
+          </w:tcPr>
+          <w:p>
+            <w:pPr>
+              <w:keepNext/>
+              <w:rPr>
+                <w:rFonts w:asciiTheme="minorHAnsi" w:hAnsiTheme="minorHAnsi"/>
+                <w:sz w:val="18"/>
+                <w:szCs w:val="18"/>
+              </w:rPr>
+            </w:pPr>
+            <w:r>
+              <w:rPr>
+                <w:rFonts w:asciiTheme="minorHAnsi" w:hAnsiTheme="minorHAnsi"/>
+                <w:sz w:val="18"/>
+                <w:szCs w:val="18"/>
+              </w:rPr>
+              <w:t xml:space="preserve">&lt;&lt; auto filled text: referenced from </w:t>
+            </w:r>
+            <w:r>
+              <w:rPr>
+                <w:rFonts w:asciiTheme="minorHAnsi" w:hAnsiTheme="minorHAnsi"/>
+                <w:sz w:val="18"/>
+                <w:szCs w:val="18"/>
+              </w:rPr>
+              <w:t>LMCI</w:t>
+            </w:r>
+            <w:r>
+              <w:rPr>
+                <w:rFonts w:asciiTheme="minorHAnsi" w:hAnsiTheme="minorHAnsi"/>
+                <w:sz w:val="18"/>
+                <w:szCs w:val="18"/>
+              </w:rPr>
+              <w:t>-MCH23</w:t>
+            </w:r>
+            <w:r>
+              <w:rPr>
+                <w:rFonts w:asciiTheme="minorHAnsi" w:hAnsiTheme="minorHAnsi"/>
+                <w:sz w:val="18"/>
+                <w:szCs w:val="18"/>
+              </w:rPr>
+              <w:t>&gt;&gt;</w:t>
+            </w:r>
+          </w:p>
+        </w:tc>
+      </w:tr>
+      <w:tr>
+        <w:trPr>
+          <w:cantSplit/>
+          <w:trHeight w:val="144"/>
+          <w:del w:id="8" w:author="Alhabibi, Haider@Energy" w:date="2023-11-09T16:06:00Z"/>
+        </w:trPr>
+        <w:tc>
+          <w:tcPr>
+            <w:tcW w:w="475" w:type="dxa"/>
+            <w:vAlign w:val="center"/>
+          </w:tcPr>
+          <w:p>
+            <w:pPr>
+              <w:jc w:val="center"/>
+              <w:rPr>
+                <w:del w:id="9" w:author="Alhabibi, Haider@Energy" w:date="2023-11-09T16:06:00Z"/>
+                <w:rFonts w:asciiTheme="minorHAnsi" w:hAnsiTheme="minorHAnsi"/>
+                <w:sz w:val="18"/>
+                <w:szCs w:val="18"/>
+              </w:rPr>
+            </w:pPr>
+            <w:del w:id="10" w:author="Alhabibi, Haider@Energy" w:date="2023-11-09T16:06:00Z">
               <w:r>
                 <w:rPr>
                   <w:rFonts w:asciiTheme="minorHAnsi" w:hAnsiTheme="minorHAnsi"/>
                   <w:sz w:val="18"/>
                   <w:szCs w:val="18"/>
                 </w:rPr>
-                <w:delText>CF2R</w:delText>
+                <w:delText>12</w:delText>
               </w:r>
             </w:del>
-            <w:ins w:id="67" w:author="Alhabibi, Haider@Energy" w:date="2022-02-24T08:57:00Z">
+          </w:p>
+        </w:tc>
+        <w:tc>
+          <w:tcPr>
+            <w:tcW w:w="4950" w:type="dxa"/>
+            <w:vAlign w:val="center"/>
+          </w:tcPr>
+          <w:p>
+            <w:pPr>
+              <w:keepNext/>
+              <w:rPr>
+                <w:del w:id="11" w:author="Alhabibi, Haider@Energy" w:date="2023-11-09T16:06:00Z"/>
+                <w:rFonts w:asciiTheme="minorHAnsi" w:hAnsiTheme="minorHAnsi"/>
+                <w:sz w:val="18"/>
+                <w:szCs w:val="18"/>
+              </w:rPr>
+            </w:pPr>
+            <w:del w:id="12" w:author="Alhabibi, Haider@Energy" w:date="2023-11-09T16:06:00Z">
               <w:r>
                 <w:rPr>
                   <w:rFonts w:asciiTheme="minorHAnsi" w:hAnsiTheme="minorHAnsi"/>
                   <w:sz w:val="18"/>
                   <w:szCs w:val="18"/>
                 </w:rPr>
-                <w:t>LMCI</w:t>
+                <w:delText>Central Fan Ventilation Cooling System Status</w:delText>
               </w:r>
-            </w:ins>
-            <w:r>
-              <w:rPr>
-                <w:rFonts w:asciiTheme="minorHAnsi" w:hAnsiTheme="minorHAnsi"/>
-                <w:sz w:val="18"/>
-                <w:szCs w:val="18"/>
-              </w:rPr>
-              <w:t>-</w:t>
-            </w:r>
-            <w:r>
-              <w:rPr>
-                <w:rFonts w:asciiTheme="minorHAnsi" w:hAnsiTheme="minorHAnsi"/>
-                <w:sz w:val="18"/>
-                <w:szCs w:val="18"/>
-              </w:rPr>
-              <w:t>MCH</w:t>
-            </w:r>
-            <w:r>
-              <w:rPr>
-                <w:rFonts w:asciiTheme="minorHAnsi" w:hAnsiTheme="minorHAnsi"/>
-                <w:sz w:val="18"/>
-                <w:szCs w:val="18"/>
-              </w:rPr>
-              <w:t>23</w:t>
-            </w:r>
-            <w:r>
-              <w:rPr>
-                <w:rFonts w:asciiTheme="minorHAnsi" w:hAnsiTheme="minorHAnsi"/>
-                <w:sz w:val="18"/>
-                <w:szCs w:val="18"/>
-              </w:rPr>
-              <w:t>&gt;&gt;</w:t>
-            </w:r>
-          </w:p>
-        </w:tc>
-      </w:tr>
-      <w:tr>
-        <w:trPr>
-          <w:cantSplit/>
-          <w:trHeight w:val="144"/>
-        </w:trPr>
-        <w:tc>
-          <w:tcPr>
-            <w:tcW w:w="475" w:type="dxa"/>
-            <w:vAlign w:val="center"/>
-          </w:tcPr>
-          <w:p>
-            <w:pPr>
-              <w:jc w:val="center"/>
-              <w:rPr>
-                <w:rFonts w:asciiTheme="minorHAnsi" w:hAnsiTheme="minorHAnsi"/>
-                <w:sz w:val="18"/>
-                <w:szCs w:val="18"/>
-              </w:rPr>
-            </w:pPr>
-            <w:r>
-              <w:rPr>
-                <w:rFonts w:asciiTheme="minorHAnsi" w:hAnsiTheme="minorHAnsi"/>
-                <w:sz w:val="18"/>
-                <w:szCs w:val="18"/>
-              </w:rPr>
-              <w:t>0</w:t>
-            </w:r>
-            <w:r>
-              <w:rPr>
-                <w:rFonts w:asciiTheme="minorHAnsi" w:hAnsiTheme="minorHAnsi"/>
-                <w:sz w:val="18"/>
-                <w:szCs w:val="18"/>
-              </w:rPr>
-              <w:t>4</w:t>
-            </w:r>
-          </w:p>
-        </w:tc>
-        <w:tc>
-          <w:tcPr>
-            <w:tcW w:w="4950" w:type="dxa"/>
-            <w:vAlign w:val="center"/>
-          </w:tcPr>
-          <w:p>
-            <w:pPr>
-              <w:rPr>
-                <w:rFonts w:asciiTheme="minorHAnsi" w:hAnsiTheme="minorHAnsi"/>
-                <w:sz w:val="18"/>
-                <w:szCs w:val="18"/>
-              </w:rPr>
-            </w:pPr>
-            <w:r>
-              <w:rPr>
-                <w:rFonts w:asciiTheme="minorHAnsi" w:hAnsiTheme="minorHAnsi"/>
-                <w:sz w:val="18"/>
-                <w:szCs w:val="18"/>
-              </w:rPr>
-              <w:t>System Installation Type</w:t>
-            </w:r>
+            </w:del>
           </w:p>
         </w:tc>
         <w:tc>
@@ -8175,1015 +8815,48 @@
           </w:tcPr>
           <w:p>
             <w:pPr>
-              <w:rPr>
-                <w:rFonts w:asciiTheme="minorHAnsi" w:hAnsiTheme="minorHAnsi"/>
-                <w:sz w:val="18"/>
-                <w:szCs w:val="18"/>
-              </w:rPr>
-            </w:pPr>
-            <w:r>
-              <w:rPr>
-                <w:rFonts w:asciiTheme="minorHAnsi" w:hAnsiTheme="minorHAnsi"/>
-                <w:sz w:val="18"/>
-                <w:szCs w:val="18"/>
-              </w:rPr>
-              <w:t>&lt;&lt;</w:t>
-            </w:r>
-            <w:r>
-              <w:rPr>
-                <w:rFonts w:asciiTheme="minorHAnsi" w:hAnsiTheme="minorHAnsi"/>
-                <w:sz w:val="18"/>
-                <w:szCs w:val="18"/>
-              </w:rPr>
-              <w:t xml:space="preserve"> auto filled text: referenced from </w:t>
-            </w:r>
-            <w:del w:id="68" w:author="Alhabibi, Haider@Energy" w:date="2022-02-24T08:57:00Z">
+              <w:keepNext/>
+              <w:rPr>
+                <w:del w:id="13" w:author="Alhabibi, Haider@Energy" w:date="2023-11-09T16:06:00Z"/>
+                <w:rFonts w:asciiTheme="minorHAnsi" w:hAnsiTheme="minorHAnsi"/>
+                <w:sz w:val="18"/>
+                <w:szCs w:val="18"/>
+              </w:rPr>
+            </w:pPr>
+            <w:del w:id="14" w:author="Alhabibi, Haider@Energy" w:date="2023-11-09T16:06:00Z">
               <w:r>
                 <w:rPr>
                   <w:rFonts w:asciiTheme="minorHAnsi" w:hAnsiTheme="minorHAnsi"/>
                   <w:sz w:val="18"/>
                   <w:szCs w:val="18"/>
                 </w:rPr>
-                <w:delText>CF2R</w:delText>
+                <w:delText xml:space="preserve">&lt;&lt; auto filled text: referenced from </w:delText>
               </w:r>
-            </w:del>
-            <w:ins w:id="69" w:author="Alhabibi, Haider@Energy" w:date="2022-02-24T08:57:00Z">
               <w:r>
                 <w:rPr>
                   <w:rFonts w:asciiTheme="minorHAnsi" w:hAnsiTheme="minorHAnsi"/>
                   <w:sz w:val="18"/>
                   <w:szCs w:val="18"/>
                 </w:rPr>
-                <w:t>LMCI</w:t>
+                <w:delText>LMCI</w:delText>
               </w:r>
-            </w:ins>
-            <w:r>
-              <w:rPr>
-                <w:rFonts w:asciiTheme="minorHAnsi" w:hAnsiTheme="minorHAnsi"/>
-                <w:sz w:val="18"/>
-                <w:szCs w:val="18"/>
-              </w:rPr>
-              <w:t>-MCH23&gt;&gt;</w:t>
-            </w:r>
-            <w:r>
-              <w:rPr>
-                <w:rFonts w:asciiTheme="minorHAnsi" w:hAnsiTheme="minorHAnsi"/>
-                <w:sz w:val="18"/>
-                <w:szCs w:val="18"/>
-              </w:rPr>
-              <w:t xml:space="preserve"> </w:t>
-            </w:r>
-          </w:p>
-        </w:tc>
-      </w:tr>
-      <w:tr>
-        <w:trPr>
-          <w:cantSplit/>
-          <w:trHeight w:val="144"/>
-        </w:trPr>
-        <w:tc>
-          <w:tcPr>
-            <w:tcW w:w="475" w:type="dxa"/>
-            <w:vAlign w:val="center"/>
-          </w:tcPr>
-          <w:p>
-            <w:pPr>
-              <w:jc w:val="center"/>
-              <w:rPr>
-                <w:rFonts w:asciiTheme="minorHAnsi" w:hAnsiTheme="minorHAnsi"/>
-                <w:sz w:val="18"/>
-                <w:szCs w:val="18"/>
-              </w:rPr>
-            </w:pPr>
-            <w:r>
-              <w:rPr>
-                <w:rFonts w:asciiTheme="minorHAnsi" w:hAnsiTheme="minorHAnsi"/>
-                <w:sz w:val="18"/>
-                <w:szCs w:val="18"/>
-              </w:rPr>
-              <w:t>0</w:t>
-            </w:r>
-            <w:r>
-              <w:rPr>
-                <w:rFonts w:asciiTheme="minorHAnsi" w:hAnsiTheme="minorHAnsi"/>
-                <w:sz w:val="18"/>
-                <w:szCs w:val="18"/>
-              </w:rPr>
-              <w:t>5</w:t>
-            </w:r>
-          </w:p>
-        </w:tc>
-        <w:tc>
-          <w:tcPr>
-            <w:tcW w:w="4950" w:type="dxa"/>
-          </w:tcPr>
-          <w:p>
-            <w:pPr>
-              <w:rPr>
-                <w:rFonts w:asciiTheme="minorHAnsi" w:hAnsiTheme="minorHAnsi"/>
-                <w:sz w:val="18"/>
-                <w:szCs w:val="18"/>
-              </w:rPr>
-            </w:pPr>
-            <w:r>
-              <w:rPr>
-                <w:rFonts w:asciiTheme="minorHAnsi" w:hAnsiTheme="minorHAnsi"/>
-                <w:sz w:val="18"/>
-                <w:szCs w:val="18"/>
-              </w:rPr>
-              <w:t>Nominal Cooling Capacity (tons) of Condenser</w:t>
-            </w:r>
-          </w:p>
-        </w:tc>
-        <w:tc>
-          <w:tcPr>
-            <w:tcW w:w="5605" w:type="dxa"/>
-            <w:vAlign w:val="center"/>
-          </w:tcPr>
-          <w:p>
-            <w:pPr>
-              <w:rPr>
-                <w:rFonts w:asciiTheme="minorHAnsi" w:hAnsiTheme="minorHAnsi"/>
-                <w:sz w:val="18"/>
-                <w:szCs w:val="18"/>
-              </w:rPr>
-            </w:pPr>
-            <w:r>
-              <w:rPr>
-                <w:rFonts w:asciiTheme="minorHAnsi" w:hAnsiTheme="minorHAnsi"/>
-                <w:sz w:val="18"/>
-                <w:szCs w:val="18"/>
-              </w:rPr>
-              <w:t xml:space="preserve">&lt;&lt; auto filled text: referenced from </w:t>
-            </w:r>
-            <w:del w:id="70" w:author="Alhabibi, Haider@Energy" w:date="2022-02-24T08:57:00Z">
               <w:r>
                 <w:rPr>
                   <w:rFonts w:asciiTheme="minorHAnsi" w:hAnsiTheme="minorHAnsi"/>
                   <w:sz w:val="18"/>
                   <w:szCs w:val="18"/>
                 </w:rPr>
-                <w:delText>CF2R</w:delText>
+                <w:delText>-MCH23</w:delText>
               </w:r>
-            </w:del>
-            <w:ins w:id="71" w:author="Alhabibi, Haider@Energy" w:date="2022-02-24T08:57:00Z">
               <w:r>
                 <w:rPr>
                   <w:rFonts w:asciiTheme="minorHAnsi" w:hAnsiTheme="minorHAnsi"/>
                   <w:sz w:val="18"/>
                   <w:szCs w:val="18"/>
                 </w:rPr>
-                <w:t>LMCI</w:t>
-              </w:r>
-            </w:ins>
-            <w:r>
-              <w:rPr>
-                <w:rFonts w:asciiTheme="minorHAnsi" w:hAnsiTheme="minorHAnsi"/>
-                <w:sz w:val="18"/>
-                <w:szCs w:val="18"/>
-              </w:rPr>
-              <w:t>-MCH23</w:t>
-            </w:r>
-            <w:r>
-              <w:rPr>
-                <w:rFonts w:asciiTheme="minorHAnsi" w:hAnsiTheme="minorHAnsi"/>
-                <w:sz w:val="18"/>
-                <w:szCs w:val="18"/>
-              </w:rPr>
-              <w:t>&gt;&gt;</w:t>
-            </w:r>
-          </w:p>
-        </w:tc>
-      </w:tr>
-      <w:tr>
-        <w:trPr>
-          <w:cantSplit/>
-          <w:trHeight w:val="144"/>
-        </w:trPr>
-        <w:tc>
-          <w:tcPr>
-            <w:tcW w:w="475" w:type="dxa"/>
-            <w:vAlign w:val="center"/>
-          </w:tcPr>
-          <w:p>
-            <w:pPr>
-              <w:jc w:val="center"/>
-              <w:rPr>
-                <w:rFonts w:asciiTheme="minorHAnsi" w:hAnsiTheme="minorHAnsi"/>
-                <w:sz w:val="18"/>
-                <w:szCs w:val="18"/>
-              </w:rPr>
-            </w:pPr>
-            <w:r>
-              <w:rPr>
-                <w:rFonts w:asciiTheme="minorHAnsi" w:hAnsiTheme="minorHAnsi"/>
-                <w:sz w:val="18"/>
-                <w:szCs w:val="18"/>
-              </w:rPr>
-              <w:t>0</w:t>
-            </w:r>
-            <w:r>
-              <w:rPr>
-                <w:rFonts w:asciiTheme="minorHAnsi" w:hAnsiTheme="minorHAnsi"/>
-                <w:sz w:val="18"/>
-                <w:szCs w:val="18"/>
-              </w:rPr>
-              <w:t>6</w:t>
-            </w:r>
-          </w:p>
-        </w:tc>
-        <w:tc>
-          <w:tcPr>
-            <w:tcW w:w="4950" w:type="dxa"/>
-            <w:vAlign w:val="center"/>
-          </w:tcPr>
-          <w:p>
-            <w:pPr>
-              <w:rPr>
-                <w:rFonts w:asciiTheme="minorHAnsi" w:hAnsiTheme="minorHAnsi"/>
-                <w:sz w:val="18"/>
-                <w:szCs w:val="18"/>
-              </w:rPr>
-            </w:pPr>
-            <w:r>
-              <w:rPr>
-                <w:rFonts w:asciiTheme="minorHAnsi" w:hAnsiTheme="minorHAnsi"/>
-                <w:sz w:val="18"/>
-                <w:szCs w:val="18"/>
-              </w:rPr>
-              <w:t>Condenser Speed Type</w:t>
-            </w:r>
-          </w:p>
-        </w:tc>
-        <w:tc>
-          <w:tcPr>
-            <w:tcW w:w="5605" w:type="dxa"/>
-            <w:vAlign w:val="center"/>
-          </w:tcPr>
-          <w:p>
-            <w:pPr>
-              <w:rPr>
-                <w:rFonts w:asciiTheme="minorHAnsi" w:hAnsiTheme="minorHAnsi"/>
-                <w:sz w:val="18"/>
-                <w:szCs w:val="18"/>
-              </w:rPr>
-            </w:pPr>
-            <w:r>
-              <w:rPr>
-                <w:rFonts w:asciiTheme="minorHAnsi" w:hAnsiTheme="minorHAnsi"/>
-                <w:sz w:val="18"/>
-                <w:szCs w:val="18"/>
-              </w:rPr>
-              <w:t xml:space="preserve">&lt;&lt; auto filled text: referenced from </w:t>
-            </w:r>
-            <w:del w:id="72" w:author="Alhabibi, Haider@Energy" w:date="2022-02-24T08:57:00Z">
-              <w:r>
-                <w:rPr>
-                  <w:rFonts w:asciiTheme="minorHAnsi" w:hAnsiTheme="minorHAnsi"/>
-                  <w:sz w:val="18"/>
-                  <w:szCs w:val="18"/>
-                </w:rPr>
-                <w:delText>CF2R</w:delText>
+                <w:delText>&gt;&gt;</w:delText>
               </w:r>
             </w:del>
-            <w:ins w:id="73" w:author="Alhabibi, Haider@Energy" w:date="2022-02-24T08:57:00Z">
-              <w:r>
-                <w:rPr>
-                  <w:rFonts w:asciiTheme="minorHAnsi" w:hAnsiTheme="minorHAnsi"/>
-                  <w:sz w:val="18"/>
-                  <w:szCs w:val="18"/>
-                </w:rPr>
-                <w:t>LMCI</w:t>
-              </w:r>
-            </w:ins>
-            <w:r>
-              <w:rPr>
-                <w:rFonts w:asciiTheme="minorHAnsi" w:hAnsiTheme="minorHAnsi"/>
-                <w:sz w:val="18"/>
-                <w:szCs w:val="18"/>
-              </w:rPr>
-              <w:t>-MCH23&gt;&gt;</w:t>
-            </w:r>
-          </w:p>
-        </w:tc>
-      </w:tr>
-      <w:tr>
-        <w:trPr>
-          <w:cantSplit/>
-          <w:trHeight w:val="144"/>
-        </w:trPr>
-        <w:tc>
-          <w:tcPr>
-            <w:tcW w:w="475" w:type="dxa"/>
-            <w:vAlign w:val="center"/>
-          </w:tcPr>
-          <w:p>
-            <w:pPr>
-              <w:jc w:val="center"/>
-              <w:rPr>
-                <w:rFonts w:asciiTheme="minorHAnsi" w:hAnsiTheme="minorHAnsi"/>
-                <w:sz w:val="18"/>
-                <w:szCs w:val="18"/>
-              </w:rPr>
-            </w:pPr>
-            <w:r>
-              <w:rPr>
-                <w:rFonts w:asciiTheme="minorHAnsi" w:hAnsiTheme="minorHAnsi"/>
-                <w:sz w:val="18"/>
-                <w:szCs w:val="18"/>
-              </w:rPr>
-              <w:t>0</w:t>
-            </w:r>
-            <w:r>
-              <w:rPr>
-                <w:rFonts w:asciiTheme="minorHAnsi" w:hAnsiTheme="minorHAnsi"/>
-                <w:sz w:val="18"/>
-                <w:szCs w:val="18"/>
-              </w:rPr>
-              <w:t>7</w:t>
-            </w:r>
-          </w:p>
-        </w:tc>
-        <w:tc>
-          <w:tcPr>
-            <w:tcW w:w="4950" w:type="dxa"/>
-            <w:vAlign w:val="center"/>
-          </w:tcPr>
-          <w:p>
-            <w:pPr>
-              <w:rPr>
-                <w:rFonts w:asciiTheme="minorHAnsi" w:hAnsiTheme="minorHAnsi"/>
-                <w:sz w:val="18"/>
-                <w:szCs w:val="18"/>
-              </w:rPr>
-            </w:pPr>
-            <w:r>
-              <w:rPr>
-                <w:rFonts w:asciiTheme="minorHAnsi" w:hAnsiTheme="minorHAnsi"/>
-                <w:sz w:val="18"/>
-                <w:szCs w:val="18"/>
-              </w:rPr>
-              <w:t>Cooling System Zonal Control Type</w:t>
-            </w:r>
-          </w:p>
-        </w:tc>
-        <w:tc>
-          <w:tcPr>
-            <w:tcW w:w="5605" w:type="dxa"/>
-            <w:vAlign w:val="center"/>
-          </w:tcPr>
-          <w:p>
-            <w:pPr>
-              <w:rPr>
-                <w:rFonts w:asciiTheme="minorHAnsi" w:hAnsiTheme="minorHAnsi"/>
-                <w:sz w:val="18"/>
-                <w:szCs w:val="18"/>
-              </w:rPr>
-            </w:pPr>
-            <w:r>
-              <w:rPr>
-                <w:rFonts w:asciiTheme="minorHAnsi" w:hAnsiTheme="minorHAnsi"/>
-                <w:sz w:val="18"/>
-                <w:szCs w:val="18"/>
-              </w:rPr>
-              <w:t xml:space="preserve">&lt;&lt; auto filled text: referenced from </w:t>
-            </w:r>
-            <w:del w:id="74" w:author="Alhabibi, Haider@Energy" w:date="2022-02-24T08:57:00Z">
-              <w:r>
-                <w:rPr>
-                  <w:rFonts w:asciiTheme="minorHAnsi" w:hAnsiTheme="minorHAnsi"/>
-                  <w:sz w:val="18"/>
-                  <w:szCs w:val="18"/>
-                </w:rPr>
-                <w:delText>CF2R</w:delText>
-              </w:r>
-            </w:del>
-            <w:ins w:id="75" w:author="Alhabibi, Haider@Energy" w:date="2022-02-24T08:57:00Z">
-              <w:r>
-                <w:rPr>
-                  <w:rFonts w:asciiTheme="minorHAnsi" w:hAnsiTheme="minorHAnsi"/>
-                  <w:sz w:val="18"/>
-                  <w:szCs w:val="18"/>
-                </w:rPr>
-                <w:t>LMCI</w:t>
-              </w:r>
-            </w:ins>
-            <w:r>
-              <w:rPr>
-                <w:rFonts w:asciiTheme="minorHAnsi" w:hAnsiTheme="minorHAnsi"/>
-                <w:sz w:val="18"/>
-                <w:szCs w:val="18"/>
-              </w:rPr>
-              <w:t>-MCH-23&gt;&gt;</w:t>
-            </w:r>
-          </w:p>
-        </w:tc>
-      </w:tr>
-      <w:tr>
-        <w:trPr>
-          <w:cantSplit/>
-          <w:trHeight w:val="144"/>
-        </w:trPr>
-        <w:tc>
-          <w:tcPr>
-            <w:tcW w:w="475" w:type="dxa"/>
-            <w:vAlign w:val="center"/>
-          </w:tcPr>
-          <w:p>
-            <w:pPr>
-              <w:jc w:val="center"/>
-              <w:rPr>
-                <w:rFonts w:asciiTheme="minorHAnsi" w:hAnsiTheme="minorHAnsi"/>
-                <w:sz w:val="18"/>
-                <w:szCs w:val="18"/>
-              </w:rPr>
-            </w:pPr>
-            <w:r>
-              <w:rPr>
-                <w:rFonts w:asciiTheme="minorHAnsi" w:hAnsiTheme="minorHAnsi"/>
-                <w:sz w:val="18"/>
-                <w:szCs w:val="18"/>
-              </w:rPr>
-              <w:t>0</w:t>
-            </w:r>
-            <w:r>
-              <w:rPr>
-                <w:rFonts w:asciiTheme="minorHAnsi" w:hAnsiTheme="minorHAnsi"/>
-                <w:sz w:val="18"/>
-                <w:szCs w:val="18"/>
-              </w:rPr>
-              <w:t>8</w:t>
-            </w:r>
-          </w:p>
-        </w:tc>
-        <w:tc>
-          <w:tcPr>
-            <w:tcW w:w="4950" w:type="dxa"/>
-            <w:vAlign w:val="center"/>
-          </w:tcPr>
-          <w:p>
-            <w:pPr>
-              <w:keepNext/>
-              <w:rPr>
-                <w:rFonts w:asciiTheme="minorHAnsi" w:hAnsiTheme="minorHAnsi"/>
-                <w:sz w:val="18"/>
-                <w:szCs w:val="18"/>
-              </w:rPr>
-            </w:pPr>
-            <w:r>
-              <w:rPr>
-                <w:rFonts w:asciiTheme="minorHAnsi" w:hAnsiTheme="minorHAnsi"/>
-                <w:sz w:val="18"/>
-                <w:szCs w:val="18"/>
-              </w:rPr>
-              <w:t>Central Fan Integrated (CFI) Ventilation System Status</w:t>
-            </w:r>
-          </w:p>
-        </w:tc>
-        <w:tc>
-          <w:tcPr>
-            <w:tcW w:w="5605" w:type="dxa"/>
-            <w:vAlign w:val="center"/>
-          </w:tcPr>
-          <w:p>
-            <w:pPr>
-              <w:rPr>
-                <w:rFonts w:asciiTheme="minorHAnsi" w:hAnsiTheme="minorHAnsi"/>
-                <w:sz w:val="18"/>
-                <w:szCs w:val="18"/>
-              </w:rPr>
-            </w:pPr>
-            <w:r>
-              <w:rPr>
-                <w:rFonts w:asciiTheme="minorHAnsi" w:hAnsiTheme="minorHAnsi"/>
-                <w:sz w:val="18"/>
-                <w:szCs w:val="18"/>
-              </w:rPr>
-              <w:t>&lt;&lt; auto filled text: reference</w:t>
-            </w:r>
-            <w:r>
-              <w:rPr>
-                <w:rFonts w:asciiTheme="minorHAnsi" w:hAnsiTheme="minorHAnsi"/>
-                <w:sz w:val="18"/>
-                <w:szCs w:val="18"/>
-              </w:rPr>
-              <w:t xml:space="preserve">d from </w:t>
-            </w:r>
-            <w:del w:id="76" w:author="Alhabibi, Haider@Energy" w:date="2022-02-24T08:57:00Z">
-              <w:r>
-                <w:rPr>
-                  <w:rFonts w:asciiTheme="minorHAnsi" w:hAnsiTheme="minorHAnsi"/>
-                  <w:sz w:val="18"/>
-                  <w:szCs w:val="18"/>
-                </w:rPr>
-                <w:delText>CF2R</w:delText>
-              </w:r>
-            </w:del>
-            <w:ins w:id="77" w:author="Alhabibi, Haider@Energy" w:date="2022-02-24T08:57:00Z">
-              <w:r>
-                <w:rPr>
-                  <w:rFonts w:asciiTheme="minorHAnsi" w:hAnsiTheme="minorHAnsi"/>
-                  <w:sz w:val="18"/>
-                  <w:szCs w:val="18"/>
-                </w:rPr>
-                <w:t>LMCI</w:t>
-              </w:r>
-            </w:ins>
-            <w:r>
-              <w:rPr>
-                <w:rFonts w:asciiTheme="minorHAnsi" w:hAnsiTheme="minorHAnsi"/>
-                <w:sz w:val="18"/>
-                <w:szCs w:val="18"/>
-              </w:rPr>
-              <w:t>-MCH-23</w:t>
-            </w:r>
-            <w:r>
-              <w:rPr>
-                <w:rFonts w:asciiTheme="minorHAnsi" w:hAnsiTheme="minorHAnsi"/>
-                <w:sz w:val="18"/>
-                <w:szCs w:val="18"/>
-              </w:rPr>
-              <w:t>&gt;&gt;</w:t>
-            </w:r>
-          </w:p>
-        </w:tc>
-      </w:tr>
-      <w:tr>
-        <w:trPr>
-          <w:cantSplit/>
-          <w:trHeight w:val="144"/>
-        </w:trPr>
-        <w:tc>
-          <w:tcPr>
-            <w:tcW w:w="475" w:type="dxa"/>
-            <w:vAlign w:val="center"/>
-          </w:tcPr>
-          <w:p>
-            <w:pPr>
-              <w:jc w:val="center"/>
-              <w:rPr>
-                <w:rFonts w:asciiTheme="minorHAnsi" w:hAnsiTheme="minorHAnsi"/>
-                <w:sz w:val="18"/>
-                <w:szCs w:val="18"/>
-              </w:rPr>
-            </w:pPr>
-            <w:r>
-              <w:rPr>
-                <w:rFonts w:asciiTheme="minorHAnsi" w:hAnsiTheme="minorHAnsi"/>
-                <w:sz w:val="18"/>
-                <w:szCs w:val="18"/>
-              </w:rPr>
-              <w:t>0</w:t>
-            </w:r>
-            <w:r>
-              <w:rPr>
-                <w:rFonts w:asciiTheme="minorHAnsi" w:hAnsiTheme="minorHAnsi"/>
-                <w:sz w:val="18"/>
-                <w:szCs w:val="18"/>
-              </w:rPr>
-              <w:t>9</w:t>
-            </w:r>
-          </w:p>
-        </w:tc>
-        <w:tc>
-          <w:tcPr>
-            <w:tcW w:w="4950" w:type="dxa"/>
-            <w:vAlign w:val="center"/>
-          </w:tcPr>
-          <w:p>
-            <w:pPr>
-              <w:keepNext/>
-              <w:rPr>
-                <w:rFonts w:asciiTheme="minorHAnsi" w:hAnsiTheme="minorHAnsi"/>
-                <w:sz w:val="18"/>
-                <w:szCs w:val="18"/>
-              </w:rPr>
-            </w:pPr>
-            <w:r>
-              <w:rPr>
-                <w:rFonts w:asciiTheme="minorHAnsi" w:hAnsiTheme="minorHAnsi"/>
-                <w:sz w:val="18"/>
-                <w:szCs w:val="18"/>
-              </w:rPr>
-              <w:t>System Bypass Duct Status</w:t>
-            </w:r>
-          </w:p>
-        </w:tc>
-        <w:tc>
-          <w:tcPr>
-            <w:tcW w:w="5605" w:type="dxa"/>
-            <w:vAlign w:val="center"/>
-          </w:tcPr>
-          <w:p>
-            <w:pPr>
-              <w:rPr>
-                <w:rFonts w:asciiTheme="minorHAnsi" w:hAnsiTheme="minorHAnsi"/>
-                <w:sz w:val="18"/>
-                <w:szCs w:val="18"/>
-              </w:rPr>
-            </w:pPr>
-            <w:r>
-              <w:rPr>
-                <w:rFonts w:asciiTheme="minorHAnsi" w:hAnsiTheme="minorHAnsi"/>
-                <w:sz w:val="18"/>
-                <w:szCs w:val="18"/>
-              </w:rPr>
-              <w:t xml:space="preserve">&lt;&lt; auto filled text: referenced from </w:t>
-            </w:r>
-            <w:del w:id="78" w:author="Alhabibi, Haider@Energy" w:date="2022-02-24T08:57:00Z">
-              <w:r>
-                <w:rPr>
-                  <w:rFonts w:asciiTheme="minorHAnsi" w:hAnsiTheme="minorHAnsi"/>
-                  <w:sz w:val="18"/>
-                  <w:szCs w:val="18"/>
-                </w:rPr>
-                <w:delText>CF2R</w:delText>
-              </w:r>
-            </w:del>
-            <w:ins w:id="79" w:author="Alhabibi, Haider@Energy" w:date="2022-02-24T08:57:00Z">
-              <w:r>
-                <w:rPr>
-                  <w:rFonts w:asciiTheme="minorHAnsi" w:hAnsiTheme="minorHAnsi"/>
-                  <w:sz w:val="18"/>
-                  <w:szCs w:val="18"/>
-                </w:rPr>
-                <w:t>LMCI</w:t>
-              </w:r>
-            </w:ins>
-            <w:r>
-              <w:rPr>
-                <w:rFonts w:asciiTheme="minorHAnsi" w:hAnsiTheme="minorHAnsi"/>
-                <w:sz w:val="18"/>
-                <w:szCs w:val="18"/>
-              </w:rPr>
-              <w:t>-MCH23&gt;&gt;</w:t>
-            </w:r>
-          </w:p>
-        </w:tc>
-      </w:tr>
-      <w:tr>
-        <w:trPr>
-          <w:cantSplit/>
-          <w:trHeight w:val="144"/>
-        </w:trPr>
-        <w:tc>
-          <w:tcPr>
-            <w:tcW w:w="475" w:type="dxa"/>
-            <w:vAlign w:val="center"/>
-          </w:tcPr>
-          <w:p>
-            <w:pPr>
-              <w:jc w:val="center"/>
-              <w:rPr>
-                <w:rFonts w:asciiTheme="minorHAnsi" w:hAnsiTheme="minorHAnsi"/>
-                <w:sz w:val="18"/>
-                <w:szCs w:val="18"/>
-              </w:rPr>
-            </w:pPr>
-            <w:r>
-              <w:rPr>
-                <w:rFonts w:asciiTheme="minorHAnsi" w:hAnsiTheme="minorHAnsi"/>
-                <w:sz w:val="18"/>
-                <w:szCs w:val="18"/>
-              </w:rPr>
-              <w:t>10</w:t>
-            </w:r>
-          </w:p>
-        </w:tc>
-        <w:tc>
-          <w:tcPr>
-            <w:tcW w:w="4950" w:type="dxa"/>
-            <w:vAlign w:val="center"/>
-          </w:tcPr>
-          <w:p>
-            <w:pPr>
-              <w:keepNext/>
-              <w:rPr>
-                <w:rFonts w:asciiTheme="minorHAnsi" w:hAnsiTheme="minorHAnsi"/>
-                <w:sz w:val="18"/>
-                <w:szCs w:val="18"/>
-              </w:rPr>
-            </w:pPr>
-            <w:r>
-              <w:rPr>
-                <w:rFonts w:asciiTheme="minorHAnsi" w:hAnsiTheme="minorHAnsi"/>
-                <w:sz w:val="18"/>
-                <w:szCs w:val="18"/>
-              </w:rPr>
-              <w:t>Date of System Airflow Rate Measurement</w:t>
-            </w:r>
-          </w:p>
-        </w:tc>
-        <w:tc>
-          <w:tcPr>
-            <w:tcW w:w="5605" w:type="dxa"/>
-            <w:vAlign w:val="center"/>
-          </w:tcPr>
-          <w:p>
-            <w:pPr>
-              <w:keepNext/>
-              <w:rPr>
-                <w:rFonts w:asciiTheme="minorHAnsi" w:hAnsiTheme="minorHAnsi"/>
-                <w:sz w:val="18"/>
-                <w:szCs w:val="18"/>
-              </w:rPr>
-            </w:pPr>
-            <w:r>
-              <w:rPr>
-                <w:rFonts w:asciiTheme="minorHAnsi" w:hAnsiTheme="minorHAnsi"/>
-                <w:sz w:val="18"/>
-                <w:szCs w:val="18"/>
-              </w:rPr>
-              <w:t xml:space="preserve">&lt;&lt; auto filled text: referenced from </w:t>
-            </w:r>
-            <w:del w:id="80" w:author="Alhabibi, Haider@Energy" w:date="2022-02-24T08:57:00Z">
-              <w:r>
-                <w:rPr>
-                  <w:rFonts w:asciiTheme="minorHAnsi" w:hAnsiTheme="minorHAnsi"/>
-                  <w:sz w:val="18"/>
-                  <w:szCs w:val="18"/>
-                </w:rPr>
-                <w:delText>CF2R</w:delText>
-              </w:r>
-            </w:del>
-            <w:ins w:id="81" w:author="Alhabibi, Haider@Energy" w:date="2022-02-24T08:57:00Z">
-              <w:r>
-                <w:rPr>
-                  <w:rFonts w:asciiTheme="minorHAnsi" w:hAnsiTheme="minorHAnsi"/>
-                  <w:sz w:val="18"/>
-                  <w:szCs w:val="18"/>
-                </w:rPr>
-                <w:t>LMCI</w:t>
-              </w:r>
-            </w:ins>
-            <w:r>
-              <w:rPr>
-                <w:rFonts w:asciiTheme="minorHAnsi" w:hAnsiTheme="minorHAnsi"/>
-                <w:sz w:val="18"/>
-                <w:szCs w:val="18"/>
-              </w:rPr>
-              <w:t>-MCH23</w:t>
-            </w:r>
-            <w:r>
-              <w:rPr>
-                <w:rFonts w:asciiTheme="minorHAnsi" w:hAnsiTheme="minorHAnsi"/>
-                <w:sz w:val="18"/>
-                <w:szCs w:val="18"/>
-              </w:rPr>
-              <w:t>&gt;&gt;</w:t>
-            </w:r>
-          </w:p>
-        </w:tc>
-      </w:tr>
-      <w:tr>
-        <w:trPr>
-          <w:cantSplit/>
-          <w:trHeight w:val="144"/>
-        </w:trPr>
-        <w:tc>
-          <w:tcPr>
-            <w:tcW w:w="475" w:type="dxa"/>
-            <w:vAlign w:val="center"/>
-          </w:tcPr>
-          <w:p>
-            <w:pPr>
-              <w:jc w:val="center"/>
-              <w:rPr>
-                <w:rFonts w:asciiTheme="minorHAnsi" w:hAnsiTheme="minorHAnsi"/>
-                <w:sz w:val="18"/>
-                <w:szCs w:val="18"/>
-              </w:rPr>
-            </w:pPr>
-            <w:r>
-              <w:rPr>
-                <w:rFonts w:asciiTheme="minorHAnsi" w:hAnsiTheme="minorHAnsi"/>
-                <w:sz w:val="18"/>
-                <w:szCs w:val="18"/>
-              </w:rPr>
-              <w:t>1</w:t>
-            </w:r>
-            <w:r>
-              <w:rPr>
-                <w:rFonts w:asciiTheme="minorHAnsi" w:hAnsiTheme="minorHAnsi"/>
-                <w:sz w:val="18"/>
-                <w:szCs w:val="18"/>
-              </w:rPr>
-              <w:t>1</w:t>
-            </w:r>
-          </w:p>
-        </w:tc>
-        <w:tc>
-          <w:tcPr>
-            <w:tcW w:w="4950" w:type="dxa"/>
-            <w:vAlign w:val="center"/>
-          </w:tcPr>
-          <w:p>
-            <w:pPr>
-              <w:keepNext/>
-              <w:rPr>
-                <w:rFonts w:asciiTheme="minorHAnsi" w:hAnsiTheme="minorHAnsi"/>
-                <w:sz w:val="18"/>
-                <w:szCs w:val="18"/>
-              </w:rPr>
-            </w:pPr>
-            <w:r>
-              <w:rPr>
-                <w:rFonts w:asciiTheme="minorHAnsi" w:hAnsiTheme="minorHAnsi"/>
-                <w:sz w:val="18"/>
-                <w:szCs w:val="18"/>
-              </w:rPr>
-              <w:t xml:space="preserve">Airflow Rate Protocol </w:t>
-            </w:r>
-            <w:r>
-              <w:rPr>
-                <w:rFonts w:asciiTheme="minorHAnsi" w:hAnsiTheme="minorHAnsi"/>
-                <w:sz w:val="18"/>
-                <w:szCs w:val="18"/>
-              </w:rPr>
-              <w:t>U</w:t>
-            </w:r>
-            <w:r>
-              <w:rPr>
-                <w:rFonts w:asciiTheme="minorHAnsi" w:hAnsiTheme="minorHAnsi"/>
-                <w:sz w:val="18"/>
-                <w:szCs w:val="18"/>
-              </w:rPr>
-              <w:t>tilized</w:t>
-            </w:r>
-          </w:p>
-        </w:tc>
-        <w:tc>
-          <w:tcPr>
-            <w:tcW w:w="5605" w:type="dxa"/>
-            <w:vAlign w:val="center"/>
-          </w:tcPr>
-          <w:p>
-            <w:pPr>
-              <w:keepNext/>
-              <w:rPr>
-                <w:rFonts w:asciiTheme="minorHAnsi" w:hAnsiTheme="minorHAnsi"/>
-                <w:sz w:val="18"/>
-                <w:szCs w:val="18"/>
-              </w:rPr>
-            </w:pPr>
-            <w:r>
-              <w:rPr>
-                <w:rFonts w:asciiTheme="minorHAnsi" w:hAnsiTheme="minorHAnsi"/>
-                <w:sz w:val="18"/>
-                <w:szCs w:val="18"/>
-              </w:rPr>
-              <w:t xml:space="preserve">&lt;&lt; auto filled text: referenced from </w:t>
-            </w:r>
-            <w:del w:id="82" w:author="Alhabibi, Haider@Energy" w:date="2022-02-24T08:57:00Z">
-              <w:r>
-                <w:rPr>
-                  <w:rFonts w:asciiTheme="minorHAnsi" w:hAnsiTheme="minorHAnsi"/>
-                  <w:sz w:val="18"/>
-                  <w:szCs w:val="18"/>
-                </w:rPr>
-                <w:delText>CF2R</w:delText>
-              </w:r>
-            </w:del>
-            <w:ins w:id="83" w:author="Alhabibi, Haider@Energy" w:date="2022-02-24T08:57:00Z">
-              <w:r>
-                <w:rPr>
-                  <w:rFonts w:asciiTheme="minorHAnsi" w:hAnsiTheme="minorHAnsi"/>
-                  <w:sz w:val="18"/>
-                  <w:szCs w:val="18"/>
-                </w:rPr>
-                <w:t>LMCI</w:t>
-              </w:r>
-            </w:ins>
-            <w:r>
-              <w:rPr>
-                <w:rFonts w:asciiTheme="minorHAnsi" w:hAnsiTheme="minorHAnsi"/>
-                <w:sz w:val="18"/>
-                <w:szCs w:val="18"/>
-              </w:rPr>
-              <w:t>-MCH23</w:t>
-            </w:r>
-            <w:r>
-              <w:rPr>
-                <w:rFonts w:asciiTheme="minorHAnsi" w:hAnsiTheme="minorHAnsi"/>
-                <w:sz w:val="18"/>
-                <w:szCs w:val="18"/>
-              </w:rPr>
-              <w:t>&gt;&gt;</w:t>
-            </w:r>
-          </w:p>
-        </w:tc>
-      </w:tr>
-      <w:tr>
-        <w:trPr>
-          <w:cantSplit/>
-          <w:trHeight w:val="144"/>
-        </w:trPr>
-        <w:tc>
-          <w:tcPr>
-            <w:tcW w:w="475" w:type="dxa"/>
-            <w:vAlign w:val="center"/>
-          </w:tcPr>
-          <w:p>
-            <w:pPr>
-              <w:jc w:val="center"/>
-              <w:rPr>
-                <w:rFonts w:asciiTheme="minorHAnsi" w:hAnsiTheme="minorHAnsi"/>
-                <w:sz w:val="18"/>
-                <w:szCs w:val="18"/>
-              </w:rPr>
-            </w:pPr>
-            <w:r>
-              <w:rPr>
-                <w:rFonts w:asciiTheme="minorHAnsi" w:hAnsiTheme="minorHAnsi"/>
-                <w:sz w:val="18"/>
-                <w:szCs w:val="18"/>
-              </w:rPr>
-              <w:t>12</w:t>
-            </w:r>
-          </w:p>
-        </w:tc>
-        <w:tc>
-          <w:tcPr>
-            <w:tcW w:w="4950" w:type="dxa"/>
-            <w:vAlign w:val="center"/>
-          </w:tcPr>
-          <w:p>
-            <w:pPr>
-              <w:keepNext/>
-              <w:rPr>
-                <w:rFonts w:asciiTheme="minorHAnsi" w:hAnsiTheme="minorHAnsi"/>
-                <w:sz w:val="18"/>
-                <w:szCs w:val="18"/>
-              </w:rPr>
-            </w:pPr>
-            <w:r>
-              <w:rPr>
-                <w:rFonts w:asciiTheme="minorHAnsi" w:hAnsiTheme="minorHAnsi"/>
-                <w:sz w:val="18"/>
-                <w:szCs w:val="18"/>
-              </w:rPr>
-              <w:t>Central Fan Ventilation Cooling System Status</w:t>
-            </w:r>
-          </w:p>
-        </w:tc>
-        <w:tc>
-          <w:tcPr>
-            <w:tcW w:w="5605" w:type="dxa"/>
-            <w:vAlign w:val="center"/>
-          </w:tcPr>
-          <w:p>
-            <w:pPr>
-              <w:keepNext/>
-              <w:rPr>
-                <w:rFonts w:asciiTheme="minorHAnsi" w:hAnsiTheme="minorHAnsi"/>
-                <w:sz w:val="18"/>
-                <w:szCs w:val="18"/>
-              </w:rPr>
-            </w:pPr>
-            <w:r>
-              <w:rPr>
-                <w:rFonts w:asciiTheme="minorHAnsi" w:hAnsiTheme="minorHAnsi"/>
-                <w:sz w:val="18"/>
-                <w:szCs w:val="18"/>
-              </w:rPr>
-              <w:t xml:space="preserve">&lt;&lt; auto filled text: referenced from </w:t>
-            </w:r>
-            <w:del w:id="84" w:author="Alhabibi, Haider@Energy" w:date="2022-02-24T08:57:00Z">
-              <w:r>
-                <w:rPr>
-                  <w:rFonts w:asciiTheme="minorHAnsi" w:hAnsiTheme="minorHAnsi"/>
-                  <w:sz w:val="18"/>
-                  <w:szCs w:val="18"/>
-                </w:rPr>
-                <w:delText>CF2R</w:delText>
-              </w:r>
-            </w:del>
-            <w:ins w:id="85" w:author="Alhabibi, Haider@Energy" w:date="2022-02-24T08:57:00Z">
-              <w:r>
-                <w:rPr>
-                  <w:rFonts w:asciiTheme="minorHAnsi" w:hAnsiTheme="minorHAnsi"/>
-                  <w:sz w:val="18"/>
-                  <w:szCs w:val="18"/>
-                </w:rPr>
-                <w:t>LMCI</w:t>
-              </w:r>
-            </w:ins>
-            <w:r>
-              <w:rPr>
-                <w:rFonts w:asciiTheme="minorHAnsi" w:hAnsiTheme="minorHAnsi"/>
-                <w:sz w:val="18"/>
-                <w:szCs w:val="18"/>
-              </w:rPr>
-              <w:t>-MCH23</w:t>
-            </w:r>
-            <w:r>
-              <w:rPr>
-                <w:rFonts w:asciiTheme="minorHAnsi" w:hAnsiTheme="minorHAnsi"/>
-                <w:sz w:val="18"/>
-                <w:szCs w:val="18"/>
-              </w:rPr>
-              <w:t>&gt;&gt;</w:t>
-            </w:r>
           </w:p>
         </w:tc>
       </w:tr>
@@ -9251,36 +8924,15 @@
                 <w:szCs w:val="18"/>
               </w:rPr>
             </w:pPr>
-            <w:ins w:id="86" w:author="Alhabibi, Haider@Energy" w:date="2022-03-08T12:37:00Z">
-              <w:r>
-                <w:rPr>
-                  <w:rFonts w:asciiTheme="minorHAnsi" w:hAnsiTheme="minorHAnsi"/>
-                  <w:iCs/>
-                  <w:sz w:val="18"/>
-                  <w:szCs w:val="18"/>
-                  <w:rPrChange w:id="87" w:author="Alhabibi, Haider@Energy" w:date="2022-03-08T12:37:00Z">
-                    <w:rPr>
-                      <w:rFonts w:asciiTheme="minorHAnsi" w:hAnsiTheme="minorHAnsi"/>
-                      <w:i/>
-                      <w:sz w:val="18"/>
-                      <w:szCs w:val="18"/>
-                    </w:rPr>
-                  </w:rPrChange>
-                </w:rPr>
-                <w:t>&lt;&lt;Static Text - see the top&gt;&gt;</w:t>
-              </w:r>
-            </w:ins>
-            <w:del w:id="88" w:author="Alhabibi, Haider@Energy" w:date="2022-03-08T12:37:00Z">
-              <w:r>
-                <w:rPr>
-                  <w:rFonts w:asciiTheme="minorHAnsi" w:hAnsiTheme="minorHAnsi"/>
-                  <w:i/>
-                  <w:sz w:val="18"/>
-                  <w:szCs w:val="18"/>
-                </w:rPr>
-                <w:delText>Instrument Specifications are given in RA3.3.1, and system fan watt measurement apparatus information is given in RA3.3.2.2.</w:delText>
-              </w:r>
-            </w:del>
+            <w:r>
+              <w:rPr>
+                <w:rFonts w:asciiTheme="minorHAnsi" w:hAnsiTheme="minorHAnsi"/>
+                <w:iCs/>
+                <w:sz w:val="18"/>
+                <w:szCs w:val="18"/>
+              </w:rPr>
+              <w:t>&lt;&lt;Static Text - see the top&gt;&gt;</w:t>
+            </w:r>
           </w:p>
         </w:tc>
       </w:tr>
@@ -9733,31 +9385,49 @@
                 <w:sz w:val="18"/>
                 <w:szCs w:val="18"/>
               </w:rPr>
-              <w:t>If MCH-23 variant = MCH-23d and A1</w:t>
-            </w:r>
-            <w:r>
-              <w:rPr>
-                <w:rFonts w:ascii="Calibri" w:hAnsi="Calibri"/>
-                <w:sz w:val="18"/>
-                <w:szCs w:val="18"/>
-              </w:rPr>
-              <w:t>2</w:t>
-            </w:r>
-            <w:r>
-              <w:rPr>
-                <w:rFonts w:ascii="Calibri" w:hAnsi="Calibri"/>
-                <w:sz w:val="18"/>
-                <w:szCs w:val="18"/>
-              </w:rPr>
-              <w:t xml:space="preserve"> = ‘</w:t>
-            </w:r>
-            <w:r>
-              <w:rPr>
-                <w:rFonts w:asciiTheme="minorHAnsi" w:hAnsiTheme="minorHAnsi"/>
-                <w:sz w:val="18"/>
-                <w:szCs w:val="18"/>
-              </w:rPr>
-              <w:t>Variable CFVCS’ or ‘Fixed CFVCS’, then display version MCH-22c; Else display version MCH-22a</w:t>
+              <w:t>If MCH-23 variant = MCH-23d</w:t>
+            </w:r>
+            <w:del w:id="15" w:author="Alhabibi, Haider@Energy" w:date="2023-11-09T16:06:00Z">
+              <w:r>
+                <w:rPr>
+                  <w:rFonts w:ascii="Calibri" w:hAnsi="Calibri"/>
+                  <w:sz w:val="18"/>
+                  <w:szCs w:val="18"/>
+                </w:rPr>
+                <w:delText xml:space="preserve"> and A1</w:delText>
+              </w:r>
+              <w:r>
+                <w:rPr>
+                  <w:rFonts w:ascii="Calibri" w:hAnsi="Calibri"/>
+                  <w:sz w:val="18"/>
+                  <w:szCs w:val="18"/>
+                </w:rPr>
+                <w:delText>2</w:delText>
+              </w:r>
+              <w:r>
+                <w:rPr>
+                  <w:rFonts w:ascii="Calibri" w:hAnsi="Calibri"/>
+                  <w:sz w:val="18"/>
+                  <w:szCs w:val="18"/>
+                </w:rPr>
+                <w:delText xml:space="preserve"> = ‘</w:delText>
+              </w:r>
+              <w:r>
+                <w:rPr>
+                  <w:rFonts w:asciiTheme="minorHAnsi" w:hAnsiTheme="minorHAnsi"/>
+                  <w:sz w:val="18"/>
+                  <w:szCs w:val="18"/>
+                </w:rPr>
+                <w:delText>Variable CFVCS’ or ‘Fixed CFVCS’</w:delText>
+              </w:r>
+            </w:del>
+            <w:r>
+              <w:rPr>
+                <w:rFonts w:asciiTheme="minorHAnsi" w:hAnsiTheme="minorHAnsi"/>
+                <w:sz w:val="18"/>
+                <w:szCs w:val="18"/>
+              </w:rPr>
+              <w:t>, then display version MCH-22c; Else display version MCH-22a</w:t>
             </w:r>
           </w:p>
           <w:p>
@@ -9959,47 +9629,15 @@
                 <w:szCs w:val="18"/>
               </w:rPr>
             </w:pPr>
-            <w:ins w:id="89" w:author="Alhabibi, Haider@Energy" w:date="2022-03-08T12:37:00Z">
-              <w:r>
-                <w:rPr>
-                  <w:rFonts w:asciiTheme="minorHAnsi" w:hAnsiTheme="minorHAnsi"/>
-                  <w:iCs/>
-                  <w:sz w:val="18"/>
-                  <w:szCs w:val="18"/>
-                  <w:rPrChange w:id="90" w:author="Alhabibi, Haider@Energy" w:date="2022-03-08T12:38:00Z">
-                    <w:rPr>
-                      <w:rFonts w:asciiTheme="minorHAnsi" w:hAnsiTheme="minorHAnsi"/>
-                      <w:i/>
-                      <w:sz w:val="18"/>
-                      <w:szCs w:val="18"/>
-                    </w:rPr>
-                  </w:rPrChange>
-                </w:rPr>
-                <w:t>&lt;&lt;Static Text - see the top&gt;&gt;</w:t>
-              </w:r>
-            </w:ins>
-            <w:del w:id="91" w:author="Alhabibi, Haider@Energy" w:date="2022-03-08T12:37:00Z">
-              <w:r>
-                <w:rPr>
-                  <w:rFonts w:asciiTheme="minorHAnsi" w:hAnsiTheme="minorHAnsi"/>
-                  <w:i/>
-                  <w:sz w:val="18"/>
-                  <w:szCs w:val="18"/>
-                </w:rPr>
-                <w:delText>The procedures for System Fan Watt Verification are specified in Reference Residential App</w:delText>
-              </w:r>
-            </w:del>
-            <w:del w:id="92" w:author="Alhabibi, Haider@Energy" w:date="2022-03-08T12:38:00Z">
-              <w:r>
-                <w:rPr>
-                  <w:rFonts w:asciiTheme="minorHAnsi" w:hAnsiTheme="minorHAnsi"/>
-                  <w:i/>
-                  <w:sz w:val="18"/>
-                  <w:szCs w:val="18"/>
-                </w:rPr>
-                <w:delText>endix RA3.3.</w:delText>
-              </w:r>
-            </w:del>
+            <w:r>
+              <w:rPr>
+                <w:rFonts w:asciiTheme="minorHAnsi" w:hAnsiTheme="minorHAnsi"/>
+                <w:iCs/>
+                <w:sz w:val="18"/>
+                <w:szCs w:val="18"/>
+              </w:rPr>
+              <w:t>&lt;&lt;Static Text - see the top&gt;&gt;</w:t>
+            </w:r>
           </w:p>
         </w:tc>
       </w:tr>
@@ -11083,53 +10721,20 @@
             <w:pPr>
               <w:keepNext/>
               <w:rPr>
-                <w:del w:id="93" w:author="Alhabibi, Haider@Energy" w:date="2022-03-08T12:37:00Z"/>
-                <w:rFonts w:asciiTheme="minorHAnsi" w:hAnsiTheme="minorHAnsi"/>
-                <w:sz w:val="18"/>
-                <w:szCs w:val="18"/>
-              </w:rPr>
-            </w:pPr>
-            <w:ins w:id="94" w:author="Alhabibi, Haider@Energy" w:date="2022-03-08T12:37:00Z">
-              <w:r>
-                <w:rPr>
-                  <w:rFonts w:asciiTheme="minorHAnsi" w:hAnsiTheme="minorHAnsi"/>
-                  <w:sz w:val="18"/>
-                  <w:szCs w:val="18"/>
-                </w:rPr>
-                <w:t>&lt;&lt;Static Text - see the top&gt;&gt;</w:t>
-              </w:r>
-            </w:ins>
-            <w:del w:id="95" w:author="Alhabibi, Haider@Energy" w:date="2022-03-08T12:37:00Z">
-              <w:r>
-                <w:rPr>
-                  <w:rFonts w:asciiTheme="minorHAnsi" w:hAnsiTheme="minorHAnsi"/>
-                  <w:sz w:val="18"/>
-                  <w:szCs w:val="18"/>
-                </w:rPr>
-                <w:delText>The procedures for System Fan Efficacy Verification are specified in Reference Residential Appendix RA3.3.</w:delText>
-              </w:r>
-            </w:del>
-          </w:p>
-          <w:p>
-            <w:pPr>
-              <w:keepNext/>
-              <w:rPr>
                 <w:rFonts w:asciiTheme="minorHAnsi" w:hAnsiTheme="minorHAnsi"/>
                 <w:b/>
                 <w:sz w:val="18"/>
                 <w:szCs w:val="18"/>
               </w:rPr>
             </w:pPr>
-            <w:del w:id="96" w:author="Alhabibi, Haider@Energy" w:date="2022-03-08T12:37:00Z">
-              <w:r>
-                <w:rPr>
-                  <w:rFonts w:asciiTheme="minorHAnsi" w:hAnsiTheme="minorHAnsi"/>
-                  <w:sz w:val="18"/>
-                  <w:szCs w:val="18"/>
-                </w:rPr>
-                <w:delText>Note: For compliance with verification in all zonal control modes, it is sufficient to verify fan efficacy for operation of each individual zone when the individual zone is the sole zone calling for conditioning. It is not necessary to verify fan efficacy for combinations of 2 or more zones that are less than all zones calling (e.g., 2 out of three zones calling).</w:delText>
-              </w:r>
-            </w:del>
+            <w:r>
+              <w:rPr>
+                <w:rFonts w:asciiTheme="minorHAnsi" w:hAnsiTheme="minorHAnsi"/>
+                <w:sz w:val="18"/>
+                <w:szCs w:val="18"/>
+              </w:rPr>
+              <w:t>&lt;&lt;Static Text - see the top&gt;&gt;</w:t>
+            </w:r>
           </w:p>
         </w:tc>
       </w:tr>
@@ -13022,7 +12627,6 @@
                 <w:b/>
                 <w:szCs w:val="18"/>
               </w:rPr>
-              <w:lastRenderedPageBreak/>
               <w:t>E</w:t>
             </w:r>
             <w:r>
@@ -13059,50 +12663,14 @@
                 <w:szCs w:val="18"/>
               </w:rPr>
             </w:pPr>
-            <w:ins w:id="97" w:author="Alhabibi, Haider@Energy" w:date="2022-03-08T12:38:00Z">
-              <w:r>
-                <w:rPr>
-                  <w:rFonts w:asciiTheme="minorHAnsi" w:hAnsiTheme="minorHAnsi"/>
-                  <w:sz w:val="18"/>
-                  <w:szCs w:val="18"/>
-                </w:rPr>
-                <w:t>&lt;&lt;Static Text - see the top&gt;&gt;</w:t>
-              </w:r>
-            </w:ins>
-            <w:del w:id="98" w:author="Alhabibi, Haider@Energy" w:date="2022-03-08T12:38:00Z">
-              <w:r>
-                <w:rPr>
-                  <w:rFonts w:asciiTheme="minorHAnsi" w:hAnsiTheme="minorHAnsi"/>
-                  <w:sz w:val="18"/>
-                  <w:szCs w:val="18"/>
-                </w:rPr>
-                <w:delText xml:space="preserve">The procedures for </w:delText>
-              </w:r>
-              <w:r>
-                <w:rPr>
-                  <w:rFonts w:asciiTheme="minorHAnsi" w:hAnsiTheme="minorHAnsi"/>
-                  <w:sz w:val="18"/>
-                  <w:szCs w:val="18"/>
-                </w:rPr>
-                <w:delText xml:space="preserve">Central Fan Ventilation Cooling </w:delText>
-              </w:r>
-              <w:r>
-                <w:rPr>
-                  <w:rFonts w:asciiTheme="minorHAnsi" w:hAnsiTheme="minorHAnsi"/>
-                  <w:sz w:val="18"/>
-                  <w:szCs w:val="18"/>
-                </w:rPr>
-                <w:delText>System Fan Watt Verification are specified in Reference Residential Appendix RA3.3.</w:delText>
-              </w:r>
-              <w:r>
-                <w:rPr>
-                  <w:rFonts w:asciiTheme="minorHAnsi" w:hAnsiTheme="minorHAnsi"/>
-                  <w:sz w:val="18"/>
-                  <w:szCs w:val="18"/>
-                </w:rPr>
-                <w:delText>4.</w:delText>
-              </w:r>
-            </w:del>
+            <w:r>
+              <w:rPr>
+                <w:rFonts w:asciiTheme="minorHAnsi" w:hAnsiTheme="minorHAnsi"/>
+                <w:sz w:val="18"/>
+                <w:szCs w:val="18"/>
+              </w:rPr>
+              <w:t>&lt;&lt;Static Text - see the top&gt;&gt;</w:t>
+            </w:r>
           </w:p>
         </w:tc>
       </w:tr>
@@ -13303,26 +12871,14 @@
               </w:rPr>
               <w:t xml:space="preserve">Referenced from </w:t>
             </w:r>
-            <w:del w:id="99" w:author="Alhabibi, Haider@Energy" w:date="2022-02-24T08:57:00Z">
-              <w:r>
-                <w:rPr>
-                  <w:rFonts w:asciiTheme="minorHAnsi" w:hAnsiTheme="minorHAnsi"/>
-                  <w:sz w:val="18"/>
-                  <w:szCs w:val="18"/>
-                </w:rPr>
-                <w:delText>CF2R</w:delText>
-              </w:r>
-            </w:del>
-            <w:ins w:id="100" w:author="Alhabibi, Haider@Energy" w:date="2022-02-24T08:57:00Z">
-              <w:r>
-                <w:rPr>
-                  <w:rFonts w:asciiTheme="minorHAnsi" w:hAnsiTheme="minorHAnsi"/>
-                  <w:sz w:val="18"/>
-                  <w:szCs w:val="18"/>
-                </w:rPr>
-                <w:t>LMCI</w:t>
-              </w:r>
-            </w:ins>
+            <w:r>
+              <w:rPr>
+                <w:rFonts w:asciiTheme="minorHAnsi" w:hAnsiTheme="minorHAnsi"/>
+                <w:sz w:val="18"/>
+                <w:szCs w:val="18"/>
+              </w:rPr>
+              <w:t>LMCI</w:t>
+            </w:r>
             <w:r>
               <w:rPr>
                 <w:rFonts w:asciiTheme="minorHAnsi" w:hAnsiTheme="minorHAnsi"/>
@@ -13870,8 +13426,7 @@
         <w:tblLook w:val="01E0" w:firstRow="1" w:lastRow="1" w:firstColumn="1" w:lastColumn="1" w:noHBand="0" w:noVBand="0"/>
       </w:tblPr>
       <w:tblGrid>
-        <w:gridCol w:w="468"/>
-        <w:gridCol w:w="10530"/>
+        <w:gridCol w:w="10998"/>
       </w:tblGrid>
       <w:tr>
         <w:trPr>
@@ -13880,13 +13435,11 @@
         <w:tc>
           <w:tcPr>
             <w:tcW w:w="10998" w:type="dxa"/>
-            <w:gridSpan w:val="2"/>
-          </w:tcPr>
-          <w:p>
-            <w:pPr>
-              <w:keepNext/>
-              <w:rPr>
-                <w:ins w:id="101" w:author="Alhabibi, Haider@Energy" w:date="2022-03-08T12:38:00Z"/>
+          </w:tcPr>
+          <w:p>
+            <w:pPr>
+              <w:keepNext/>
+              <w:rPr>
                 <w:rFonts w:asciiTheme="minorHAnsi" w:hAnsiTheme="minorHAnsi"/>
                 <w:b/>
                 <w:szCs w:val="18"/>
@@ -13898,6 +13451,7 @@
                 <w:b/>
                 <w:szCs w:val="18"/>
               </w:rPr>
+              <w:lastRenderedPageBreak/>
               <w:t>F</w:t>
             </w:r>
             <w:r>
@@ -13918,521 +13472,14 @@
                 <w:szCs w:val="18"/>
               </w:rPr>
             </w:pPr>
-            <w:ins w:id="102" w:author="Alhabibi, Haider@Energy" w:date="2022-03-08T12:38:00Z">
-              <w:r>
-                <w:rPr>
-                  <w:rFonts w:asciiTheme="minorHAnsi" w:hAnsiTheme="minorHAnsi"/>
-                  <w:sz w:val="18"/>
-                  <w:szCs w:val="18"/>
-                </w:rPr>
-                <w:t>&lt;&lt;Static Text - see the top&gt;&gt;</w:t>
-              </w:r>
-            </w:ins>
-          </w:p>
-        </w:tc>
-      </w:tr>
-      <w:tr>
-        <w:trPr>
-          <w:trHeight w:val="144"/>
-          <w:del w:id="103" w:author="Alhabibi, Haider@Energy" w:date="2022-03-08T12:38:00Z"/>
-        </w:trPr>
-        <w:tc>
-          <w:tcPr>
-            <w:tcW w:w="468" w:type="dxa"/>
-          </w:tcPr>
-          <w:p>
-            <w:pPr>
-              <w:pStyle w:val="FootnoteText"/>
-              <w:keepNext/>
-              <w:jc w:val="center"/>
-              <w:rPr>
-                <w:del w:id="104" w:author="Alhabibi, Haider@Energy" w:date="2022-03-08T12:38:00Z"/>
-                <w:rFonts w:asciiTheme="minorHAnsi" w:hAnsiTheme="minorHAnsi"/>
-                <w:sz w:val="18"/>
-                <w:szCs w:val="18"/>
-              </w:rPr>
-            </w:pPr>
-            <w:del w:id="105" w:author="Alhabibi, Haider@Energy" w:date="2022-03-08T12:38:00Z">
-              <w:r>
-                <w:rPr>
-                  <w:rFonts w:asciiTheme="minorHAnsi" w:hAnsiTheme="minorHAnsi"/>
-                  <w:sz w:val="18"/>
-                  <w:szCs w:val="18"/>
-                </w:rPr>
-                <w:delText>01</w:delText>
-              </w:r>
-            </w:del>
-          </w:p>
-        </w:tc>
-        <w:tc>
-          <w:tcPr>
-            <w:tcW w:w="10530" w:type="dxa"/>
-          </w:tcPr>
-          <w:p>
-            <w:pPr>
-              <w:rPr>
-                <w:del w:id="106" w:author="Alhabibi, Haider@Energy" w:date="2022-03-08T12:38:00Z"/>
-                <w:rFonts w:asciiTheme="minorHAnsi" w:hAnsiTheme="minorHAnsi"/>
-                <w:sz w:val="18"/>
-                <w:szCs w:val="18"/>
-              </w:rPr>
-            </w:pPr>
-            <w:del w:id="107" w:author="Alhabibi, Haider@Energy" w:date="2022-03-08T12:38:00Z">
-              <w:r>
-                <w:rPr>
-                  <w:rFonts w:asciiTheme="minorHAnsi" w:hAnsiTheme="minorHAnsi"/>
-                  <w:sz w:val="18"/>
-                  <w:szCs w:val="18"/>
-                </w:rPr>
-                <w:delText>All registers were fully open during the diagnostic test.</w:delText>
-              </w:r>
-            </w:del>
-          </w:p>
-        </w:tc>
-      </w:tr>
-      <w:tr>
-        <w:trPr>
-          <w:trHeight w:val="144"/>
-          <w:del w:id="108" w:author="Alhabibi, Haider@Energy" w:date="2022-03-08T12:38:00Z"/>
-        </w:trPr>
-        <w:tc>
-          <w:tcPr>
-            <w:tcW w:w="468" w:type="dxa"/>
-          </w:tcPr>
-          <w:p>
-            <w:pPr>
-              <w:pStyle w:val="FootnoteText"/>
-              <w:keepNext/>
-              <w:jc w:val="center"/>
-              <w:rPr>
-                <w:del w:id="109" w:author="Alhabibi, Haider@Energy" w:date="2022-03-08T12:38:00Z"/>
-                <w:rFonts w:asciiTheme="minorHAnsi" w:hAnsiTheme="minorHAnsi"/>
-                <w:sz w:val="18"/>
-                <w:szCs w:val="18"/>
-              </w:rPr>
-            </w:pPr>
-            <w:del w:id="110" w:author="Alhabibi, Haider@Energy" w:date="2022-03-08T12:38:00Z">
-              <w:r>
-                <w:rPr>
-                  <w:rFonts w:asciiTheme="minorHAnsi" w:hAnsiTheme="minorHAnsi"/>
-                  <w:sz w:val="18"/>
-                  <w:szCs w:val="18"/>
-                </w:rPr>
-                <w:delText>02</w:delText>
-              </w:r>
-            </w:del>
-          </w:p>
-        </w:tc>
-        <w:tc>
-          <w:tcPr>
-            <w:tcW w:w="10530" w:type="dxa"/>
-          </w:tcPr>
-          <w:p>
-            <w:pPr>
-              <w:rPr>
-                <w:del w:id="111" w:author="Alhabibi, Haider@Energy" w:date="2022-03-08T12:38:00Z"/>
-                <w:rFonts w:asciiTheme="minorHAnsi" w:hAnsiTheme="minorHAnsi"/>
-                <w:sz w:val="18"/>
-                <w:szCs w:val="18"/>
-              </w:rPr>
-            </w:pPr>
-            <w:del w:id="112" w:author="Alhabibi, Haider@Energy" w:date="2022-03-08T12:38:00Z">
-              <w:r>
-                <w:rPr>
-                  <w:rFonts w:asciiTheme="minorHAnsi" w:hAnsiTheme="minorHAnsi"/>
-                  <w:sz w:val="18"/>
-                  <w:szCs w:val="18"/>
-                </w:rPr>
-                <w:delText>System fan was set at maximum speed during the diagnostic test.</w:delText>
-              </w:r>
-            </w:del>
-          </w:p>
-        </w:tc>
-      </w:tr>
-      <w:tr>
-        <w:trPr>
-          <w:trHeight w:val="144"/>
-          <w:del w:id="113" w:author="Alhabibi, Haider@Energy" w:date="2022-03-08T12:38:00Z"/>
-        </w:trPr>
-        <w:tc>
-          <w:tcPr>
-            <w:tcW w:w="468" w:type="dxa"/>
-          </w:tcPr>
-          <w:p>
-            <w:pPr>
-              <w:pStyle w:val="FootnoteText"/>
-              <w:keepNext/>
-              <w:jc w:val="center"/>
-              <w:rPr>
-                <w:del w:id="114" w:author="Alhabibi, Haider@Energy" w:date="2022-03-08T12:38:00Z"/>
-                <w:rFonts w:asciiTheme="minorHAnsi" w:hAnsiTheme="minorHAnsi"/>
-                <w:sz w:val="18"/>
-                <w:szCs w:val="18"/>
-              </w:rPr>
-            </w:pPr>
-            <w:del w:id="115" w:author="Alhabibi, Haider@Energy" w:date="2022-03-08T12:38:00Z">
-              <w:r>
-                <w:rPr>
-                  <w:rFonts w:asciiTheme="minorHAnsi" w:hAnsiTheme="minorHAnsi"/>
-                  <w:sz w:val="18"/>
-                  <w:szCs w:val="18"/>
-                </w:rPr>
-                <w:delText>03</w:delText>
-              </w:r>
-            </w:del>
-          </w:p>
-        </w:tc>
-        <w:tc>
-          <w:tcPr>
-            <w:tcW w:w="10530" w:type="dxa"/>
-          </w:tcPr>
-          <w:p>
-            <w:pPr>
-              <w:rPr>
-                <w:del w:id="116" w:author="Alhabibi, Haider@Energy" w:date="2022-03-08T12:38:00Z"/>
-                <w:rFonts w:asciiTheme="minorHAnsi" w:hAnsiTheme="minorHAnsi"/>
-                <w:sz w:val="18"/>
-                <w:szCs w:val="18"/>
-              </w:rPr>
-            </w:pPr>
-            <w:del w:id="117" w:author="Alhabibi, Haider@Energy" w:date="2022-03-08T12:38:00Z">
-              <w:r>
-                <w:rPr>
-                  <w:rFonts w:asciiTheme="minorHAnsi" w:hAnsiTheme="minorHAnsi"/>
-                  <w:sz w:val="18"/>
-                  <w:szCs w:val="18"/>
-                </w:rPr>
-                <w:delText>If fresh air duct is part of the HVAC system it was not closed during the diagnostic test.</w:delText>
-              </w:r>
-            </w:del>
-          </w:p>
-        </w:tc>
-      </w:tr>
-      <w:tr>
-        <w:trPr>
-          <w:trHeight w:val="144"/>
-          <w:del w:id="118" w:author="Alhabibi, Haider@Energy" w:date="2022-03-08T12:38:00Z"/>
-        </w:trPr>
-        <w:tc>
-          <w:tcPr>
-            <w:tcW w:w="468" w:type="dxa"/>
-          </w:tcPr>
-          <w:p>
-            <w:pPr>
-              <w:pStyle w:val="FootnoteText"/>
-              <w:keepNext/>
-              <w:jc w:val="center"/>
-              <w:rPr>
-                <w:del w:id="119" w:author="Alhabibi, Haider@Energy" w:date="2022-03-08T12:38:00Z"/>
-                <w:rFonts w:asciiTheme="minorHAnsi" w:hAnsiTheme="minorHAnsi"/>
-                <w:sz w:val="18"/>
-                <w:szCs w:val="18"/>
-              </w:rPr>
-            </w:pPr>
-            <w:del w:id="120" w:author="Alhabibi, Haider@Energy" w:date="2022-03-08T12:38:00Z">
-              <w:r>
-                <w:rPr>
-                  <w:rFonts w:asciiTheme="minorHAnsi" w:hAnsiTheme="minorHAnsi"/>
-                  <w:sz w:val="18"/>
-                  <w:szCs w:val="18"/>
-                </w:rPr>
-                <w:delText>04</w:delText>
-              </w:r>
-            </w:del>
-          </w:p>
-        </w:tc>
-        <w:tc>
-          <w:tcPr>
-            <w:tcW w:w="10530" w:type="dxa"/>
-          </w:tcPr>
-          <w:p>
-            <w:pPr>
-              <w:keepNext/>
-              <w:rPr>
-                <w:del w:id="121" w:author="Alhabibi, Haider@Energy" w:date="2022-03-08T12:38:00Z"/>
-                <w:rFonts w:asciiTheme="minorHAnsi" w:hAnsiTheme="minorHAnsi"/>
-                <w:sz w:val="18"/>
-                <w:szCs w:val="18"/>
-              </w:rPr>
-            </w:pPr>
-            <w:del w:id="122" w:author="Alhabibi, Haider@Energy" w:date="2022-03-08T12:38:00Z">
-              <w:r>
-                <w:rPr>
-                  <w:rFonts w:asciiTheme="minorHAnsi" w:hAnsiTheme="minorHAnsi"/>
-                  <w:sz w:val="18"/>
-                  <w:szCs w:val="18"/>
-                </w:rPr>
-                <w:delText>Airflow rate and fan watt draw shall be simultaneous measurements when used to calculate the fan efficacy tested value.</w:delText>
-              </w:r>
-            </w:del>
-          </w:p>
-        </w:tc>
-      </w:tr>
-      <w:tr>
-        <w:trPr>
-          <w:trHeight w:val="144"/>
-          <w:del w:id="123" w:author="Alhabibi, Haider@Energy" w:date="2022-03-08T12:38:00Z"/>
-        </w:trPr>
-        <w:tc>
-          <w:tcPr>
-            <w:tcW w:w="468" w:type="dxa"/>
-            <w:vAlign w:val="center"/>
-          </w:tcPr>
-          <w:p>
-            <w:pPr>
-              <w:pStyle w:val="FootnoteText"/>
-              <w:keepNext/>
-              <w:jc w:val="center"/>
-              <w:rPr>
-                <w:del w:id="124" w:author="Alhabibi, Haider@Energy" w:date="2022-03-08T12:38:00Z"/>
-                <w:rFonts w:asciiTheme="minorHAnsi" w:hAnsiTheme="minorHAnsi"/>
-                <w:sz w:val="18"/>
-                <w:szCs w:val="18"/>
-              </w:rPr>
-            </w:pPr>
-            <w:del w:id="125" w:author="Alhabibi, Haider@Energy" w:date="2022-03-08T12:38:00Z">
-              <w:r>
-                <w:rPr>
-                  <w:rFonts w:asciiTheme="minorHAnsi" w:hAnsiTheme="minorHAnsi"/>
-                  <w:sz w:val="18"/>
-                  <w:szCs w:val="18"/>
-                </w:rPr>
-                <w:delText>05</w:delText>
-              </w:r>
-            </w:del>
-          </w:p>
-        </w:tc>
-        <w:tc>
-          <w:tcPr>
-            <w:tcW w:w="10530" w:type="dxa"/>
-          </w:tcPr>
-          <w:p>
-            <w:pPr>
-              <w:pStyle w:val="NormalBullet"/>
-              <w:tabs>
-                <w:tab w:val="clear" w:pos="-2966"/>
-              </w:tabs>
-              <w:spacing w:before="0"/>
-              <w:ind w:left="0" w:firstLine="0"/>
-              <w:rPr>
-                <w:del w:id="126" w:author="Alhabibi, Haider@Energy" w:date="2022-03-08T12:38:00Z"/>
-                <w:rFonts w:asciiTheme="minorHAnsi" w:hAnsiTheme="minorHAnsi"/>
-                <w:sz w:val="18"/>
-                <w:szCs w:val="18"/>
-              </w:rPr>
-            </w:pPr>
-            <w:del w:id="127" w:author="Alhabibi, Haider@Energy" w:date="2022-03-08T12:38:00Z">
-              <w:r>
-                <w:rPr>
-                  <w:rFonts w:asciiTheme="minorHAnsi" w:hAnsiTheme="minorHAnsi"/>
-                  <w:sz w:val="18"/>
-                  <w:szCs w:val="18"/>
-                </w:rPr>
-                <w:delText>Multi-speed compressor space cooling systems or variable speed compressor systems shall verify airflow (cfm/ton) and fan efficacy (</w:delText>
-              </w:r>
-              <w:r>
-                <w:rPr>
-                  <w:rFonts w:asciiTheme="minorHAnsi" w:hAnsiTheme="minorHAnsi"/>
-                  <w:sz w:val="18"/>
-                  <w:szCs w:val="18"/>
-                </w:rPr>
-                <w:delText>w</w:delText>
-              </w:r>
-              <w:r>
-                <w:rPr>
-                  <w:rFonts w:asciiTheme="minorHAnsi" w:hAnsiTheme="minorHAnsi"/>
-                  <w:sz w:val="18"/>
-                  <w:szCs w:val="18"/>
-                </w:rPr>
-                <w:delText>att/cfm) with system operating in cooling mode at the maximum compressor speed and the maximum air handler fan speed.</w:delText>
-              </w:r>
-            </w:del>
-          </w:p>
-        </w:tc>
-      </w:tr>
-      <w:tr>
-        <w:trPr>
-          <w:trHeight w:val="144"/>
-          <w:del w:id="128" w:author="Alhabibi, Haider@Energy" w:date="2022-03-08T12:38:00Z"/>
-        </w:trPr>
-        <w:tc>
-          <w:tcPr>
-            <w:tcW w:w="468" w:type="dxa"/>
-            <w:vAlign w:val="center"/>
-          </w:tcPr>
-          <w:p>
-            <w:pPr>
-              <w:pStyle w:val="FootnoteText"/>
-              <w:keepNext/>
-              <w:jc w:val="center"/>
-              <w:rPr>
-                <w:del w:id="129" w:author="Alhabibi, Haider@Energy" w:date="2022-03-08T12:38:00Z"/>
-                <w:rFonts w:asciiTheme="minorHAnsi" w:hAnsiTheme="minorHAnsi"/>
-                <w:sz w:val="18"/>
-                <w:szCs w:val="18"/>
-              </w:rPr>
-            </w:pPr>
-            <w:del w:id="130" w:author="Alhabibi, Haider@Energy" w:date="2022-03-08T12:38:00Z">
-              <w:r>
-                <w:rPr>
-                  <w:rFonts w:asciiTheme="minorHAnsi" w:hAnsiTheme="minorHAnsi"/>
-                  <w:sz w:val="18"/>
-                  <w:szCs w:val="18"/>
-                </w:rPr>
-                <w:delText>06</w:delText>
-              </w:r>
-            </w:del>
-          </w:p>
-        </w:tc>
-        <w:tc>
-          <w:tcPr>
-            <w:tcW w:w="10530" w:type="dxa"/>
-          </w:tcPr>
-          <w:p>
-            <w:pPr>
-              <w:keepNext/>
-              <w:rPr>
-                <w:del w:id="131" w:author="Alhabibi, Haider@Energy" w:date="2022-03-08T12:38:00Z"/>
-                <w:rFonts w:asciiTheme="minorHAnsi" w:hAnsiTheme="minorHAnsi"/>
-                <w:sz w:val="18"/>
-                <w:szCs w:val="18"/>
-              </w:rPr>
-            </w:pPr>
-            <w:del w:id="132" w:author="Alhabibi, Haider@Energy" w:date="2022-03-08T12:38:00Z">
-              <w:r>
-                <w:rPr>
-                  <w:rFonts w:asciiTheme="minorHAnsi" w:hAnsiTheme="minorHAnsi"/>
-                  <w:sz w:val="18"/>
-                  <w:szCs w:val="18"/>
-                </w:rPr>
-                <w:delText>Zoned cooling air distribution systems with single speed compressors shall meet both the airflow (cfm/ton) and fan efficacy (</w:delText>
-              </w:r>
-              <w:r>
-                <w:rPr>
-                  <w:rFonts w:asciiTheme="minorHAnsi" w:hAnsiTheme="minorHAnsi"/>
-                  <w:sz w:val="18"/>
-                  <w:szCs w:val="18"/>
-                </w:rPr>
-                <w:delText>w</w:delText>
-              </w:r>
-              <w:r>
-                <w:rPr>
-                  <w:rFonts w:asciiTheme="minorHAnsi" w:hAnsiTheme="minorHAnsi"/>
-                  <w:sz w:val="18"/>
-                  <w:szCs w:val="18"/>
-                </w:rPr>
-                <w:delText>att/cfm) criteria in every zonal control mode.</w:delText>
-              </w:r>
-            </w:del>
-          </w:p>
-        </w:tc>
-      </w:tr>
-      <w:tr>
-        <w:trPr>
-          <w:trHeight w:val="144"/>
-          <w:del w:id="133" w:author="Alhabibi, Haider@Energy" w:date="2022-03-08T12:38:00Z"/>
-        </w:trPr>
-        <w:tc>
-          <w:tcPr>
-            <w:tcW w:w="468" w:type="dxa"/>
-            <w:vAlign w:val="center"/>
-          </w:tcPr>
-          <w:p>
-            <w:pPr>
-              <w:pStyle w:val="FootnoteText"/>
-              <w:keepNext/>
-              <w:jc w:val="center"/>
-              <w:rPr>
-                <w:del w:id="134" w:author="Alhabibi, Haider@Energy" w:date="2022-03-08T12:38:00Z"/>
-                <w:rFonts w:asciiTheme="minorHAnsi" w:hAnsiTheme="minorHAnsi"/>
-                <w:sz w:val="18"/>
-                <w:szCs w:val="18"/>
-              </w:rPr>
-            </w:pPr>
-            <w:del w:id="135" w:author="Alhabibi, Haider@Energy" w:date="2022-03-08T12:38:00Z">
-              <w:r>
-                <w:rPr>
-                  <w:rFonts w:asciiTheme="minorHAnsi" w:hAnsiTheme="minorHAnsi"/>
-                  <w:sz w:val="18"/>
-                  <w:szCs w:val="18"/>
-                </w:rPr>
-                <w:delText>07</w:delText>
-              </w:r>
-            </w:del>
-          </w:p>
-        </w:tc>
-        <w:tc>
-          <w:tcPr>
-            <w:tcW w:w="10530" w:type="dxa"/>
-          </w:tcPr>
-          <w:p>
-            <w:pPr>
-              <w:keepNext/>
-              <w:rPr>
-                <w:del w:id="136" w:author="Alhabibi, Haider@Energy" w:date="2022-03-08T12:38:00Z"/>
-                <w:rFonts w:asciiTheme="minorHAnsi" w:hAnsiTheme="minorHAnsi"/>
-                <w:sz w:val="18"/>
-                <w:szCs w:val="18"/>
-              </w:rPr>
-            </w:pPr>
-            <w:del w:id="137" w:author="Alhabibi, Haider@Energy" w:date="2022-03-08T12:38:00Z">
-              <w:r>
-                <w:rPr>
-                  <w:rFonts w:asciiTheme="minorHAnsi" w:hAnsiTheme="minorHAnsi"/>
-                  <w:sz w:val="18"/>
-                  <w:szCs w:val="18"/>
-                </w:rPr>
-                <w:delText xml:space="preserve">Portable </w:delText>
-              </w:r>
-              <w:r>
-                <w:rPr>
-                  <w:rFonts w:asciiTheme="minorHAnsi" w:hAnsiTheme="minorHAnsi"/>
-                  <w:sz w:val="18"/>
-                  <w:szCs w:val="18"/>
-                </w:rPr>
-                <w:delText>w</w:delText>
-              </w:r>
-              <w:r>
-                <w:rPr>
-                  <w:rFonts w:asciiTheme="minorHAnsi" w:hAnsiTheme="minorHAnsi"/>
-                  <w:sz w:val="18"/>
-                  <w:szCs w:val="18"/>
-                </w:rPr>
-                <w:delText xml:space="preserve">att meters used for measurements of air handler </w:delText>
-              </w:r>
-              <w:r>
-                <w:rPr>
-                  <w:rFonts w:asciiTheme="minorHAnsi" w:hAnsiTheme="minorHAnsi"/>
-                  <w:sz w:val="18"/>
-                  <w:szCs w:val="18"/>
-                </w:rPr>
-                <w:delText>w</w:delText>
-              </w:r>
-              <w:r>
-                <w:rPr>
-                  <w:rFonts w:asciiTheme="minorHAnsi" w:hAnsiTheme="minorHAnsi"/>
-                  <w:sz w:val="18"/>
-                  <w:szCs w:val="18"/>
-                </w:rPr>
-                <w:delText xml:space="preserve">att draws shall be true power measurement systems (i.e., sensor plus data acquisition system) having an accuracy of ± 2% of reading or ± 10 </w:delText>
-              </w:r>
-              <w:r>
-                <w:rPr>
-                  <w:rFonts w:asciiTheme="minorHAnsi" w:hAnsiTheme="minorHAnsi"/>
-                  <w:sz w:val="18"/>
-                  <w:szCs w:val="18"/>
-                </w:rPr>
-                <w:delText>w</w:delText>
-              </w:r>
-              <w:r>
-                <w:rPr>
-                  <w:rFonts w:asciiTheme="minorHAnsi" w:hAnsiTheme="minorHAnsi"/>
-                  <w:sz w:val="18"/>
-                  <w:szCs w:val="18"/>
-                </w:rPr>
-                <w:delText>atts whichever is greater</w:delText>
-              </w:r>
-            </w:del>
+            <w:r>
+              <w:rPr>
+                <w:rFonts w:asciiTheme="minorHAnsi" w:hAnsiTheme="minorHAnsi"/>
+                <w:sz w:val="18"/>
+                <w:szCs w:val="18"/>
+              </w:rPr>
+              <w:t>&lt;&lt;Static Text - see the top&gt;&gt;</w:t>
+            </w:r>
           </w:p>
         </w:tc>
       </w:tr>
@@ -14443,7 +13490,6 @@
         <w:tc>
           <w:tcPr>
             <w:tcW w:w="10998" w:type="dxa"/>
-            <w:gridSpan w:val="2"/>
           </w:tcPr>
           <w:p>
             <w:pPr>
@@ -14491,7 +13537,7 @@
 </file>
 
 <file path=word/endnotes.xml><?xml version="1.0" encoding="utf-8"?>
-<w:endnotes xmlns:wpc="http://schemas.microsoft.com/office/word/2010/wordprocessingCanvas" xmlns:cx="http://schemas.microsoft.com/office/drawing/2014/chartex" xmlns:cx1="http://schemas.microsoft.com/office/drawing/2015/9/8/chartex" xmlns:cx2="http://schemas.microsoft.com/office/drawing/2015/10/21/chartex" xmlns:cx3="http://schemas.microsoft.com/office/drawing/2016/5/9/chartex" xmlns:cx4="http://schemas.microsoft.com/office/drawing/2016/5/10/chartex" xmlns:cx5="http://schemas.microsoft.com/office/drawing/2016/5/11/chartex" xmlns:cx6="http://schemas.microsoft.com/office/drawing/2016/5/12/chartex" xmlns:cx7="http://schemas.microsoft.com/office/drawing/2016/5/13/chartex" xmlns:cx8="http://schemas.microsoft.com/office/drawing/2016/5/14/chartex" xmlns:mc="http://schemas.openxmlformats.org/markup-compatibility/2006" xmlns:aink="http://schemas.microsoft.com/office/drawing/2016/ink" xmlns:am3d="http://schemas.microsoft.com/office/drawing/2017/model3d" xmlns:o="urn:schemas-microsoft-com:office:office" xmlns:r="http://schemas.openxmlformats.org/officeDocument/2006/relationships" xmlns:m="http://schemas.openxmlformats.org/officeDocument/2006/math" xmlns:v="urn:schemas-microsoft-com:vml" xmlns:wp14="http://schemas.microsoft.com/office/word/2010/wordprocessingDrawing" xmlns:wp="http://schemas.openxmlformats.org/drawingml/2006/wordprocessingDrawing" xmlns:w10="urn:schemas-microsoft-com:office:word" xmlns:w="http://schemas.openxmlformats.org/wordprocessingml/2006/main" xmlns:w14="http://schemas.microsoft.com/office/word/2010/wordml" xmlns:w15="http://schemas.microsoft.com/office/word/2012/wordml" xmlns:w16cex="http://schemas.microsoft.com/office/word/2018/wordml/cex" xmlns:w16cid="http://schemas.microsoft.com/office/word/2016/wordml/cid" xmlns:w16="http://schemas.microsoft.com/office/word/2018/wordml" xmlns:w16sdtdh="http://schemas.microsoft.com/office/word/2020/wordml/sdtdatahash" xmlns:w16se="http://schemas.microsoft.com/office/word/2015/wordml/symex" xmlns:wpg="http://schemas.microsoft.com/office/word/2010/wordprocessingGroup" xmlns:wpi="http://schemas.microsoft.com/office/word/2010/wordprocessingInk" xmlns:wne="http://schemas.microsoft.com/office/word/2006/wordml" xmlns:wps="http://schemas.microsoft.com/office/word/2010/wordprocessingShape" mc:Ignorable="w14 w15 w16se w16cid w16 w16cex w16sdtdh wp14">
+<w:endnotes xmlns:wpc="http://schemas.microsoft.com/office/word/2010/wordprocessingCanvas" xmlns:cx="http://schemas.microsoft.com/office/drawing/2014/chartex" xmlns:cx1="http://schemas.microsoft.com/office/drawing/2015/9/8/chartex" xmlns:cx2="http://schemas.microsoft.com/office/drawing/2015/10/21/chartex" xmlns:cx3="http://schemas.microsoft.com/office/drawing/2016/5/9/chartex" xmlns:cx4="http://schemas.microsoft.com/office/drawing/2016/5/10/chartex" xmlns:cx5="http://schemas.microsoft.com/office/drawing/2016/5/11/chartex" xmlns:cx6="http://schemas.microsoft.com/office/drawing/2016/5/12/chartex" xmlns:cx7="http://schemas.microsoft.com/office/drawing/2016/5/13/chartex" xmlns:cx8="http://schemas.microsoft.com/office/drawing/2016/5/14/chartex" xmlns:mc="http://schemas.openxmlformats.org/markup-compatibility/2006" xmlns:aink="http://schemas.microsoft.com/office/drawing/2016/ink" xmlns:am3d="http://schemas.microsoft.com/office/drawing/2017/model3d" xmlns:o="urn:schemas-microsoft-com:office:office" xmlns:oel="http://schemas.microsoft.com/office/2019/extlst" xmlns:r="http://schemas.openxmlformats.org/officeDocument/2006/relationships" xmlns:m="http://schemas.openxmlformats.org/officeDocument/2006/math" xmlns:v="urn:schemas-microsoft-com:vml" xmlns:wp14="http://schemas.microsoft.com/office/word/2010/wordprocessingDrawing" xmlns:wp="http://schemas.openxmlformats.org/drawingml/2006/wordprocessingDrawing" xmlns:w10="urn:schemas-microsoft-com:office:word" xmlns:w="http://schemas.openxmlformats.org/wordprocessingml/2006/main" xmlns:w14="http://schemas.microsoft.com/office/word/2010/wordml" xmlns:w15="http://schemas.microsoft.com/office/word/2012/wordml" xmlns:w16cex="http://schemas.microsoft.com/office/word/2018/wordml/cex" xmlns:w16cid="http://schemas.microsoft.com/office/word/2016/wordml/cid" xmlns:w16="http://schemas.microsoft.com/office/word/2018/wordml" xmlns:w16sdtdh="http://schemas.microsoft.com/office/word/2020/wordml/sdtdatahash" xmlns:w16se="http://schemas.microsoft.com/office/word/2015/wordml/symex" xmlns:wpg="http://schemas.microsoft.com/office/word/2010/wordprocessingGroup" xmlns:wpi="http://schemas.microsoft.com/office/word/2010/wordprocessingInk" xmlns:wne="http://schemas.microsoft.com/office/word/2006/wordml" xmlns:wps="http://schemas.microsoft.com/office/word/2010/wordprocessingShape" mc:Ignorable="w14 w15 w16se w16cid w16 w16cex w16sdtdh wp14">
   <w:endnote w:type="separator" w:id="-1">
     <w:p>
       <w:r>
@@ -14513,7 +13559,7 @@
 </file>
 
 <file path=word/footer1.xml><?xml version="1.0" encoding="utf-8"?>
-<w:ftr xmlns:wpc="http://schemas.microsoft.com/office/word/2010/wordprocessingCanvas" xmlns:cx="http://schemas.microsoft.com/office/drawing/2014/chartex" xmlns:cx1="http://schemas.microsoft.com/office/drawing/2015/9/8/chartex" xmlns:cx2="http://schemas.microsoft.com/office/drawing/2015/10/21/chartex" xmlns:cx3="http://schemas.microsoft.com/office/drawing/2016/5/9/chartex" xmlns:cx4="http://schemas.microsoft.com/office/drawing/2016/5/10/chartex" xmlns:cx5="http://schemas.microsoft.com/office/drawing/2016/5/11/chartex" xmlns:cx6="http://schemas.microsoft.com/office/drawing/2016/5/12/chartex" xmlns:cx7="http://schemas.microsoft.com/office/drawing/2016/5/13/chartex" xmlns:cx8="http://schemas.microsoft.com/office/drawing/2016/5/14/chartex" xmlns:mc="http://schemas.openxmlformats.org/markup-compatibility/2006" xmlns:aink="http://schemas.microsoft.com/office/drawing/2016/ink" xmlns:am3d="http://schemas.microsoft.com/office/drawing/2017/model3d" xmlns:o="urn:schemas-microsoft-com:office:office" xmlns:r="http://schemas.openxmlformats.org/officeDocument/2006/relationships" xmlns:m="http://schemas.openxmlformats.org/officeDocument/2006/math" xmlns:v="urn:schemas-microsoft-com:vml" xmlns:wp14="http://schemas.microsoft.com/office/word/2010/wordprocessingDrawing" xmlns:wp="http://schemas.openxmlformats.org/drawingml/2006/wordprocessingDrawing" xmlns:w10="urn:schemas-microsoft-com:office:word" xmlns:w="http://schemas.openxmlformats.org/wordprocessingml/2006/main" xmlns:w14="http://schemas.microsoft.com/office/word/2010/wordml" xmlns:w15="http://schemas.microsoft.com/office/word/2012/wordml" xmlns:w16cex="http://schemas.microsoft.com/office/word/2018/wordml/cex" xmlns:w16cid="http://schemas.microsoft.com/office/word/2016/wordml/cid" xmlns:w16="http://schemas.microsoft.com/office/word/2018/wordml" xmlns:w16sdtdh="http://schemas.microsoft.com/office/word/2020/wordml/sdtdatahash" xmlns:w16se="http://schemas.microsoft.com/office/word/2015/wordml/symex" xmlns:wpg="http://schemas.microsoft.com/office/word/2010/wordprocessingGroup" xmlns:wpi="http://schemas.microsoft.com/office/word/2010/wordprocessingInk" xmlns:wne="http://schemas.microsoft.com/office/word/2006/wordml" xmlns:wps="http://schemas.microsoft.com/office/word/2010/wordprocessingShape" mc:Ignorable="w14 w15 w16se w16cid w16 w16cex w16sdtdh wp14">
+<w:ftr xmlns:wpc="http://schemas.microsoft.com/office/word/2010/wordprocessingCanvas" xmlns:cx="http://schemas.microsoft.com/office/drawing/2014/chartex" xmlns:cx1="http://schemas.microsoft.com/office/drawing/2015/9/8/chartex" xmlns:cx2="http://schemas.microsoft.com/office/drawing/2015/10/21/chartex" xmlns:cx3="http://schemas.microsoft.com/office/drawing/2016/5/9/chartex" xmlns:cx4="http://schemas.microsoft.com/office/drawing/2016/5/10/chartex" xmlns:cx5="http://schemas.microsoft.com/office/drawing/2016/5/11/chartex" xmlns:cx6="http://schemas.microsoft.com/office/drawing/2016/5/12/chartex" xmlns:cx7="http://schemas.microsoft.com/office/drawing/2016/5/13/chartex" xmlns:cx8="http://schemas.microsoft.com/office/drawing/2016/5/14/chartex" xmlns:mc="http://schemas.openxmlformats.org/markup-compatibility/2006" xmlns:aink="http://schemas.microsoft.com/office/drawing/2016/ink" xmlns:am3d="http://schemas.microsoft.com/office/drawing/2017/model3d" xmlns:o="urn:schemas-microsoft-com:office:office" xmlns:oel="http://schemas.microsoft.com/office/2019/extlst" xmlns:r="http://schemas.openxmlformats.org/officeDocument/2006/relationships" xmlns:m="http://schemas.openxmlformats.org/officeDocument/2006/math" xmlns:v="urn:schemas-microsoft-com:vml" xmlns:wp14="http://schemas.microsoft.com/office/word/2010/wordprocessingDrawing" xmlns:wp="http://schemas.openxmlformats.org/drawingml/2006/wordprocessingDrawing" xmlns:w10="urn:schemas-microsoft-com:office:word" xmlns:w="http://schemas.openxmlformats.org/wordprocessingml/2006/main" xmlns:w14="http://schemas.microsoft.com/office/word/2010/wordml" xmlns:w15="http://schemas.microsoft.com/office/word/2012/wordml" xmlns:w16cex="http://schemas.microsoft.com/office/word/2018/wordml/cex" xmlns:w16cid="http://schemas.microsoft.com/office/word/2016/wordml/cid" xmlns:w16="http://schemas.microsoft.com/office/word/2018/wordml" xmlns:w16sdtdh="http://schemas.microsoft.com/office/word/2020/wordml/sdtdatahash" xmlns:w16se="http://schemas.microsoft.com/office/word/2015/wordml/symex" xmlns:wpg="http://schemas.microsoft.com/office/word/2010/wordprocessingGroup" xmlns:wpi="http://schemas.microsoft.com/office/word/2010/wordprocessingInk" xmlns:wne="http://schemas.microsoft.com/office/word/2006/wordml" xmlns:wps="http://schemas.microsoft.com/office/word/2010/wordprocessingShape" mc:Ignorable="w14 w15 w16se w16cid w16 w16cex w16sdtdh wp14">
   <w:p>
     <w:pPr>
       <w:pStyle w:val="Footer"/>
@@ -14529,32 +13575,21 @@
     <w:r>
       <w:t>CA Building Energy Efficiency Standards - 20</w:t>
     </w:r>
-    <w:ins w:id="6" w:author="Alhabibi, Haider@Energy" w:date="2021-08-24T13:22:00Z">
-      <w:r>
-        <w:t>22</w:t>
-      </w:r>
-    </w:ins>
-    <w:del w:id="7" w:author="Alhabibi, Haider@Energy" w:date="2021-08-24T13:22:00Z">
-      <w:r>
-        <w:delText>1</w:delText>
-      </w:r>
-      <w:r>
-        <w:delText>9</w:delText>
-      </w:r>
-    </w:del>
+    <w:r>
+      <w:t>22</w:t>
+    </w:r>
     <w:r>
       <w:t xml:space="preserve"> </w:t>
     </w:r>
-    <w:ins w:id="8" w:author="Alhabibi, Haider@Energy" w:date="2022-02-24T08:59:00Z">
-      <w:r>
-        <w:t>Low-rise Multifamily</w:t>
-      </w:r>
-    </w:ins>
-    <w:del w:id="9" w:author="Alhabibi, Haider@Energy" w:date="2022-02-24T08:59:00Z">
-      <w:r>
-        <w:delText>Residential</w:delText>
-      </w:r>
-    </w:del>
+    <w:r>
+      <w:t>Low-</w:t>
+    </w:r>
+    <w:r>
+      <w:t>R</w:t>
+    </w:r>
+    <w:r>
+      <w:t>ise Multifamily</w:t>
+    </w:r>
     <w:r>
       <w:t xml:space="preserve"> Compliance</w:t>
     </w:r>
@@ -14564,22 +13599,15 @@
     <w:r>
       <w:t>January 20</w:t>
     </w:r>
-    <w:ins w:id="10" w:author="Alhabibi, Haider@Energy" w:date="2021-08-24T13:22:00Z">
-      <w:r>
-        <w:t>22</w:t>
-      </w:r>
-    </w:ins>
-    <w:del w:id="11" w:author="Alhabibi, Haider@Energy" w:date="2021-08-24T13:22:00Z">
-      <w:r>
-        <w:delText>19</w:delText>
-      </w:r>
-    </w:del>
+    <w:r>
+      <w:t>22</w:t>
+    </w:r>
   </w:p>
 </w:ftr>
 </file>
 
 <file path=word/footer2.xml><?xml version="1.0" encoding="utf-8"?>
-<w:ftr xmlns:wpc="http://schemas.microsoft.com/office/word/2010/wordprocessingCanvas" xmlns:cx="http://schemas.microsoft.com/office/drawing/2014/chartex" xmlns:cx1="http://schemas.microsoft.com/office/drawing/2015/9/8/chartex" xmlns:cx2="http://schemas.microsoft.com/office/drawing/2015/10/21/chartex" xmlns:cx3="http://schemas.microsoft.com/office/drawing/2016/5/9/chartex" xmlns:cx4="http://schemas.microsoft.com/office/drawing/2016/5/10/chartex" xmlns:cx5="http://schemas.microsoft.com/office/drawing/2016/5/11/chartex" xmlns:cx6="http://schemas.microsoft.com/office/drawing/2016/5/12/chartex" xmlns:cx7="http://schemas.microsoft.com/office/drawing/2016/5/13/chartex" xmlns:cx8="http://schemas.microsoft.com/office/drawing/2016/5/14/chartex" xmlns:mc="http://schemas.openxmlformats.org/markup-compatibility/2006" xmlns:aink="http://schemas.microsoft.com/office/drawing/2016/ink" xmlns:am3d="http://schemas.microsoft.com/office/drawing/2017/model3d" xmlns:o="urn:schemas-microsoft-com:office:office" xmlns:r="http://schemas.openxmlformats.org/officeDocument/2006/relationships" xmlns:m="http://schemas.openxmlformats.org/officeDocument/2006/math" xmlns:v="urn:schemas-microsoft-com:vml" xmlns:wp14="http://schemas.microsoft.com/office/word/2010/wordprocessingDrawing" xmlns:wp="http://schemas.openxmlformats.org/drawingml/2006/wordprocessingDrawing" xmlns:w10="urn:schemas-microsoft-com:office:word" xmlns:w="http://schemas.openxmlformats.org/wordprocessingml/2006/main" xmlns:w14="http://schemas.microsoft.com/office/word/2010/wordml" xmlns:w15="http://schemas.microsoft.com/office/word/2012/wordml" xmlns:w16cex="http://schemas.microsoft.com/office/word/2018/wordml/cex" xmlns:w16cid="http://schemas.microsoft.com/office/word/2016/wordml/cid" xmlns:w16="http://schemas.microsoft.com/office/word/2018/wordml" xmlns:w16sdtdh="http://schemas.microsoft.com/office/word/2020/wordml/sdtdatahash" xmlns:w16se="http://schemas.microsoft.com/office/word/2015/wordml/symex" xmlns:wpg="http://schemas.microsoft.com/office/word/2010/wordprocessingGroup" xmlns:wpi="http://schemas.microsoft.com/office/word/2010/wordprocessingInk" xmlns:wne="http://schemas.microsoft.com/office/word/2006/wordml" xmlns:wps="http://schemas.microsoft.com/office/word/2010/wordprocessingShape" mc:Ignorable="w14 w15 w16se w16cid w16 w16cex w16sdtdh wp14">
+<w:ftr xmlns:wpc="http://schemas.microsoft.com/office/word/2010/wordprocessingCanvas" xmlns:cx="http://schemas.microsoft.com/office/drawing/2014/chartex" xmlns:cx1="http://schemas.microsoft.com/office/drawing/2015/9/8/chartex" xmlns:cx2="http://schemas.microsoft.com/office/drawing/2015/10/21/chartex" xmlns:cx3="http://schemas.microsoft.com/office/drawing/2016/5/9/chartex" xmlns:cx4="http://schemas.microsoft.com/office/drawing/2016/5/10/chartex" xmlns:cx5="http://schemas.microsoft.com/office/drawing/2016/5/11/chartex" xmlns:cx6="http://schemas.microsoft.com/office/drawing/2016/5/12/chartex" xmlns:cx7="http://schemas.microsoft.com/office/drawing/2016/5/13/chartex" xmlns:cx8="http://schemas.microsoft.com/office/drawing/2016/5/14/chartex" xmlns:mc="http://schemas.openxmlformats.org/markup-compatibility/2006" xmlns:aink="http://schemas.microsoft.com/office/drawing/2016/ink" xmlns:am3d="http://schemas.microsoft.com/office/drawing/2017/model3d" xmlns:o="urn:schemas-microsoft-com:office:office" xmlns:oel="http://schemas.microsoft.com/office/2019/extlst" xmlns:r="http://schemas.openxmlformats.org/officeDocument/2006/relationships" xmlns:m="http://schemas.openxmlformats.org/officeDocument/2006/math" xmlns:v="urn:schemas-microsoft-com:vml" xmlns:wp14="http://schemas.microsoft.com/office/word/2010/wordprocessingDrawing" xmlns:wp="http://schemas.openxmlformats.org/drawingml/2006/wordprocessingDrawing" xmlns:w10="urn:schemas-microsoft-com:office:word" xmlns:w="http://schemas.openxmlformats.org/wordprocessingml/2006/main" xmlns:w14="http://schemas.microsoft.com/office/word/2010/wordml" xmlns:w15="http://schemas.microsoft.com/office/word/2012/wordml" xmlns:w16cex="http://schemas.microsoft.com/office/word/2018/wordml/cex" xmlns:w16cid="http://schemas.microsoft.com/office/word/2016/wordml/cid" xmlns:w16="http://schemas.microsoft.com/office/word/2018/wordml" xmlns:w16sdtdh="http://schemas.microsoft.com/office/word/2020/wordml/sdtdatahash" xmlns:w16se="http://schemas.microsoft.com/office/word/2015/wordml/symex" xmlns:wpg="http://schemas.microsoft.com/office/word/2010/wordprocessingGroup" xmlns:wpi="http://schemas.microsoft.com/office/word/2010/wordprocessingInk" xmlns:wne="http://schemas.microsoft.com/office/word/2006/wordml" xmlns:wps="http://schemas.microsoft.com/office/word/2010/wordprocessingShape" mc:Ignorable="w14 w15 w16se w16cid w16 w16cex w16sdtdh wp14">
   <w:p>
     <w:pPr>
       <w:pStyle w:val="Footer"/>
@@ -14604,7 +13632,7 @@
 </file>
 
 <file path=word/footer3.xml><?xml version="1.0" encoding="utf-8"?>
-<w:ftr xmlns:wpc="http://schemas.microsoft.com/office/word/2010/wordprocessingCanvas" xmlns:cx="http://schemas.microsoft.com/office/drawing/2014/chartex" xmlns:cx1="http://schemas.microsoft.com/office/drawing/2015/9/8/chartex" xmlns:cx2="http://schemas.microsoft.com/office/drawing/2015/10/21/chartex" xmlns:cx3="http://schemas.microsoft.com/office/drawing/2016/5/9/chartex" xmlns:cx4="http://schemas.microsoft.com/office/drawing/2016/5/10/chartex" xmlns:cx5="http://schemas.microsoft.com/office/drawing/2016/5/11/chartex" xmlns:cx6="http://schemas.microsoft.com/office/drawing/2016/5/12/chartex" xmlns:cx7="http://schemas.microsoft.com/office/drawing/2016/5/13/chartex" xmlns:cx8="http://schemas.microsoft.com/office/drawing/2016/5/14/chartex" xmlns:mc="http://schemas.openxmlformats.org/markup-compatibility/2006" xmlns:aink="http://schemas.microsoft.com/office/drawing/2016/ink" xmlns:am3d="http://schemas.microsoft.com/office/drawing/2017/model3d" xmlns:o="urn:schemas-microsoft-com:office:office" xmlns:r="http://schemas.openxmlformats.org/officeDocument/2006/relationships" xmlns:m="http://schemas.openxmlformats.org/officeDocument/2006/math" xmlns:v="urn:schemas-microsoft-com:vml" xmlns:wp14="http://schemas.microsoft.com/office/word/2010/wordprocessingDrawing" xmlns:wp="http://schemas.openxmlformats.org/drawingml/2006/wordprocessingDrawing" xmlns:w10="urn:schemas-microsoft-com:office:word" xmlns:w="http://schemas.openxmlformats.org/wordprocessingml/2006/main" xmlns:w14="http://schemas.microsoft.com/office/word/2010/wordml" xmlns:w15="http://schemas.microsoft.com/office/word/2012/wordml" xmlns:w16cex="http://schemas.microsoft.com/office/word/2018/wordml/cex" xmlns:w16cid="http://schemas.microsoft.com/office/word/2016/wordml/cid" xmlns:w16="http://schemas.microsoft.com/office/word/2018/wordml" xmlns:w16sdtdh="http://schemas.microsoft.com/office/word/2020/wordml/sdtdatahash" xmlns:w16se="http://schemas.microsoft.com/office/word/2015/wordml/symex" xmlns:wpg="http://schemas.microsoft.com/office/word/2010/wordprocessingGroup" xmlns:wpi="http://schemas.microsoft.com/office/word/2010/wordprocessingInk" xmlns:wne="http://schemas.microsoft.com/office/word/2006/wordml" xmlns:wps="http://schemas.microsoft.com/office/word/2010/wordprocessingShape" mc:Ignorable="w14 w15 w16se w16cid w16 w16cex w16sdtdh wp14">
+<w:ftr xmlns:wpc="http://schemas.microsoft.com/office/word/2010/wordprocessingCanvas" xmlns:cx="http://schemas.microsoft.com/office/drawing/2014/chartex" xmlns:cx1="http://schemas.microsoft.com/office/drawing/2015/9/8/chartex" xmlns:cx2="http://schemas.microsoft.com/office/drawing/2015/10/21/chartex" xmlns:cx3="http://schemas.microsoft.com/office/drawing/2016/5/9/chartex" xmlns:cx4="http://schemas.microsoft.com/office/drawing/2016/5/10/chartex" xmlns:cx5="http://schemas.microsoft.com/office/drawing/2016/5/11/chartex" xmlns:cx6="http://schemas.microsoft.com/office/drawing/2016/5/12/chartex" xmlns:cx7="http://schemas.microsoft.com/office/drawing/2016/5/13/chartex" xmlns:cx8="http://schemas.microsoft.com/office/drawing/2016/5/14/chartex" xmlns:mc="http://schemas.openxmlformats.org/markup-compatibility/2006" xmlns:aink="http://schemas.microsoft.com/office/drawing/2016/ink" xmlns:am3d="http://schemas.microsoft.com/office/drawing/2017/model3d" xmlns:o="urn:schemas-microsoft-com:office:office" xmlns:oel="http://schemas.microsoft.com/office/2019/extlst" xmlns:r="http://schemas.openxmlformats.org/officeDocument/2006/relationships" xmlns:m="http://schemas.openxmlformats.org/officeDocument/2006/math" xmlns:v="urn:schemas-microsoft-com:vml" xmlns:wp14="http://schemas.microsoft.com/office/word/2010/wordprocessingDrawing" xmlns:wp="http://schemas.openxmlformats.org/drawingml/2006/wordprocessingDrawing" xmlns:w10="urn:schemas-microsoft-com:office:word" xmlns:w="http://schemas.openxmlformats.org/wordprocessingml/2006/main" xmlns:w14="http://schemas.microsoft.com/office/word/2010/wordml" xmlns:w15="http://schemas.microsoft.com/office/word/2012/wordml" xmlns:w16cex="http://schemas.microsoft.com/office/word/2018/wordml/cex" xmlns:w16cid="http://schemas.microsoft.com/office/word/2016/wordml/cid" xmlns:w16="http://schemas.microsoft.com/office/word/2018/wordml" xmlns:w16sdtdh="http://schemas.microsoft.com/office/word/2020/wordml/sdtdatahash" xmlns:w16se="http://schemas.microsoft.com/office/word/2015/wordml/symex" xmlns:wpg="http://schemas.microsoft.com/office/word/2010/wordprocessingGroup" xmlns:wpi="http://schemas.microsoft.com/office/word/2010/wordprocessingInk" xmlns:wne="http://schemas.microsoft.com/office/word/2006/wordml" xmlns:wps="http://schemas.microsoft.com/office/word/2010/wordprocessingShape" mc:Ignorable="w14 w15 w16se w16cid w16 w16cex w16sdtdh wp14">
   <w:p>
     <w:pPr>
       <w:pStyle w:val="Footer"/>
@@ -14612,32 +13640,21 @@
     <w:r>
       <w:t>CA Building Energy Efficiency Standards - 20</w:t>
     </w:r>
-    <w:ins w:id="54" w:author="Alhabibi, Haider@Energy" w:date="2021-08-24T13:23:00Z">
-      <w:r>
-        <w:t>22</w:t>
-      </w:r>
-    </w:ins>
-    <w:del w:id="55" w:author="Alhabibi, Haider@Energy" w:date="2021-08-24T13:23:00Z">
-      <w:r>
-        <w:delText>1</w:delText>
-      </w:r>
-      <w:r>
-        <w:delText>9</w:delText>
-      </w:r>
-    </w:del>
+    <w:r>
+      <w:t>22</w:t>
+    </w:r>
     <w:r>
       <w:t xml:space="preserve"> </w:t>
     </w:r>
-    <w:ins w:id="56" w:author="Alhabibi, Haider@Energy" w:date="2022-02-24T08:59:00Z">
-      <w:r>
-        <w:t>Low-rise Multifamily</w:t>
-      </w:r>
-    </w:ins>
-    <w:del w:id="57" w:author="Alhabibi, Haider@Energy" w:date="2022-02-24T08:59:00Z">
-      <w:r>
-        <w:delText>Residential</w:delText>
-      </w:r>
-    </w:del>
+    <w:r>
+      <w:t>Low-</w:t>
+    </w:r>
+    <w:r>
+      <w:t>R</w:t>
+    </w:r>
+    <w:r>
+      <w:t>ise Multifamily</w:t>
+    </w:r>
     <w:r>
       <w:t xml:space="preserve"> Compliance</w:t>
     </w:r>
@@ -14647,22 +13664,15 @@
     <w:r>
       <w:t>January 20</w:t>
     </w:r>
-    <w:ins w:id="58" w:author="Alhabibi, Haider@Energy" w:date="2021-08-24T13:22:00Z">
-      <w:r>
-        <w:t>22</w:t>
-      </w:r>
-    </w:ins>
-    <w:del w:id="59" w:author="Alhabibi, Haider@Energy" w:date="2021-08-24T13:22:00Z">
-      <w:r>
-        <w:delText>19</w:delText>
-      </w:r>
-    </w:del>
+    <w:r>
+      <w:t>22</w:t>
+    </w:r>
   </w:p>
 </w:ftr>
 </file>
 
 <file path=word/footer4.xml><?xml version="1.0" encoding="utf-8"?>
-<w:ftr xmlns:wpc="http://schemas.microsoft.com/office/word/2010/wordprocessingCanvas" xmlns:cx="http://schemas.microsoft.com/office/drawing/2014/chartex" xmlns:cx1="http://schemas.microsoft.com/office/drawing/2015/9/8/chartex" xmlns:cx2="http://schemas.microsoft.com/office/drawing/2015/10/21/chartex" xmlns:cx3="http://schemas.microsoft.com/office/drawing/2016/5/9/chartex" xmlns:cx4="http://schemas.microsoft.com/office/drawing/2016/5/10/chartex" xmlns:cx5="http://schemas.microsoft.com/office/drawing/2016/5/11/chartex" xmlns:cx6="http://schemas.microsoft.com/office/drawing/2016/5/12/chartex" xmlns:cx7="http://schemas.microsoft.com/office/drawing/2016/5/13/chartex" xmlns:cx8="http://schemas.microsoft.com/office/drawing/2016/5/14/chartex" xmlns:mc="http://schemas.openxmlformats.org/markup-compatibility/2006" xmlns:aink="http://schemas.microsoft.com/office/drawing/2016/ink" xmlns:am3d="http://schemas.microsoft.com/office/drawing/2017/model3d" xmlns:o="urn:schemas-microsoft-com:office:office" xmlns:r="http://schemas.openxmlformats.org/officeDocument/2006/relationships" xmlns:m="http://schemas.openxmlformats.org/officeDocument/2006/math" xmlns:v="urn:schemas-microsoft-com:vml" xmlns:wp14="http://schemas.microsoft.com/office/word/2010/wordprocessingDrawing" xmlns:wp="http://schemas.openxmlformats.org/drawingml/2006/wordprocessingDrawing" xmlns:w10="urn:schemas-microsoft-com:office:word" xmlns:w="http://schemas.openxmlformats.org/wordprocessingml/2006/main" xmlns:w14="http://schemas.microsoft.com/office/word/2010/wordml" xmlns:w15="http://schemas.microsoft.com/office/word/2012/wordml" xmlns:w16cex="http://schemas.microsoft.com/office/word/2018/wordml/cex" xmlns:w16cid="http://schemas.microsoft.com/office/word/2016/wordml/cid" xmlns:w16="http://schemas.microsoft.com/office/word/2018/wordml" xmlns:w16sdtdh="http://schemas.microsoft.com/office/word/2020/wordml/sdtdatahash" xmlns:w16se="http://schemas.microsoft.com/office/word/2015/wordml/symex" xmlns:wpg="http://schemas.microsoft.com/office/word/2010/wordprocessingGroup" xmlns:wpi="http://schemas.microsoft.com/office/word/2010/wordprocessingInk" xmlns:wne="http://schemas.microsoft.com/office/word/2006/wordml" xmlns:wps="http://schemas.microsoft.com/office/word/2010/wordprocessingShape" mc:Ignorable="w14 w15 w16se w16cid w16 w16cex w16sdtdh wp14">
+<w:ftr xmlns:wpc="http://schemas.microsoft.com/office/word/2010/wordprocessingCanvas" xmlns:cx="http://schemas.microsoft.com/office/drawing/2014/chartex" xmlns:cx1="http://schemas.microsoft.com/office/drawing/2015/9/8/chartex" xmlns:cx2="http://schemas.microsoft.com/office/drawing/2015/10/21/chartex" xmlns:cx3="http://schemas.microsoft.com/office/drawing/2016/5/9/chartex" xmlns:cx4="http://schemas.microsoft.com/office/drawing/2016/5/10/chartex" xmlns:cx5="http://schemas.microsoft.com/office/drawing/2016/5/11/chartex" xmlns:cx6="http://schemas.microsoft.com/office/drawing/2016/5/12/chartex" xmlns:cx7="http://schemas.microsoft.com/office/drawing/2016/5/13/chartex" xmlns:cx8="http://schemas.microsoft.com/office/drawing/2016/5/14/chartex" xmlns:mc="http://schemas.openxmlformats.org/markup-compatibility/2006" xmlns:aink="http://schemas.microsoft.com/office/drawing/2016/ink" xmlns:am3d="http://schemas.microsoft.com/office/drawing/2017/model3d" xmlns:o="urn:schemas-microsoft-com:office:office" xmlns:oel="http://schemas.microsoft.com/office/2019/extlst" xmlns:r="http://schemas.openxmlformats.org/officeDocument/2006/relationships" xmlns:m="http://schemas.openxmlformats.org/officeDocument/2006/math" xmlns:v="urn:schemas-microsoft-com:vml" xmlns:wp14="http://schemas.microsoft.com/office/word/2010/wordprocessingDrawing" xmlns:wp="http://schemas.openxmlformats.org/drawingml/2006/wordprocessingDrawing" xmlns:w10="urn:schemas-microsoft-com:office:word" xmlns:w="http://schemas.openxmlformats.org/wordprocessingml/2006/main" xmlns:w14="http://schemas.microsoft.com/office/word/2010/wordml" xmlns:w15="http://schemas.microsoft.com/office/word/2012/wordml" xmlns:w16cex="http://schemas.microsoft.com/office/word/2018/wordml/cex" xmlns:w16cid="http://schemas.microsoft.com/office/word/2016/wordml/cid" xmlns:w16="http://schemas.microsoft.com/office/word/2018/wordml" xmlns:w16sdtdh="http://schemas.microsoft.com/office/word/2020/wordml/sdtdatahash" xmlns:w16se="http://schemas.microsoft.com/office/word/2015/wordml/symex" xmlns:wpg="http://schemas.microsoft.com/office/word/2010/wordprocessingGroup" xmlns:wpi="http://schemas.microsoft.com/office/word/2010/wordprocessingInk" xmlns:wne="http://schemas.microsoft.com/office/word/2006/wordml" xmlns:wps="http://schemas.microsoft.com/office/word/2010/wordprocessingShape" mc:Ignorable="w14 w15 w16se w16cid w16 w16cex w16sdtdh wp14">
   <w:p>
     <w:pPr>
       <w:pStyle w:val="Footer"/>
@@ -14679,7 +13689,7 @@
 </file>
 
 <file path=word/footnotes.xml><?xml version="1.0" encoding="utf-8"?>
-<w:footnotes xmlns:wpc="http://schemas.microsoft.com/office/word/2010/wordprocessingCanvas" xmlns:cx="http://schemas.microsoft.com/office/drawing/2014/chartex" xmlns:cx1="http://schemas.microsoft.com/office/drawing/2015/9/8/chartex" xmlns:cx2="http://schemas.microsoft.com/office/drawing/2015/10/21/chartex" xmlns:cx3="http://schemas.microsoft.com/office/drawing/2016/5/9/chartex" xmlns:cx4="http://schemas.microsoft.com/office/drawing/2016/5/10/chartex" xmlns:cx5="http://schemas.microsoft.com/office/drawing/2016/5/11/chartex" xmlns:cx6="http://schemas.microsoft.com/office/drawing/2016/5/12/chartex" xmlns:cx7="http://schemas.microsoft.com/office/drawing/2016/5/13/chartex" xmlns:cx8="http://schemas.microsoft.com/office/drawing/2016/5/14/chartex" xmlns:mc="http://schemas.openxmlformats.org/markup-compatibility/2006" xmlns:aink="http://schemas.microsoft.com/office/drawing/2016/ink" xmlns:am3d="http://schemas.microsoft.com/office/drawing/2017/model3d" xmlns:o="urn:schemas-microsoft-com:office:office" xmlns:r="http://schemas.openxmlformats.org/officeDocument/2006/relationships" xmlns:m="http://schemas.openxmlformats.org/officeDocument/2006/math" xmlns:v="urn:schemas-microsoft-com:vml" xmlns:wp14="http://schemas.microsoft.com/office/word/2010/wordprocessingDrawing" xmlns:wp="http://schemas.openxmlformats.org/drawingml/2006/wordprocessingDrawing" xmlns:w10="urn:schemas-microsoft-com:office:word" xmlns:w="http://schemas.openxmlformats.org/wordprocessingml/2006/main" xmlns:w14="http://schemas.microsoft.com/office/word/2010/wordml" xmlns:w15="http://schemas.microsoft.com/office/word/2012/wordml" xmlns:w16cex="http://schemas.microsoft.com/office/word/2018/wordml/cex" xmlns:w16cid="http://schemas.microsoft.com/office/word/2016/wordml/cid" xmlns:w16="http://schemas.microsoft.com/office/word/2018/wordml" xmlns:w16sdtdh="http://schemas.microsoft.com/office/word/2020/wordml/sdtdatahash" xmlns:w16se="http://schemas.microsoft.com/office/word/2015/wordml/symex" xmlns:wpg="http://schemas.microsoft.com/office/word/2010/wordprocessingGroup" xmlns:wpi="http://schemas.microsoft.com/office/word/2010/wordprocessingInk" xmlns:wne="http://schemas.microsoft.com/office/word/2006/wordml" xmlns:wps="http://schemas.microsoft.com/office/word/2010/wordprocessingShape" mc:Ignorable="w14 w15 w16se w16cid w16 w16cex w16sdtdh wp14">
+<w:footnotes xmlns:wpc="http://schemas.microsoft.com/office/word/2010/wordprocessingCanvas" xmlns:cx="http://schemas.microsoft.com/office/drawing/2014/chartex" xmlns:cx1="http://schemas.microsoft.com/office/drawing/2015/9/8/chartex" xmlns:cx2="http://schemas.microsoft.com/office/drawing/2015/10/21/chartex" xmlns:cx3="http://schemas.microsoft.com/office/drawing/2016/5/9/chartex" xmlns:cx4="http://schemas.microsoft.com/office/drawing/2016/5/10/chartex" xmlns:cx5="http://schemas.microsoft.com/office/drawing/2016/5/11/chartex" xmlns:cx6="http://schemas.microsoft.com/office/drawing/2016/5/12/chartex" xmlns:cx7="http://schemas.microsoft.com/office/drawing/2016/5/13/chartex" xmlns:cx8="http://schemas.microsoft.com/office/drawing/2016/5/14/chartex" xmlns:mc="http://schemas.openxmlformats.org/markup-compatibility/2006" xmlns:aink="http://schemas.microsoft.com/office/drawing/2016/ink" xmlns:am3d="http://schemas.microsoft.com/office/drawing/2017/model3d" xmlns:o="urn:schemas-microsoft-com:office:office" xmlns:oel="http://schemas.microsoft.com/office/2019/extlst" xmlns:r="http://schemas.openxmlformats.org/officeDocument/2006/relationships" xmlns:m="http://schemas.openxmlformats.org/officeDocument/2006/math" xmlns:v="urn:schemas-microsoft-com:vml" xmlns:wp14="http://schemas.microsoft.com/office/word/2010/wordprocessingDrawing" xmlns:wp="http://schemas.openxmlformats.org/drawingml/2006/wordprocessingDrawing" xmlns:w10="urn:schemas-microsoft-com:office:word" xmlns:w="http://schemas.openxmlformats.org/wordprocessingml/2006/main" xmlns:w14="http://schemas.microsoft.com/office/word/2010/wordml" xmlns:w15="http://schemas.microsoft.com/office/word/2012/wordml" xmlns:w16cex="http://schemas.microsoft.com/office/word/2018/wordml/cex" xmlns:w16cid="http://schemas.microsoft.com/office/word/2016/wordml/cid" xmlns:w16="http://schemas.microsoft.com/office/word/2018/wordml" xmlns:w16sdtdh="http://schemas.microsoft.com/office/word/2020/wordml/sdtdatahash" xmlns:w16se="http://schemas.microsoft.com/office/word/2015/wordml/symex" xmlns:wpg="http://schemas.microsoft.com/office/word/2010/wordprocessingGroup" xmlns:wpi="http://schemas.microsoft.com/office/word/2010/wordprocessingInk" xmlns:wne="http://schemas.microsoft.com/office/word/2006/wordml" xmlns:wps="http://schemas.microsoft.com/office/word/2010/wordprocessingShape" mc:Ignorable="w14 w15 w16se w16cid w16 w16cex w16sdtdh wp14">
   <w:footnote w:type="separator" w:id="-1">
     <w:p>
       <w:r>
@@ -14701,7 +13711,7 @@
 </file>
 
 <file path=word/header1.xml><?xml version="1.0" encoding="utf-8"?>
-<w:hdr xmlns:wpc="http://schemas.microsoft.com/office/word/2010/wordprocessingCanvas" xmlns:cx="http://schemas.microsoft.com/office/drawing/2014/chartex" xmlns:cx1="http://schemas.microsoft.com/office/drawing/2015/9/8/chartex" xmlns:cx2="http://schemas.microsoft.com/office/drawing/2015/10/21/chartex" xmlns:cx3="http://schemas.microsoft.com/office/drawing/2016/5/9/chartex" xmlns:cx4="http://schemas.microsoft.com/office/drawing/2016/5/10/chartex" xmlns:cx5="http://schemas.microsoft.com/office/drawing/2016/5/11/chartex" xmlns:cx6="http://schemas.microsoft.com/office/drawing/2016/5/12/chartex" xmlns:cx7="http://schemas.microsoft.com/office/drawing/2016/5/13/chartex" xmlns:cx8="http://schemas.microsoft.com/office/drawing/2016/5/14/chartex" xmlns:mc="http://schemas.openxmlformats.org/markup-compatibility/2006" xmlns:aink="http://schemas.microsoft.com/office/drawing/2016/ink" xmlns:am3d="http://schemas.microsoft.com/office/drawing/2017/model3d" xmlns:o="urn:schemas-microsoft-com:office:office" xmlns:r="http://schemas.openxmlformats.org/officeDocument/2006/relationships" xmlns:m="http://schemas.openxmlformats.org/officeDocument/2006/math" xmlns:v="urn:schemas-microsoft-com:vml" xmlns:wp14="http://schemas.microsoft.com/office/word/2010/wordprocessingDrawing" xmlns:wp="http://schemas.openxmlformats.org/drawingml/2006/wordprocessingDrawing" xmlns:w10="urn:schemas-microsoft-com:office:word" xmlns:w="http://schemas.openxmlformats.org/wordprocessingml/2006/main" xmlns:w14="http://schemas.microsoft.com/office/word/2010/wordml" xmlns:w15="http://schemas.microsoft.com/office/word/2012/wordml" xmlns:w16cex="http://schemas.microsoft.com/office/word/2018/wordml/cex" xmlns:w16cid="http://schemas.microsoft.com/office/word/2016/wordml/cid" xmlns:w16="http://schemas.microsoft.com/office/word/2018/wordml" xmlns:w16sdtdh="http://schemas.microsoft.com/office/word/2020/wordml/sdtdatahash" xmlns:w16se="http://schemas.microsoft.com/office/word/2015/wordml/symex" xmlns:wpg="http://schemas.microsoft.com/office/word/2010/wordprocessingGroup" xmlns:wpi="http://schemas.microsoft.com/office/word/2010/wordprocessingInk" xmlns:wne="http://schemas.microsoft.com/office/word/2006/wordml" xmlns:wps="http://schemas.microsoft.com/office/word/2010/wordprocessingShape" mc:Ignorable="w14 w15 w16se w16cid w16 w16cex w16sdtdh wp14">
+<w:hdr xmlns:wpc="http://schemas.microsoft.com/office/word/2010/wordprocessingCanvas" xmlns:cx="http://schemas.microsoft.com/office/drawing/2014/chartex" xmlns:cx1="http://schemas.microsoft.com/office/drawing/2015/9/8/chartex" xmlns:cx2="http://schemas.microsoft.com/office/drawing/2015/10/21/chartex" xmlns:cx3="http://schemas.microsoft.com/office/drawing/2016/5/9/chartex" xmlns:cx4="http://schemas.microsoft.com/office/drawing/2016/5/10/chartex" xmlns:cx5="http://schemas.microsoft.com/office/drawing/2016/5/11/chartex" xmlns:cx6="http://schemas.microsoft.com/office/drawing/2016/5/12/chartex" xmlns:cx7="http://schemas.microsoft.com/office/drawing/2016/5/13/chartex" xmlns:cx8="http://schemas.microsoft.com/office/drawing/2016/5/14/chartex" xmlns:mc="http://schemas.openxmlformats.org/markup-compatibility/2006" xmlns:aink="http://schemas.microsoft.com/office/drawing/2016/ink" xmlns:am3d="http://schemas.microsoft.com/office/drawing/2017/model3d" xmlns:o="urn:schemas-microsoft-com:office:office" xmlns:oel="http://schemas.microsoft.com/office/2019/extlst" xmlns:r="http://schemas.openxmlformats.org/officeDocument/2006/relationships" xmlns:m="http://schemas.openxmlformats.org/officeDocument/2006/math" xmlns:v="urn:schemas-microsoft-com:vml" xmlns:wp14="http://schemas.microsoft.com/office/word/2010/wordprocessingDrawing" xmlns:wp="http://schemas.openxmlformats.org/drawingml/2006/wordprocessingDrawing" xmlns:w10="urn:schemas-microsoft-com:office:word" xmlns:w="http://schemas.openxmlformats.org/wordprocessingml/2006/main" xmlns:w14="http://schemas.microsoft.com/office/word/2010/wordml" xmlns:w15="http://schemas.microsoft.com/office/word/2012/wordml" xmlns:w16cex="http://schemas.microsoft.com/office/word/2018/wordml/cex" xmlns:w16cid="http://schemas.microsoft.com/office/word/2016/wordml/cid" xmlns:w16="http://schemas.microsoft.com/office/word/2018/wordml" xmlns:w16sdtdh="http://schemas.microsoft.com/office/word/2020/wordml/sdtdatahash" xmlns:w16se="http://schemas.microsoft.com/office/word/2015/wordml/symex" xmlns:wpg="http://schemas.microsoft.com/office/word/2010/wordprocessingGroup" xmlns:wpi="http://schemas.microsoft.com/office/word/2010/wordprocessingInk" xmlns:wne="http://schemas.microsoft.com/office/word/2006/wordml" xmlns:wps="http://schemas.microsoft.com/office/word/2010/wordprocessingShape" mc:Ignorable="w14 w15 w16se w16cid w16 w16cex w16sdtdh wp14">
   <w:p>
     <w:pPr>
       <w:pStyle w:val="Header"/>
@@ -14730,7 +13740,7 @@
           <v:path o:extrusionok="f" gradientshapeok="t" o:connecttype="rect"/>
           <o:lock v:ext="edit" aspectratio="t"/>
         </v:shapetype>
-        <v:shape id="WordPictureWatermark21245516" o:spid="_x0000_s2050" type="#_x0000_t75" style="position:absolute;margin-left:0;margin-top:0;width:10in;height:540pt;z-index:-251658238;mso-position-horizontal:center;mso-position-horizontal-relative:margin;mso-position-vertical:center;mso-position-vertical-relative:margin" o:allowincell="f">
+        <v:shape id="WordPictureWatermark21245516" o:spid="_x0000_s1026" type="#_x0000_t75" style="position:absolute;margin-left:0;margin-top:0;width:10in;height:540pt;z-index:-251658238;mso-position-horizontal:center;mso-position-horizontal-relative:margin;mso-position-vertical:center;mso-position-vertical-relative:margin" o:allowincell="f">
           <v:imagedata r:id="rId1" o:title="Watermark" gain="19661f" blacklevel="22938f"/>
           <w10:wrap anchorx="margin" anchory="margin"/>
         </v:shape>
@@ -14741,96 +13751,41 @@
 </file>
 
 <file path=word/header2.xml><?xml version="1.0" encoding="utf-8"?>
-<w:hdr xmlns:wpc="http://schemas.microsoft.com/office/word/2010/wordprocessingCanvas" xmlns:cx="http://schemas.microsoft.com/office/drawing/2014/chartex" xmlns:cx1="http://schemas.microsoft.com/office/drawing/2015/9/8/chartex" xmlns:cx2="http://schemas.microsoft.com/office/drawing/2015/10/21/chartex" xmlns:cx3="http://schemas.microsoft.com/office/drawing/2016/5/9/chartex" xmlns:cx4="http://schemas.microsoft.com/office/drawing/2016/5/10/chartex" xmlns:cx5="http://schemas.microsoft.com/office/drawing/2016/5/11/chartex" xmlns:cx6="http://schemas.microsoft.com/office/drawing/2016/5/12/chartex" xmlns:cx7="http://schemas.microsoft.com/office/drawing/2016/5/13/chartex" xmlns:cx8="http://schemas.microsoft.com/office/drawing/2016/5/14/chartex" xmlns:mc="http://schemas.openxmlformats.org/markup-compatibility/2006" xmlns:aink="http://schemas.microsoft.com/office/drawing/2016/ink" xmlns:am3d="http://schemas.microsoft.com/office/drawing/2017/model3d" xmlns:o="urn:schemas-microsoft-com:office:office" xmlns:r="http://schemas.openxmlformats.org/officeDocument/2006/relationships" xmlns:m="http://schemas.openxmlformats.org/officeDocument/2006/math" xmlns:v="urn:schemas-microsoft-com:vml" xmlns:wp14="http://schemas.microsoft.com/office/word/2010/wordprocessingDrawing" xmlns:wp="http://schemas.openxmlformats.org/drawingml/2006/wordprocessingDrawing" xmlns:w10="urn:schemas-microsoft-com:office:word" xmlns:w="http://schemas.openxmlformats.org/wordprocessingml/2006/main" xmlns:w14="http://schemas.microsoft.com/office/word/2010/wordml" xmlns:w15="http://schemas.microsoft.com/office/word/2012/wordml" xmlns:w16cex="http://schemas.microsoft.com/office/word/2018/wordml/cex" xmlns:w16cid="http://schemas.microsoft.com/office/word/2016/wordml/cid" xmlns:w16="http://schemas.microsoft.com/office/word/2018/wordml" xmlns:w16sdtdh="http://schemas.microsoft.com/office/word/2020/wordml/sdtdatahash" xmlns:w16se="http://schemas.microsoft.com/office/word/2015/wordml/symex" xmlns:wpg="http://schemas.microsoft.com/office/word/2010/wordprocessingGroup" xmlns:wpi="http://schemas.microsoft.com/office/word/2010/wordprocessingInk" xmlns:wne="http://schemas.microsoft.com/office/word/2006/wordml" xmlns:wps="http://schemas.microsoft.com/office/word/2010/wordprocessingShape" mc:Ignorable="w14 w15 w16se w16cid w16 w16cex w16sdtdh wp14">
+<w:hdr xmlns:wpc="http://schemas.microsoft.com/office/word/2010/wordprocessingCanvas" xmlns:cx="http://schemas.microsoft.com/office/drawing/2014/chartex" xmlns:cx1="http://schemas.microsoft.com/office/drawing/2015/9/8/chartex" xmlns:cx2="http://schemas.microsoft.com/office/drawing/2015/10/21/chartex" xmlns:cx3="http://schemas.microsoft.com/office/drawing/2016/5/9/chartex" xmlns:cx4="http://schemas.microsoft.com/office/drawing/2016/5/10/chartex" xmlns:cx5="http://schemas.microsoft.com/office/drawing/2016/5/11/chartex" xmlns:cx6="http://schemas.microsoft.com/office/drawing/2016/5/12/chartex" xmlns:cx7="http://schemas.microsoft.com/office/drawing/2016/5/13/chartex" xmlns:cx8="http://schemas.microsoft.com/office/drawing/2016/5/14/chartex" xmlns:mc="http://schemas.openxmlformats.org/markup-compatibility/2006" xmlns:aink="http://schemas.microsoft.com/office/drawing/2016/ink" xmlns:am3d="http://schemas.microsoft.com/office/drawing/2017/model3d" xmlns:o="urn:schemas-microsoft-com:office:office" xmlns:oel="http://schemas.microsoft.com/office/2019/extlst" xmlns:r="http://schemas.openxmlformats.org/officeDocument/2006/relationships" xmlns:m="http://schemas.openxmlformats.org/officeDocument/2006/math" xmlns:v="urn:schemas-microsoft-com:vml" xmlns:wp14="http://schemas.microsoft.com/office/word/2010/wordprocessingDrawing" xmlns:wp="http://schemas.openxmlformats.org/drawingml/2006/wordprocessingDrawing" xmlns:w10="urn:schemas-microsoft-com:office:word" xmlns:w="http://schemas.openxmlformats.org/wordprocessingml/2006/main" xmlns:w14="http://schemas.microsoft.com/office/word/2010/wordml" xmlns:w15="http://schemas.microsoft.com/office/word/2012/wordml" xmlns:w16cex="http://schemas.microsoft.com/office/word/2018/wordml/cex" xmlns:w16cid="http://schemas.microsoft.com/office/word/2016/wordml/cid" xmlns:w16="http://schemas.microsoft.com/office/word/2018/wordml" xmlns:w16sdtdh="http://schemas.microsoft.com/office/word/2020/wordml/sdtdatahash" xmlns:w16se="http://schemas.microsoft.com/office/word/2015/wordml/symex" xmlns:wpg="http://schemas.microsoft.com/office/word/2010/wordprocessingGroup" xmlns:wpi="http://schemas.microsoft.com/office/word/2010/wordprocessingInk" xmlns:wne="http://schemas.microsoft.com/office/word/2006/wordml" xmlns:wps="http://schemas.microsoft.com/office/word/2010/wordprocessingShape" mc:Ignorable="w14 w15 w16se w16cid w16 w16cex w16sdtdh wp14">
   <w:p>
     <w:pPr>
-      <w:suppressAutoHyphens/>
-      <w:ind w:left="-90"/>
+      <w:tabs>
+        <w:tab w:val="center" w:pos="4320"/>
+        <w:tab w:val="right" w:pos="8640"/>
+      </w:tabs>
+      <w:ind w:left="360"/>
+      <w:jc w:val="center"/>
       <w:rPr>
         <w:rFonts w:ascii="Arial" w:hAnsi="Arial" w:cs="Arial"/>
-        <w:sz w:val="14"/>
-        <w:szCs w:val="14"/>
-      </w:rPr>
-    </w:pPr>
-    <w:r>
-      <w:rPr>
-        <w:noProof/>
-      </w:rPr>
-      <w:pict w14:anchorId="65CE9DBA">
-        <v:shapetype id="_x0000_t75" coordsize="21600,21600" o:spt="75" o:preferrelative="t" path="m@4@5l@4@11@9@11@9@5xe" filled="f" stroked="f">
-          <v:stroke joinstyle="miter"/>
-          <v:formulas>
-            <v:f eqn="if lineDrawn pixelLineWidth 0"/>
-            <v:f eqn="sum @0 1 0"/>
-            <v:f eqn="sum 0 0 @1"/>
-            <v:f eqn="prod @2 1 2"/>
-            <v:f eqn="prod @3 21600 pixelWidth"/>
-            <v:f eqn="prod @3 21600 pixelHeight"/>
-            <v:f eqn="sum @0 0 1"/>
-            <v:f eqn="prod @6 1 2"/>
-            <v:f eqn="prod @7 21600 pixelWidth"/>
-            <v:f eqn="sum @8 21600 0"/>
-            <v:f eqn="prod @7 21600 pixelHeight"/>
-            <v:f eqn="sum @10 21600 0"/>
-          </v:formulas>
-          <v:path o:extrusionok="f" gradientshapeok="t" o:connecttype="rect"/>
-          <o:lock v:ext="edit" aspectratio="t"/>
-        </v:shapetype>
-        <v:shape id="WordPictureWatermark21245517" o:spid="_x0000_s2051" type="#_x0000_t75" style="position:absolute;left:0;text-align:left;margin-left:0;margin-top:0;width:10in;height:540pt;z-index:-251658237;mso-position-horizontal:center;mso-position-horizontal-relative:margin;mso-position-vertical:center;mso-position-vertical-relative:margin" o:allowincell="f">
-          <v:imagedata r:id="rId1" o:title="Watermark" gain="19661f" blacklevel="22938f"/>
-          <w10:wrap anchorx="margin" anchory="margin"/>
-        </v:shape>
-      </w:pict>
-    </w:r>
-    <w:r>
-      <w:rPr>
-        <w:rFonts w:ascii="Arial" w:hAnsi="Arial" w:cs="Arial"/>
-        <w:sz w:val="14"/>
-        <w:szCs w:val="14"/>
-      </w:rPr>
-      <w:t xml:space="preserve">STATE OF </w:t>
-    </w:r>
-    <w:smartTag w:uri="urn:schemas-microsoft-com:office:smarttags" w:element="place">
-      <w:smartTag w:uri="urn:schemas-microsoft-com:office:smarttags" w:element="State">
-        <w:r>
-          <w:rPr>
-            <w:rFonts w:ascii="Arial" w:hAnsi="Arial" w:cs="Arial"/>
-            <w:sz w:val="14"/>
-            <w:szCs w:val="14"/>
-          </w:rPr>
-          <w:t>CALIFORNIA</w:t>
-        </w:r>
-      </w:smartTag>
-    </w:smartTag>
-  </w:p>
-  <w:p>
-    <w:pPr>
-      <w:suppressAutoHyphens/>
-      <w:ind w:left="-90"/>
-      <w:rPr>
-        <w:rFonts w:ascii="Arial" w:hAnsi="Arial" w:cs="Arial"/>
-        <w:b/>
         <w:sz w:val="24"/>
         <w:szCs w:val="24"/>
       </w:rPr>
     </w:pPr>
     <w:r>
       <w:rPr>
+        <w:rFonts w:ascii="Calibri" w:hAnsi="Calibri" w:cs="Calibri"/>
         <w:noProof/>
+        <w:sz w:val="28"/>
+        <w:szCs w:val="28"/>
       </w:rPr>
       <w:drawing>
-        <wp:anchor distT="0" distB="0" distL="114300" distR="114300" simplePos="0" relativeHeight="251657216" behindDoc="0" locked="0" layoutInCell="1" allowOverlap="1" wp14:anchorId="65CE9DBB" wp14:editId="390D0D4E">
+        <wp:anchor distT="0" distB="0" distL="114300" distR="114300" simplePos="0" relativeHeight="251659264" behindDoc="0" locked="0" layoutInCell="1" allowOverlap="1" wp14:anchorId="73FA68E7" wp14:editId="68974D8B">
           <wp:simplePos x="0" y="0"/>
-          <wp:positionH relativeFrom="margin">
-            <wp:posOffset>6629400</wp:posOffset>
+          <wp:positionH relativeFrom="column">
+            <wp:posOffset>0</wp:posOffset>
           </wp:positionH>
-          <wp:positionV relativeFrom="margin">
-            <wp:posOffset>-1207770</wp:posOffset>
+          <wp:positionV relativeFrom="paragraph">
+            <wp:posOffset>47625</wp:posOffset>
           </wp:positionV>
-          <wp:extent cx="311785" cy="273685"/>
+          <wp:extent cx="2532380" cy="566420"/>
           <wp:effectExtent l="0" t="0" r="0" b="0"/>
-          <wp:wrapSquare wrapText="bothSides"/>
-          <wp:docPr id="1" name="Picture 12"/>
+          <wp:wrapNone/>
+          <wp:docPr id="4" name="Picture 4" descr="California Energy Commission Logo"/>
           <wp:cNvGraphicFramePr>
             <a:graphicFrameLocks xmlns:a="http://schemas.openxmlformats.org/drawingml/2006/main" noChangeAspect="1"/>
           </wp:cNvGraphicFramePr>
@@ -14838,13 +13793,11 @@
             <a:graphicData uri="http://schemas.openxmlformats.org/drawingml/2006/picture">
               <pic:pic xmlns:pic="http://schemas.openxmlformats.org/drawingml/2006/picture">
                 <pic:nvPicPr>
-                  <pic:cNvPr id="0" name="Picture 12" descr="CEC_Seal-75x72"/>
-                  <pic:cNvPicPr>
-                    <a:picLocks noChangeAspect="1" noChangeArrowheads="1"/>
-                  </pic:cNvPicPr>
+                  <pic:cNvPr id="6" name="Picture 6" descr="California Energy Commission Logo"/>
+                  <pic:cNvPicPr/>
                 </pic:nvPicPr>
                 <pic:blipFill>
-                  <a:blip r:embed="rId2">
+                  <a:blip r:embed="rId1">
                     <a:extLst>
                       <a:ext uri="{28A0092B-C50C-407E-A947-70E740481C1C}">
                         <a14:useLocalDpi xmlns:a14="http://schemas.microsoft.com/office/drawing/2010/main" val="0"/>
@@ -14855,20 +13808,22 @@
                     <a:fillRect/>
                   </a:stretch>
                 </pic:blipFill>
-                <pic:spPr bwMode="auto">
+                <pic:spPr>
                   <a:xfrm>
                     <a:off x="0" y="0"/>
-                    <a:ext cx="311785" cy="273685"/>
+                    <a:ext cx="2532380" cy="566420"/>
                   </a:xfrm>
                   <a:prstGeom prst="rect">
                     <a:avLst/>
                   </a:prstGeom>
-                  <a:noFill/>
                 </pic:spPr>
               </pic:pic>
             </a:graphicData>
           </a:graphic>
-          <wp14:sizeRelV relativeFrom="margin">
+          <wp14:sizeRelH relativeFrom="page">
+            <wp14:pctWidth>0</wp14:pctWidth>
+          </wp14:sizeRelH>
+          <wp14:sizeRelV relativeFrom="page">
             <wp14:pctHeight>0</wp14:pctHeight>
           </wp14:sizeRelV>
         </wp:anchor>
@@ -14876,564 +13831,101 @@
     </w:r>
     <w:r>
       <w:rPr>
-        <w:rFonts w:ascii="Arial" w:hAnsi="Arial" w:cs="Arial"/>
+        <w:rFonts w:ascii="Calibri" w:hAnsi="Calibri" w:cs="Calibri"/>
         <w:b/>
-        <w:sz w:val="24"/>
-        <w:szCs w:val="24"/>
+        <w:noProof/>
+        <w:sz w:val="28"/>
+        <w:szCs w:val="28"/>
       </w:rPr>
       <w:t>SPACE CONDITIONING SYSTEM FAN EFFICACY</w:t>
     </w:r>
   </w:p>
   <w:p>
     <w:pPr>
-      <w:suppressAutoHyphens/>
-      <w:ind w:left="-90"/>
+      <w:tabs>
+        <w:tab w:val="center" w:pos="4320"/>
+        <w:tab w:val="right" w:pos="8640"/>
+      </w:tabs>
+      <w:ind w:left="360"/>
       <w:rPr>
         <w:rFonts w:ascii="Arial" w:hAnsi="Arial" w:cs="Arial"/>
-        <w:sz w:val="14"/>
-        <w:szCs w:val="14"/>
+        <w:sz w:val="24"/>
+        <w:szCs w:val="24"/>
       </w:rPr>
     </w:pPr>
     <w:r>
       <w:rPr>
         <w:rFonts w:ascii="Arial" w:hAnsi="Arial" w:cs="Arial"/>
-        <w:sz w:val="14"/>
-        <w:szCs w:val="14"/>
+        <w:sz w:val="24"/>
+        <w:szCs w:val="24"/>
       </w:rPr>
-      <w:t>CEC-</w:t>
-    </w:r>
-    <w:del w:id="0" w:author="Alhabibi, Haider@Energy" w:date="2022-02-24T08:57:00Z">
-      <w:r>
-        <w:rPr>
-          <w:rFonts w:ascii="Arial" w:hAnsi="Arial" w:cs="Arial"/>
-          <w:sz w:val="14"/>
-          <w:szCs w:val="14"/>
-        </w:rPr>
-        <w:delText>CF2R</w:delText>
-      </w:r>
-    </w:del>
-    <w:ins w:id="1" w:author="Alhabibi, Haider@Energy" w:date="2022-02-24T08:57:00Z">
-      <w:r>
-        <w:rPr>
-          <w:rFonts w:ascii="Arial" w:hAnsi="Arial" w:cs="Arial"/>
-          <w:sz w:val="14"/>
-          <w:szCs w:val="14"/>
-        </w:rPr>
-        <w:t>LMCI</w:t>
-      </w:r>
-    </w:ins>
-    <w:r>
-      <w:rPr>
-        <w:rFonts w:ascii="Arial" w:hAnsi="Arial" w:cs="Arial"/>
-        <w:sz w:val="14"/>
-        <w:szCs w:val="14"/>
-      </w:rPr>
-      <w:t>-MCH-22-H</w:t>
+      <w:ptab w:relativeTo="margin" w:alignment="center" w:leader="none"/>
     </w:r>
     <w:r>
       <w:rPr>
         <w:rFonts w:ascii="Arial" w:hAnsi="Arial" w:cs="Arial"/>
-        <w:sz w:val="14"/>
-        <w:szCs w:val="14"/>
+        <w:sz w:val="24"/>
+        <w:szCs w:val="24"/>
       </w:rPr>
-      <w:t xml:space="preserve"> (Revised </w:t>
+      <w:ptab w:relativeTo="margin" w:alignment="right" w:leader="none"/>
     </w:r>
     <w:r>
       <w:rPr>
-        <w:rFonts w:ascii="Arial" w:hAnsi="Arial" w:cs="Arial"/>
-        <w:sz w:val="14"/>
-        <w:szCs w:val="14"/>
+        <w:rFonts w:ascii="Calibri" w:hAnsi="Calibri" w:cs="Calibri"/>
+        <w:sz w:val="28"/>
+        <w:szCs w:val="28"/>
       </w:rPr>
-      <w:t>01/</w:t>
-    </w:r>
-    <w:ins w:id="2" w:author="Alhabibi, Haider@Energy" w:date="2021-08-24T13:22:00Z">
-      <w:r>
-        <w:rPr>
-          <w:rFonts w:ascii="Arial" w:hAnsi="Arial" w:cs="Arial"/>
-          <w:sz w:val="14"/>
-          <w:szCs w:val="14"/>
-        </w:rPr>
-        <w:t>22</w:t>
-      </w:r>
-    </w:ins>
-    <w:del w:id="3" w:author="Alhabibi, Haider@Energy" w:date="2021-08-24T13:22:00Z">
-      <w:r>
-        <w:rPr>
-          <w:rFonts w:ascii="Arial" w:hAnsi="Arial" w:cs="Arial"/>
-          <w:sz w:val="14"/>
-          <w:szCs w:val="14"/>
-        </w:rPr>
-        <w:delText>19</w:delText>
-      </w:r>
-    </w:del>
-    <w:r>
-      <w:rPr>
-        <w:rFonts w:ascii="Arial" w:hAnsi="Arial" w:cs="Arial"/>
-        <w:sz w:val="14"/>
-        <w:szCs w:val="14"/>
-      </w:rPr>
-      <w:t xml:space="preserve">)                                                                                                                                   </w:t>
+      <w:t>CEC-</w:t>
     </w:r>
     <w:r>
       <w:rPr>
-        <w:rFonts w:ascii="Arial" w:hAnsi="Arial" w:cs="Arial"/>
-        <w:sz w:val="14"/>
-        <w:szCs w:val="14"/>
+        <w:rFonts w:ascii="Calibri" w:hAnsi="Calibri" w:cs="Calibri"/>
+        <w:sz w:val="28"/>
+        <w:szCs w:val="28"/>
       </w:rPr>
-      <w:t xml:space="preserve">             </w:t>
+      <w:t>LMCI-MCH-22-H</w:t>
+    </w:r>
+  </w:p>
+  <w:p>
+    <w:pPr>
+      <w:spacing w:after="160" w:line="259" w:lineRule="auto"/>
+      <w:ind w:left="360"/>
+      <w:rPr>
+        <w:rFonts w:ascii="Calibri" w:eastAsia="Calibri" w:hAnsi="Calibri" w:cs="Calibri"/>
+        <w:b/>
+        <w:bCs/>
+        <w:i/>
+        <w:iCs/>
+        <w:sz w:val="28"/>
+        <w:szCs w:val="28"/>
+      </w:rPr>
+    </w:pPr>
+    <w:r>
+      <w:rPr>
+        <w:rFonts w:ascii="Arial" w:eastAsia="Calibri" w:hAnsi="Arial" w:cs="Arial"/>
+        <w:sz w:val="24"/>
+        <w:szCs w:val="22"/>
+      </w:rPr>
+      <w:ptab w:relativeTo="margin" w:alignment="center" w:leader="none"/>
     </w:r>
     <w:r>
       <w:rPr>
-        <w:rFonts w:ascii="Arial" w:hAnsi="Arial" w:cs="Arial"/>
-        <w:sz w:val="14"/>
-        <w:szCs w:val="14"/>
+        <w:rFonts w:ascii="Calibri" w:eastAsia="Calibri" w:hAnsi="Calibri" w:cs="Calibri"/>
+        <w:b/>
+        <w:bCs/>
+        <w:i/>
+        <w:iCs/>
+        <w:sz w:val="28"/>
+        <w:szCs w:val="28"/>
       </w:rPr>
-      <w:t>CALIFORNIA ENERGY COMMISSION</w:t>
+      <w:t>SAMPLE FORM – NOT VALID FOR SUBMISSION TO BUILDING DEPARTMENTS</w:t>
     </w:r>
-  </w:p>
-  <w:tbl>
-    <w:tblPr>
-      <w:tblW w:w="5004" w:type="pct"/>
-      <w:tblBorders>
-        <w:top w:val="single" w:sz="4" w:space="0" w:color="auto"/>
-        <w:left w:val="single" w:sz="4" w:space="0" w:color="auto"/>
-        <w:bottom w:val="single" w:sz="4" w:space="0" w:color="auto"/>
-        <w:right w:val="single" w:sz="4" w:space="0" w:color="auto"/>
-        <w:insideH w:val="single" w:sz="4" w:space="0" w:color="auto"/>
-        <w:insideV w:val="single" w:sz="4" w:space="0" w:color="auto"/>
-      </w:tblBorders>
-      <w:tblCellMar>
-        <w:left w:w="115" w:type="dxa"/>
-        <w:right w:w="115" w:type="dxa"/>
-      </w:tblCellMar>
-      <w:tblLook w:val="0000" w:firstRow="0" w:lastRow="0" w:firstColumn="0" w:lastColumn="0" w:noHBand="0" w:noVBand="0"/>
-    </w:tblPr>
-    <w:tblGrid>
-      <w:gridCol w:w="5519"/>
-      <w:gridCol w:w="3654"/>
-      <w:gridCol w:w="1866"/>
-    </w:tblGrid>
-    <w:tr>
-      <w:trPr>
-        <w:cantSplit/>
-        <w:trHeight w:val="288"/>
-      </w:trPr>
-      <w:tc>
-        <w:tcPr>
-          <w:tcW w:w="4016" w:type="pct"/>
-          <w:gridSpan w:val="2"/>
-          <w:tcBorders>
-            <w:right w:val="nil"/>
-          </w:tcBorders>
-          <w:vAlign w:val="center"/>
-        </w:tcPr>
-        <w:p>
-          <w:pPr>
-            <w:pStyle w:val="Heading1"/>
-            <w:rPr>
-              <w:rFonts w:ascii="Calibri" w:hAnsi="Calibri"/>
-              <w:b w:val="0"/>
-              <w:bCs/>
-              <w:sz w:val="20"/>
-            </w:rPr>
-          </w:pPr>
-          <w:r>
-            <w:rPr>
-              <w:rFonts w:ascii="Calibri" w:hAnsi="Calibri"/>
-              <w:b w:val="0"/>
-              <w:bCs/>
-              <w:sz w:val="20"/>
-            </w:rPr>
-            <w:t>CERTIFICATE OF INSTALLATION</w:t>
-          </w:r>
-        </w:p>
-      </w:tc>
-      <w:tc>
-        <w:tcPr>
-          <w:tcW w:w="984" w:type="pct"/>
-          <w:tcBorders>
-            <w:left w:val="nil"/>
-          </w:tcBorders>
-          <w:tcMar>
-            <w:left w:w="115" w:type="dxa"/>
-            <w:right w:w="115" w:type="dxa"/>
-          </w:tcMar>
-          <w:vAlign w:val="center"/>
-        </w:tcPr>
-        <w:p>
-          <w:pPr>
-            <w:pStyle w:val="Heading1"/>
-            <w:jc w:val="right"/>
-            <w:rPr>
-              <w:rFonts w:ascii="Calibri" w:hAnsi="Calibri"/>
-              <w:b w:val="0"/>
-              <w:bCs/>
-              <w:sz w:val="20"/>
-            </w:rPr>
-          </w:pPr>
-          <w:del w:id="4" w:author="Alhabibi, Haider@Energy" w:date="2022-02-24T08:57:00Z">
-            <w:r>
-              <w:rPr>
-                <w:rFonts w:ascii="Calibri" w:hAnsi="Calibri"/>
-                <w:b w:val="0"/>
-                <w:bCs/>
-                <w:sz w:val="20"/>
-              </w:rPr>
-              <w:delText>CF2R</w:delText>
-            </w:r>
-          </w:del>
-          <w:ins w:id="5" w:author="Alhabibi, Haider@Energy" w:date="2022-02-24T08:57:00Z">
-            <w:r>
-              <w:rPr>
-                <w:rFonts w:ascii="Calibri" w:hAnsi="Calibri"/>
-                <w:b w:val="0"/>
-                <w:bCs/>
-                <w:sz w:val="20"/>
-              </w:rPr>
-              <w:t>LMCI</w:t>
-            </w:r>
-          </w:ins>
-          <w:r>
-            <w:rPr>
-              <w:rFonts w:ascii="Calibri" w:hAnsi="Calibri"/>
-              <w:b w:val="0"/>
-              <w:bCs/>
-              <w:sz w:val="20"/>
-            </w:rPr>
-            <w:t>-MCH-22-H</w:t>
-          </w:r>
-        </w:p>
-      </w:tc>
-    </w:tr>
-    <w:tr>
-      <w:trPr>
-        <w:cantSplit/>
-        <w:trHeight w:val="288"/>
-      </w:trPr>
-      <w:tc>
-        <w:tcPr>
-          <w:tcW w:w="2500" w:type="pct"/>
-          <w:tcBorders>
-            <w:right w:val="nil"/>
-          </w:tcBorders>
-        </w:tcPr>
-        <w:p>
-          <w:pPr>
-            <w:tabs>
-              <w:tab w:val="right" w:pos="10543"/>
-            </w:tabs>
-            <w:rPr>
-              <w:rFonts w:ascii="Calibri" w:hAnsi="Calibri"/>
-              <w:sz w:val="12"/>
-              <w:szCs w:val="12"/>
-            </w:rPr>
-          </w:pPr>
-          <w:r>
-            <w:rPr>
-              <w:rFonts w:ascii="Calibri" w:hAnsi="Calibri"/>
-              <w:bCs/>
-            </w:rPr>
-            <w:t xml:space="preserve">Space Conditioning </w:t>
-          </w:r>
-          <w:r>
-            <w:rPr>
-              <w:rFonts w:ascii="Calibri" w:hAnsi="Calibri"/>
-              <w:bCs/>
-            </w:rPr>
-            <w:t xml:space="preserve">System </w:t>
-          </w:r>
-          <w:r>
-            <w:rPr>
-              <w:rFonts w:ascii="Calibri" w:hAnsi="Calibri"/>
-              <w:bCs/>
-            </w:rPr>
-            <w:t>Fan Efficacy</w:t>
-          </w:r>
-        </w:p>
-      </w:tc>
-      <w:tc>
-        <w:tcPr>
-          <w:tcW w:w="2500" w:type="pct"/>
-          <w:gridSpan w:val="2"/>
-          <w:tcBorders>
-            <w:left w:val="nil"/>
-          </w:tcBorders>
-        </w:tcPr>
-        <w:p>
-          <w:pPr>
-            <w:tabs>
-              <w:tab w:val="right" w:pos="10543"/>
-            </w:tabs>
-            <w:jc w:val="right"/>
-            <w:rPr>
-              <w:rFonts w:ascii="Calibri" w:hAnsi="Calibri"/>
-              <w:sz w:val="12"/>
-              <w:szCs w:val="12"/>
-            </w:rPr>
-          </w:pPr>
-          <w:r>
-            <w:rPr>
-              <w:rFonts w:ascii="Calibri" w:hAnsi="Calibri"/>
-              <w:bCs/>
-            </w:rPr>
-            <w:t xml:space="preserve">(Page </w:t>
-          </w:r>
-          <w:r>
-            <w:fldChar w:fldCharType="begin"/>
-          </w:r>
-          <w:r>
-            <w:instrText xml:space="preserve"> PAGE   \* MERGEFORMAT </w:instrText>
-          </w:r>
-          <w:r>
-            <w:fldChar w:fldCharType="separate"/>
-          </w:r>
-          <w:r>
-            <w:rPr>
-              <w:rFonts w:ascii="Calibri" w:hAnsi="Calibri"/>
-              <w:bCs/>
-              <w:noProof/>
-            </w:rPr>
-            <w:t>3</w:t>
-          </w:r>
-          <w:r>
-            <w:rPr>
-              <w:rFonts w:ascii="Calibri" w:hAnsi="Calibri"/>
-              <w:bCs/>
-              <w:noProof/>
-            </w:rPr>
-            <w:fldChar w:fldCharType="end"/>
-          </w:r>
-          <w:r>
-            <w:rPr>
-              <w:rFonts w:ascii="Calibri" w:hAnsi="Calibri"/>
-              <w:bCs/>
-            </w:rPr>
-            <w:t xml:space="preserve"> of </w:t>
-          </w:r>
-          <w:r>
-            <w:rPr>
-              <w:rFonts w:ascii="Calibri" w:hAnsi="Calibri"/>
-              <w:bCs/>
-              <w:noProof/>
-            </w:rPr>
-            <w:fldChar w:fldCharType="begin"/>
-          </w:r>
-          <w:r>
-            <w:rPr>
-              <w:rFonts w:ascii="Calibri" w:hAnsi="Calibri"/>
-              <w:bCs/>
-              <w:noProof/>
-            </w:rPr>
-            <w:instrText xml:space="preserve"> SECTIONPAGES   \* MERGEFORMAT </w:instrText>
-          </w:r>
-          <w:r>
-            <w:rPr>
-              <w:rFonts w:ascii="Calibri" w:hAnsi="Calibri"/>
-              <w:bCs/>
-              <w:noProof/>
-            </w:rPr>
-            <w:fldChar w:fldCharType="separate"/>
-          </w:r>
-          <w:r>
-            <w:rPr>
-              <w:rFonts w:ascii="Calibri" w:hAnsi="Calibri"/>
-              <w:bCs/>
-              <w:noProof/>
-            </w:rPr>
-            <w:t>3</w:t>
-          </w:r>
-          <w:r>
-            <w:rPr>
-              <w:rFonts w:ascii="Calibri" w:hAnsi="Calibri"/>
-              <w:bCs/>
-              <w:noProof/>
-            </w:rPr>
-            <w:fldChar w:fldCharType="end"/>
-          </w:r>
-          <w:r>
-            <w:rPr>
-              <w:rFonts w:ascii="Calibri" w:hAnsi="Calibri"/>
-              <w:bCs/>
-            </w:rPr>
-            <w:t>)</w:t>
-          </w:r>
-        </w:p>
-      </w:tc>
-    </w:tr>
-    <w:tr>
-      <w:trPr>
-        <w:cantSplit/>
-        <w:trHeight w:val="288"/>
-      </w:trPr>
-      <w:tc>
-        <w:tcPr>
-          <w:tcW w:w="0" w:type="auto"/>
-        </w:tcPr>
-        <w:p>
-          <w:pPr>
-            <w:rPr>
-              <w:rFonts w:ascii="Calibri" w:hAnsi="Calibri"/>
-              <w:sz w:val="12"/>
-              <w:szCs w:val="12"/>
-            </w:rPr>
-          </w:pPr>
-          <w:r>
-            <w:rPr>
-              <w:rFonts w:ascii="Calibri" w:hAnsi="Calibri"/>
-              <w:sz w:val="12"/>
-              <w:szCs w:val="12"/>
-            </w:rPr>
-            <w:t>Project Name:</w:t>
-          </w:r>
-        </w:p>
-      </w:tc>
-      <w:tc>
-        <w:tcPr>
-          <w:tcW w:w="1655" w:type="pct"/>
-        </w:tcPr>
-        <w:p>
-          <w:pPr>
-            <w:rPr>
-              <w:rFonts w:ascii="Calibri" w:hAnsi="Calibri"/>
-              <w:sz w:val="12"/>
-              <w:szCs w:val="12"/>
-            </w:rPr>
-          </w:pPr>
-          <w:r>
-            <w:rPr>
-              <w:rFonts w:ascii="Calibri" w:hAnsi="Calibri"/>
-              <w:sz w:val="12"/>
-              <w:szCs w:val="12"/>
-            </w:rPr>
-            <w:t>Enforcement Agency:</w:t>
-          </w:r>
-        </w:p>
-      </w:tc>
-      <w:tc>
-        <w:tcPr>
-          <w:tcW w:w="984" w:type="pct"/>
-        </w:tcPr>
-        <w:p>
-          <w:pPr>
-            <w:rPr>
-              <w:rFonts w:ascii="Calibri" w:hAnsi="Calibri"/>
-              <w:sz w:val="12"/>
-              <w:szCs w:val="12"/>
-            </w:rPr>
-          </w:pPr>
-          <w:r>
-            <w:rPr>
-              <w:rFonts w:ascii="Calibri" w:hAnsi="Calibri"/>
-              <w:sz w:val="12"/>
-              <w:szCs w:val="12"/>
-            </w:rPr>
-            <w:t>Permit Number:</w:t>
-          </w:r>
-        </w:p>
-      </w:tc>
-    </w:tr>
-    <w:tr>
-      <w:trPr>
-        <w:cantSplit/>
-        <w:trHeight w:val="288"/>
-      </w:trPr>
-      <w:tc>
-        <w:tcPr>
-          <w:tcW w:w="0" w:type="auto"/>
-        </w:tcPr>
-        <w:p>
-          <w:pPr>
-            <w:rPr>
-              <w:rFonts w:ascii="Calibri" w:hAnsi="Calibri"/>
-              <w:sz w:val="12"/>
-              <w:szCs w:val="12"/>
-              <w:vertAlign w:val="superscript"/>
-            </w:rPr>
-          </w:pPr>
-          <w:r>
-            <w:rPr>
-              <w:rFonts w:ascii="Calibri" w:hAnsi="Calibri"/>
-              <w:sz w:val="12"/>
-              <w:szCs w:val="12"/>
-            </w:rPr>
-            <w:t>Dwelling Address:</w:t>
-          </w:r>
-        </w:p>
-      </w:tc>
-      <w:tc>
-        <w:tcPr>
-          <w:tcW w:w="1655" w:type="pct"/>
-        </w:tcPr>
-        <w:p>
-          <w:pPr>
-            <w:rPr>
-              <w:rFonts w:ascii="Calibri" w:hAnsi="Calibri"/>
-              <w:sz w:val="12"/>
-              <w:szCs w:val="12"/>
-              <w:vertAlign w:val="superscript"/>
-            </w:rPr>
-          </w:pPr>
-          <w:r>
-            <w:rPr>
-              <w:rFonts w:ascii="Calibri" w:hAnsi="Calibri"/>
-              <w:sz w:val="12"/>
-              <w:szCs w:val="12"/>
-            </w:rPr>
-            <w:t>City</w:t>
-          </w:r>
-          <w:r>
-            <w:rPr>
-              <w:rFonts w:ascii="Calibri" w:hAnsi="Calibri"/>
-              <w:sz w:val="12"/>
-              <w:szCs w:val="12"/>
-            </w:rPr>
-            <w:t>:</w:t>
-          </w:r>
-        </w:p>
-      </w:tc>
-      <w:tc>
-        <w:tcPr>
-          <w:tcW w:w="984" w:type="pct"/>
-        </w:tcPr>
-        <w:p>
-          <w:pPr>
-            <w:rPr>
-              <w:rFonts w:ascii="Calibri" w:hAnsi="Calibri"/>
-              <w:sz w:val="12"/>
-              <w:szCs w:val="12"/>
-              <w:vertAlign w:val="superscript"/>
-            </w:rPr>
-          </w:pPr>
-          <w:r>
-            <w:rPr>
-              <w:rFonts w:ascii="Calibri" w:hAnsi="Calibri"/>
-              <w:sz w:val="12"/>
-              <w:szCs w:val="12"/>
-            </w:rPr>
-            <w:t>Zip Code</w:t>
-          </w:r>
-          <w:r>
-            <w:rPr>
-              <w:rFonts w:ascii="Calibri" w:hAnsi="Calibri"/>
-              <w:sz w:val="12"/>
-              <w:szCs w:val="12"/>
-            </w:rPr>
-            <w:t>:</w:t>
-          </w:r>
-        </w:p>
-      </w:tc>
-    </w:tr>
-  </w:tbl>
-  <w:p>
-    <w:pPr>
-      <w:pStyle w:val="Header"/>
-    </w:pPr>
   </w:p>
 </w:hdr>
 </file>
 
 <file path=word/header3.xml><?xml version="1.0" encoding="utf-8"?>
-<w:hdr xmlns:wpc="http://schemas.microsoft.com/office/word/2010/wordprocessingCanvas" xmlns:cx="http://schemas.microsoft.com/office/drawing/2014/chartex" xmlns:cx1="http://schemas.microsoft.com/office/drawing/2015/9/8/chartex" xmlns:cx2="http://schemas.microsoft.com/office/drawing/2015/10/21/chartex" xmlns:cx3="http://schemas.microsoft.com/office/drawing/2016/5/9/chartex" xmlns:cx4="http://schemas.microsoft.com/office/drawing/2016/5/10/chartex" xmlns:cx5="http://schemas.microsoft.com/office/drawing/2016/5/11/chartex" xmlns:cx6="http://schemas.microsoft.com/office/drawing/2016/5/12/chartex" xmlns:cx7="http://schemas.microsoft.com/office/drawing/2016/5/13/chartex" xmlns:cx8="http://schemas.microsoft.com/office/drawing/2016/5/14/chartex" xmlns:mc="http://schemas.openxmlformats.org/markup-compatibility/2006" xmlns:aink="http://schemas.microsoft.com/office/drawing/2016/ink" xmlns:am3d="http://schemas.microsoft.com/office/drawing/2017/model3d" xmlns:o="urn:schemas-microsoft-com:office:office" xmlns:r="http://schemas.openxmlformats.org/officeDocument/2006/relationships" xmlns:m="http://schemas.openxmlformats.org/officeDocument/2006/math" xmlns:v="urn:schemas-microsoft-com:vml" xmlns:wp14="http://schemas.microsoft.com/office/word/2010/wordprocessingDrawing" xmlns:wp="http://schemas.openxmlformats.org/drawingml/2006/wordprocessingDrawing" xmlns:w10="urn:schemas-microsoft-com:office:word" xmlns:w="http://schemas.openxmlformats.org/wordprocessingml/2006/main" xmlns:w14="http://schemas.microsoft.com/office/word/2010/wordml" xmlns:w15="http://schemas.microsoft.com/office/word/2012/wordml" xmlns:w16cex="http://schemas.microsoft.com/office/word/2018/wordml/cex" xmlns:w16cid="http://schemas.microsoft.com/office/word/2016/wordml/cid" xmlns:w16="http://schemas.microsoft.com/office/word/2018/wordml" xmlns:w16sdtdh="http://schemas.microsoft.com/office/word/2020/wordml/sdtdatahash" xmlns:w16se="http://schemas.microsoft.com/office/word/2015/wordml/symex" xmlns:wpg="http://schemas.microsoft.com/office/word/2010/wordprocessingGroup" xmlns:wpi="http://schemas.microsoft.com/office/word/2010/wordprocessingInk" xmlns:wne="http://schemas.microsoft.com/office/word/2006/wordml" xmlns:wps="http://schemas.microsoft.com/office/word/2010/wordprocessingShape" mc:Ignorable="w14 w15 w16se w16cid w16 w16cex w16sdtdh wp14">
+<w:hdr xmlns:wpc="http://schemas.microsoft.com/office/word/2010/wordprocessingCanvas" xmlns:cx="http://schemas.microsoft.com/office/drawing/2014/chartex" xmlns:cx1="http://schemas.microsoft.com/office/drawing/2015/9/8/chartex" xmlns:cx2="http://schemas.microsoft.com/office/drawing/2015/10/21/chartex" xmlns:cx3="http://schemas.microsoft.com/office/drawing/2016/5/9/chartex" xmlns:cx4="http://schemas.microsoft.com/office/drawing/2016/5/10/chartex" xmlns:cx5="http://schemas.microsoft.com/office/drawing/2016/5/11/chartex" xmlns:cx6="http://schemas.microsoft.com/office/drawing/2016/5/12/chartex" xmlns:cx7="http://schemas.microsoft.com/office/drawing/2016/5/13/chartex" xmlns:cx8="http://schemas.microsoft.com/office/drawing/2016/5/14/chartex" xmlns:mc="http://schemas.openxmlformats.org/markup-compatibility/2006" xmlns:aink="http://schemas.microsoft.com/office/drawing/2016/ink" xmlns:am3d="http://schemas.microsoft.com/office/drawing/2017/model3d" xmlns:o="urn:schemas-microsoft-com:office:office" xmlns:oel="http://schemas.microsoft.com/office/2019/extlst" xmlns:r="http://schemas.openxmlformats.org/officeDocument/2006/relationships" xmlns:m="http://schemas.openxmlformats.org/officeDocument/2006/math" xmlns:v="urn:schemas-microsoft-com:vml" xmlns:wp14="http://schemas.microsoft.com/office/word/2010/wordprocessingDrawing" xmlns:wp="http://schemas.openxmlformats.org/drawingml/2006/wordprocessingDrawing" xmlns:w10="urn:schemas-microsoft-com:office:word" xmlns:w="http://schemas.openxmlformats.org/wordprocessingml/2006/main" xmlns:w14="http://schemas.microsoft.com/office/word/2010/wordml" xmlns:w15="http://schemas.microsoft.com/office/word/2012/wordml" xmlns:w16cex="http://schemas.microsoft.com/office/word/2018/wordml/cex" xmlns:w16cid="http://schemas.microsoft.com/office/word/2016/wordml/cid" xmlns:w16="http://schemas.microsoft.com/office/word/2018/wordml" xmlns:w16sdtdh="http://schemas.microsoft.com/office/word/2020/wordml/sdtdatahash" xmlns:w16se="http://schemas.microsoft.com/office/word/2015/wordml/symex" xmlns:wpg="http://schemas.microsoft.com/office/word/2010/wordprocessingGroup" xmlns:wpi="http://schemas.microsoft.com/office/word/2010/wordprocessingInk" xmlns:wne="http://schemas.microsoft.com/office/word/2006/wordml" xmlns:wps="http://schemas.microsoft.com/office/word/2010/wordprocessingShape" mc:Ignorable="w14 w15 w16se w16cid w16 w16cex w16sdtdh wp14">
   <w:tbl>
     <w:tblPr>
       <w:tblW w:w="5004" w:type="pct"/>
@@ -15508,7 +14000,7 @@
                 <v:path o:extrusionok="f" gradientshapeok="t" o:connecttype="rect"/>
                 <o:lock v:ext="edit" aspectratio="t"/>
               </v:shapetype>
-              <v:shape id="WordPictureWatermark21245515" o:spid="_x0000_s2049" type="#_x0000_t75" style="position:absolute;margin-left:0;margin-top:0;width:10in;height:540pt;z-index:-251658239;mso-position-horizontal:center;mso-position-horizontal-relative:margin;mso-position-vertical:center;mso-position-vertical-relative:margin" o:allowincell="f">
+              <v:shape id="WordPictureWatermark21245515" o:spid="_x0000_s1025" type="#_x0000_t75" style="position:absolute;margin-left:0;margin-top:0;width:10in;height:540pt;z-index:-251658239;mso-position-horizontal:center;mso-position-horizontal-relative:margin;mso-position-vertical:center;mso-position-vertical-relative:margin" o:allowincell="f">
                 <v:imagedata r:id="rId1" o:title="Watermark" gain="19661f" blacklevel="22938f"/>
                 <w10:wrap anchorx="margin" anchory="margin"/>
               </v:shape>
@@ -15548,28 +14040,15 @@
               <w:sz w:val="20"/>
             </w:rPr>
           </w:pPr>
-          <w:del w:id="12" w:author="Alhabibi, Haider@Energy" w:date="2022-02-24T08:57:00Z">
-            <w:r>
-              <w:rPr>
-                <w:rFonts w:ascii="Calibri" w:hAnsi="Calibri"/>
-                <w:b w:val="0"/>
-                <w:bCs/>
-                <w:sz w:val="20"/>
-              </w:rPr>
-              <w:delText>CF2R</w:delText>
-            </w:r>
-          </w:del>
-          <w:ins w:id="13" w:author="Alhabibi, Haider@Energy" w:date="2022-02-24T08:57:00Z">
-            <w:r>
-              <w:rPr>
-                <w:rFonts w:ascii="Calibri" w:hAnsi="Calibri"/>
-                <w:b w:val="0"/>
-                <w:bCs/>
-                <w:sz w:val="20"/>
-              </w:rPr>
-              <w:t>LMCI</w:t>
-            </w:r>
-          </w:ins>
+          <w:r>
+            <w:rPr>
+              <w:rFonts w:ascii="Calibri" w:hAnsi="Calibri"/>
+              <w:b w:val="0"/>
+              <w:bCs/>
+              <w:sz w:val="20"/>
+            </w:rPr>
+            <w:t>LMCI</w:t>
+          </w:r>
           <w:r>
             <w:rPr>
               <w:rFonts w:ascii="Calibri" w:hAnsi="Calibri"/>
@@ -15880,7 +14359,7 @@
 </file>
 
 <file path=word/header4.xml><?xml version="1.0" encoding="utf-8"?>
-<w:hdr xmlns:wpc="http://schemas.microsoft.com/office/word/2010/wordprocessingCanvas" xmlns:cx="http://schemas.microsoft.com/office/drawing/2014/chartex" xmlns:cx1="http://schemas.microsoft.com/office/drawing/2015/9/8/chartex" xmlns:cx2="http://schemas.microsoft.com/office/drawing/2015/10/21/chartex" xmlns:cx3="http://schemas.microsoft.com/office/drawing/2016/5/9/chartex" xmlns:cx4="http://schemas.microsoft.com/office/drawing/2016/5/10/chartex" xmlns:cx5="http://schemas.microsoft.com/office/drawing/2016/5/11/chartex" xmlns:cx6="http://schemas.microsoft.com/office/drawing/2016/5/12/chartex" xmlns:cx7="http://schemas.microsoft.com/office/drawing/2016/5/13/chartex" xmlns:cx8="http://schemas.microsoft.com/office/drawing/2016/5/14/chartex" xmlns:mc="http://schemas.openxmlformats.org/markup-compatibility/2006" xmlns:aink="http://schemas.microsoft.com/office/drawing/2016/ink" xmlns:am3d="http://schemas.microsoft.com/office/drawing/2017/model3d" xmlns:o="urn:schemas-microsoft-com:office:office" xmlns:r="http://schemas.openxmlformats.org/officeDocument/2006/relationships" xmlns:m="http://schemas.openxmlformats.org/officeDocument/2006/math" xmlns:v="urn:schemas-microsoft-com:vml" xmlns:wp14="http://schemas.microsoft.com/office/word/2010/wordprocessingDrawing" xmlns:wp="http://schemas.openxmlformats.org/drawingml/2006/wordprocessingDrawing" xmlns:w10="urn:schemas-microsoft-com:office:word" xmlns:w="http://schemas.openxmlformats.org/wordprocessingml/2006/main" xmlns:w14="http://schemas.microsoft.com/office/word/2010/wordml" xmlns:w15="http://schemas.microsoft.com/office/word/2012/wordml" xmlns:w16cex="http://schemas.microsoft.com/office/word/2018/wordml/cex" xmlns:w16cid="http://schemas.microsoft.com/office/word/2016/wordml/cid" xmlns:w16="http://schemas.microsoft.com/office/word/2018/wordml" xmlns:w16sdtdh="http://schemas.microsoft.com/office/word/2020/wordml/sdtdatahash" xmlns:w16se="http://schemas.microsoft.com/office/word/2015/wordml/symex" xmlns:wpg="http://schemas.microsoft.com/office/word/2010/wordprocessingGroup" xmlns:wpi="http://schemas.microsoft.com/office/word/2010/wordprocessingInk" xmlns:wne="http://schemas.microsoft.com/office/word/2006/wordml" xmlns:wps="http://schemas.microsoft.com/office/word/2010/wordprocessingShape" mc:Ignorable="w14 w15 w16se w16cid w16 w16cex w16sdtdh wp14">
+<w:hdr xmlns:wpc="http://schemas.microsoft.com/office/word/2010/wordprocessingCanvas" xmlns:cx="http://schemas.microsoft.com/office/drawing/2014/chartex" xmlns:cx1="http://schemas.microsoft.com/office/drawing/2015/9/8/chartex" xmlns:cx2="http://schemas.microsoft.com/office/drawing/2015/10/21/chartex" xmlns:cx3="http://schemas.microsoft.com/office/drawing/2016/5/9/chartex" xmlns:cx4="http://schemas.microsoft.com/office/drawing/2016/5/10/chartex" xmlns:cx5="http://schemas.microsoft.com/office/drawing/2016/5/11/chartex" xmlns:cx6="http://schemas.microsoft.com/office/drawing/2016/5/12/chartex" xmlns:cx7="http://schemas.microsoft.com/office/drawing/2016/5/13/chartex" xmlns:cx8="http://schemas.microsoft.com/office/drawing/2016/5/14/chartex" xmlns:mc="http://schemas.openxmlformats.org/markup-compatibility/2006" xmlns:aink="http://schemas.microsoft.com/office/drawing/2016/ink" xmlns:am3d="http://schemas.microsoft.com/office/drawing/2017/model3d" xmlns:o="urn:schemas-microsoft-com:office:office" xmlns:oel="http://schemas.microsoft.com/office/2019/extlst" xmlns:r="http://schemas.openxmlformats.org/officeDocument/2006/relationships" xmlns:m="http://schemas.openxmlformats.org/officeDocument/2006/math" xmlns:v="urn:schemas-microsoft-com:vml" xmlns:wp14="http://schemas.microsoft.com/office/word/2010/wordprocessingDrawing" xmlns:wp="http://schemas.openxmlformats.org/drawingml/2006/wordprocessingDrawing" xmlns:w10="urn:schemas-microsoft-com:office:word" xmlns:w="http://schemas.openxmlformats.org/wordprocessingml/2006/main" xmlns:w14="http://schemas.microsoft.com/office/word/2010/wordml" xmlns:w15="http://schemas.microsoft.com/office/word/2012/wordml" xmlns:w16cex="http://schemas.microsoft.com/office/word/2018/wordml/cex" xmlns:w16cid="http://schemas.microsoft.com/office/word/2016/wordml/cid" xmlns:w16="http://schemas.microsoft.com/office/word/2018/wordml" xmlns:w16sdtdh="http://schemas.microsoft.com/office/word/2020/wordml/sdtdatahash" xmlns:w16se="http://schemas.microsoft.com/office/word/2015/wordml/symex" xmlns:wpg="http://schemas.microsoft.com/office/word/2010/wordprocessingGroup" xmlns:wpi="http://schemas.microsoft.com/office/word/2010/wordprocessingInk" xmlns:wne="http://schemas.microsoft.com/office/word/2006/wordml" xmlns:wps="http://schemas.microsoft.com/office/word/2010/wordprocessingShape" mc:Ignorable="w14 w15 w16se w16cid w16 w16cex w16sdtdh wp14">
   <w:p>
     <w:pPr>
       <w:pStyle w:val="Header"/>
@@ -15909,7 +14388,7 @@
           <v:path o:extrusionok="f" gradientshapeok="t" o:connecttype="rect"/>
           <o:lock v:ext="edit" aspectratio="t"/>
         </v:shapetype>
-        <v:shape id="WordPictureWatermark21245519" o:spid="_x0000_s2053" type="#_x0000_t75" style="position:absolute;margin-left:0;margin-top:0;width:10in;height:540pt;z-index:-251658235;mso-position-horizontal:center;mso-position-horizontal-relative:margin;mso-position-vertical:center;mso-position-vertical-relative:margin" o:allowincell="f">
+        <v:shape id="WordPictureWatermark21245519" o:spid="_x0000_s1029" type="#_x0000_t75" style="position:absolute;margin-left:0;margin-top:0;width:10in;height:540pt;z-index:-251658235;mso-position-horizontal:center;mso-position-horizontal-relative:margin;mso-position-vertical:center;mso-position-vertical-relative:margin" o:allowincell="f">
           <v:imagedata r:id="rId1" o:title="Watermark" gain="19661f" blacklevel="22938f"/>
           <w10:wrap anchorx="margin" anchory="margin"/>
         </v:shape>
@@ -15920,7 +14399,7 @@
 </file>
 
 <file path=word/header5.xml><?xml version="1.0" encoding="utf-8"?>
-<w:hdr xmlns:wpc="http://schemas.microsoft.com/office/word/2010/wordprocessingCanvas" xmlns:cx="http://schemas.microsoft.com/office/drawing/2014/chartex" xmlns:cx1="http://schemas.microsoft.com/office/drawing/2015/9/8/chartex" xmlns:cx2="http://schemas.microsoft.com/office/drawing/2015/10/21/chartex" xmlns:cx3="http://schemas.microsoft.com/office/drawing/2016/5/9/chartex" xmlns:cx4="http://schemas.microsoft.com/office/drawing/2016/5/10/chartex" xmlns:cx5="http://schemas.microsoft.com/office/drawing/2016/5/11/chartex" xmlns:cx6="http://schemas.microsoft.com/office/drawing/2016/5/12/chartex" xmlns:cx7="http://schemas.microsoft.com/office/drawing/2016/5/13/chartex" xmlns:cx8="http://schemas.microsoft.com/office/drawing/2016/5/14/chartex" xmlns:mc="http://schemas.openxmlformats.org/markup-compatibility/2006" xmlns:aink="http://schemas.microsoft.com/office/drawing/2016/ink" xmlns:am3d="http://schemas.microsoft.com/office/drawing/2017/model3d" xmlns:o="urn:schemas-microsoft-com:office:office" xmlns:r="http://schemas.openxmlformats.org/officeDocument/2006/relationships" xmlns:m="http://schemas.openxmlformats.org/officeDocument/2006/math" xmlns:v="urn:schemas-microsoft-com:vml" xmlns:wp14="http://schemas.microsoft.com/office/word/2010/wordprocessingDrawing" xmlns:wp="http://schemas.openxmlformats.org/drawingml/2006/wordprocessingDrawing" xmlns:w10="urn:schemas-microsoft-com:office:word" xmlns:w="http://schemas.openxmlformats.org/wordprocessingml/2006/main" xmlns:w14="http://schemas.microsoft.com/office/word/2010/wordml" xmlns:w15="http://schemas.microsoft.com/office/word/2012/wordml" xmlns:w16cex="http://schemas.microsoft.com/office/word/2018/wordml/cex" xmlns:w16cid="http://schemas.microsoft.com/office/word/2016/wordml/cid" xmlns:w16="http://schemas.microsoft.com/office/word/2018/wordml" xmlns:w16sdtdh="http://schemas.microsoft.com/office/word/2020/wordml/sdtdatahash" xmlns:w16se="http://schemas.microsoft.com/office/word/2015/wordml/symex" xmlns:wpg="http://schemas.microsoft.com/office/word/2010/wordprocessingGroup" xmlns:wpi="http://schemas.microsoft.com/office/word/2010/wordprocessingInk" xmlns:wne="http://schemas.microsoft.com/office/word/2006/wordml" xmlns:wps="http://schemas.microsoft.com/office/word/2010/wordprocessingShape" mc:Ignorable="w14 w15 w16se w16cid w16 w16cex w16sdtdh wp14">
+<w:hdr xmlns:wpc="http://schemas.microsoft.com/office/word/2010/wordprocessingCanvas" xmlns:cx="http://schemas.microsoft.com/office/drawing/2014/chartex" xmlns:cx1="http://schemas.microsoft.com/office/drawing/2015/9/8/chartex" xmlns:cx2="http://schemas.microsoft.com/office/drawing/2015/10/21/chartex" xmlns:cx3="http://schemas.microsoft.com/office/drawing/2016/5/9/chartex" xmlns:cx4="http://schemas.microsoft.com/office/drawing/2016/5/10/chartex" xmlns:cx5="http://schemas.microsoft.com/office/drawing/2016/5/11/chartex" xmlns:cx6="http://schemas.microsoft.com/office/drawing/2016/5/12/chartex" xmlns:cx7="http://schemas.microsoft.com/office/drawing/2016/5/13/chartex" xmlns:cx8="http://schemas.microsoft.com/office/drawing/2016/5/14/chartex" xmlns:mc="http://schemas.openxmlformats.org/markup-compatibility/2006" xmlns:aink="http://schemas.microsoft.com/office/drawing/2016/ink" xmlns:am3d="http://schemas.microsoft.com/office/drawing/2017/model3d" xmlns:o="urn:schemas-microsoft-com:office:office" xmlns:oel="http://schemas.microsoft.com/office/2019/extlst" xmlns:r="http://schemas.openxmlformats.org/officeDocument/2006/relationships" xmlns:m="http://schemas.openxmlformats.org/officeDocument/2006/math" xmlns:v="urn:schemas-microsoft-com:vml" xmlns:wp14="http://schemas.microsoft.com/office/word/2010/wordprocessingDrawing" xmlns:wp="http://schemas.openxmlformats.org/drawingml/2006/wordprocessingDrawing" xmlns:w10="urn:schemas-microsoft-com:office:word" xmlns:w="http://schemas.openxmlformats.org/wordprocessingml/2006/main" xmlns:w14="http://schemas.microsoft.com/office/word/2010/wordml" xmlns:w15="http://schemas.microsoft.com/office/word/2012/wordml" xmlns:w16cex="http://schemas.microsoft.com/office/word/2018/wordml/cex" xmlns:w16cid="http://schemas.microsoft.com/office/word/2016/wordml/cid" xmlns:w16="http://schemas.microsoft.com/office/word/2018/wordml" xmlns:w16sdtdh="http://schemas.microsoft.com/office/word/2020/wordml/sdtdatahash" xmlns:w16se="http://schemas.microsoft.com/office/word/2015/wordml/symex" xmlns:wpg="http://schemas.microsoft.com/office/word/2010/wordprocessingGroup" xmlns:wpi="http://schemas.microsoft.com/office/word/2010/wordprocessingInk" xmlns:wne="http://schemas.microsoft.com/office/word/2006/wordml" xmlns:wps="http://schemas.microsoft.com/office/word/2010/wordprocessingShape" mc:Ignorable="w14 w15 w16se w16cid w16 w16cex w16sdtdh wp14">
   <w:tbl>
     <w:tblPr>
       <w:tblW w:w="5004" w:type="pct"/>
@@ -15995,7 +14474,7 @@
                 <v:path o:extrusionok="f" gradientshapeok="t" o:connecttype="rect"/>
                 <o:lock v:ext="edit" aspectratio="t"/>
               </v:shapetype>
-              <v:shape id="WordPictureWatermark21245520" o:spid="_x0000_s2054" type="#_x0000_t75" style="position:absolute;margin-left:0;margin-top:0;width:10in;height:540pt;z-index:-251658234;mso-position-horizontal:center;mso-position-horizontal-relative:margin;mso-position-vertical:center;mso-position-vertical-relative:margin" o:allowincell="f">
+              <v:shape id="WordPictureWatermark21245520" o:spid="_x0000_s1030" type="#_x0000_t75" style="position:absolute;margin-left:0;margin-top:0;width:10in;height:540pt;z-index:-251658234;mso-position-horizontal:center;mso-position-horizontal-relative:margin;mso-position-vertical:center;mso-position-vertical-relative:margin" o:allowincell="f">
                 <v:imagedata r:id="rId1" o:title="Watermark" gain="19661f" blacklevel="22938f"/>
                 <w10:wrap anchorx="margin" anchory="margin"/>
               </v:shape>
@@ -16035,28 +14514,15 @@
               <w:sz w:val="20"/>
             </w:rPr>
           </w:pPr>
-          <w:del w:id="52" w:author="Alhabibi, Haider@Energy" w:date="2022-02-24T08:57:00Z">
-            <w:r>
-              <w:rPr>
-                <w:rFonts w:ascii="Calibri" w:hAnsi="Calibri"/>
-                <w:b w:val="0"/>
-                <w:bCs/>
-                <w:sz w:val="20"/>
-              </w:rPr>
-              <w:delText>CF2R</w:delText>
-            </w:r>
-          </w:del>
-          <w:ins w:id="53" w:author="Alhabibi, Haider@Energy" w:date="2022-02-24T08:57:00Z">
-            <w:r>
-              <w:rPr>
-                <w:rFonts w:ascii="Calibri" w:hAnsi="Calibri"/>
-                <w:b w:val="0"/>
-                <w:bCs/>
-                <w:sz w:val="20"/>
-              </w:rPr>
-              <w:t>LMCI</w:t>
-            </w:r>
-          </w:ins>
+          <w:r>
+            <w:rPr>
+              <w:rFonts w:ascii="Calibri" w:hAnsi="Calibri"/>
+              <w:b w:val="0"/>
+              <w:bCs/>
+              <w:sz w:val="20"/>
+            </w:rPr>
+            <w:t>LMCI</w:t>
+          </w:r>
           <w:r>
             <w:rPr>
               <w:rFonts w:ascii="Calibri" w:hAnsi="Calibri"/>
@@ -16234,7 +14700,7 @@
 </file>
 
 <file path=word/header6.xml><?xml version="1.0" encoding="utf-8"?>
-<w:hdr xmlns:wpc="http://schemas.microsoft.com/office/word/2010/wordprocessingCanvas" xmlns:cx="http://schemas.microsoft.com/office/drawing/2014/chartex" xmlns:cx1="http://schemas.microsoft.com/office/drawing/2015/9/8/chartex" xmlns:cx2="http://schemas.microsoft.com/office/drawing/2015/10/21/chartex" xmlns:cx3="http://schemas.microsoft.com/office/drawing/2016/5/9/chartex" xmlns:cx4="http://schemas.microsoft.com/office/drawing/2016/5/10/chartex" xmlns:cx5="http://schemas.microsoft.com/office/drawing/2016/5/11/chartex" xmlns:cx6="http://schemas.microsoft.com/office/drawing/2016/5/12/chartex" xmlns:cx7="http://schemas.microsoft.com/office/drawing/2016/5/13/chartex" xmlns:cx8="http://schemas.microsoft.com/office/drawing/2016/5/14/chartex" xmlns:mc="http://schemas.openxmlformats.org/markup-compatibility/2006" xmlns:aink="http://schemas.microsoft.com/office/drawing/2016/ink" xmlns:am3d="http://schemas.microsoft.com/office/drawing/2017/model3d" xmlns:o="urn:schemas-microsoft-com:office:office" xmlns:r="http://schemas.openxmlformats.org/officeDocument/2006/relationships" xmlns:m="http://schemas.openxmlformats.org/officeDocument/2006/math" xmlns:v="urn:schemas-microsoft-com:vml" xmlns:wp14="http://schemas.microsoft.com/office/word/2010/wordprocessingDrawing" xmlns:wp="http://schemas.openxmlformats.org/drawingml/2006/wordprocessingDrawing" xmlns:w10="urn:schemas-microsoft-com:office:word" xmlns:w="http://schemas.openxmlformats.org/wordprocessingml/2006/main" xmlns:w14="http://schemas.microsoft.com/office/word/2010/wordml" xmlns:w15="http://schemas.microsoft.com/office/word/2012/wordml" xmlns:w16cex="http://schemas.microsoft.com/office/word/2018/wordml/cex" xmlns:w16cid="http://schemas.microsoft.com/office/word/2016/wordml/cid" xmlns:w16="http://schemas.microsoft.com/office/word/2018/wordml" xmlns:w16sdtdh="http://schemas.microsoft.com/office/word/2020/wordml/sdtdatahash" xmlns:w16se="http://schemas.microsoft.com/office/word/2015/wordml/symex" xmlns:wpg="http://schemas.microsoft.com/office/word/2010/wordprocessingGroup" xmlns:wpi="http://schemas.microsoft.com/office/word/2010/wordprocessingInk" xmlns:wne="http://schemas.microsoft.com/office/word/2006/wordml" xmlns:wps="http://schemas.microsoft.com/office/word/2010/wordprocessingShape" mc:Ignorable="w14 w15 w16se w16cid w16 w16cex w16sdtdh wp14">
+<w:hdr xmlns:wpc="http://schemas.microsoft.com/office/word/2010/wordprocessingCanvas" xmlns:cx="http://schemas.microsoft.com/office/drawing/2014/chartex" xmlns:cx1="http://schemas.microsoft.com/office/drawing/2015/9/8/chartex" xmlns:cx2="http://schemas.microsoft.com/office/drawing/2015/10/21/chartex" xmlns:cx3="http://schemas.microsoft.com/office/drawing/2016/5/9/chartex" xmlns:cx4="http://schemas.microsoft.com/office/drawing/2016/5/10/chartex" xmlns:cx5="http://schemas.microsoft.com/office/drawing/2016/5/11/chartex" xmlns:cx6="http://schemas.microsoft.com/office/drawing/2016/5/12/chartex" xmlns:cx7="http://schemas.microsoft.com/office/drawing/2016/5/13/chartex" xmlns:cx8="http://schemas.microsoft.com/office/drawing/2016/5/14/chartex" xmlns:mc="http://schemas.openxmlformats.org/markup-compatibility/2006" xmlns:aink="http://schemas.microsoft.com/office/drawing/2016/ink" xmlns:am3d="http://schemas.microsoft.com/office/drawing/2017/model3d" xmlns:o="urn:schemas-microsoft-com:office:office" xmlns:oel="http://schemas.microsoft.com/office/2019/extlst" xmlns:r="http://schemas.openxmlformats.org/officeDocument/2006/relationships" xmlns:m="http://schemas.openxmlformats.org/officeDocument/2006/math" xmlns:v="urn:schemas-microsoft-com:vml" xmlns:wp14="http://schemas.microsoft.com/office/word/2010/wordprocessingDrawing" xmlns:wp="http://schemas.openxmlformats.org/drawingml/2006/wordprocessingDrawing" xmlns:w10="urn:schemas-microsoft-com:office:word" xmlns:w="http://schemas.openxmlformats.org/wordprocessingml/2006/main" xmlns:w14="http://schemas.microsoft.com/office/word/2010/wordml" xmlns:w15="http://schemas.microsoft.com/office/word/2012/wordml" xmlns:w16cex="http://schemas.microsoft.com/office/word/2018/wordml/cex" xmlns:w16cid="http://schemas.microsoft.com/office/word/2016/wordml/cid" xmlns:w16="http://schemas.microsoft.com/office/word/2018/wordml" xmlns:w16sdtdh="http://schemas.microsoft.com/office/word/2020/wordml/sdtdatahash" xmlns:w16se="http://schemas.microsoft.com/office/word/2015/wordml/symex" xmlns:wpg="http://schemas.microsoft.com/office/word/2010/wordprocessingGroup" xmlns:wpi="http://schemas.microsoft.com/office/word/2010/wordprocessingInk" xmlns:wne="http://schemas.microsoft.com/office/word/2006/wordml" xmlns:wps="http://schemas.microsoft.com/office/word/2010/wordprocessingShape" mc:Ignorable="w14 w15 w16se w16cid w16 w16cex w16sdtdh wp14">
   <w:tbl>
     <w:tblPr>
       <w:tblW w:w="5004" w:type="pct"/>
@@ -16309,7 +14775,7 @@
                 <v:path o:extrusionok="f" gradientshapeok="t" o:connecttype="rect"/>
                 <o:lock v:ext="edit" aspectratio="t"/>
               </v:shapetype>
-              <v:shape id="WordPictureWatermark21245518" o:spid="_x0000_s2052" type="#_x0000_t75" style="position:absolute;margin-left:0;margin-top:0;width:10in;height:540pt;z-index:-251658236;mso-position-horizontal:center;mso-position-horizontal-relative:margin;mso-position-vertical:center;mso-position-vertical-relative:margin" o:allowincell="f">
+              <v:shape id="WordPictureWatermark21245518" o:spid="_x0000_s1028" type="#_x0000_t75" style="position:absolute;margin-left:0;margin-top:0;width:10in;height:540pt;z-index:-251658236;mso-position-horizontal:center;mso-position-horizontal-relative:margin;mso-position-vertical:center;mso-position-vertical-relative:margin" o:allowincell="f">
                 <v:imagedata r:id="rId1" o:title="Watermark" gain="19661f" blacklevel="22938f"/>
                 <w10:wrap anchorx="margin" anchory="margin"/>
               </v:shape>
@@ -16349,28 +14815,15 @@
               <w:sz w:val="20"/>
             </w:rPr>
           </w:pPr>
-          <w:del w:id="60" w:author="Alhabibi, Haider@Energy" w:date="2022-02-24T08:57:00Z">
-            <w:r>
-              <w:rPr>
-                <w:rFonts w:ascii="Calibri" w:hAnsi="Calibri"/>
-                <w:b w:val="0"/>
-                <w:bCs/>
-                <w:sz w:val="20"/>
-              </w:rPr>
-              <w:delText>CF2R</w:delText>
-            </w:r>
-          </w:del>
-          <w:ins w:id="61" w:author="Alhabibi, Haider@Energy" w:date="2022-02-24T08:57:00Z">
-            <w:r>
-              <w:rPr>
-                <w:rFonts w:ascii="Calibri" w:hAnsi="Calibri"/>
-                <w:b w:val="0"/>
-                <w:bCs/>
-                <w:sz w:val="20"/>
-              </w:rPr>
-              <w:t>LMCI</w:t>
-            </w:r>
-          </w:ins>
+          <w:r>
+            <w:rPr>
+              <w:rFonts w:ascii="Calibri" w:hAnsi="Calibri"/>
+              <w:b w:val="0"/>
+              <w:bCs/>
+              <w:sz w:val="20"/>
+            </w:rPr>
+            <w:t>LMCI</w:t>
+          </w:r>
           <w:r>
             <w:rPr>
               <w:rFonts w:ascii="Calibri" w:hAnsi="Calibri"/>
@@ -16534,7 +14987,7 @@
 </file>
 
 <file path=word/header7.xml><?xml version="1.0" encoding="utf-8"?>
-<w:hdr xmlns:wpc="http://schemas.microsoft.com/office/word/2010/wordprocessingCanvas" xmlns:cx="http://schemas.microsoft.com/office/drawing/2014/chartex" xmlns:cx1="http://schemas.microsoft.com/office/drawing/2015/9/8/chartex" xmlns:cx2="http://schemas.microsoft.com/office/drawing/2015/10/21/chartex" xmlns:cx3="http://schemas.microsoft.com/office/drawing/2016/5/9/chartex" xmlns:cx4="http://schemas.microsoft.com/office/drawing/2016/5/10/chartex" xmlns:cx5="http://schemas.microsoft.com/office/drawing/2016/5/11/chartex" xmlns:cx6="http://schemas.microsoft.com/office/drawing/2016/5/12/chartex" xmlns:cx7="http://schemas.microsoft.com/office/drawing/2016/5/13/chartex" xmlns:cx8="http://schemas.microsoft.com/office/drawing/2016/5/14/chartex" xmlns:mc="http://schemas.openxmlformats.org/markup-compatibility/2006" xmlns:aink="http://schemas.microsoft.com/office/drawing/2016/ink" xmlns:am3d="http://schemas.microsoft.com/office/drawing/2017/model3d" xmlns:o="urn:schemas-microsoft-com:office:office" xmlns:r="http://schemas.openxmlformats.org/officeDocument/2006/relationships" xmlns:m="http://schemas.openxmlformats.org/officeDocument/2006/math" xmlns:v="urn:schemas-microsoft-com:vml" xmlns:wp14="http://schemas.microsoft.com/office/word/2010/wordprocessingDrawing" xmlns:wp="http://schemas.openxmlformats.org/drawingml/2006/wordprocessingDrawing" xmlns:w10="urn:schemas-microsoft-com:office:word" xmlns:w="http://schemas.openxmlformats.org/wordprocessingml/2006/main" xmlns:w14="http://schemas.microsoft.com/office/word/2010/wordml" xmlns:w15="http://schemas.microsoft.com/office/word/2012/wordml" xmlns:w16cex="http://schemas.microsoft.com/office/word/2018/wordml/cex" xmlns:w16cid="http://schemas.microsoft.com/office/word/2016/wordml/cid" xmlns:w16="http://schemas.microsoft.com/office/word/2018/wordml" xmlns:w16sdtdh="http://schemas.microsoft.com/office/word/2020/wordml/sdtdatahash" xmlns:w16se="http://schemas.microsoft.com/office/word/2015/wordml/symex" xmlns:wpg="http://schemas.microsoft.com/office/word/2010/wordprocessingGroup" xmlns:wpi="http://schemas.microsoft.com/office/word/2010/wordprocessingInk" xmlns:wne="http://schemas.microsoft.com/office/word/2006/wordml" xmlns:wps="http://schemas.microsoft.com/office/word/2010/wordprocessingShape" mc:Ignorable="w14 w15 w16se w16cid w16 w16cex w16sdtdh wp14">
+<w:hdr xmlns:wpc="http://schemas.microsoft.com/office/word/2010/wordprocessingCanvas" xmlns:cx="http://schemas.microsoft.com/office/drawing/2014/chartex" xmlns:cx1="http://schemas.microsoft.com/office/drawing/2015/9/8/chartex" xmlns:cx2="http://schemas.microsoft.com/office/drawing/2015/10/21/chartex" xmlns:cx3="http://schemas.microsoft.com/office/drawing/2016/5/9/chartex" xmlns:cx4="http://schemas.microsoft.com/office/drawing/2016/5/10/chartex" xmlns:cx5="http://schemas.microsoft.com/office/drawing/2016/5/11/chartex" xmlns:cx6="http://schemas.microsoft.com/office/drawing/2016/5/12/chartex" xmlns:cx7="http://schemas.microsoft.com/office/drawing/2016/5/13/chartex" xmlns:cx8="http://schemas.microsoft.com/office/drawing/2016/5/14/chartex" xmlns:mc="http://schemas.openxmlformats.org/markup-compatibility/2006" xmlns:aink="http://schemas.microsoft.com/office/drawing/2016/ink" xmlns:am3d="http://schemas.microsoft.com/office/drawing/2017/model3d" xmlns:o="urn:schemas-microsoft-com:office:office" xmlns:oel="http://schemas.microsoft.com/office/2019/extlst" xmlns:r="http://schemas.openxmlformats.org/officeDocument/2006/relationships" xmlns:m="http://schemas.openxmlformats.org/officeDocument/2006/math" xmlns:v="urn:schemas-microsoft-com:vml" xmlns:wp14="http://schemas.microsoft.com/office/word/2010/wordprocessingDrawing" xmlns:wp="http://schemas.openxmlformats.org/drawingml/2006/wordprocessingDrawing" xmlns:w10="urn:schemas-microsoft-com:office:word" xmlns:w="http://schemas.openxmlformats.org/wordprocessingml/2006/main" xmlns:w14="http://schemas.microsoft.com/office/word/2010/wordml" xmlns:w15="http://schemas.microsoft.com/office/word/2012/wordml" xmlns:w16cex="http://schemas.microsoft.com/office/word/2018/wordml/cex" xmlns:w16cid="http://schemas.microsoft.com/office/word/2016/wordml/cid" xmlns:w16="http://schemas.microsoft.com/office/word/2018/wordml" xmlns:w16sdtdh="http://schemas.microsoft.com/office/word/2020/wordml/sdtdatahash" xmlns:w16se="http://schemas.microsoft.com/office/word/2015/wordml/symex" xmlns:wpg="http://schemas.microsoft.com/office/word/2010/wordprocessingGroup" xmlns:wpi="http://schemas.microsoft.com/office/word/2010/wordprocessingInk" xmlns:wne="http://schemas.microsoft.com/office/word/2006/wordml" xmlns:wps="http://schemas.microsoft.com/office/word/2010/wordprocessingShape" mc:Ignorable="w14 w15 w16se w16cid w16 w16cex w16sdtdh wp14">
   <w:p>
     <w:pPr>
       <w:pStyle w:val="Header"/>
@@ -16563,7 +15016,7 @@
           <v:path o:extrusionok="f" gradientshapeok="t" o:connecttype="rect"/>
           <o:lock v:ext="edit" aspectratio="t"/>
         </v:shapetype>
-        <v:shape id="WordPictureWatermark21245522" o:spid="_x0000_s2056" type="#_x0000_t75" style="position:absolute;margin-left:0;margin-top:0;width:10in;height:540pt;z-index:-251658232;mso-position-horizontal:center;mso-position-horizontal-relative:margin;mso-position-vertical:center;mso-position-vertical-relative:margin" o:allowincell="f">
+        <v:shape id="WordPictureWatermark21245522" o:spid="_x0000_s1032" type="#_x0000_t75" style="position:absolute;margin-left:0;margin-top:0;width:10in;height:540pt;z-index:-251658232;mso-position-horizontal:center;mso-position-horizontal-relative:margin;mso-position-vertical:center;mso-position-vertical-relative:margin" o:allowincell="f">
           <v:imagedata r:id="rId1" o:title="Watermark" gain="19661f" blacklevel="22938f"/>
           <w10:wrap anchorx="margin" anchory="margin"/>
         </v:shape>
@@ -16574,7 +15027,7 @@
 </file>
 
 <file path=word/header8.xml><?xml version="1.0" encoding="utf-8"?>
-<w:hdr xmlns:wpc="http://schemas.microsoft.com/office/word/2010/wordprocessingCanvas" xmlns:cx="http://schemas.microsoft.com/office/drawing/2014/chartex" xmlns:cx1="http://schemas.microsoft.com/office/drawing/2015/9/8/chartex" xmlns:cx2="http://schemas.microsoft.com/office/drawing/2015/10/21/chartex" xmlns:cx3="http://schemas.microsoft.com/office/drawing/2016/5/9/chartex" xmlns:cx4="http://schemas.microsoft.com/office/drawing/2016/5/10/chartex" xmlns:cx5="http://schemas.microsoft.com/office/drawing/2016/5/11/chartex" xmlns:cx6="http://schemas.microsoft.com/office/drawing/2016/5/12/chartex" xmlns:cx7="http://schemas.microsoft.com/office/drawing/2016/5/13/chartex" xmlns:cx8="http://schemas.microsoft.com/office/drawing/2016/5/14/chartex" xmlns:mc="http://schemas.openxmlformats.org/markup-compatibility/2006" xmlns:aink="http://schemas.microsoft.com/office/drawing/2016/ink" xmlns:am3d="http://schemas.microsoft.com/office/drawing/2017/model3d" xmlns:o="urn:schemas-microsoft-com:office:office" xmlns:r="http://schemas.openxmlformats.org/officeDocument/2006/relationships" xmlns:m="http://schemas.openxmlformats.org/officeDocument/2006/math" xmlns:v="urn:schemas-microsoft-com:vml" xmlns:wp14="http://schemas.microsoft.com/office/word/2010/wordprocessingDrawing" xmlns:wp="http://schemas.openxmlformats.org/drawingml/2006/wordprocessingDrawing" xmlns:w10="urn:schemas-microsoft-com:office:word" xmlns:w="http://schemas.openxmlformats.org/wordprocessingml/2006/main" xmlns:w14="http://schemas.microsoft.com/office/word/2010/wordml" xmlns:w15="http://schemas.microsoft.com/office/word/2012/wordml" xmlns:w16cex="http://schemas.microsoft.com/office/word/2018/wordml/cex" xmlns:w16cid="http://schemas.microsoft.com/office/word/2016/wordml/cid" xmlns:w16="http://schemas.microsoft.com/office/word/2018/wordml" xmlns:w16sdtdh="http://schemas.microsoft.com/office/word/2020/wordml/sdtdatahash" xmlns:w16se="http://schemas.microsoft.com/office/word/2015/wordml/symex" xmlns:wpg="http://schemas.microsoft.com/office/word/2010/wordprocessingGroup" xmlns:wpi="http://schemas.microsoft.com/office/word/2010/wordprocessingInk" xmlns:wne="http://schemas.microsoft.com/office/word/2006/wordml" xmlns:wps="http://schemas.microsoft.com/office/word/2010/wordprocessingShape" mc:Ignorable="w14 w15 w16se w16cid w16 w16cex w16sdtdh wp14">
+<w:hdr xmlns:wpc="http://schemas.microsoft.com/office/word/2010/wordprocessingCanvas" xmlns:cx="http://schemas.microsoft.com/office/drawing/2014/chartex" xmlns:cx1="http://schemas.microsoft.com/office/drawing/2015/9/8/chartex" xmlns:cx2="http://schemas.microsoft.com/office/drawing/2015/10/21/chartex" xmlns:cx3="http://schemas.microsoft.com/office/drawing/2016/5/9/chartex" xmlns:cx4="http://schemas.microsoft.com/office/drawing/2016/5/10/chartex" xmlns:cx5="http://schemas.microsoft.com/office/drawing/2016/5/11/chartex" xmlns:cx6="http://schemas.microsoft.com/office/drawing/2016/5/12/chartex" xmlns:cx7="http://schemas.microsoft.com/office/drawing/2016/5/13/chartex" xmlns:cx8="http://schemas.microsoft.com/office/drawing/2016/5/14/chartex" xmlns:mc="http://schemas.openxmlformats.org/markup-compatibility/2006" xmlns:aink="http://schemas.microsoft.com/office/drawing/2016/ink" xmlns:am3d="http://schemas.microsoft.com/office/drawing/2017/model3d" xmlns:o="urn:schemas-microsoft-com:office:office" xmlns:oel="http://schemas.microsoft.com/office/2019/extlst" xmlns:r="http://schemas.openxmlformats.org/officeDocument/2006/relationships" xmlns:m="http://schemas.openxmlformats.org/officeDocument/2006/math" xmlns:v="urn:schemas-microsoft-com:vml" xmlns:wp14="http://schemas.microsoft.com/office/word/2010/wordprocessingDrawing" xmlns:wp="http://schemas.openxmlformats.org/drawingml/2006/wordprocessingDrawing" xmlns:w10="urn:schemas-microsoft-com:office:word" xmlns:w="http://schemas.openxmlformats.org/wordprocessingml/2006/main" xmlns:w14="http://schemas.microsoft.com/office/word/2010/wordml" xmlns:w15="http://schemas.microsoft.com/office/word/2012/wordml" xmlns:w16cex="http://schemas.microsoft.com/office/word/2018/wordml/cex" xmlns:w16cid="http://schemas.microsoft.com/office/word/2016/wordml/cid" xmlns:w16="http://schemas.microsoft.com/office/word/2018/wordml" xmlns:w16sdtdh="http://schemas.microsoft.com/office/word/2020/wordml/sdtdatahash" xmlns:w16se="http://schemas.microsoft.com/office/word/2015/wordml/symex" xmlns:wpg="http://schemas.microsoft.com/office/word/2010/wordprocessingGroup" xmlns:wpi="http://schemas.microsoft.com/office/word/2010/wordprocessingInk" xmlns:wne="http://schemas.microsoft.com/office/word/2006/wordml" xmlns:wps="http://schemas.microsoft.com/office/word/2010/wordprocessingShape" mc:Ignorable="w14 w15 w16se w16cid w16 w16cex w16sdtdh wp14">
   <w:tbl>
     <w:tblPr>
       <w:tblW w:w="5004" w:type="pct"/>
@@ -16649,7 +15102,7 @@
                 <v:path o:extrusionok="f" gradientshapeok="t" o:connecttype="rect"/>
                 <o:lock v:ext="edit" aspectratio="t"/>
               </v:shapetype>
-              <v:shape id="WordPictureWatermark21245523" o:spid="_x0000_s2057" type="#_x0000_t75" style="position:absolute;margin-left:0;margin-top:0;width:10in;height:540pt;z-index:-251658231;mso-position-horizontal:center;mso-position-horizontal-relative:margin;mso-position-vertical:center;mso-position-vertical-relative:margin" o:allowincell="f">
+              <v:shape id="WordPictureWatermark21245523" o:spid="_x0000_s1033" type="#_x0000_t75" style="position:absolute;margin-left:0;margin-top:0;width:10in;height:540pt;z-index:-251658231;mso-position-horizontal:center;mso-position-horizontal-relative:margin;mso-position-vertical:center;mso-position-vertical-relative:margin" o:allowincell="f">
                 <v:imagedata r:id="rId1" o:title="Watermark" gain="19661f" blacklevel="22938f"/>
                 <w10:wrap anchorx="margin" anchory="margin"/>
               </v:shape>
@@ -16698,28 +15151,15 @@
               <w:sz w:val="20"/>
             </w:rPr>
           </w:pPr>
-          <w:del w:id="138" w:author="Alhabibi, Haider@Energy" w:date="2022-02-24T08:58:00Z">
-            <w:r>
-              <w:rPr>
-                <w:rFonts w:ascii="Calibri" w:hAnsi="Calibri"/>
-                <w:b w:val="0"/>
-                <w:bCs/>
-                <w:sz w:val="20"/>
-              </w:rPr>
-              <w:delText>CF2R</w:delText>
-            </w:r>
-          </w:del>
-          <w:ins w:id="139" w:author="Alhabibi, Haider@Energy" w:date="2022-02-24T08:58:00Z">
-            <w:r>
-              <w:rPr>
-                <w:rFonts w:ascii="Calibri" w:hAnsi="Calibri"/>
-                <w:b w:val="0"/>
-                <w:bCs/>
-                <w:sz w:val="20"/>
-              </w:rPr>
-              <w:t>LMCI</w:t>
-            </w:r>
-          </w:ins>
+          <w:r>
+            <w:rPr>
+              <w:rFonts w:ascii="Calibri" w:hAnsi="Calibri"/>
+              <w:b w:val="0"/>
+              <w:bCs/>
+              <w:sz w:val="20"/>
+            </w:rPr>
+            <w:t>LMCI</w:t>
+          </w:r>
           <w:r>
             <w:rPr>
               <w:rFonts w:ascii="Calibri" w:hAnsi="Calibri"/>
@@ -16897,7 +15337,7 @@
 </file>
 
 <file path=word/header9.xml><?xml version="1.0" encoding="utf-8"?>
-<w:hdr xmlns:wpc="http://schemas.microsoft.com/office/word/2010/wordprocessingCanvas" xmlns:cx="http://schemas.microsoft.com/office/drawing/2014/chartex" xmlns:cx1="http://schemas.microsoft.com/office/drawing/2015/9/8/chartex" xmlns:cx2="http://schemas.microsoft.com/office/drawing/2015/10/21/chartex" xmlns:cx3="http://schemas.microsoft.com/office/drawing/2016/5/9/chartex" xmlns:cx4="http://schemas.microsoft.com/office/drawing/2016/5/10/chartex" xmlns:cx5="http://schemas.microsoft.com/office/drawing/2016/5/11/chartex" xmlns:cx6="http://schemas.microsoft.com/office/drawing/2016/5/12/chartex" xmlns:cx7="http://schemas.microsoft.com/office/drawing/2016/5/13/chartex" xmlns:cx8="http://schemas.microsoft.com/office/drawing/2016/5/14/chartex" xmlns:mc="http://schemas.openxmlformats.org/markup-compatibility/2006" xmlns:aink="http://schemas.microsoft.com/office/drawing/2016/ink" xmlns:am3d="http://schemas.microsoft.com/office/drawing/2017/model3d" xmlns:o="urn:schemas-microsoft-com:office:office" xmlns:r="http://schemas.openxmlformats.org/officeDocument/2006/relationships" xmlns:m="http://schemas.openxmlformats.org/officeDocument/2006/math" xmlns:v="urn:schemas-microsoft-com:vml" xmlns:wp14="http://schemas.microsoft.com/office/word/2010/wordprocessingDrawing" xmlns:wp="http://schemas.openxmlformats.org/drawingml/2006/wordprocessingDrawing" xmlns:w10="urn:schemas-microsoft-com:office:word" xmlns:w="http://schemas.openxmlformats.org/wordprocessingml/2006/main" xmlns:w14="http://schemas.microsoft.com/office/word/2010/wordml" xmlns:w15="http://schemas.microsoft.com/office/word/2012/wordml" xmlns:w16cex="http://schemas.microsoft.com/office/word/2018/wordml/cex" xmlns:w16cid="http://schemas.microsoft.com/office/word/2016/wordml/cid" xmlns:w16="http://schemas.microsoft.com/office/word/2018/wordml" xmlns:w16sdtdh="http://schemas.microsoft.com/office/word/2020/wordml/sdtdatahash" xmlns:w16se="http://schemas.microsoft.com/office/word/2015/wordml/symex" xmlns:wpg="http://schemas.microsoft.com/office/word/2010/wordprocessingGroup" xmlns:wpi="http://schemas.microsoft.com/office/word/2010/wordprocessingInk" xmlns:wne="http://schemas.microsoft.com/office/word/2006/wordml" xmlns:wps="http://schemas.microsoft.com/office/word/2010/wordprocessingShape" mc:Ignorable="w14 w15 w16se w16cid w16 w16cex w16sdtdh wp14">
+<w:hdr xmlns:wpc="http://schemas.microsoft.com/office/word/2010/wordprocessingCanvas" xmlns:cx="http://schemas.microsoft.com/office/drawing/2014/chartex" xmlns:cx1="http://schemas.microsoft.com/office/drawing/2015/9/8/chartex" xmlns:cx2="http://schemas.microsoft.com/office/drawing/2015/10/21/chartex" xmlns:cx3="http://schemas.microsoft.com/office/drawing/2016/5/9/chartex" xmlns:cx4="http://schemas.microsoft.com/office/drawing/2016/5/10/chartex" xmlns:cx5="http://schemas.microsoft.com/office/drawing/2016/5/11/chartex" xmlns:cx6="http://schemas.microsoft.com/office/drawing/2016/5/12/chartex" xmlns:cx7="http://schemas.microsoft.com/office/drawing/2016/5/13/chartex" xmlns:cx8="http://schemas.microsoft.com/office/drawing/2016/5/14/chartex" xmlns:mc="http://schemas.openxmlformats.org/markup-compatibility/2006" xmlns:aink="http://schemas.microsoft.com/office/drawing/2016/ink" xmlns:am3d="http://schemas.microsoft.com/office/drawing/2017/model3d" xmlns:o="urn:schemas-microsoft-com:office:office" xmlns:oel="http://schemas.microsoft.com/office/2019/extlst" xmlns:r="http://schemas.openxmlformats.org/officeDocument/2006/relationships" xmlns:m="http://schemas.openxmlformats.org/officeDocument/2006/math" xmlns:v="urn:schemas-microsoft-com:vml" xmlns:wp14="http://schemas.microsoft.com/office/word/2010/wordprocessingDrawing" xmlns:wp="http://schemas.openxmlformats.org/drawingml/2006/wordprocessingDrawing" xmlns:w10="urn:schemas-microsoft-com:office:word" xmlns:w="http://schemas.openxmlformats.org/wordprocessingml/2006/main" xmlns:w14="http://schemas.microsoft.com/office/word/2010/wordml" xmlns:w15="http://schemas.microsoft.com/office/word/2012/wordml" xmlns:w16cex="http://schemas.microsoft.com/office/word/2018/wordml/cex" xmlns:w16cid="http://schemas.microsoft.com/office/word/2016/wordml/cid" xmlns:w16="http://schemas.microsoft.com/office/word/2018/wordml" xmlns:w16sdtdh="http://schemas.microsoft.com/office/word/2020/wordml/sdtdatahash" xmlns:w16se="http://schemas.microsoft.com/office/word/2015/wordml/symex" xmlns:wpg="http://schemas.microsoft.com/office/word/2010/wordprocessingGroup" xmlns:wpi="http://schemas.microsoft.com/office/word/2010/wordprocessingInk" xmlns:wne="http://schemas.microsoft.com/office/word/2006/wordml" xmlns:wps="http://schemas.microsoft.com/office/word/2010/wordprocessingShape" mc:Ignorable="w14 w15 w16se w16cid w16 w16cex w16sdtdh wp14">
   <w:p>
     <w:pPr>
       <w:pStyle w:val="Header"/>
@@ -16926,7 +15366,7 @@
           <v:path o:extrusionok="f" gradientshapeok="t" o:connecttype="rect"/>
           <o:lock v:ext="edit" aspectratio="t"/>
         </v:shapetype>
-        <v:shape id="WordPictureWatermark21245521" o:spid="_x0000_s2055" type="#_x0000_t75" style="position:absolute;margin-left:0;margin-top:0;width:10in;height:540pt;z-index:-251658233;mso-position-horizontal:center;mso-position-horizontal-relative:margin;mso-position-vertical:center;mso-position-vertical-relative:margin" o:allowincell="f">
+        <v:shape id="WordPictureWatermark21245521" o:spid="_x0000_s1031" type="#_x0000_t75" style="position:absolute;margin-left:0;margin-top:0;width:10in;height:540pt;z-index:-251658233;mso-position-horizontal:center;mso-position-horizontal-relative:margin;mso-position-vertical:center;mso-position-vertical-relative:margin" o:allowincell="f">
           <v:imagedata r:id="rId1" o:title="Watermark" gain="19661f" blacklevel="22938f"/>
           <w10:wrap anchorx="margin" anchory="margin"/>
         </v:shape>
@@ -16937,7 +15377,7 @@
 </file>
 
 <file path=word/numbering.xml><?xml version="1.0" encoding="utf-8"?>
-<w:numbering xmlns:wpc="http://schemas.microsoft.com/office/word/2010/wordprocessingCanvas" xmlns:cx="http://schemas.microsoft.com/office/drawing/2014/chartex" xmlns:cx1="http://schemas.microsoft.com/office/drawing/2015/9/8/chartex" xmlns:cx2="http://schemas.microsoft.com/office/drawing/2015/10/21/chartex" xmlns:cx3="http://schemas.microsoft.com/office/drawing/2016/5/9/chartex" xmlns:cx4="http://schemas.microsoft.com/office/drawing/2016/5/10/chartex" xmlns:cx5="http://schemas.microsoft.com/office/drawing/2016/5/11/chartex" xmlns:cx6="http://schemas.microsoft.com/office/drawing/2016/5/12/chartex" xmlns:cx7="http://schemas.microsoft.com/office/drawing/2016/5/13/chartex" xmlns:cx8="http://schemas.microsoft.com/office/drawing/2016/5/14/chartex" xmlns:mc="http://schemas.openxmlformats.org/markup-compatibility/2006" xmlns:aink="http://schemas.microsoft.com/office/drawing/2016/ink" xmlns:am3d="http://schemas.microsoft.com/office/drawing/2017/model3d" xmlns:o="urn:schemas-microsoft-com:office:office" xmlns:r="http://schemas.openxmlformats.org/officeDocument/2006/relationships" xmlns:m="http://schemas.openxmlformats.org/officeDocument/2006/math" xmlns:v="urn:schemas-microsoft-com:vml" xmlns:wp14="http://schemas.microsoft.com/office/word/2010/wordprocessingDrawing" xmlns:wp="http://schemas.openxmlformats.org/drawingml/2006/wordprocessingDrawing" xmlns:w10="urn:schemas-microsoft-com:office:word" xmlns:w="http://schemas.openxmlformats.org/wordprocessingml/2006/main" xmlns:w14="http://schemas.microsoft.com/office/word/2010/wordml" xmlns:w15="http://schemas.microsoft.com/office/word/2012/wordml" xmlns:w16cex="http://schemas.microsoft.com/office/word/2018/wordml/cex" xmlns:w16cid="http://schemas.microsoft.com/office/word/2016/wordml/cid" xmlns:w16="http://schemas.microsoft.com/office/word/2018/wordml" xmlns:w16sdtdh="http://schemas.microsoft.com/office/word/2020/wordml/sdtdatahash" xmlns:w16se="http://schemas.microsoft.com/office/word/2015/wordml/symex" xmlns:wpg="http://schemas.microsoft.com/office/word/2010/wordprocessingGroup" xmlns:wpi="http://schemas.microsoft.com/office/word/2010/wordprocessingInk" xmlns:wne="http://schemas.microsoft.com/office/word/2006/wordml" xmlns:wps="http://schemas.microsoft.com/office/word/2010/wordprocessingShape" mc:Ignorable="w14 w15 w16se w16cid w16 w16cex w16sdtdh wp14">
+<w:numbering xmlns:wpc="http://schemas.microsoft.com/office/word/2010/wordprocessingCanvas" xmlns:cx="http://schemas.microsoft.com/office/drawing/2014/chartex" xmlns:cx1="http://schemas.microsoft.com/office/drawing/2015/9/8/chartex" xmlns:cx2="http://schemas.microsoft.com/office/drawing/2015/10/21/chartex" xmlns:cx3="http://schemas.microsoft.com/office/drawing/2016/5/9/chartex" xmlns:cx4="http://schemas.microsoft.com/office/drawing/2016/5/10/chartex" xmlns:cx5="http://schemas.microsoft.com/office/drawing/2016/5/11/chartex" xmlns:cx6="http://schemas.microsoft.com/office/drawing/2016/5/12/chartex" xmlns:cx7="http://schemas.microsoft.com/office/drawing/2016/5/13/chartex" xmlns:cx8="http://schemas.microsoft.com/office/drawing/2016/5/14/chartex" xmlns:mc="http://schemas.openxmlformats.org/markup-compatibility/2006" xmlns:aink="http://schemas.microsoft.com/office/drawing/2016/ink" xmlns:am3d="http://schemas.microsoft.com/office/drawing/2017/model3d" xmlns:o="urn:schemas-microsoft-com:office:office" xmlns:oel="http://schemas.microsoft.com/office/2019/extlst" xmlns:r="http://schemas.openxmlformats.org/officeDocument/2006/relationships" xmlns:m="http://schemas.openxmlformats.org/officeDocument/2006/math" xmlns:v="urn:schemas-microsoft-com:vml" xmlns:wp14="http://schemas.microsoft.com/office/word/2010/wordprocessingDrawing" xmlns:wp="http://schemas.openxmlformats.org/drawingml/2006/wordprocessingDrawing" xmlns:w10="urn:schemas-microsoft-com:office:word" xmlns:w="http://schemas.openxmlformats.org/wordprocessingml/2006/main" xmlns:w14="http://schemas.microsoft.com/office/word/2010/wordml" xmlns:w15="http://schemas.microsoft.com/office/word/2012/wordml" xmlns:w16cex="http://schemas.microsoft.com/office/word/2018/wordml/cex" xmlns:w16cid="http://schemas.microsoft.com/office/word/2016/wordml/cid" xmlns:w16="http://schemas.microsoft.com/office/word/2018/wordml" xmlns:w16sdtdh="http://schemas.microsoft.com/office/word/2020/wordml/sdtdatahash" xmlns:w16se="http://schemas.microsoft.com/office/word/2015/wordml/symex" xmlns:wpg="http://schemas.microsoft.com/office/word/2010/wordprocessingGroup" xmlns:wpi="http://schemas.microsoft.com/office/word/2010/wordprocessingInk" xmlns:wne="http://schemas.microsoft.com/office/word/2006/wordml" xmlns:wps="http://schemas.microsoft.com/office/word/2010/wordprocessingShape" mc:Ignorable="w14 w15 w16se w16cid w16 w16cex w16sdtdh wp14">
   <w:abstractNum w:abstractNumId="0" w15:restartNumberingAfterBreak="0">
     <w:nsid w:val="FFFFFF7E"/>
     <w:multiLevelType w:val="singleLevel"/>
@@ -17379,17 +15819,19 @@
   <w:abstractNum w:abstractNumId="6" w15:restartNumberingAfterBreak="0">
     <w:nsid w:val="17B77CDA"/>
     <w:multiLevelType w:val="hybridMultilevel"/>
-    <w:tmpl w:val="FC72407C"/>
-    <w:lvl w:ilvl="0" w:tplc="B84E1034">
+    <w:tmpl w:val="BC848E1C"/>
+    <w:lvl w:ilvl="0" w:tplc="0409000F">
       <w:start w:val="1"/>
       <w:numFmt w:val="decimal"/>
-      <w:lvlText w:val="%1"/>
+      <w:lvlText w:val="%1."/>
       <w:lvlJc w:val="left"/>
       <w:pPr>
         <w:ind w:left="720" w:hanging="720"/>
       </w:pPr>
       <w:rPr>
         <w:rFonts w:hint="default"/>
+        <w:i w:val="0"/>
+        <w:iCs/>
       </w:rPr>
     </w:lvl>
     <w:lvl w:ilvl="1" w:tplc="04090019" w:tentative="1">
@@ -18028,11 +16470,11 @@
   <w:abstractNum w:abstractNumId="12" w15:restartNumberingAfterBreak="0">
     <w:nsid w:val="27C43ABD"/>
     <w:multiLevelType w:val="hybridMultilevel"/>
-    <w:tmpl w:val="40567A32"/>
-    <w:lvl w:ilvl="0" w:tplc="75C81306">
+    <w:tmpl w:val="EFF29D84"/>
+    <w:lvl w:ilvl="0" w:tplc="0409000F">
       <w:start w:val="1"/>
       <w:numFmt w:val="decimal"/>
-      <w:lvlText w:val="%1"/>
+      <w:lvlText w:val="%1."/>
       <w:lvlJc w:val="left"/>
       <w:pPr>
         <w:ind w:left="720" w:hanging="720"/>
@@ -18917,6 +17359,99 @@
     </w:lvl>
   </w:abstractNum>
   <w:abstractNum w:abstractNumId="20" w15:restartNumberingAfterBreak="0">
+    <w:nsid w:val="3EA80728"/>
+    <w:multiLevelType w:val="hybridMultilevel"/>
+    <w:tmpl w:val="4560CBAA"/>
+    <w:lvl w:ilvl="0" w:tplc="ED2A2C7A">
+      <w:start w:val="1"/>
+      <w:numFmt w:val="decimal"/>
+      <w:lvlText w:val="%1."/>
+      <w:lvlJc w:val="left"/>
+      <w:pPr>
+        <w:ind w:left="1080" w:hanging="720"/>
+      </w:pPr>
+      <w:rPr>
+        <w:rFonts w:hint="default"/>
+        <w:b w:val="0"/>
+        <w:bCs w:val="0"/>
+        <w:sz w:val="20"/>
+        <w:szCs w:val="20"/>
+      </w:rPr>
+    </w:lvl>
+    <w:lvl w:ilvl="1" w:tplc="04090019" w:tentative="1">
+      <w:start w:val="1"/>
+      <w:numFmt w:val="lowerLetter"/>
+      <w:lvlText w:val="%2."/>
+      <w:lvlJc w:val="left"/>
+      <w:pPr>
+        <w:ind w:left="1440" w:hanging="360"/>
+      </w:pPr>
+    </w:lvl>
+    <w:lvl w:ilvl="2" w:tplc="0409001B" w:tentative="1">
+      <w:start w:val="1"/>
+      <w:numFmt w:val="lowerRoman"/>
+      <w:lvlText w:val="%3."/>
+      <w:lvlJc w:val="right"/>
+      <w:pPr>
+        <w:ind w:left="2160" w:hanging="180"/>
+      </w:pPr>
+    </w:lvl>
+    <w:lvl w:ilvl="3" w:tplc="0409000F" w:tentative="1">
+      <w:start w:val="1"/>
+      <w:numFmt w:val="decimal"/>
+      <w:lvlText w:val="%4."/>
+      <w:lvlJc w:val="left"/>
+      <w:pPr>
+        <w:ind w:left="2880" w:hanging="360"/>
+      </w:pPr>
+    </w:lvl>
+    <w:lvl w:ilvl="4" w:tplc="04090019" w:tentative="1">
+      <w:start w:val="1"/>
+      <w:numFmt w:val="lowerLetter"/>
+      <w:lvlText w:val="%5."/>
+      <w:lvlJc w:val="left"/>
+      <w:pPr>
+        <w:ind w:left="3600" w:hanging="360"/>
+      </w:pPr>
+    </w:lvl>
+    <w:lvl w:ilvl="5" w:tplc="0409001B" w:tentative="1">
+      <w:start w:val="1"/>
+      <w:numFmt w:val="lowerRoman"/>
+      <w:lvlText w:val="%6."/>
+      <w:lvlJc w:val="right"/>
+      <w:pPr>
+        <w:ind w:left="4320" w:hanging="180"/>
+      </w:pPr>
+    </w:lvl>
+    <w:lvl w:ilvl="6" w:tplc="0409000F" w:tentative="1">
+      <w:start w:val="1"/>
+      <w:numFmt w:val="decimal"/>
+      <w:lvlText w:val="%7."/>
+      <w:lvlJc w:val="left"/>
+      <w:pPr>
+        <w:ind w:left="5040" w:hanging="360"/>
+      </w:pPr>
+    </w:lvl>
+    <w:lvl w:ilvl="7" w:tplc="04090019" w:tentative="1">
+      <w:start w:val="1"/>
+      <w:numFmt w:val="lowerLetter"/>
+      <w:lvlText w:val="%8."/>
+      <w:lvlJc w:val="left"/>
+      <w:pPr>
+        <w:ind w:left="5760" w:hanging="360"/>
+      </w:pPr>
+    </w:lvl>
+    <w:lvl w:ilvl="8" w:tplc="0409001B" w:tentative="1">
+      <w:start w:val="1"/>
+      <w:numFmt w:val="lowerRoman"/>
+      <w:lvlText w:val="%9."/>
+      <w:lvlJc w:val="right"/>
+      <w:pPr>
+        <w:ind w:left="6480" w:hanging="180"/>
+      </w:pPr>
+    </w:lvl>
+  </w:abstractNum>
+  <w:abstractNum w:abstractNumId="21" w15:restartNumberingAfterBreak="0">
     <w:nsid w:val="4C5E056C"/>
     <w:multiLevelType w:val="hybridMultilevel"/>
     <w:tmpl w:val="4E243102"/>
@@ -19005,7 +17540,7 @@
       </w:pPr>
     </w:lvl>
   </w:abstractNum>
-  <w:abstractNum w:abstractNumId="21" w15:restartNumberingAfterBreak="0">
+  <w:abstractNum w:abstractNumId="22" w15:restartNumberingAfterBreak="0">
     <w:nsid w:val="504D5A9E"/>
     <w:multiLevelType w:val="hybridMultilevel"/>
     <w:tmpl w:val="A40A97EC"/>
@@ -19146,7 +17681,7 @@
       </w:rPr>
     </w:lvl>
   </w:abstractNum>
-  <w:abstractNum w:abstractNumId="22" w15:restartNumberingAfterBreak="0">
+  <w:abstractNum w:abstractNumId="23" w15:restartNumberingAfterBreak="0">
     <w:nsid w:val="51B3090A"/>
     <w:multiLevelType w:val="hybridMultilevel"/>
     <w:tmpl w:val="3DF44716"/>
@@ -19261,7 +17796,7 @@
       </w:rPr>
     </w:lvl>
   </w:abstractNum>
-  <w:abstractNum w:abstractNumId="23" w15:restartNumberingAfterBreak="0">
+  <w:abstractNum w:abstractNumId="24" w15:restartNumberingAfterBreak="0">
     <w:nsid w:val="598914A8"/>
     <w:multiLevelType w:val="hybridMultilevel"/>
     <w:tmpl w:val="A46AE8F8"/>
@@ -19351,7 +17886,7 @@
       </w:pPr>
     </w:lvl>
   </w:abstractNum>
-  <w:abstractNum w:abstractNumId="24" w15:restartNumberingAfterBreak="0">
+  <w:abstractNum w:abstractNumId="25" w15:restartNumberingAfterBreak="0">
     <w:nsid w:val="606F3F92"/>
     <w:multiLevelType w:val="hybridMultilevel"/>
     <w:tmpl w:val="21761CC4"/>
@@ -19464,21 +17999,22 @@
       </w:rPr>
     </w:lvl>
   </w:abstractNum>
-  <w:abstractNum w:abstractNumId="25" w15:restartNumberingAfterBreak="0">
+  <w:abstractNum w:abstractNumId="26" w15:restartNumberingAfterBreak="0">
     <w:nsid w:val="6E075C1B"/>
     <w:multiLevelType w:val="hybridMultilevel"/>
-    <w:tmpl w:val="F5045A0A"/>
-    <w:lvl w:ilvl="0" w:tplc="99C0DBC4">
+    <w:tmpl w:val="C834FF28"/>
+    <w:lvl w:ilvl="0" w:tplc="0409000F">
       <w:start w:val="1"/>
       <w:numFmt w:val="decimal"/>
-      <w:lvlText w:val="%1"/>
+      <w:lvlText w:val="%1."/>
       <w:lvlJc w:val="left"/>
       <w:pPr>
         <w:ind w:left="720" w:hanging="720"/>
       </w:pPr>
       <w:rPr>
-        <w:rFonts w:asciiTheme="minorHAnsi" w:hAnsiTheme="minorHAnsi" w:hint="default"/>
-        <w:i/>
+        <w:rFonts w:hint="default"/>
+        <w:i w:val="0"/>
+        <w:iCs/>
       </w:rPr>
     </w:lvl>
     <w:lvl w:ilvl="1" w:tplc="04090019">
@@ -19554,7 +18090,7 @@
       </w:pPr>
     </w:lvl>
   </w:abstractNum>
-  <w:abstractNum w:abstractNumId="26" w15:restartNumberingAfterBreak="0">
+  <w:abstractNum w:abstractNumId="27" w15:restartNumberingAfterBreak="0">
     <w:nsid w:val="6E6A2E87"/>
     <w:multiLevelType w:val="hybridMultilevel"/>
     <w:tmpl w:val="CF5A3E5C"/>
@@ -19670,7 +18206,7 @@
       </w:rPr>
     </w:lvl>
   </w:abstractNum>
-  <w:abstractNum w:abstractNumId="27" w15:restartNumberingAfterBreak="0">
+  <w:abstractNum w:abstractNumId="28" w15:restartNumberingAfterBreak="0">
     <w:nsid w:val="6FA01B51"/>
     <w:multiLevelType w:val="hybridMultilevel"/>
     <w:tmpl w:val="EA2E844A"/>
@@ -19783,21 +18319,22 @@
       </w:rPr>
     </w:lvl>
   </w:abstractNum>
-  <w:abstractNum w:abstractNumId="28" w15:restartNumberingAfterBreak="0">
+  <w:abstractNum w:abstractNumId="29" w15:restartNumberingAfterBreak="0">
     <w:nsid w:val="71483049"/>
     <w:multiLevelType w:val="hybridMultilevel"/>
-    <w:tmpl w:val="478E6F28"/>
-    <w:lvl w:ilvl="0" w:tplc="99C0DBC4">
+    <w:tmpl w:val="5830AAF4"/>
+    <w:lvl w:ilvl="0" w:tplc="0409000F">
       <w:start w:val="1"/>
       <w:numFmt w:val="decimal"/>
-      <w:lvlText w:val="%1"/>
+      <w:lvlText w:val="%1."/>
       <w:lvlJc w:val="left"/>
       <w:pPr>
         <w:ind w:left="720" w:hanging="720"/>
       </w:pPr>
       <w:rPr>
-        <w:rFonts w:asciiTheme="minorHAnsi" w:hAnsiTheme="minorHAnsi" w:hint="default"/>
-        <w:i/>
+        <w:rFonts w:hint="default"/>
+        <w:i w:val="0"/>
+        <w:iCs/>
       </w:rPr>
     </w:lvl>
     <w:lvl w:ilvl="1" w:tplc="04090019" w:tentative="1">
@@ -19873,7 +18410,7 @@
       </w:pPr>
     </w:lvl>
   </w:abstractNum>
-  <w:abstractNum w:abstractNumId="29" w15:restartNumberingAfterBreak="0">
+  <w:abstractNum w:abstractNumId="30" w15:restartNumberingAfterBreak="0">
     <w:nsid w:val="71581D4F"/>
     <w:multiLevelType w:val="hybridMultilevel"/>
     <w:tmpl w:val="AED6DED2"/>
@@ -19988,7 +18525,7 @@
       </w:rPr>
     </w:lvl>
   </w:abstractNum>
-  <w:abstractNum w:abstractNumId="30" w15:restartNumberingAfterBreak="0">
+  <w:abstractNum w:abstractNumId="31" w15:restartNumberingAfterBreak="0">
     <w:nsid w:val="72767747"/>
     <w:multiLevelType w:val="hybridMultilevel"/>
     <w:tmpl w:val="57CCC6C6"/>
@@ -20101,21 +18638,22 @@
       </w:rPr>
     </w:lvl>
   </w:abstractNum>
-  <w:abstractNum w:abstractNumId="31" w15:restartNumberingAfterBreak="0">
+  <w:abstractNum w:abstractNumId="32" w15:restartNumberingAfterBreak="0">
     <w:nsid w:val="750E62C6"/>
     <w:multiLevelType w:val="hybridMultilevel"/>
-    <w:tmpl w:val="A46AE8F8"/>
-    <w:lvl w:ilvl="0" w:tplc="99C0DBC4">
+    <w:tmpl w:val="4552C8B0"/>
+    <w:lvl w:ilvl="0" w:tplc="0409000F">
       <w:start w:val="1"/>
       <w:numFmt w:val="decimal"/>
-      <w:lvlText w:val="%1"/>
+      <w:lvlText w:val="%1."/>
       <w:lvlJc w:val="left"/>
       <w:pPr>
         <w:ind w:left="720" w:hanging="720"/>
       </w:pPr>
       <w:rPr>
-        <w:rFonts w:asciiTheme="minorHAnsi" w:hAnsiTheme="minorHAnsi" w:hint="default"/>
-        <w:i/>
+        <w:rFonts w:hint="default"/>
+        <w:i w:val="0"/>
+        <w:iCs/>
       </w:rPr>
     </w:lvl>
     <w:lvl w:ilvl="1" w:tplc="04090019">
@@ -20191,7 +18729,7 @@
       </w:pPr>
     </w:lvl>
   </w:abstractNum>
-  <w:abstractNum w:abstractNumId="32" w15:restartNumberingAfterBreak="0">
+  <w:abstractNum w:abstractNumId="33" w15:restartNumberingAfterBreak="0">
     <w:nsid w:val="7B3E4888"/>
     <w:multiLevelType w:val="hybridMultilevel"/>
     <w:tmpl w:val="B20E7872"/>
@@ -20304,7 +18842,7 @@
       </w:rPr>
     </w:lvl>
   </w:abstractNum>
-  <w:abstractNum w:abstractNumId="33" w15:restartNumberingAfterBreak="0">
+  <w:abstractNum w:abstractNumId="34" w15:restartNumberingAfterBreak="0">
     <w:nsid w:val="7B6D48CB"/>
     <w:multiLevelType w:val="hybridMultilevel"/>
     <w:tmpl w:val="4B7A0870"/>
@@ -20445,21 +18983,22 @@
       </w:rPr>
     </w:lvl>
   </w:abstractNum>
-  <w:abstractNum w:abstractNumId="34" w15:restartNumberingAfterBreak="0">
+  <w:abstractNum w:abstractNumId="35" w15:restartNumberingAfterBreak="0">
     <w:nsid w:val="7F3730D4"/>
     <w:multiLevelType w:val="hybridMultilevel"/>
-    <w:tmpl w:val="0E80C5EC"/>
-    <w:lvl w:ilvl="0" w:tplc="99C0DBC4">
+    <w:tmpl w:val="6E24D09C"/>
+    <w:lvl w:ilvl="0" w:tplc="0409000F">
       <w:start w:val="1"/>
       <w:numFmt w:val="decimal"/>
-      <w:lvlText w:val="%1"/>
+      <w:lvlText w:val="%1."/>
       <w:lvlJc w:val="left"/>
       <w:pPr>
         <w:ind w:left="720" w:hanging="720"/>
       </w:pPr>
       <w:rPr>
-        <w:rFonts w:asciiTheme="minorHAnsi" w:hAnsiTheme="minorHAnsi" w:hint="default"/>
-        <w:i/>
+        <w:rFonts w:hint="default"/>
+        <w:i w:val="0"/>
+        <w:iCs/>
       </w:rPr>
     </w:lvl>
     <w:lvl w:ilvl="1" w:tplc="04090019">
@@ -20535,115 +19074,115 @@
       </w:pPr>
     </w:lvl>
   </w:abstractNum>
-  <w:num w:numId="1">
+  <w:num w:numId="1" w16cid:durableId="1358772953">
     <w:abstractNumId w:val="1"/>
   </w:num>
-  <w:num w:numId="2">
+  <w:num w:numId="2" w16cid:durableId="1260868303">
     <w:abstractNumId w:val="0"/>
   </w:num>
-  <w:num w:numId="3">
+  <w:num w:numId="3" w16cid:durableId="1937326455">
     <w:abstractNumId w:val="1"/>
   </w:num>
-  <w:num w:numId="4">
+  <w:num w:numId="4" w16cid:durableId="1035035969">
     <w:abstractNumId w:val="0"/>
   </w:num>
-  <w:num w:numId="5">
+  <w:num w:numId="5" w16cid:durableId="1833132857">
     <w:abstractNumId w:val="1"/>
   </w:num>
-  <w:num w:numId="6">
+  <w:num w:numId="6" w16cid:durableId="1324579199">
     <w:abstractNumId w:val="0"/>
   </w:num>
-  <w:num w:numId="7">
+  <w:num w:numId="7" w16cid:durableId="1339578243">
     <w:abstractNumId w:val="1"/>
   </w:num>
-  <w:num w:numId="8">
+  <w:num w:numId="8" w16cid:durableId="1312440290">
     <w:abstractNumId w:val="0"/>
   </w:num>
-  <w:num w:numId="9">
+  <w:num w:numId="9" w16cid:durableId="600265055">
     <w:abstractNumId w:val="1"/>
   </w:num>
-  <w:num w:numId="10">
+  <w:num w:numId="10" w16cid:durableId="1426922094">
     <w:abstractNumId w:val="0"/>
   </w:num>
-  <w:num w:numId="11">
+  <w:num w:numId="11" w16cid:durableId="464351262">
     <w:abstractNumId w:val="0"/>
   </w:num>
-  <w:num w:numId="12">
+  <w:num w:numId="12" w16cid:durableId="1234199394">
     <w:abstractNumId w:val="1"/>
   </w:num>
-  <w:num w:numId="13">
+  <w:num w:numId="13" w16cid:durableId="785084078">
     <w:abstractNumId w:val="11"/>
   </w:num>
-  <w:num w:numId="14">
+  <w:num w:numId="14" w16cid:durableId="16586931">
     <w:abstractNumId w:val="11"/>
   </w:num>
-  <w:num w:numId="15">
+  <w:num w:numId="15" w16cid:durableId="489442142">
     <w:abstractNumId w:val="4"/>
   </w:num>
-  <w:num w:numId="16">
-    <w:abstractNumId w:val="21"/>
+  <w:num w:numId="16" w16cid:durableId="1891769242">
+    <w:abstractNumId w:val="22"/>
   </w:num>
-  <w:num w:numId="17">
+  <w:num w:numId="17" w16cid:durableId="1344437864">
     <w:abstractNumId w:val="17"/>
   </w:num>
-  <w:num w:numId="18">
+  <w:num w:numId="18" w16cid:durableId="1600260573">
+    <w:abstractNumId w:val="34"/>
+  </w:num>
+  <w:num w:numId="19" w16cid:durableId="1776827953">
+    <w:abstractNumId w:val="19"/>
+  </w:num>
+  <w:num w:numId="20" w16cid:durableId="747383160">
+    <w:abstractNumId w:val="30"/>
+  </w:num>
+  <w:num w:numId="21" w16cid:durableId="1594167237">
+    <w:abstractNumId w:val="28"/>
+  </w:num>
+  <w:num w:numId="22" w16cid:durableId="999885368">
+    <w:abstractNumId w:val="27"/>
+  </w:num>
+  <w:num w:numId="23" w16cid:durableId="998114783">
+    <w:abstractNumId w:val="8"/>
+  </w:num>
+  <w:num w:numId="24" w16cid:durableId="1124813156">
+    <w:abstractNumId w:val="16"/>
+  </w:num>
+  <w:num w:numId="25" w16cid:durableId="832719197">
+    <w:abstractNumId w:val="31"/>
+  </w:num>
+  <w:num w:numId="26" w16cid:durableId="206912093">
+    <w:abstractNumId w:val="25"/>
+  </w:num>
+  <w:num w:numId="27" w16cid:durableId="21174633">
+    <w:abstractNumId w:val="18"/>
+  </w:num>
+  <w:num w:numId="28" w16cid:durableId="2064331413">
+    <w:abstractNumId w:val="13"/>
+  </w:num>
+  <w:num w:numId="29" w16cid:durableId="942765111">
     <w:abstractNumId w:val="33"/>
   </w:num>
-  <w:num w:numId="19">
-    <w:abstractNumId w:val="19"/>
-  </w:num>
-  <w:num w:numId="20">
-    <w:abstractNumId w:val="29"/>
-  </w:num>
-  <w:num w:numId="21">
-    <w:abstractNumId w:val="27"/>
-  </w:num>
-  <w:num w:numId="22">
-    <w:abstractNumId w:val="26"/>
-  </w:num>
-  <w:num w:numId="23">
-    <w:abstractNumId w:val="8"/>
-  </w:num>
-  <w:num w:numId="24">
-    <w:abstractNumId w:val="16"/>
-  </w:num>
-  <w:num w:numId="25">
-    <w:abstractNumId w:val="30"/>
-  </w:num>
-  <w:num w:numId="26">
-    <w:abstractNumId w:val="24"/>
-  </w:num>
-  <w:num w:numId="27">
-    <w:abstractNumId w:val="18"/>
-  </w:num>
-  <w:num w:numId="28">
-    <w:abstractNumId w:val="13"/>
-  </w:num>
-  <w:num w:numId="29">
-    <w:abstractNumId w:val="32"/>
-  </w:num>
-  <w:num w:numId="30">
+  <w:num w:numId="30" w16cid:durableId="811678418">
     <w:abstractNumId w:val="9"/>
   </w:num>
-  <w:num w:numId="31">
+  <w:num w:numId="31" w16cid:durableId="367293733">
     <w:abstractNumId w:val="15"/>
   </w:num>
-  <w:num w:numId="32">
+  <w:num w:numId="32" w16cid:durableId="505363683">
     <w:abstractNumId w:val="10"/>
   </w:num>
-  <w:num w:numId="33">
-    <w:abstractNumId w:val="22"/>
+  <w:num w:numId="33" w16cid:durableId="2060399245">
+    <w:abstractNumId w:val="23"/>
   </w:num>
-  <w:num w:numId="34">
+  <w:num w:numId="34" w16cid:durableId="1123963518">
     <w:abstractNumId w:val="6"/>
   </w:num>
-  <w:num w:numId="35">
+  <w:num w:numId="35" w16cid:durableId="990863515">
     <w:abstractNumId w:val="12"/>
   </w:num>
-  <w:num w:numId="36">
-    <w:abstractNumId w:val="34"/>
+  <w:num w:numId="36" w16cid:durableId="1021779866">
+    <w:abstractNumId w:val="35"/>
   </w:num>
-  <w:num w:numId="37">
+  <w:num w:numId="37" w16cid:durableId="864949901">
     <w:abstractNumId w:val="4"/>
     <w:lvlOverride w:ilvl="0">
       <w:startOverride w:val="3"/>
@@ -20671,7 +19210,7 @@
       <w:startOverride w:val="1"/>
     </w:lvlOverride>
   </w:num>
-  <w:num w:numId="38">
+  <w:num w:numId="38" w16cid:durableId="1896117037">
     <w:abstractNumId w:val="10"/>
     <w:lvlOverride w:ilvl="0">
       <w:startOverride w:val="1"/>
@@ -20685,34 +19224,37 @@
     <w:lvlOverride w:ilvl="7"/>
     <w:lvlOverride w:ilvl="8"/>
   </w:num>
-  <w:num w:numId="39">
-    <w:abstractNumId w:val="23"/>
+  <w:num w:numId="39" w16cid:durableId="1562136563">
+    <w:abstractNumId w:val="24"/>
   </w:num>
-  <w:num w:numId="40">
-    <w:abstractNumId w:val="28"/>
+  <w:num w:numId="40" w16cid:durableId="1331718272">
+    <w:abstractNumId w:val="29"/>
   </w:num>
-  <w:num w:numId="41">
+  <w:num w:numId="41" w16cid:durableId="660157843">
     <w:abstractNumId w:val="7"/>
   </w:num>
-  <w:num w:numId="42">
+  <w:num w:numId="42" w16cid:durableId="1238786062">
     <w:abstractNumId w:val="2"/>
   </w:num>
-  <w:num w:numId="43">
+  <w:num w:numId="43" w16cid:durableId="1893609889">
     <w:abstractNumId w:val="5"/>
   </w:num>
-  <w:num w:numId="44">
+  <w:num w:numId="44" w16cid:durableId="151217201">
     <w:abstractNumId w:val="3"/>
   </w:num>
-  <w:num w:numId="45">
+  <w:num w:numId="45" w16cid:durableId="1794714354">
     <w:abstractNumId w:val="14"/>
   </w:num>
-  <w:num w:numId="46">
-    <w:abstractNumId w:val="31"/>
+  <w:num w:numId="46" w16cid:durableId="2128500922">
+    <w:abstractNumId w:val="32"/>
   </w:num>
-  <w:num w:numId="47">
-    <w:abstractNumId w:val="25"/>
+  <w:num w:numId="47" w16cid:durableId="1237401497">
+    <w:abstractNumId w:val="26"/>
   </w:num>
-  <w:num w:numId="48">
+  <w:num w:numId="48" w16cid:durableId="460458016">
+    <w:abstractNumId w:val="21"/>
+  </w:num>
+  <w:num w:numId="49" w16cid:durableId="416244887">
     <w:abstractNumId w:val="20"/>
   </w:num>
   <w:numIdMacAtCleanup w:val="21"/>
@@ -20720,7 +19262,7 @@
 </file>
 
 <file path=word/people.xml><?xml version="1.0" encoding="utf-8"?>
-<w15:people xmlns:wpc="http://schemas.microsoft.com/office/word/2010/wordprocessingCanvas" xmlns:cx="http://schemas.microsoft.com/office/drawing/2014/chartex" xmlns:cx1="http://schemas.microsoft.com/office/drawing/2015/9/8/chartex" xmlns:cx2="http://schemas.microsoft.com/office/drawing/2015/10/21/chartex" xmlns:cx3="http://schemas.microsoft.com/office/drawing/2016/5/9/chartex" xmlns:cx4="http://schemas.microsoft.com/office/drawing/2016/5/10/chartex" xmlns:cx5="http://schemas.microsoft.com/office/drawing/2016/5/11/chartex" xmlns:cx6="http://schemas.microsoft.com/office/drawing/2016/5/12/chartex" xmlns:cx7="http://schemas.microsoft.com/office/drawing/2016/5/13/chartex" xmlns:cx8="http://schemas.microsoft.com/office/drawing/2016/5/14/chartex" xmlns:mc="http://schemas.openxmlformats.org/markup-compatibility/2006" xmlns:aink="http://schemas.microsoft.com/office/drawing/2016/ink" xmlns:am3d="http://schemas.microsoft.com/office/drawing/2017/model3d" xmlns:o="urn:schemas-microsoft-com:office:office" xmlns:r="http://schemas.openxmlformats.org/officeDocument/2006/relationships" xmlns:m="http://schemas.openxmlformats.org/officeDocument/2006/math" xmlns:v="urn:schemas-microsoft-com:vml" xmlns:wp14="http://schemas.microsoft.com/office/word/2010/wordprocessingDrawing" xmlns:wp="http://schemas.openxmlformats.org/drawingml/2006/wordprocessingDrawing" xmlns:w10="urn:schemas-microsoft-com:office:word" xmlns:w="http://schemas.openxmlformats.org/wordprocessingml/2006/main" xmlns:w14="http://schemas.microsoft.com/office/word/2010/wordml" xmlns:w15="http://schemas.microsoft.com/office/word/2012/wordml" xmlns:w16cex="http://schemas.microsoft.com/office/word/2018/wordml/cex" xmlns:w16cid="http://schemas.microsoft.com/office/word/2016/wordml/cid" xmlns:w16="http://schemas.microsoft.com/office/word/2018/wordml" xmlns:w16sdtdh="http://schemas.microsoft.com/office/word/2020/wordml/sdtdatahash" xmlns:w16se="http://schemas.microsoft.com/office/word/2015/wordml/symex" xmlns:wpg="http://schemas.microsoft.com/office/word/2010/wordprocessingGroup" xmlns:wpi="http://schemas.microsoft.com/office/word/2010/wordprocessingInk" xmlns:wne="http://schemas.microsoft.com/office/word/2006/wordml" xmlns:wps="http://schemas.microsoft.com/office/word/2010/wordprocessingShape" mc:Ignorable="w14 w15 w16se w16cid w16 w16cex w16sdtdh wp14">
+<w15:people xmlns:wpc="http://schemas.microsoft.com/office/word/2010/wordprocessingCanvas" xmlns:cx="http://schemas.microsoft.com/office/drawing/2014/chartex" xmlns:cx1="http://schemas.microsoft.com/office/drawing/2015/9/8/chartex" xmlns:cx2="http://schemas.microsoft.com/office/drawing/2015/10/21/chartex" xmlns:cx3="http://schemas.microsoft.com/office/drawing/2016/5/9/chartex" xmlns:cx4="http://schemas.microsoft.com/office/drawing/2016/5/10/chartex" xmlns:cx5="http://schemas.microsoft.com/office/drawing/2016/5/11/chartex" xmlns:cx6="http://schemas.microsoft.com/office/drawing/2016/5/12/chartex" xmlns:cx7="http://schemas.microsoft.com/office/drawing/2016/5/13/chartex" xmlns:cx8="http://schemas.microsoft.com/office/drawing/2016/5/14/chartex" xmlns:mc="http://schemas.openxmlformats.org/markup-compatibility/2006" xmlns:aink="http://schemas.microsoft.com/office/drawing/2016/ink" xmlns:am3d="http://schemas.microsoft.com/office/drawing/2017/model3d" xmlns:o="urn:schemas-microsoft-com:office:office" xmlns:oel="http://schemas.microsoft.com/office/2019/extlst" xmlns:r="http://schemas.openxmlformats.org/officeDocument/2006/relationships" xmlns:m="http://schemas.openxmlformats.org/officeDocument/2006/math" xmlns:v="urn:schemas-microsoft-com:vml" xmlns:wp14="http://schemas.microsoft.com/office/word/2010/wordprocessingDrawing" xmlns:wp="http://schemas.openxmlformats.org/drawingml/2006/wordprocessingDrawing" xmlns:w10="urn:schemas-microsoft-com:office:word" xmlns:w="http://schemas.openxmlformats.org/wordprocessingml/2006/main" xmlns:w14="http://schemas.microsoft.com/office/word/2010/wordml" xmlns:w15="http://schemas.microsoft.com/office/word/2012/wordml" xmlns:w16cex="http://schemas.microsoft.com/office/word/2018/wordml/cex" xmlns:w16cid="http://schemas.microsoft.com/office/word/2016/wordml/cid" xmlns:w16="http://schemas.microsoft.com/office/word/2018/wordml" xmlns:w16sdtdh="http://schemas.microsoft.com/office/word/2020/wordml/sdtdatahash" xmlns:w16se="http://schemas.microsoft.com/office/word/2015/wordml/symex" xmlns:wpg="http://schemas.microsoft.com/office/word/2010/wordprocessingGroup" xmlns:wpi="http://schemas.microsoft.com/office/word/2010/wordprocessingInk" xmlns:wne="http://schemas.microsoft.com/office/word/2006/wordml" xmlns:wps="http://schemas.microsoft.com/office/word/2010/wordprocessingShape" mc:Ignorable="w14 w15 w16se w16cid w16 w16cex w16sdtdh wp14">
   <w15:person w15:author="Alhabibi, Haider@Energy">
     <w15:presenceInfo w15:providerId="AD" w15:userId="S::Haider.Alhabibi@energy.ca.gov::9decb8d2-95ad-4b7d-9bf6-d4373f69254c"/>
   </w15:person>
@@ -21920,6 +20462,23 @@
       </w:numPr>
     </w:pPr>
   </w:style>
+  <w:style w:type="table" w:customStyle="1" w:styleId="TableGrid1">
+    <w:name w:val="Table Grid1"/>
+    <w:basedOn w:val="TableNormal"/>
+    <w:next w:val="TableGrid"/>
+    <w:uiPriority w:val="39"/>
+    <w:rsid w:val="003F4247"/>
+    <w:tblPr>
+      <w:tblBorders>
+        <w:top w:val="single" w:sz="4" w:space="0" w:color="auto"/>
+        <w:left w:val="single" w:sz="4" w:space="0" w:color="auto"/>
+        <w:bottom w:val="single" w:sz="4" w:space="0" w:color="auto"/>
+        <w:right w:val="single" w:sz="4" w:space="0" w:color="auto"/>
+        <w:insideH w:val="single" w:sz="4" w:space="0" w:color="auto"/>
+        <w:insideV w:val="single" w:sz="4" w:space="0" w:color="auto"/>
+      </w:tblBorders>
+    </w:tblPr>
+  </w:style>
 </w:styles>
 </file>
 
@@ -22207,8 +20766,16 @@
 </file>
 
 <file path=customXml/item1.xml><?xml version="1.0" encoding="utf-8"?>
-<ct:contentTypeSchema xmlns:ct="http://schemas.microsoft.com/office/2006/metadata/contentType" xmlns:ma="http://schemas.microsoft.com/office/2006/metadata/properties/metaAttributes" ct:_="" ma:_="" ma:contentTypeName="Document" ma:contentTypeID="0x01010061DC9A153AAEEE45BACE06E01F8272AC" ma:contentTypeVersion="17" ma:contentTypeDescription="Create a new document." ma:contentTypeScope="" ma:versionID="fc2579ad1970445b0ba1f5954956792b">
-  <xsd:schema xmlns:xsd="http://www.w3.org/2001/XMLSchema" xmlns:xs="http://www.w3.org/2001/XMLSchema" xmlns:p="http://schemas.microsoft.com/office/2006/metadata/properties" xmlns:ns2="785685f2-c2e1-4352-89aa-3faca8eaba52" xmlns:ns3="5067c814-4b34-462c-a21d-c185ff6548d2" targetNamespace="http://schemas.microsoft.com/office/2006/metadata/properties" ma:root="true" ma:fieldsID="864106e033a537969187528b3c0914e2" ns2:_="" ns3:_="">
+<b:Sources xmlns:b="http://schemas.openxmlformats.org/officeDocument/2006/bibliography" xmlns="http://schemas.openxmlformats.org/officeDocument/2006/bibliography" SelectedStyle="\APA.XSL" StyleName="APA Fifth Edition"/>
+</file>
+
+<file path=customXml/item2.xml><?xml version="1.0" encoding="utf-8"?>
+<b:Sources xmlns:b="http://schemas.openxmlformats.org/officeDocument/2006/bibliography" xmlns="http://schemas.openxmlformats.org/officeDocument/2006/bibliography" SelectedStyle="\APA.XSL" StyleName="APA Fifth Edition"/>
+</file>
+
+<file path=customXml/item3.xml><?xml version="1.0" encoding="utf-8"?>
+<ct:contentTypeSchema xmlns:ct="http://schemas.microsoft.com/office/2006/metadata/contentType" xmlns:ma="http://schemas.microsoft.com/office/2006/metadata/properties/metaAttributes" ct:_="" ma:_="" ma:contentTypeName="Document" ma:contentTypeID="0x01010061DC9A153AAEEE45BACE06E01F8272AC" ma:contentTypeVersion="21" ma:contentTypeDescription="Create a new document." ma:contentTypeScope="" ma:versionID="88efdf97b65d09c9d0c7bbf944c2dedf">
+  <xsd:schema xmlns:xsd="http://www.w3.org/2001/XMLSchema" xmlns:xs="http://www.w3.org/2001/XMLSchema" xmlns:p="http://schemas.microsoft.com/office/2006/metadata/properties" xmlns:ns2="785685f2-c2e1-4352-89aa-3faca8eaba52" xmlns:ns3="5067c814-4b34-462c-a21d-c185ff6548d2" targetNamespace="http://schemas.microsoft.com/office/2006/metadata/properties" ma:root="true" ma:fieldsID="ea7966bcb5d37bb36b188e4d473f173a" ns2:_="" ns3:_="">
     <xsd:import namespace="785685f2-c2e1-4352-89aa-3faca8eaba52"/>
     <xsd:import namespace="5067c814-4b34-462c-a21d-c185ff6548d2"/>
     <xsd:element name="properties">
@@ -22234,6 +20801,9 @@
                 <xsd:element ref="ns2:MediaServiceEventHashCode" minOccurs="0"/>
                 <xsd:element ref="ns2:MediaLengthInSeconds" minOccurs="0"/>
                 <xsd:element ref="ns2:MediaServiceLocation" minOccurs="0"/>
+                <xsd:element ref="ns2:lcf76f155ced4ddcb4097134ff3c332f" minOccurs="0"/>
+                <xsd:element ref="ns3:TaxCatchAll" minOccurs="0"/>
+                <xsd:element ref="ns2:MediaServiceObjectDetectorVersions" minOccurs="0"/>
               </xsd:all>
             </xsd:complexType>
           </xsd:element>
@@ -22339,6 +20909,18 @@
         <xsd:restriction base="dms:Text"/>
       </xsd:simpleType>
     </xsd:element>
+    <xsd:element name="lcf76f155ced4ddcb4097134ff3c332f" ma:index="26" nillable="true" ma:taxonomy="true" ma:internalName="lcf76f155ced4ddcb4097134ff3c332f" ma:taxonomyFieldName="MediaServiceImageTags" ma:displayName="Image Tags" ma:readOnly="false" ma:fieldId="{5cf76f15-5ced-4ddc-b409-7134ff3c332f}" ma:taxonomyMulti="true" ma:sspId="96df981b-247c-4b11-954d-40cb19519683" ma:termSetId="09814cd3-568e-fe90-9814-8d621ff8fb84" ma:anchorId="fba54fb3-c3e1-fe81-a776-ca4b69148c4d" ma:open="true" ma:isKeyword="false">
+      <xsd:complexType>
+        <xsd:sequence>
+          <xsd:element ref="pc:Terms" minOccurs="0" maxOccurs="1"/>
+        </xsd:sequence>
+      </xsd:complexType>
+    </xsd:element>
+    <xsd:element name="MediaServiceObjectDetectorVersions" ma:index="28" nillable="true" ma:displayName="MediaServiceObjectDetectorVersions" ma:hidden="true" ma:indexed="true" ma:internalName="MediaServiceObjectDetectorVersions" ma:readOnly="true">
+      <xsd:simpleType>
+        <xsd:restriction base="dms:Text"/>
+      </xsd:simpleType>
+    </xsd:element>
   </xsd:schema>
   <xsd:schema xmlns:xsd="http://www.w3.org/2001/XMLSchema" xmlns:xs="http://www.w3.org/2001/XMLSchema" xmlns:dms="http://schemas.microsoft.com/office/2006/documentManagement/types" xmlns:pc="http://schemas.microsoft.com/office/infopath/2007/PartnerControls" targetNamespace="5067c814-4b34-462c-a21d-c185ff6548d2" elementFormDefault="qualified">
     <xsd:import namespace="http://schemas.microsoft.com/office/2006/documentManagement/types"/>
@@ -22368,6 +20950,17 @@
           <xsd:maxLength value="255"/>
         </xsd:restriction>
       </xsd:simpleType>
+    </xsd:element>
+    <xsd:element name="TaxCatchAll" ma:index="27" nillable="true" ma:displayName="Taxonomy Catch All Column" ma:hidden="true" ma:list="{c93a3eb4-f9b2-4918-8a30-eb81fd3c8322}" ma:internalName="TaxCatchAll" ma:showField="CatchAllData" ma:web="5067c814-4b34-462c-a21d-c185ff6548d2">
+      <xsd:complexType>
+        <xsd:complexContent>
+          <xsd:extension base="dms:MultiChoiceLookup">
+            <xsd:sequence>
+              <xsd:element name="Value" type="dms:Lookup" maxOccurs="unbounded" minOccurs="0" nillable="true"/>
+            </xsd:sequence>
+          </xsd:extension>
+        </xsd:complexContent>
+      </xsd:complexType>
     </xsd:element>
   </xsd:schema>
   <xsd:schema xmlns="http://schemas.openxmlformats.org/package/2006/metadata/core-properties" xmlns:xsd="http://www.w3.org/2001/XMLSchema" xmlns:xsi="http://www.w3.org/2001/XMLSchema-instance" xmlns:dc="http://purl.org/dc/elements/1.1/" xmlns:dcterms="http://purl.org/dc/terms/" xmlns:odoc="http://schemas.microsoft.com/internal/obd" targetNamespace="http://schemas.openxmlformats.org/package/2006/metadata/core-properties" elementFormDefault="qualified" attributeFormDefault="unqualified" blockDefault="#all">
@@ -22469,15 +21062,16 @@
 </ct:contentTypeSchema>
 </file>
 
-<file path=customXml/item2.xml><?xml version="1.0" encoding="utf-8"?>
-<b:Sources xmlns:b="http://schemas.openxmlformats.org/officeDocument/2006/bibliography" xmlns="http://schemas.openxmlformats.org/officeDocument/2006/bibliography" SelectedStyle="\APA.XSL" StyleName="APA Fifth Edition"/>
+<file path=customXml/item4.xml><?xml version="1.0" encoding="utf-8"?>
+<?mso-contentType ?>
+<FormTemplates xmlns="http://schemas.microsoft.com/sharepoint/v3/contenttype/forms">
+  <Display>DocumentLibraryForm</Display>
+  <Edit>DocumentLibraryForm</Edit>
+  <New>DocumentLibraryForm</New>
+</FormTemplates>
 </file>
 
-<file path=customXml/item3.xml><?xml version="1.0" encoding="utf-8"?>
-<b:Sources xmlns:b="http://schemas.openxmlformats.org/officeDocument/2006/bibliography" xmlns="http://schemas.openxmlformats.org/officeDocument/2006/bibliography" SelectedStyle="\APA.XSL" StyleName="APA Fifth Edition"/>
-</file>
-
-<file path=customXml/item4.xml><?xml version="1.0" encoding="utf-8"?>
+<file path=customXml/item5.xml><?xml version="1.0" encoding="utf-8"?>
 <p:properties xmlns:p="http://schemas.microsoft.com/office/2006/metadata/properties" xmlns:xsi="http://www.w3.org/2001/XMLSchema-instance" xmlns:pc="http://schemas.microsoft.com/office/infopath/2007/PartnerControls">
   <documentManagement>
     <b26d xmlns="785685f2-c2e1-4352-89aa-3faca8eaba52" xsi:nil="true"/>
@@ -22492,21 +21086,32 @@
       </UserInfo>
     </_x0074_mv6>
     <CCOReviewr xmlns="785685f2-c2e1-4352-89aa-3faca8eaba52" xsi:nil="true"/>
+    <TaxCatchAll xmlns="5067c814-4b34-462c-a21d-c185ff6548d2" xsi:nil="true"/>
+    <lcf76f155ced4ddcb4097134ff3c332f xmlns="785685f2-c2e1-4352-89aa-3faca8eaba52">
+      <Terms xmlns="http://schemas.microsoft.com/office/infopath/2007/PartnerControls"/>
+    </lcf76f155ced4ddcb4097134ff3c332f>
   </documentManagement>
 </p:properties>
 </file>
 
-<file path=customXml/item5.xml><?xml version="1.0" encoding="utf-8"?>
-<?mso-contentType ?>
-<FormTemplates xmlns="http://schemas.microsoft.com/sharepoint/v3/contenttype/forms">
-  <Display>DocumentLibraryForm</Display>
-  <Edit>DocumentLibraryForm</Edit>
-  <New>DocumentLibraryForm</New>
-</FormTemplates>
+<file path=customXml/itemProps1.xml><?xml version="1.0" encoding="utf-8"?>
+<ds:datastoreItem xmlns:ds="http://schemas.openxmlformats.org/officeDocument/2006/customXml" ds:itemID="{2AB54E13-33E8-4A21-BEC7-5F6E318463FB}">
+  <ds:schemaRefs>
+    <ds:schemaRef ds:uri="http://schemas.openxmlformats.org/officeDocument/2006/bibliography"/>
+  </ds:schemaRefs>
+</ds:datastoreItem>
 </file>
 
-<file path=customXml/itemProps1.xml><?xml version="1.0" encoding="utf-8"?>
-<ds:datastoreItem xmlns:ds="http://schemas.openxmlformats.org/officeDocument/2006/customXml" ds:itemID="{D32D815F-677E-4FEC-B566-8306A242A595}">
+<file path=customXml/itemProps2.xml><?xml version="1.0" encoding="utf-8"?>
+<ds:datastoreItem xmlns:ds="http://schemas.openxmlformats.org/officeDocument/2006/customXml" ds:itemID="{A74B11DB-C5F1-4886-A8F6-551A8E5824D9}">
+  <ds:schemaRefs>
+    <ds:schemaRef ds:uri="http://schemas.openxmlformats.org/officeDocument/2006/bibliography"/>
+  </ds:schemaRefs>
+</ds:datastoreItem>
+</file>
+
+<file path=customXml/itemProps3.xml><?xml version="1.0" encoding="utf-8"?>
+<ds:datastoreItem xmlns:ds="http://schemas.openxmlformats.org/officeDocument/2006/customXml" ds:itemID="{902D64B9-3012-4809-8D10-4480D0B09661}">
   <ds:schemaRefs>
     <ds:schemaRef ds:uri="http://schemas.microsoft.com/office/2006/metadata/contentType"/>
     <ds:schemaRef ds:uri="http://schemas.microsoft.com/office/2006/metadata/properties/metaAttributes"/>
@@ -22524,36 +21129,21 @@
 </ds:datastoreItem>
 </file>
 
-<file path=customXml/itemProps2.xml><?xml version="1.0" encoding="utf-8"?>
-<ds:datastoreItem xmlns:ds="http://schemas.openxmlformats.org/officeDocument/2006/customXml" ds:itemID="{A74B11DB-C5F1-4886-A8F6-551A8E5824D9}">
+<file path=customXml/itemProps4.xml><?xml version="1.0" encoding="utf-8"?>
+<ds:datastoreItem xmlns:ds="http://schemas.openxmlformats.org/officeDocument/2006/customXml" ds:itemID="{67CEBA4C-190F-4834-B08F-09C7E23D4181}">
   <ds:schemaRefs>
-    <ds:schemaRef ds:uri="http://schemas.openxmlformats.org/officeDocument/2006/bibliography"/>
+    <ds:schemaRef ds:uri="http://schemas.microsoft.com/sharepoint/v3/contenttype/forms"/>
   </ds:schemaRefs>
 </ds:datastoreItem>
 </file>
 
-<file path=customXml/itemProps3.xml><?xml version="1.0" encoding="utf-8"?>
-<ds:datastoreItem xmlns:ds="http://schemas.openxmlformats.org/officeDocument/2006/customXml" ds:itemID="{2AB54E13-33E8-4A21-BEC7-5F6E318463FB}">
-  <ds:schemaRefs>
-    <ds:schemaRef ds:uri="http://schemas.openxmlformats.org/officeDocument/2006/bibliography"/>
-  </ds:schemaRefs>
-</ds:datastoreItem>
-</file>
-
-<file path=customXml/itemProps4.xml><?xml version="1.0" encoding="utf-8"?>
+<file path=customXml/itemProps5.xml><?xml version="1.0" encoding="utf-8"?>
 <ds:datastoreItem xmlns:ds="http://schemas.openxmlformats.org/officeDocument/2006/customXml" ds:itemID="{7B33CF04-01B6-4408-8108-5A19A765790F}">
   <ds:schemaRefs>
     <ds:schemaRef ds:uri="http://schemas.microsoft.com/office/2006/metadata/properties"/>
     <ds:schemaRef ds:uri="http://schemas.microsoft.com/office/infopath/2007/PartnerControls"/>
     <ds:schemaRef ds:uri="785685f2-c2e1-4352-89aa-3faca8eaba52"/>
-  </ds:schemaRefs>
-</ds:datastoreItem>
-</file>
-
-<file path=customXml/itemProps5.xml><?xml version="1.0" encoding="utf-8"?>
-<ds:datastoreItem xmlns:ds="http://schemas.openxmlformats.org/officeDocument/2006/customXml" ds:itemID="{67CEBA4C-190F-4834-B08F-09C7E23D4181}">
-  <ds:schemaRefs>
-    <ds:schemaRef ds:uri="http://schemas.microsoft.com/sharepoint/v3/contenttype/forms"/>
+    <ds:schemaRef ds:uri="5067c814-4b34-462c-a21d-c185ff6548d2"/>
   </ds:schemaRefs>
 </ds:datastoreItem>
 </file>